--- a/插件详细手册/8.物体/解谜设计-顺序记忆.docx
+++ b/插件详细手册/8.物体/解谜设计-顺序记忆.docx
@@ -1,6 +1,6 @@
 
 <file path=word/document.xml><?xml version="1.0" encoding="utf-8"?>
-<w:document xmlns:wpc="http://schemas.microsoft.com/office/word/2010/wordprocessingCanvas" xmlns:cx="http://schemas.microsoft.com/office/drawing/2014/chartex" xmlns:cx1="http://schemas.microsoft.com/office/drawing/2015/9/8/chartex" xmlns:cx2="http://schemas.microsoft.com/office/drawing/2015/10/21/chartex" xmlns:cx3="http://schemas.microsoft.com/office/drawing/2016/5/9/chartex" xmlns:cx4="http://schemas.microsoft.com/office/drawing/2016/5/10/chartex" xmlns:cx5="http://schemas.microsoft.com/office/drawing/2016/5/11/chartex" xmlns:cx6="http://schemas.microsoft.com/office/drawing/2016/5/12/chartex" xmlns:cx7="http://schemas.microsoft.com/office/drawing/2016/5/13/chartex" xmlns:cx8="http://schemas.microsoft.com/office/drawing/2016/5/14/chartex" xmlns:mc="http://schemas.openxmlformats.org/markup-compatibility/2006" xmlns:aink="http://schemas.microsoft.com/office/drawing/2016/ink" xmlns:am3d="http://schemas.microsoft.com/office/drawing/2017/model3d" xmlns:o="urn:schemas-microsoft-com:office:office" xmlns:oel="http://schemas.microsoft.com/office/2019/extlst" xmlns:r="http://schemas.openxmlformats.org/officeDocument/2006/relationships" xmlns:m="http://schemas.openxmlformats.org/officeDocument/2006/math" xmlns:v="urn:schemas-microsoft-com:vml" xmlns:wp14="http://schemas.microsoft.com/office/word/2010/wordprocessingDrawing" xmlns:wp="http://schemas.openxmlformats.org/drawingml/2006/wordprocessingDrawing" xmlns:w10="urn:schemas-microsoft-com:office:word" xmlns:w="http://schemas.openxmlformats.org/wordprocessingml/2006/main" xmlns:w14="http://schemas.microsoft.com/office/word/2010/wordml" xmlns:w15="http://schemas.microsoft.com/office/word/2012/wordml" xmlns:w16cex="http://schemas.microsoft.com/office/word/2018/wordml/cex" xmlns:w16cid="http://schemas.microsoft.com/office/word/2016/wordml/cid" xmlns:w16="http://schemas.microsoft.com/office/word/2018/wordml" xmlns:w16du="http://schemas.microsoft.com/office/word/2023/wordml/word16du" xmlns:w16sdtdh="http://schemas.microsoft.com/office/word/2020/wordml/sdtdatahash" xmlns:w16se="http://schemas.microsoft.com/office/word/2015/wordml/symex" xmlns:wpg="http://schemas.microsoft.com/office/word/2010/wordprocessingGroup" xmlns:wpi="http://schemas.microsoft.com/office/word/2010/wordprocessingInk" xmlns:wne="http://schemas.microsoft.com/office/word/2006/wordml" xmlns:wps="http://schemas.microsoft.com/office/word/2010/wordprocessingShape" mc:Ignorable="w14 w15 w16se w16cid w16 w16cex w16sdtdh w16du wp14">
+<w:document xmlns:wpc="http://schemas.microsoft.com/office/word/2010/wordprocessingCanvas" xmlns:cx="http://schemas.microsoft.com/office/drawing/2014/chartex" xmlns:cx1="http://schemas.microsoft.com/office/drawing/2015/9/8/chartex" xmlns:cx2="http://schemas.microsoft.com/office/drawing/2015/10/21/chartex" xmlns:cx3="http://schemas.microsoft.com/office/drawing/2016/5/9/chartex" xmlns:cx4="http://schemas.microsoft.com/office/drawing/2016/5/10/chartex" xmlns:cx5="http://schemas.microsoft.com/office/drawing/2016/5/11/chartex" xmlns:cx6="http://schemas.microsoft.com/office/drawing/2016/5/12/chartex" xmlns:cx7="http://schemas.microsoft.com/office/drawing/2016/5/13/chartex" xmlns:cx8="http://schemas.microsoft.com/office/drawing/2016/5/14/chartex" xmlns:mc="http://schemas.openxmlformats.org/markup-compatibility/2006" xmlns:aink="http://schemas.microsoft.com/office/drawing/2016/ink" xmlns:am3d="http://schemas.microsoft.com/office/drawing/2017/model3d" xmlns:o="urn:schemas-microsoft-com:office:office" xmlns:oel="http://schemas.microsoft.com/office/2019/extlst" xmlns:r="http://schemas.openxmlformats.org/officeDocument/2006/relationships" xmlns:m="http://schemas.openxmlformats.org/officeDocument/2006/math" xmlns:v="urn:schemas-microsoft-com:vml" xmlns:wp14="http://schemas.microsoft.com/office/word/2010/wordprocessingDrawing" xmlns:wp="http://schemas.openxmlformats.org/drawingml/2006/wordprocessingDrawing" xmlns:w10="urn:schemas-microsoft-com:office:word" xmlns:w="http://schemas.openxmlformats.org/wordprocessingml/2006/main" xmlns:w14="http://schemas.microsoft.com/office/word/2010/wordml" xmlns:w15="http://schemas.microsoft.com/office/word/2012/wordml" xmlns:w16cex="http://schemas.microsoft.com/office/word/2018/wordml/cex" xmlns:w16cid="http://schemas.microsoft.com/office/word/2016/wordml/cid" xmlns:w16="http://schemas.microsoft.com/office/word/2018/wordml" xmlns:w16du="http://schemas.microsoft.com/office/word/2023/wordml/word16du" xmlns:w16sdtdh="http://schemas.microsoft.com/office/word/2020/wordml/sdtdatahash" xmlns:w16sdtfl="http://schemas.microsoft.com/office/word/2024/wordml/sdtformatlock" xmlns:w16se="http://schemas.microsoft.com/office/word/2015/wordml/symex" xmlns:wpg="http://schemas.microsoft.com/office/word/2010/wordprocessingGroup" xmlns:wpi="http://schemas.microsoft.com/office/word/2010/wordprocessingInk" xmlns:wne="http://schemas.microsoft.com/office/word/2006/wordml" xmlns:wps="http://schemas.microsoft.com/office/word/2010/wordprocessingShape" mc:Ignorable="w14 w15 w16se w16cid w16 w16cex w16sdtdh w16sdtfl w16du wp14">
   <w:body>
     <w:p>
       <w:pPr>
@@ -203,17 +203,14 @@
       </w:pPr>
       <w:r>
         <w:rPr>
-          <w:rFonts w:ascii="宋体" w:eastAsia="宋体" w:hAnsi="宋体" w:cs="宋体"/>
+          <w:rFonts w:hint="eastAsia"/>
           <w:noProof/>
-          <w:kern w:val="0"/>
-          <w:sz w:val="24"/>
-          <w:szCs w:val="24"/>
         </w:rPr>
         <w:drawing>
-          <wp:inline distT="0" distB="0" distL="0" distR="0" wp14:anchorId="4BFB09A3" wp14:editId="2A099E80">
-            <wp:extent cx="4846320" cy="1963967"/>
+          <wp:inline distT="0" distB="0" distL="0" distR="0" wp14:anchorId="053C9060" wp14:editId="152897C6">
+            <wp:extent cx="5068570" cy="2805837"/>
             <wp:effectExtent l="0" t="0" r="0" b="0"/>
-            <wp:docPr id="21" name="图片 21"/>
+            <wp:docPr id="730953212" name="图片 1"/>
             <wp:cNvGraphicFramePr>
               <a:graphicFrameLocks xmlns:a="http://schemas.openxmlformats.org/drawingml/2006/main" noChangeAspect="1"/>
             </wp:cNvGraphicFramePr>
@@ -242,7 +239,7 @@
                   <pic:spPr bwMode="auto">
                     <a:xfrm>
                       <a:off x="0" y="0"/>
-                      <a:ext cx="4850264" cy="1965565"/>
+                      <a:ext cx="5073584" cy="2808612"/>
                     </a:xfrm>
                     <a:prstGeom prst="rect">
                       <a:avLst/>
@@ -266,24 +263,311 @@
         <w:jc w:val="left"/>
         <w:rPr>
           <w:rFonts w:ascii="Tahoma" w:eastAsia="微软雅黑" w:hAnsi="Tahoma"/>
-          <w:kern w:val="0"/>
-          <w:sz w:val="22"/>
-        </w:rPr>
-      </w:pPr>
-      <w:r>
-        <w:rPr>
-          <w:rFonts w:ascii="Tahoma" w:eastAsia="微软雅黑" w:hAnsi="Tahoma" w:hint="eastAsia"/>
-          <w:kern w:val="0"/>
-          <w:sz w:val="22"/>
-        </w:rPr>
-        <w:t>另外，需要一些辅助的插件：（可加可不加）</w:t>
-      </w:r>
-    </w:p>
-    <w:p>
-      <w:pPr>
-        <w:widowControl/>
-        <w:snapToGrid w:val="0"/>
-        <w:jc w:val="center"/>
+          <w:b/>
+          <w:bCs/>
+          <w:kern w:val="0"/>
+          <w:sz w:val="22"/>
+        </w:rPr>
+      </w:pPr>
+      <w:r>
+        <w:rPr>
+          <w:rFonts w:ascii="Tahoma" w:eastAsia="微软雅黑" w:hAnsi="Tahoma" w:hint="eastAsia"/>
+          <w:b/>
+          <w:bCs/>
+          <w:kern w:val="0"/>
+          <w:sz w:val="22"/>
+        </w:rPr>
+        <w:t>注意，该文档</w:t>
+      </w:r>
+      <w:r>
+        <w:rPr>
+          <w:rFonts w:ascii="Tahoma" w:eastAsia="微软雅黑" w:hAnsi="Tahoma" w:hint="eastAsia"/>
+          <w:b/>
+          <w:bCs/>
+          <w:kern w:val="0"/>
+          <w:sz w:val="22"/>
+        </w:rPr>
+        <w:t>只</w:t>
+      </w:r>
+      <w:r>
+        <w:rPr>
+          <w:rFonts w:ascii="Tahoma" w:eastAsia="微软雅黑" w:hAnsi="Tahoma" w:hint="eastAsia"/>
+          <w:b/>
+          <w:bCs/>
+          <w:kern w:val="0"/>
+          <w:sz w:val="22"/>
+        </w:rPr>
+        <w:t>详细说明</w:t>
+      </w:r>
+      <w:r>
+        <w:rPr>
+          <w:rFonts w:ascii="Tahoma" w:eastAsia="微软雅黑" w:hAnsi="Tahoma" w:hint="eastAsia"/>
+          <w:b/>
+          <w:bCs/>
+          <w:kern w:val="0"/>
+          <w:sz w:val="22"/>
+        </w:rPr>
+        <w:t xml:space="preserve"> </w:t>
+      </w:r>
+      <w:r>
+        <w:rPr>
+          <w:rFonts w:ascii="Tahoma" w:eastAsia="微软雅黑" w:hAnsi="Tahoma" w:hint="eastAsia"/>
+          <w:b/>
+          <w:bCs/>
+          <w:kern w:val="0"/>
+          <w:sz w:val="22"/>
+        </w:rPr>
+        <w:t>整体</w:t>
+      </w:r>
+      <w:r>
+        <w:rPr>
+          <w:rFonts w:ascii="Tahoma" w:eastAsia="微软雅黑" w:hAnsi="Tahoma" w:hint="eastAsia"/>
+          <w:b/>
+          <w:bCs/>
+          <w:kern w:val="0"/>
+          <w:sz w:val="22"/>
+        </w:rPr>
+        <w:t>设计</w:t>
+      </w:r>
+      <w:r>
+        <w:rPr>
+          <w:rFonts w:ascii="Tahoma" w:eastAsia="微软雅黑" w:hAnsi="Tahoma" w:hint="eastAsia"/>
+          <w:b/>
+          <w:bCs/>
+          <w:kern w:val="0"/>
+          <w:sz w:val="22"/>
+        </w:rPr>
+        <w:t>思路</w:t>
+      </w:r>
+      <w:r>
+        <w:rPr>
+          <w:rFonts w:ascii="Tahoma" w:eastAsia="微软雅黑" w:hAnsi="Tahoma" w:hint="eastAsia"/>
+          <w:b/>
+          <w:bCs/>
+          <w:kern w:val="0"/>
+          <w:sz w:val="22"/>
+        </w:rPr>
+        <w:t xml:space="preserve"> </w:t>
+      </w:r>
+      <w:r>
+        <w:rPr>
+          <w:rFonts w:ascii="Tahoma" w:eastAsia="微软雅黑" w:hAnsi="Tahoma" w:hint="eastAsia"/>
+          <w:b/>
+          <w:bCs/>
+          <w:kern w:val="0"/>
+          <w:sz w:val="22"/>
+        </w:rPr>
+        <w:t>和</w:t>
+      </w:r>
+      <w:r>
+        <w:rPr>
+          <w:rFonts w:ascii="Tahoma" w:eastAsia="微软雅黑" w:hAnsi="Tahoma" w:hint="eastAsia"/>
+          <w:b/>
+          <w:bCs/>
+          <w:kern w:val="0"/>
+          <w:sz w:val="22"/>
+        </w:rPr>
+        <w:t xml:space="preserve"> </w:t>
+      </w:r>
+      <w:r>
+        <w:rPr>
+          <w:rFonts w:ascii="Tahoma" w:eastAsia="微软雅黑" w:hAnsi="Tahoma" w:hint="eastAsia"/>
+          <w:b/>
+          <w:bCs/>
+          <w:kern w:val="0"/>
+          <w:sz w:val="22"/>
+        </w:rPr>
+        <w:t>解谜方法</w:t>
+      </w:r>
+      <w:r>
+        <w:rPr>
+          <w:rFonts w:ascii="Tahoma" w:eastAsia="微软雅黑" w:hAnsi="Tahoma" w:hint="eastAsia"/>
+          <w:b/>
+          <w:bCs/>
+          <w:kern w:val="0"/>
+          <w:sz w:val="22"/>
+        </w:rPr>
+        <w:t xml:space="preserve"> </w:t>
+      </w:r>
+      <w:r>
+        <w:rPr>
+          <w:rFonts w:ascii="Tahoma" w:eastAsia="微软雅黑" w:hAnsi="Tahoma" w:hint="eastAsia"/>
+          <w:b/>
+          <w:bCs/>
+          <w:kern w:val="0"/>
+          <w:sz w:val="22"/>
+        </w:rPr>
+        <w:t>。</w:t>
+      </w:r>
+    </w:p>
+    <w:p>
+      <w:pPr>
+        <w:widowControl/>
+        <w:snapToGrid w:val="0"/>
+        <w:jc w:val="left"/>
+        <w:rPr>
+          <w:rFonts w:ascii="Tahoma" w:eastAsia="微软雅黑" w:hAnsi="Tahoma"/>
+          <w:b/>
+          <w:bCs/>
+          <w:kern w:val="0"/>
+          <w:sz w:val="22"/>
+        </w:rPr>
+      </w:pPr>
+      <w:r>
+        <w:rPr>
+          <w:rFonts w:ascii="Tahoma" w:eastAsia="微软雅黑" w:hAnsi="Tahoma" w:hint="eastAsia"/>
+          <w:b/>
+          <w:bCs/>
+          <w:kern w:val="0"/>
+          <w:sz w:val="22"/>
+        </w:rPr>
+        <w:t>对于如何</w:t>
+      </w:r>
+      <w:r>
+        <w:rPr>
+          <w:rFonts w:ascii="Tahoma" w:eastAsia="微软雅黑" w:hAnsi="Tahoma" w:hint="eastAsia"/>
+          <w:b/>
+          <w:bCs/>
+          <w:kern w:val="0"/>
+          <w:sz w:val="22"/>
+        </w:rPr>
+        <w:t xml:space="preserve"> </w:t>
+      </w:r>
+      <w:r>
+        <w:rPr>
+          <w:rFonts w:ascii="Tahoma" w:eastAsia="微软雅黑" w:hAnsi="Tahoma" w:hint="eastAsia"/>
+          <w:b/>
+          <w:bCs/>
+          <w:kern w:val="0"/>
+          <w:sz w:val="22"/>
+        </w:rPr>
+        <w:t>具体</w:t>
+      </w:r>
+      <w:r>
+        <w:rPr>
+          <w:rFonts w:ascii="Tahoma" w:eastAsia="微软雅黑" w:hAnsi="Tahoma" w:hint="eastAsia"/>
+          <w:b/>
+          <w:bCs/>
+          <w:kern w:val="0"/>
+          <w:sz w:val="22"/>
+        </w:rPr>
+        <w:t>使用变量数组</w:t>
+      </w:r>
+      <w:r>
+        <w:rPr>
+          <w:rFonts w:ascii="Tahoma" w:eastAsia="微软雅黑" w:hAnsi="Tahoma" w:hint="eastAsia"/>
+          <w:b/>
+          <w:bCs/>
+          <w:kern w:val="0"/>
+          <w:sz w:val="22"/>
+        </w:rPr>
+        <w:t xml:space="preserve"> </w:t>
+      </w:r>
+      <w:r>
+        <w:rPr>
+          <w:rFonts w:ascii="Tahoma" w:eastAsia="微软雅黑" w:hAnsi="Tahoma" w:hint="eastAsia"/>
+          <w:b/>
+          <w:bCs/>
+          <w:kern w:val="0"/>
+          <w:sz w:val="22"/>
+        </w:rPr>
+        <w:t>，需要去看看：“</w:t>
+      </w:r>
+      <w:r>
+        <w:rPr>
+          <w:rFonts w:ascii="Tahoma" w:eastAsia="微软雅黑" w:hAnsi="Tahoma" w:hint="eastAsia"/>
+          <w:b/>
+          <w:bCs/>
+          <w:kern w:val="0"/>
+          <w:sz w:val="22"/>
+        </w:rPr>
+        <w:t>1</w:t>
+      </w:r>
+      <w:r>
+        <w:rPr>
+          <w:rFonts w:ascii="Tahoma" w:eastAsia="微软雅黑" w:hAnsi="Tahoma"/>
+          <w:b/>
+          <w:bCs/>
+          <w:kern w:val="0"/>
+          <w:sz w:val="22"/>
+        </w:rPr>
+        <w:t>.</w:t>
+      </w:r>
+      <w:r>
+        <w:rPr>
+          <w:rFonts w:ascii="Tahoma" w:eastAsia="微软雅黑" w:hAnsi="Tahoma" w:hint="eastAsia"/>
+          <w:b/>
+          <w:bCs/>
+          <w:kern w:val="0"/>
+          <w:sz w:val="22"/>
+        </w:rPr>
+        <w:t>系统</w:t>
+      </w:r>
+      <w:r>
+        <w:rPr>
+          <w:rFonts w:ascii="Tahoma" w:eastAsia="微软雅黑" w:hAnsi="Tahoma" w:hint="eastAsia"/>
+          <w:b/>
+          <w:bCs/>
+          <w:kern w:val="0"/>
+          <w:sz w:val="22"/>
+        </w:rPr>
+        <w:t xml:space="preserve"> </w:t>
+      </w:r>
+      <w:r>
+        <w:rPr>
+          <w:rFonts w:ascii="Tahoma" w:eastAsia="微软雅黑" w:hAnsi="Tahoma"/>
+          <w:b/>
+          <w:bCs/>
+          <w:kern w:val="0"/>
+          <w:sz w:val="22"/>
+        </w:rPr>
+        <w:t xml:space="preserve">&gt; </w:t>
+      </w:r>
+      <w:r>
+        <w:rPr>
+          <w:rFonts w:ascii="Tahoma" w:eastAsia="微软雅黑" w:hAnsi="Tahoma" w:hint="eastAsia"/>
+          <w:b/>
+          <w:bCs/>
+          <w:kern w:val="0"/>
+          <w:sz w:val="22"/>
+        </w:rPr>
+        <w:t>关于</w:t>
+      </w:r>
+      <w:r>
+        <w:rPr>
+          <w:rFonts w:ascii="Tahoma" w:eastAsia="微软雅黑" w:hAnsi="Tahoma" w:hint="eastAsia"/>
+          <w:b/>
+          <w:bCs/>
+          <w:kern w:val="0"/>
+          <w:sz w:val="22"/>
+        </w:rPr>
+        <w:t>变量数组核心</w:t>
+      </w:r>
+      <w:r>
+        <w:rPr>
+          <w:rFonts w:ascii="Tahoma" w:eastAsia="微软雅黑" w:hAnsi="Tahoma"/>
+          <w:b/>
+          <w:bCs/>
+          <w:kern w:val="0"/>
+          <w:sz w:val="22"/>
+        </w:rPr>
+        <w:t>.docx</w:t>
+      </w:r>
+      <w:r>
+        <w:rPr>
+          <w:rFonts w:ascii="Tahoma" w:eastAsia="微软雅黑" w:hAnsi="Tahoma" w:hint="eastAsia"/>
+          <w:b/>
+          <w:bCs/>
+          <w:kern w:val="0"/>
+          <w:sz w:val="22"/>
+        </w:rPr>
+        <w:t>”</w:t>
+      </w:r>
+    </w:p>
+    <w:p>
+      <w:pPr>
+        <w:widowControl/>
+        <w:jc w:val="left"/>
         <w:rPr>
           <w:rFonts w:ascii="宋体" w:eastAsia="宋体" w:hAnsi="宋体" w:cs="宋体" w:hint="eastAsia"/>
           <w:kern w:val="0"/>
@@ -291,19 +575,573 @@
           <w:szCs w:val="24"/>
         </w:rPr>
       </w:pPr>
-      <w:r>
-        <w:rPr>
-          <w:rFonts w:ascii="宋体" w:eastAsia="宋体" w:hAnsi="宋体" w:cs="宋体"/>
-          <w:noProof/>
+    </w:p>
+    <w:p>
+      <w:pPr>
+        <w:widowControl/>
+        <w:jc w:val="left"/>
+        <w:rPr>
+          <w:rFonts w:ascii="宋体" w:eastAsia="宋体" w:hAnsi="宋体" w:cs="宋体" w:hint="eastAsia"/>
           <w:kern w:val="0"/>
           <w:sz w:val="24"/>
           <w:szCs w:val="24"/>
         </w:rPr>
+      </w:pPr>
+      <w:r>
+        <w:rPr>
+          <w:rFonts w:ascii="宋体" w:eastAsia="宋体" w:hAnsi="宋体" w:cs="宋体"/>
+          <w:kern w:val="0"/>
+          <w:sz w:val="24"/>
+          <w:szCs w:val="24"/>
+        </w:rPr>
+        <w:br w:type="page"/>
+      </w:r>
+    </w:p>
+    <w:p>
+      <w:pPr>
+        <w:pStyle w:val="3"/>
+        <w:rPr>
+          <w:rFonts w:hint="eastAsia"/>
+        </w:rPr>
+      </w:pPr>
+      <w:r>
+        <w:rPr>
+          <w:rFonts w:hint="eastAsia"/>
+        </w:rPr>
+        <w:lastRenderedPageBreak/>
+        <w:t>基础工程示例</w:t>
+      </w:r>
+    </w:p>
+    <w:p>
+      <w:pPr>
+        <w:widowControl/>
+        <w:adjustRightInd w:val="0"/>
+        <w:snapToGrid w:val="0"/>
+        <w:jc w:val="left"/>
+        <w:rPr>
+          <w:rFonts w:ascii="Tahoma" w:eastAsia="微软雅黑" w:hAnsi="Tahoma"/>
+          <w:kern w:val="0"/>
+          <w:sz w:val="22"/>
+        </w:rPr>
+      </w:pPr>
+      <w:r>
+        <w:rPr>
+          <w:rFonts w:ascii="Tahoma" w:eastAsia="微软雅黑" w:hAnsi="Tahoma" w:hint="eastAsia"/>
+          <w:kern w:val="0"/>
+          <w:sz w:val="22"/>
+        </w:rPr>
+        <w:t>考虑到示例工程中的插件太多了，群友单独拿出来会遇到各种问题。</w:t>
+      </w:r>
+    </w:p>
+    <w:p>
+      <w:pPr>
+        <w:widowControl/>
+        <w:adjustRightInd w:val="0"/>
+        <w:snapToGrid w:val="0"/>
+        <w:spacing w:after="200"/>
+        <w:jc w:val="left"/>
+        <w:rPr>
+          <w:rFonts w:ascii="Tahoma" w:eastAsia="微软雅黑" w:hAnsi="Tahoma"/>
+          <w:kern w:val="0"/>
+          <w:sz w:val="22"/>
+        </w:rPr>
+      </w:pPr>
+      <w:r>
+        <w:rPr>
+          <w:rFonts w:ascii="Tahoma" w:eastAsia="微软雅黑" w:hAnsi="Tahoma" w:hint="eastAsia"/>
+          <w:kern w:val="0"/>
+          <w:sz w:val="22"/>
+        </w:rPr>
+        <w:t>这里我建立了单独的解谜设计工程，并放入了集合中，方便熟悉用法。</w:t>
+      </w:r>
+    </w:p>
+    <w:tbl>
+      <w:tblPr>
+        <w:tblStyle w:val="af"/>
+        <w:tblW w:w="0" w:type="auto"/>
+        <w:shd w:val="clear" w:color="auto" w:fill="DEEAF6" w:themeFill="accent1" w:themeFillTint="33"/>
+        <w:tblLook w:val="04A0" w:firstRow="1" w:lastRow="0" w:firstColumn="1" w:lastColumn="0" w:noHBand="0" w:noVBand="1"/>
+      </w:tblPr>
+      <w:tblGrid>
+        <w:gridCol w:w="8522"/>
+      </w:tblGrid>
+      <w:tr>
+        <w:tc>
+          <w:tcPr>
+            <w:tcW w:w="8522" w:type="dxa"/>
+            <w:shd w:val="clear" w:color="auto" w:fill="DEEAF6" w:themeFill="accent1" w:themeFillTint="33"/>
+          </w:tcPr>
+          <w:p>
+            <w:pPr>
+              <w:widowControl/>
+              <w:adjustRightInd w:val="0"/>
+              <w:snapToGrid w:val="0"/>
+              <w:jc w:val="left"/>
+              <w:rPr>
+                <w:rFonts w:ascii="Tahoma" w:eastAsia="微软雅黑" w:hAnsi="Tahoma"/>
+                <w:kern w:val="0"/>
+                <w:sz w:val="22"/>
+              </w:rPr>
+            </w:pPr>
+            <w:r>
+              <w:rPr>
+                <w:rFonts w:ascii="Tahoma" w:eastAsia="微软雅黑" w:hAnsi="Tahoma" w:hint="eastAsia"/>
+                <w:kern w:val="0"/>
+                <w:sz w:val="22"/>
+              </w:rPr>
+              <w:t>小型示例工程集合</w:t>
+            </w:r>
+          </w:p>
+          <w:p>
+            <w:pPr>
+              <w:widowControl/>
+              <w:adjustRightInd w:val="0"/>
+              <w:snapToGrid w:val="0"/>
+              <w:jc w:val="left"/>
+              <w:rPr>
+                <w:rFonts w:ascii="Tahoma" w:eastAsia="微软雅黑" w:hAnsi="Tahoma"/>
+                <w:kern w:val="0"/>
+                <w:sz w:val="22"/>
+              </w:rPr>
+            </w:pPr>
+            <w:r>
+              <w:rPr>
+                <w:rFonts w:ascii="Tahoma" w:eastAsia="微软雅黑" w:hAnsi="Tahoma" w:hint="eastAsia"/>
+                <w:kern w:val="0"/>
+                <w:sz w:val="22"/>
+              </w:rPr>
+              <w:t>链接</w:t>
+            </w:r>
+            <w:r>
+              <w:rPr>
+                <w:rFonts w:ascii="Tahoma" w:eastAsia="微软雅黑" w:hAnsi="Tahoma" w:hint="eastAsia"/>
+                <w:kern w:val="0"/>
+                <w:sz w:val="22"/>
+              </w:rPr>
+              <w:t xml:space="preserve">: </w:t>
+            </w:r>
+            <w:hyperlink r:id="rId9" w:history="1">
+              <w:r>
+                <w:rPr>
+                  <w:rStyle w:val="a4"/>
+                  <w:rFonts w:ascii="Tahoma" w:eastAsia="微软雅黑" w:hAnsi="Tahoma" w:hint="eastAsia"/>
+                  <w:kern w:val="0"/>
+                  <w:sz w:val="22"/>
+                </w:rPr>
+                <w:t>https://pan.baidu.com/s/1Z60Fht7alAGZymWOle68PQ</w:t>
+              </w:r>
+            </w:hyperlink>
+            <w:r>
+              <w:rPr>
+                <w:rFonts w:ascii="Tahoma" w:eastAsia="微软雅黑" w:hAnsi="Tahoma" w:hint="eastAsia"/>
+                <w:kern w:val="0"/>
+                <w:sz w:val="22"/>
+              </w:rPr>
+              <w:t xml:space="preserve"> </w:t>
+            </w:r>
+          </w:p>
+          <w:p>
+            <w:pPr>
+              <w:widowControl/>
+              <w:adjustRightInd w:val="0"/>
+              <w:snapToGrid w:val="0"/>
+              <w:jc w:val="left"/>
+              <w:rPr>
+                <w:rFonts w:ascii="Tahoma" w:eastAsia="微软雅黑" w:hAnsi="Tahoma"/>
+                <w:kern w:val="0"/>
+                <w:sz w:val="22"/>
+              </w:rPr>
+            </w:pPr>
+            <w:r>
+              <w:rPr>
+                <w:rFonts w:ascii="Tahoma" w:eastAsia="微软雅黑" w:hAnsi="Tahoma" w:hint="eastAsia"/>
+                <w:kern w:val="0"/>
+                <w:sz w:val="22"/>
+              </w:rPr>
+              <w:t>提取码</w:t>
+            </w:r>
+            <w:r>
+              <w:rPr>
+                <w:rFonts w:ascii="Tahoma" w:eastAsia="微软雅黑" w:hAnsi="Tahoma" w:hint="eastAsia"/>
+                <w:kern w:val="0"/>
+                <w:sz w:val="22"/>
+              </w:rPr>
+              <w:t xml:space="preserve">: 3r5e </w:t>
+            </w:r>
+          </w:p>
+        </w:tc>
+      </w:tr>
+    </w:tbl>
+    <w:p>
+      <w:pPr>
+        <w:widowControl/>
+        <w:adjustRightInd w:val="0"/>
+        <w:jc w:val="left"/>
+        <w:rPr>
+          <w:rFonts w:ascii="Tahoma" w:eastAsia="微软雅黑" w:hAnsi="Tahoma"/>
+          <w:kern w:val="0"/>
+          <w:sz w:val="22"/>
+        </w:rPr>
+      </w:pPr>
+      <w:r>
+        <w:rPr>
+          <w:rFonts w:ascii="Tahoma" w:eastAsia="微软雅黑" w:hAnsi="Tahoma" w:hint="eastAsia"/>
+          <w:kern w:val="0"/>
+          <w:sz w:val="22"/>
+        </w:rPr>
+        <w:t>另外，示例中的插件一直在更新，而打包工程中的插件不一定会同步更新哦。</w:t>
+      </w:r>
+    </w:p>
+    <w:p>
+      <w:pPr>
+        <w:widowControl/>
+        <w:adjustRightInd w:val="0"/>
+        <w:snapToGrid w:val="0"/>
+        <w:jc w:val="left"/>
+        <w:rPr>
+          <w:rFonts w:ascii="Tahoma" w:eastAsia="微软雅黑" w:hAnsi="Tahoma"/>
+          <w:kern w:val="0"/>
+          <w:sz w:val="22"/>
+        </w:rPr>
+      </w:pPr>
+    </w:p>
+    <w:p>
+      <w:pPr>
+        <w:widowControl/>
+        <w:adjustRightInd w:val="0"/>
+        <w:snapToGrid w:val="0"/>
+        <w:jc w:val="left"/>
+        <w:rPr>
+          <w:rFonts w:ascii="Tahoma" w:eastAsia="微软雅黑" w:hAnsi="Tahoma"/>
+          <w:kern w:val="0"/>
+          <w:sz w:val="22"/>
+        </w:rPr>
+      </w:pPr>
+      <w:r>
+        <w:rPr>
+          <w:rFonts w:ascii="Tahoma" w:eastAsia="微软雅黑" w:hAnsi="Tahoma" w:hint="eastAsia"/>
+          <w:kern w:val="0"/>
+          <w:sz w:val="22"/>
+        </w:rPr>
+        <w:br w:type="page"/>
+      </w:r>
+    </w:p>
+    <w:p>
+      <w:pPr>
+        <w:pStyle w:val="3"/>
+        <w:rPr>
+          <w:rFonts w:hint="eastAsia"/>
+        </w:rPr>
+      </w:pPr>
+      <w:r>
+        <w:rPr>
+          <w:rFonts w:hint="eastAsia"/>
+        </w:rPr>
+        <w:lastRenderedPageBreak/>
+        <w:t>基础</w:t>
+      </w:r>
+      <w:r>
+        <w:rPr>
+          <w:rFonts w:hint="eastAsia"/>
+        </w:rPr>
+        <w:t>配置</w:t>
+      </w:r>
+    </w:p>
+    <w:p>
+      <w:pPr>
+        <w:widowControl/>
+        <w:adjustRightInd w:val="0"/>
+        <w:snapToGrid w:val="0"/>
+        <w:jc w:val="left"/>
+        <w:rPr>
+          <w:rFonts w:ascii="Tahoma" w:eastAsia="微软雅黑" w:hAnsi="Tahoma"/>
+          <w:kern w:val="0"/>
+          <w:sz w:val="22"/>
+        </w:rPr>
+      </w:pPr>
+      <w:r>
+        <w:rPr>
+          <w:rFonts w:ascii="Tahoma" w:eastAsia="微软雅黑" w:hAnsi="Tahoma" w:hint="eastAsia"/>
+          <w:kern w:val="0"/>
+          <w:sz w:val="22"/>
+        </w:rPr>
+        <w:t>这个小游戏需要的地图非常小，可以放在很小的房间中作为解谜。</w:t>
+      </w:r>
+    </w:p>
+    <w:p>
+      <w:pPr>
+        <w:widowControl/>
+        <w:adjustRightInd w:val="0"/>
+        <w:snapToGrid w:val="0"/>
+        <w:spacing w:after="200"/>
+        <w:jc w:val="left"/>
+        <w:rPr>
+          <w:rFonts w:ascii="Tahoma" w:eastAsia="微软雅黑" w:hAnsi="Tahoma"/>
+          <w:kern w:val="0"/>
+          <w:sz w:val="22"/>
+        </w:rPr>
+      </w:pPr>
+      <w:r>
+        <w:rPr>
+          <w:rFonts w:ascii="Tahoma" w:eastAsia="微软雅黑" w:hAnsi="Tahoma" w:hint="eastAsia"/>
+          <w:kern w:val="0"/>
+          <w:sz w:val="22"/>
+        </w:rPr>
+        <w:t>具体注意示例下面的地方：</w:t>
+      </w:r>
+    </w:p>
+    <w:p>
+      <w:pPr>
+        <w:pStyle w:val="4"/>
+        <w:rPr>
+          <w:rFonts w:hint="eastAsia"/>
+        </w:rPr>
+      </w:pPr>
+      <w:r>
+        <w:rPr>
+          <w:rFonts w:hint="eastAsia"/>
+        </w:rPr>
+        <w:t>1</w:t>
+      </w:r>
+      <w:r>
+        <w:rPr>
+          <w:rFonts w:hint="eastAsia"/>
+        </w:rPr>
+        <w:t>）地图事件</w:t>
+      </w:r>
+    </w:p>
+    <w:p>
+      <w:pPr>
+        <w:widowControl/>
+        <w:adjustRightInd w:val="0"/>
+        <w:snapToGrid w:val="0"/>
+        <w:jc w:val="left"/>
+        <w:rPr>
+          <w:rFonts w:ascii="Tahoma" w:eastAsia="微软雅黑" w:hAnsi="Tahoma"/>
+          <w:kern w:val="0"/>
+          <w:sz w:val="22"/>
+        </w:rPr>
+      </w:pPr>
+      <w:r>
+        <w:rPr>
+          <w:rFonts w:ascii="Tahoma" w:eastAsia="微软雅黑" w:hAnsi="Tahoma" w:hint="eastAsia"/>
+          <w:kern w:val="0"/>
+          <w:sz w:val="22"/>
+        </w:rPr>
+        <w:t>所有解谜相关的事件</w:t>
+      </w:r>
+      <w:r>
+        <w:rPr>
+          <w:rFonts w:ascii="Tahoma" w:eastAsia="微软雅黑" w:hAnsi="Tahoma" w:hint="eastAsia"/>
+          <w:kern w:val="0"/>
+          <w:sz w:val="22"/>
+        </w:rPr>
+        <w:t xml:space="preserve"> </w:t>
+      </w:r>
+      <w:r>
+        <w:rPr>
+          <w:rFonts w:ascii="Tahoma" w:eastAsia="微软雅黑" w:hAnsi="Tahoma" w:hint="eastAsia"/>
+          <w:kern w:val="0"/>
+          <w:sz w:val="22"/>
+        </w:rPr>
+        <w:t>，都在地图</w:t>
+      </w:r>
+      <w:r>
+        <w:rPr>
+          <w:rFonts w:ascii="Tahoma" w:eastAsia="微软雅黑" w:hAnsi="Tahoma" w:hint="eastAsia"/>
+          <w:kern w:val="0"/>
+          <w:sz w:val="22"/>
+        </w:rPr>
+        <w:t xml:space="preserve"> </w:t>
+      </w:r>
+      <w:proofErr w:type="gramStart"/>
+      <w:r>
+        <w:rPr>
+          <w:rFonts w:ascii="Tahoma" w:eastAsia="微软雅黑" w:hAnsi="Tahoma"/>
+          <w:kern w:val="0"/>
+          <w:sz w:val="22"/>
+        </w:rPr>
+        <w:t>”</w:t>
+      </w:r>
+      <w:proofErr w:type="gramEnd"/>
+      <w:r>
+        <w:rPr>
+          <w:rFonts w:ascii="Tahoma" w:eastAsia="微软雅黑" w:hAnsi="Tahoma" w:hint="eastAsia"/>
+          <w:kern w:val="0"/>
+          <w:sz w:val="22"/>
+        </w:rPr>
+        <w:t>设计</w:t>
+      </w:r>
+      <w:r>
+        <w:rPr>
+          <w:rFonts w:ascii="Tahoma" w:eastAsia="微软雅黑" w:hAnsi="Tahoma"/>
+          <w:kern w:val="0"/>
+          <w:sz w:val="22"/>
+        </w:rPr>
+        <w:t>-</w:t>
+      </w:r>
+      <w:r>
+        <w:rPr>
+          <w:rFonts w:ascii="Tahoma" w:eastAsia="微软雅黑" w:hAnsi="Tahoma" w:hint="eastAsia"/>
+          <w:kern w:val="0"/>
+          <w:sz w:val="22"/>
+        </w:rPr>
+        <w:t>顺序记忆</w:t>
+      </w:r>
+      <w:proofErr w:type="gramStart"/>
+      <w:r>
+        <w:rPr>
+          <w:rFonts w:ascii="Tahoma" w:eastAsia="微软雅黑" w:hAnsi="Tahoma"/>
+          <w:kern w:val="0"/>
+          <w:sz w:val="22"/>
+        </w:rPr>
+        <w:t>”</w:t>
+      </w:r>
+      <w:proofErr w:type="gramEnd"/>
+      <w:r>
+        <w:rPr>
+          <w:rFonts w:ascii="Tahoma" w:eastAsia="微软雅黑" w:hAnsi="Tahoma" w:hint="eastAsia"/>
+          <w:kern w:val="0"/>
+          <w:sz w:val="22"/>
+        </w:rPr>
+        <w:t xml:space="preserve"> </w:t>
+      </w:r>
+      <w:r>
+        <w:rPr>
+          <w:rFonts w:ascii="Tahoma" w:eastAsia="微软雅黑" w:hAnsi="Tahoma" w:hint="eastAsia"/>
+          <w:kern w:val="0"/>
+          <w:sz w:val="22"/>
+        </w:rPr>
+        <w:t>中。</w:t>
+      </w:r>
+    </w:p>
+    <w:p>
+      <w:pPr>
+        <w:widowControl/>
+        <w:adjustRightInd w:val="0"/>
+        <w:snapToGrid w:val="0"/>
+        <w:jc w:val="left"/>
+        <w:rPr>
+          <w:rFonts w:ascii="Tahoma" w:eastAsia="微软雅黑" w:hAnsi="Tahoma"/>
+          <w:kern w:val="0"/>
+          <w:sz w:val="22"/>
+        </w:rPr>
+      </w:pPr>
+      <w:r>
+        <w:rPr>
+          <w:rFonts w:ascii="Tahoma" w:eastAsia="微软雅黑" w:hAnsi="Tahoma" w:hint="eastAsia"/>
+          <w:kern w:val="0"/>
+          <w:sz w:val="22"/>
+        </w:rPr>
+        <w:t>下图的箭头依次为：</w:t>
+      </w:r>
+      <w:r>
+        <w:rPr>
+          <w:rFonts w:ascii="Tahoma" w:eastAsia="微软雅黑" w:hAnsi="Tahoma" w:hint="eastAsia"/>
+          <w:kern w:val="0"/>
+          <w:sz w:val="22"/>
+        </w:rPr>
+        <w:t xml:space="preserve"> </w:t>
+      </w:r>
+      <w:r>
+        <w:rPr>
+          <w:rFonts w:ascii="Tahoma" w:eastAsia="微软雅黑" w:hAnsi="Tahoma" w:hint="eastAsia"/>
+          <w:kern w:val="0"/>
+          <w:sz w:val="22"/>
+        </w:rPr>
+        <w:t>开始游戏</w:t>
+      </w:r>
+      <w:r>
+        <w:rPr>
+          <w:rFonts w:ascii="Tahoma" w:eastAsia="微软雅黑" w:hAnsi="Tahoma" w:hint="eastAsia"/>
+          <w:kern w:val="0"/>
+          <w:sz w:val="22"/>
+        </w:rPr>
+        <w:t>/</w:t>
+      </w:r>
+      <w:r>
+        <w:rPr>
+          <w:rFonts w:ascii="Tahoma" w:eastAsia="微软雅黑" w:hAnsi="Tahoma" w:hint="eastAsia"/>
+          <w:kern w:val="0"/>
+          <w:sz w:val="22"/>
+        </w:rPr>
+        <w:t>结束游戏、踩踏按钮、</w:t>
+      </w:r>
+      <w:r>
+        <w:rPr>
+          <w:rFonts w:ascii="Tahoma" w:eastAsia="微软雅黑" w:hAnsi="Tahoma" w:hint="eastAsia"/>
+          <w:kern w:val="0"/>
+          <w:sz w:val="22"/>
+        </w:rPr>
+        <w:t>关卡播放</w:t>
+      </w:r>
+      <w:r>
+        <w:rPr>
+          <w:rFonts w:ascii="Tahoma" w:eastAsia="微软雅黑" w:hAnsi="Tahoma" w:hint="eastAsia"/>
+          <w:kern w:val="0"/>
+          <w:sz w:val="22"/>
+        </w:rPr>
+        <w:t>事件、关卡管理器。</w:t>
+      </w:r>
+    </w:p>
+    <w:p>
+      <w:pPr>
+        <w:widowControl/>
+        <w:adjustRightInd w:val="0"/>
+        <w:snapToGrid w:val="0"/>
+        <w:jc w:val="left"/>
+        <w:rPr>
+          <w:rFonts w:ascii="Tahoma" w:eastAsia="微软雅黑" w:hAnsi="Tahoma"/>
+          <w:kern w:val="0"/>
+          <w:sz w:val="22"/>
+        </w:rPr>
+      </w:pPr>
+      <w:r>
+        <w:rPr>
+          <w:rFonts w:ascii="Tahoma" w:eastAsia="微软雅黑" w:hAnsi="Tahoma" w:hint="eastAsia"/>
+          <w:kern w:val="0"/>
+          <w:sz w:val="22"/>
+        </w:rPr>
+        <w:t>这里主要需留意</w:t>
+      </w:r>
+      <w:r>
+        <w:rPr>
+          <w:rFonts w:ascii="Tahoma" w:eastAsia="微软雅黑" w:hAnsi="Tahoma" w:hint="eastAsia"/>
+          <w:kern w:val="0"/>
+          <w:sz w:val="22"/>
+        </w:rPr>
+        <w:t xml:space="preserve"> </w:t>
+      </w:r>
+      <w:r>
+        <w:rPr>
+          <w:rFonts w:ascii="Tahoma" w:eastAsia="微软雅黑" w:hAnsi="Tahoma" w:hint="eastAsia"/>
+          <w:kern w:val="0"/>
+          <w:sz w:val="22"/>
+        </w:rPr>
+        <w:t>关卡管理器，该事件控制游戏的整体流程。</w:t>
+      </w:r>
+    </w:p>
+    <w:p>
+      <w:pPr>
+        <w:widowControl/>
+        <w:jc w:val="center"/>
+        <w:rPr>
+          <w:rFonts w:ascii="宋体" w:eastAsia="宋体" w:hAnsi="宋体" w:cs="宋体" w:hint="eastAsia"/>
+          <w:kern w:val="0"/>
+          <w:sz w:val="24"/>
+          <w:szCs w:val="24"/>
+        </w:rPr>
+      </w:pPr>
+      <w:r>
+        <w:rPr>
+          <w:rFonts w:hint="eastAsia"/>
+          <w:noProof/>
+        </w:rPr>
         <w:drawing>
-          <wp:inline distT="0" distB="0" distL="0" distR="0" wp14:anchorId="1E8C4A1F" wp14:editId="0189775D">
-            <wp:extent cx="4884420" cy="1769470"/>
-            <wp:effectExtent l="0" t="0" r="0" b="2540"/>
-            <wp:docPr id="22" name="图片 22"/>
+          <wp:inline distT="0" distB="0" distL="0" distR="0" wp14:anchorId="1FEC3EB9" wp14:editId="458A4D6B">
+            <wp:extent cx="3990975" cy="2992030"/>
+            <wp:effectExtent l="0" t="0" r="0" b="0"/>
+            <wp:docPr id="706469514" name="图片 5"/>
             <wp:cNvGraphicFramePr>
               <a:graphicFrameLocks xmlns:a="http://schemas.openxmlformats.org/drawingml/2006/main" noChangeAspect="1"/>
             </wp:cNvGraphicFramePr>
@@ -311,13 +1149,13 @@
               <a:graphicData uri="http://schemas.openxmlformats.org/drawingml/2006/picture">
                 <pic:pic xmlns:pic="http://schemas.openxmlformats.org/drawingml/2006/picture">
                   <pic:nvPicPr>
-                    <pic:cNvPr id="0" name="Picture 5"/>
+                    <pic:cNvPr id="0" name="Picture 11"/>
                     <pic:cNvPicPr>
                       <a:picLocks noChangeAspect="1" noChangeArrowheads="1"/>
                     </pic:cNvPicPr>
                   </pic:nvPicPr>
                   <pic:blipFill>
-                    <a:blip r:embed="rId9">
+                    <a:blip r:embed="rId10">
                       <a:extLst>
                         <a:ext uri="{28A0092B-C50C-407E-A947-70E740481C1C}">
                           <a14:useLocalDpi xmlns:a14="http://schemas.microsoft.com/office/drawing/2010/main" val="0"/>
@@ -332,7 +1170,7 @@
                   <pic:spPr bwMode="auto">
                     <a:xfrm>
                       <a:off x="0" y="0"/>
-                      <a:ext cx="4889876" cy="1771446"/>
+                      <a:ext cx="4000697" cy="2999318"/>
                     </a:xfrm>
                     <a:prstGeom prst="rect">
                       <a:avLst/>
@@ -352,51 +1190,60 @@
     <w:p>
       <w:pPr>
         <w:widowControl/>
-        <w:snapToGrid w:val="0"/>
-        <w:jc w:val="left"/>
-        <w:rPr>
-          <w:rFonts w:ascii="Tahoma" w:eastAsia="微软雅黑" w:hAnsi="Tahoma"/>
-          <w:b/>
-          <w:bCs/>
-          <w:kern w:val="0"/>
-          <w:sz w:val="22"/>
-        </w:rPr>
-      </w:pPr>
-      <w:r>
-        <w:rPr>
-          <w:rFonts w:ascii="Tahoma" w:eastAsia="微软雅黑" w:hAnsi="Tahoma" w:hint="eastAsia"/>
-          <w:b/>
-          <w:bCs/>
-          <w:kern w:val="0"/>
-          <w:sz w:val="22"/>
-        </w:rPr>
-        <w:t>注意，该文档</w:t>
-      </w:r>
-      <w:r>
-        <w:rPr>
-          <w:rFonts w:ascii="Tahoma" w:eastAsia="微软雅黑" w:hAnsi="Tahoma" w:hint="eastAsia"/>
-          <w:b/>
-          <w:bCs/>
-          <w:kern w:val="0"/>
-          <w:sz w:val="22"/>
-        </w:rPr>
-        <w:t>只</w:t>
-      </w:r>
-      <w:r>
-        <w:rPr>
-          <w:rFonts w:ascii="Tahoma" w:eastAsia="微软雅黑" w:hAnsi="Tahoma" w:hint="eastAsia"/>
-          <w:b/>
-          <w:bCs/>
-          <w:kern w:val="0"/>
-          <w:sz w:val="22"/>
-        </w:rPr>
-        <w:t>详细说明</w:t>
-      </w:r>
-      <w:r>
-        <w:rPr>
-          <w:rFonts w:ascii="Tahoma" w:eastAsia="微软雅黑" w:hAnsi="Tahoma" w:hint="eastAsia"/>
-          <w:b/>
-          <w:bCs/>
+        <w:adjustRightInd w:val="0"/>
+        <w:snapToGrid w:val="0"/>
+        <w:spacing w:after="200"/>
+        <w:jc w:val="left"/>
+        <w:rPr>
+          <w:rFonts w:ascii="Tahoma" w:eastAsia="微软雅黑" w:hAnsi="Tahoma"/>
+          <w:kern w:val="0"/>
+          <w:sz w:val="22"/>
+        </w:rPr>
+      </w:pPr>
+    </w:p>
+    <w:p>
+      <w:pPr>
+        <w:pStyle w:val="4"/>
+        <w:rPr>
+          <w:rFonts w:hint="eastAsia"/>
+        </w:rPr>
+      </w:pPr>
+      <w:r>
+        <w:rPr>
+          <w:rFonts w:hint="eastAsia"/>
+        </w:rPr>
+        <w:t>2</w:t>
+      </w:r>
+      <w:r>
+        <w:rPr>
+          <w:rFonts w:hint="eastAsia"/>
+        </w:rPr>
+        <w:t>）公共事件</w:t>
+      </w:r>
+    </w:p>
+    <w:p>
+      <w:pPr>
+        <w:widowControl/>
+        <w:adjustRightInd w:val="0"/>
+        <w:snapToGrid w:val="0"/>
+        <w:jc w:val="left"/>
+        <w:rPr>
+          <w:rFonts w:ascii="Tahoma" w:eastAsia="微软雅黑" w:hAnsi="Tahoma"/>
+          <w:kern w:val="0"/>
+          <w:sz w:val="22"/>
+        </w:rPr>
+      </w:pPr>
+      <w:r>
+        <w:rPr>
+          <w:rFonts w:ascii="Tahoma" w:eastAsia="微软雅黑" w:hAnsi="Tahoma" w:hint="eastAsia"/>
+          <w:kern w:val="0"/>
+          <w:sz w:val="22"/>
+        </w:rPr>
+        <w:t>公共事件包含</w:t>
+      </w:r>
+      <w:r>
+        <w:rPr>
+          <w:rFonts w:ascii="Tahoma" w:eastAsia="微软雅黑" w:hAnsi="Tahoma" w:hint="eastAsia"/>
           <w:kern w:val="0"/>
           <w:sz w:val="22"/>
         </w:rPr>
@@ -405,38 +1252,14 @@
       <w:r>
         <w:rPr>
           <w:rFonts w:ascii="Tahoma" w:eastAsia="微软雅黑" w:hAnsi="Tahoma" w:hint="eastAsia"/>
-          <w:b/>
-          <w:bCs/>
-          <w:kern w:val="0"/>
-          <w:sz w:val="22"/>
-        </w:rPr>
-        <w:t>整体</w:t>
-      </w:r>
-      <w:r>
-        <w:rPr>
-          <w:rFonts w:ascii="Tahoma" w:eastAsia="微软雅黑" w:hAnsi="Tahoma" w:hint="eastAsia"/>
-          <w:b/>
-          <w:bCs/>
-          <w:kern w:val="0"/>
-          <w:sz w:val="22"/>
-        </w:rPr>
-        <w:t>设计</w:t>
-      </w:r>
-      <w:r>
-        <w:rPr>
-          <w:rFonts w:ascii="Tahoma" w:eastAsia="微软雅黑" w:hAnsi="Tahoma" w:hint="eastAsia"/>
-          <w:b/>
-          <w:bCs/>
-          <w:kern w:val="0"/>
-          <w:sz w:val="22"/>
-        </w:rPr>
-        <w:t>思路</w:t>
-      </w:r>
-      <w:r>
-        <w:rPr>
-          <w:rFonts w:ascii="Tahoma" w:eastAsia="微软雅黑" w:hAnsi="Tahoma" w:hint="eastAsia"/>
-          <w:b/>
-          <w:bCs/>
+          <w:kern w:val="0"/>
+          <w:sz w:val="22"/>
+        </w:rPr>
+        <w:t>游戏结束</w:t>
+      </w:r>
+      <w:r>
+        <w:rPr>
+          <w:rFonts w:ascii="Tahoma" w:eastAsia="微软雅黑" w:hAnsi="Tahoma" w:hint="eastAsia"/>
           <w:kern w:val="0"/>
           <w:sz w:val="22"/>
         </w:rPr>
@@ -445,8 +1268,6 @@
       <w:r>
         <w:rPr>
           <w:rFonts w:ascii="Tahoma" w:eastAsia="微软雅黑" w:hAnsi="Tahoma" w:hint="eastAsia"/>
-          <w:b/>
-          <w:bCs/>
           <w:kern w:val="0"/>
           <w:sz w:val="22"/>
         </w:rPr>
@@ -455,8 +1276,6 @@
       <w:r>
         <w:rPr>
           <w:rFonts w:ascii="Tahoma" w:eastAsia="微软雅黑" w:hAnsi="Tahoma" w:hint="eastAsia"/>
-          <w:b/>
-          <w:bCs/>
           <w:kern w:val="0"/>
           <w:sz w:val="22"/>
         </w:rPr>
@@ -465,18 +1284,14 @@
       <w:r>
         <w:rPr>
           <w:rFonts w:ascii="Tahoma" w:eastAsia="微软雅黑" w:hAnsi="Tahoma" w:hint="eastAsia"/>
-          <w:b/>
-          <w:bCs/>
-          <w:kern w:val="0"/>
-          <w:sz w:val="22"/>
-        </w:rPr>
-        <w:t>解谜方法</w:t>
-      </w:r>
-      <w:r>
-        <w:rPr>
-          <w:rFonts w:ascii="Tahoma" w:eastAsia="微软雅黑" w:hAnsi="Tahoma" w:hint="eastAsia"/>
-          <w:b/>
-          <w:bCs/>
+          <w:kern w:val="0"/>
+          <w:sz w:val="22"/>
+        </w:rPr>
+        <w:t>播放颜色</w:t>
+      </w:r>
+      <w:r>
+        <w:rPr>
+          <w:rFonts w:ascii="Tahoma" w:eastAsia="微软雅黑" w:hAnsi="Tahoma" w:hint="eastAsia"/>
           <w:kern w:val="0"/>
           <w:sz w:val="22"/>
         </w:rPr>
@@ -485,230 +1300,10 @@
       <w:r>
         <w:rPr>
           <w:rFonts w:ascii="Tahoma" w:eastAsia="微软雅黑" w:hAnsi="Tahoma" w:hint="eastAsia"/>
-          <w:b/>
-          <w:bCs/>
-          <w:kern w:val="0"/>
-          <w:sz w:val="22"/>
-        </w:rPr>
-        <w:t>。</w:t>
-      </w:r>
-    </w:p>
-    <w:p>
-      <w:pPr>
-        <w:widowControl/>
-        <w:snapToGrid w:val="0"/>
-        <w:jc w:val="left"/>
-        <w:rPr>
-          <w:rFonts w:ascii="Tahoma" w:eastAsia="微软雅黑" w:hAnsi="Tahoma"/>
-          <w:b/>
-          <w:bCs/>
-          <w:kern w:val="0"/>
-          <w:sz w:val="22"/>
-        </w:rPr>
-      </w:pPr>
-      <w:r>
-        <w:rPr>
-          <w:rFonts w:ascii="Tahoma" w:eastAsia="微软雅黑" w:hAnsi="Tahoma" w:hint="eastAsia"/>
-          <w:b/>
-          <w:bCs/>
-          <w:kern w:val="0"/>
-          <w:sz w:val="22"/>
-        </w:rPr>
-        <w:t>对于如何</w:t>
-      </w:r>
-      <w:r>
-        <w:rPr>
-          <w:rFonts w:ascii="Tahoma" w:eastAsia="微软雅黑" w:hAnsi="Tahoma" w:hint="eastAsia"/>
-          <w:b/>
-          <w:bCs/>
-          <w:kern w:val="0"/>
-          <w:sz w:val="22"/>
-        </w:rPr>
-        <w:t xml:space="preserve"> </w:t>
-      </w:r>
-      <w:r>
-        <w:rPr>
-          <w:rFonts w:ascii="Tahoma" w:eastAsia="微软雅黑" w:hAnsi="Tahoma" w:hint="eastAsia"/>
-          <w:b/>
-          <w:bCs/>
-          <w:kern w:val="0"/>
-          <w:sz w:val="22"/>
-        </w:rPr>
-        <w:t>具体</w:t>
-      </w:r>
-      <w:r>
-        <w:rPr>
-          <w:rFonts w:ascii="Tahoma" w:eastAsia="微软雅黑" w:hAnsi="Tahoma" w:hint="eastAsia"/>
-          <w:b/>
-          <w:bCs/>
-          <w:kern w:val="0"/>
-          <w:sz w:val="22"/>
-        </w:rPr>
-        <w:t>使用变量数组</w:t>
-      </w:r>
-      <w:r>
-        <w:rPr>
-          <w:rFonts w:ascii="Tahoma" w:eastAsia="微软雅黑" w:hAnsi="Tahoma" w:hint="eastAsia"/>
-          <w:b/>
-          <w:bCs/>
-          <w:kern w:val="0"/>
-          <w:sz w:val="22"/>
-        </w:rPr>
-        <w:t xml:space="preserve"> </w:t>
-      </w:r>
-      <w:r>
-        <w:rPr>
-          <w:rFonts w:ascii="Tahoma" w:eastAsia="微软雅黑" w:hAnsi="Tahoma" w:hint="eastAsia"/>
-          <w:b/>
-          <w:bCs/>
-          <w:kern w:val="0"/>
-          <w:sz w:val="22"/>
-        </w:rPr>
-        <w:t>，需要去看看：“</w:t>
-      </w:r>
-      <w:r>
-        <w:rPr>
-          <w:rFonts w:ascii="Tahoma" w:eastAsia="微软雅黑" w:hAnsi="Tahoma" w:hint="eastAsia"/>
-          <w:b/>
-          <w:bCs/>
-          <w:kern w:val="0"/>
-          <w:sz w:val="22"/>
-        </w:rPr>
-        <w:t>1</w:t>
-      </w:r>
-      <w:r>
-        <w:rPr>
-          <w:rFonts w:ascii="Tahoma" w:eastAsia="微软雅黑" w:hAnsi="Tahoma"/>
-          <w:b/>
-          <w:bCs/>
-          <w:kern w:val="0"/>
-          <w:sz w:val="22"/>
-        </w:rPr>
-        <w:t>.</w:t>
-      </w:r>
-      <w:r>
-        <w:rPr>
-          <w:rFonts w:ascii="Tahoma" w:eastAsia="微软雅黑" w:hAnsi="Tahoma" w:hint="eastAsia"/>
-          <w:b/>
-          <w:bCs/>
-          <w:kern w:val="0"/>
-          <w:sz w:val="22"/>
-        </w:rPr>
-        <w:t>系统</w:t>
-      </w:r>
-      <w:r>
-        <w:rPr>
-          <w:rFonts w:ascii="Tahoma" w:eastAsia="微软雅黑" w:hAnsi="Tahoma" w:hint="eastAsia"/>
-          <w:b/>
-          <w:bCs/>
-          <w:kern w:val="0"/>
-          <w:sz w:val="22"/>
-        </w:rPr>
-        <w:t xml:space="preserve"> </w:t>
-      </w:r>
-      <w:r>
-        <w:rPr>
-          <w:rFonts w:ascii="Tahoma" w:eastAsia="微软雅黑" w:hAnsi="Tahoma"/>
-          <w:b/>
-          <w:bCs/>
-          <w:kern w:val="0"/>
-          <w:sz w:val="22"/>
-        </w:rPr>
-        <w:t xml:space="preserve">&gt; </w:t>
-      </w:r>
-      <w:r>
-        <w:rPr>
-          <w:rFonts w:ascii="Tahoma" w:eastAsia="微软雅黑" w:hAnsi="Tahoma" w:hint="eastAsia"/>
-          <w:b/>
-          <w:bCs/>
-          <w:kern w:val="0"/>
-          <w:sz w:val="22"/>
-        </w:rPr>
-        <w:t>关于</w:t>
-      </w:r>
-      <w:r>
-        <w:rPr>
-          <w:rFonts w:ascii="Tahoma" w:eastAsia="微软雅黑" w:hAnsi="Tahoma" w:hint="eastAsia"/>
-          <w:b/>
-          <w:bCs/>
-          <w:kern w:val="0"/>
-          <w:sz w:val="22"/>
-        </w:rPr>
-        <w:t>变量数组核心</w:t>
-      </w:r>
-      <w:r>
-        <w:rPr>
-          <w:rFonts w:ascii="Tahoma" w:eastAsia="微软雅黑" w:hAnsi="Tahoma"/>
-          <w:b/>
-          <w:bCs/>
-          <w:kern w:val="0"/>
-          <w:sz w:val="22"/>
-        </w:rPr>
-        <w:t>.docx</w:t>
-      </w:r>
-      <w:r>
-        <w:rPr>
-          <w:rFonts w:ascii="Tahoma" w:eastAsia="微软雅黑" w:hAnsi="Tahoma" w:hint="eastAsia"/>
-          <w:b/>
-          <w:bCs/>
-          <w:kern w:val="0"/>
-          <w:sz w:val="22"/>
-        </w:rPr>
-        <w:t>”</w:t>
-      </w:r>
-    </w:p>
-    <w:p>
-      <w:pPr>
-        <w:widowControl/>
-        <w:jc w:val="left"/>
-        <w:rPr>
-          <w:rFonts w:ascii="宋体" w:eastAsia="宋体" w:hAnsi="宋体" w:cs="宋体" w:hint="eastAsia"/>
-          <w:kern w:val="0"/>
-          <w:sz w:val="24"/>
-          <w:szCs w:val="24"/>
-        </w:rPr>
-      </w:pPr>
-    </w:p>
-    <w:p>
-      <w:pPr>
-        <w:widowControl/>
-        <w:jc w:val="left"/>
-        <w:rPr>
-          <w:rFonts w:ascii="宋体" w:eastAsia="宋体" w:hAnsi="宋体" w:cs="宋体" w:hint="eastAsia"/>
-          <w:kern w:val="0"/>
-          <w:sz w:val="24"/>
-          <w:szCs w:val="24"/>
-        </w:rPr>
-      </w:pPr>
-      <w:r>
-        <w:rPr>
-          <w:rFonts w:ascii="宋体" w:eastAsia="宋体" w:hAnsi="宋体" w:cs="宋体"/>
-          <w:kern w:val="0"/>
-          <w:sz w:val="24"/>
-          <w:szCs w:val="24"/>
-        </w:rPr>
-        <w:br w:type="page"/>
-      </w:r>
-    </w:p>
-    <w:p>
-      <w:pPr>
-        <w:pStyle w:val="3"/>
-        <w:rPr>
-          <w:rFonts w:hint="eastAsia"/>
-        </w:rPr>
-      </w:pPr>
-      <w:r>
-        <w:rPr>
-          <w:rFonts w:hint="eastAsia"/>
-        </w:rPr>
-        <w:lastRenderedPageBreak/>
-        <w:t>基础</w:t>
-      </w:r>
-      <w:r>
-        <w:rPr>
-          <w:rFonts w:hint="eastAsia"/>
-        </w:rPr>
-        <w:t>配置</w:t>
+          <w:kern w:val="0"/>
+          <w:sz w:val="22"/>
+        </w:rPr>
+        <w:t>两个处理动作。</w:t>
       </w:r>
     </w:p>
     <w:p>
@@ -729,7 +1324,7 @@
           <w:kern w:val="0"/>
           <w:sz w:val="22"/>
         </w:rPr>
-        <w:t>这个小游戏需要的地图非常小，可以放在很小的房间中作为解谜。</w:t>
+        <w:t>（由于这两个公共事件被重复调用的次数比较多，所以从事件中分离出来作为公共事件）</w:t>
       </w:r>
     </w:p>
     <w:p>
@@ -737,152 +1332,11 @@
         <w:widowControl/>
         <w:adjustRightInd w:val="0"/>
         <w:snapToGrid w:val="0"/>
-        <w:spacing w:after="200"/>
-        <w:jc w:val="left"/>
-        <w:rPr>
-          <w:rFonts w:ascii="Tahoma" w:eastAsia="微软雅黑" w:hAnsi="Tahoma"/>
-          <w:kern w:val="0"/>
-          <w:sz w:val="22"/>
-        </w:rPr>
-      </w:pPr>
-      <w:r>
-        <w:rPr>
-          <w:rFonts w:ascii="Tahoma" w:eastAsia="微软雅黑" w:hAnsi="Tahoma" w:hint="eastAsia"/>
-          <w:kern w:val="0"/>
-          <w:sz w:val="22"/>
-        </w:rPr>
-        <w:t>具体注意示例下面的地方：</w:t>
-      </w:r>
-    </w:p>
-    <w:p>
-      <w:pPr>
-        <w:pStyle w:val="4"/>
-        <w:rPr>
-          <w:rFonts w:hint="eastAsia"/>
-        </w:rPr>
-      </w:pPr>
-      <w:r>
-        <w:rPr>
-          <w:rFonts w:hint="eastAsia"/>
-        </w:rPr>
-        <w:t>1）公共事件</w:t>
-      </w:r>
-    </w:p>
-    <w:p>
-      <w:pPr>
-        <w:widowControl/>
-        <w:adjustRightInd w:val="0"/>
-        <w:snapToGrid w:val="0"/>
-        <w:jc w:val="left"/>
-        <w:rPr>
-          <w:rFonts w:ascii="Tahoma" w:eastAsia="微软雅黑" w:hAnsi="Tahoma"/>
-          <w:kern w:val="0"/>
-          <w:sz w:val="22"/>
-        </w:rPr>
-      </w:pPr>
-      <w:r>
-        <w:rPr>
-          <w:rFonts w:ascii="Tahoma" w:eastAsia="微软雅黑" w:hAnsi="Tahoma" w:hint="eastAsia"/>
-          <w:kern w:val="0"/>
-          <w:sz w:val="22"/>
-        </w:rPr>
-        <w:t>公共事件包含</w:t>
-      </w:r>
-      <w:r>
-        <w:rPr>
-          <w:rFonts w:ascii="Tahoma" w:eastAsia="微软雅黑" w:hAnsi="Tahoma" w:hint="eastAsia"/>
-          <w:kern w:val="0"/>
-          <w:sz w:val="22"/>
-        </w:rPr>
-        <w:t xml:space="preserve"> </w:t>
-      </w:r>
-      <w:r>
-        <w:rPr>
-          <w:rFonts w:ascii="Tahoma" w:eastAsia="微软雅黑" w:hAnsi="Tahoma" w:hint="eastAsia"/>
-          <w:kern w:val="0"/>
-          <w:sz w:val="22"/>
-        </w:rPr>
-        <w:t>游戏结束</w:t>
-      </w:r>
-      <w:r>
-        <w:rPr>
-          <w:rFonts w:ascii="Tahoma" w:eastAsia="微软雅黑" w:hAnsi="Tahoma" w:hint="eastAsia"/>
-          <w:kern w:val="0"/>
-          <w:sz w:val="22"/>
-        </w:rPr>
-        <w:t xml:space="preserve"> </w:t>
-      </w:r>
-      <w:r>
-        <w:rPr>
-          <w:rFonts w:ascii="Tahoma" w:eastAsia="微软雅黑" w:hAnsi="Tahoma" w:hint="eastAsia"/>
-          <w:kern w:val="0"/>
-          <w:sz w:val="22"/>
-        </w:rPr>
-        <w:t>和</w:t>
-      </w:r>
-      <w:r>
-        <w:rPr>
-          <w:rFonts w:ascii="Tahoma" w:eastAsia="微软雅黑" w:hAnsi="Tahoma" w:hint="eastAsia"/>
-          <w:kern w:val="0"/>
-          <w:sz w:val="22"/>
-        </w:rPr>
-        <w:t xml:space="preserve"> </w:t>
-      </w:r>
-      <w:r>
-        <w:rPr>
-          <w:rFonts w:ascii="Tahoma" w:eastAsia="微软雅黑" w:hAnsi="Tahoma" w:hint="eastAsia"/>
-          <w:kern w:val="0"/>
-          <w:sz w:val="22"/>
-        </w:rPr>
-        <w:t>播放颜色</w:t>
-      </w:r>
-      <w:r>
-        <w:rPr>
-          <w:rFonts w:ascii="Tahoma" w:eastAsia="微软雅黑" w:hAnsi="Tahoma" w:hint="eastAsia"/>
-          <w:kern w:val="0"/>
-          <w:sz w:val="22"/>
-        </w:rPr>
-        <w:t xml:space="preserve"> </w:t>
-      </w:r>
-      <w:r>
-        <w:rPr>
-          <w:rFonts w:ascii="Tahoma" w:eastAsia="微软雅黑" w:hAnsi="Tahoma" w:hint="eastAsia"/>
-          <w:kern w:val="0"/>
-          <w:sz w:val="22"/>
-        </w:rPr>
-        <w:t>两个处理动作。</w:t>
-      </w:r>
-    </w:p>
-    <w:p>
-      <w:pPr>
-        <w:widowControl/>
-        <w:adjustRightInd w:val="0"/>
-        <w:snapToGrid w:val="0"/>
-        <w:jc w:val="left"/>
-        <w:rPr>
-          <w:rFonts w:ascii="Tahoma" w:eastAsia="微软雅黑" w:hAnsi="Tahoma"/>
-          <w:kern w:val="0"/>
-          <w:sz w:val="22"/>
-        </w:rPr>
-      </w:pPr>
-      <w:r>
-        <w:rPr>
-          <w:rFonts w:ascii="Tahoma" w:eastAsia="微软雅黑" w:hAnsi="Tahoma" w:hint="eastAsia"/>
-          <w:kern w:val="0"/>
-          <w:sz w:val="22"/>
-        </w:rPr>
-        <w:t>（由于这两个公共事件被重复调用的次数比较多，所以从事件中分离出来作为公共事件）</w:t>
-      </w:r>
-    </w:p>
-    <w:p>
-      <w:pPr>
-        <w:widowControl/>
         <w:jc w:val="center"/>
         <w:rPr>
-          <w:rFonts w:ascii="宋体" w:eastAsia="宋体" w:hAnsi="宋体" w:cs="宋体" w:hint="eastAsia"/>
-          <w:kern w:val="0"/>
-          <w:sz w:val="24"/>
-          <w:szCs w:val="24"/>
+          <w:rFonts w:ascii="Tahoma" w:eastAsia="微软雅黑" w:hAnsi="Tahoma"/>
+          <w:kern w:val="0"/>
+          <w:sz w:val="22"/>
         </w:rPr>
       </w:pPr>
       <w:r>
@@ -911,7 +1365,7 @@
                     </pic:cNvPicPr>
                   </pic:nvPicPr>
                   <pic:blipFill>
-                    <a:blip r:embed="rId10">
+                    <a:blip r:embed="rId11">
                       <a:extLst>
                         <a:ext uri="{28A0092B-C50C-407E-A947-70E740481C1C}">
                           <a14:useLocalDpi xmlns:a14="http://schemas.microsoft.com/office/drawing/2010/main" val="0"/>
@@ -945,20 +1399,6 @@
     </w:p>
     <w:p>
       <w:pPr>
-        <w:pStyle w:val="4"/>
-        <w:rPr>
-          <w:rFonts w:hint="eastAsia"/>
-        </w:rPr>
-      </w:pPr>
-      <w:r>
-        <w:rPr>
-          <w:rFonts w:hint="eastAsia"/>
-        </w:rPr>
-        <w:t>2）开关</w:t>
-      </w:r>
-    </w:p>
-    <w:p>
-      <w:pPr>
         <w:widowControl/>
         <w:adjustRightInd w:val="0"/>
         <w:snapToGrid w:val="0"/>
@@ -975,47 +1415,31 @@
           <w:kern w:val="0"/>
           <w:sz w:val="22"/>
         </w:rPr>
-        <w:t>游戏流程中，需要</w:t>
-      </w:r>
-      <w:r>
-        <w:rPr>
-          <w:rFonts w:ascii="Tahoma" w:eastAsia="微软雅黑" w:hAnsi="Tahoma" w:hint="eastAsia"/>
-          <w:kern w:val="0"/>
-          <w:sz w:val="22"/>
-        </w:rPr>
-        <w:t>分别控制</w:t>
-      </w:r>
-      <w:r>
-        <w:rPr>
-          <w:rFonts w:ascii="Tahoma" w:eastAsia="微软雅黑" w:hAnsi="Tahoma" w:hint="eastAsia"/>
-          <w:kern w:val="0"/>
-          <w:sz w:val="22"/>
-        </w:rPr>
-        <w:t>：</w:t>
-      </w:r>
-      <w:r>
-        <w:rPr>
-          <w:rFonts w:ascii="Tahoma" w:eastAsia="微软雅黑" w:hAnsi="Tahoma" w:hint="eastAsia"/>
-          <w:kern w:val="0"/>
-          <w:sz w:val="22"/>
-        </w:rPr>
-        <w:t xml:space="preserve"> </w:t>
-      </w:r>
-      <w:r>
-        <w:rPr>
-          <w:rFonts w:ascii="Tahoma" w:eastAsia="微软雅黑" w:hAnsi="Tahoma" w:hint="eastAsia"/>
-          <w:kern w:val="0"/>
-          <w:sz w:val="22"/>
-        </w:rPr>
-        <w:t>游戏进行标记、任务正在播放标记、游戏通关标记</w:t>
-      </w:r>
-      <w:r>
-        <w:rPr>
-          <w:rFonts w:ascii="Tahoma" w:eastAsia="微软雅黑" w:hAnsi="Tahoma" w:hint="eastAsia"/>
-          <w:kern w:val="0"/>
-          <w:sz w:val="22"/>
-        </w:rPr>
-        <w:t>。</w:t>
+        <w:t>复制到新工程时，</w:t>
+      </w:r>
+      <w:r>
+        <w:rPr>
+          <w:rFonts w:ascii="Tahoma" w:eastAsia="微软雅黑" w:hAnsi="Tahoma" w:hint="eastAsia"/>
+          <w:kern w:val="0"/>
+          <w:sz w:val="22"/>
+        </w:rPr>
+        <w:t>由于公共事件</w:t>
+      </w:r>
+      <w:r>
+        <w:rPr>
+          <w:rFonts w:ascii="Tahoma" w:eastAsia="微软雅黑" w:hAnsi="Tahoma" w:hint="eastAsia"/>
+          <w:kern w:val="0"/>
+          <w:sz w:val="22"/>
+        </w:rPr>
+        <w:t>id</w:t>
+      </w:r>
+      <w:r>
+        <w:rPr>
+          <w:rFonts w:ascii="Tahoma" w:eastAsia="微软雅黑" w:hAnsi="Tahoma" w:hint="eastAsia"/>
+          <w:kern w:val="0"/>
+          <w:sz w:val="22"/>
+        </w:rPr>
+        <w:t>变化，</w:t>
       </w:r>
     </w:p>
     <w:p>
@@ -1036,15 +1460,7 @@
           <w:kern w:val="0"/>
           <w:sz w:val="22"/>
         </w:rPr>
-        <w:t>对应到开关后，表达出来的意思会有些不太一样</w:t>
-      </w:r>
-      <w:r>
-        <w:rPr>
-          <w:rFonts w:ascii="Tahoma" w:eastAsia="微软雅黑" w:hAnsi="Tahoma" w:hint="eastAsia"/>
-          <w:kern w:val="0"/>
-          <w:sz w:val="22"/>
-        </w:rPr>
-        <w:t>。</w:t>
+        <w:t>注意检查所有事件中的“公共事件？”的指令。</w:t>
       </w:r>
     </w:p>
     <w:p>
@@ -1052,142 +1468,25 @@
         <w:widowControl/>
         <w:adjustRightInd w:val="0"/>
         <w:snapToGrid w:val="0"/>
-        <w:jc w:val="left"/>
-        <w:rPr>
-          <w:rFonts w:ascii="Tahoma" w:eastAsia="微软雅黑" w:hAnsi="Tahoma"/>
-          <w:kern w:val="0"/>
-          <w:sz w:val="22"/>
-        </w:rPr>
-      </w:pPr>
-      <w:r>
-        <w:rPr>
-          <w:rFonts w:ascii="Tahoma" w:eastAsia="微软雅黑" w:hAnsi="Tahoma" w:hint="eastAsia"/>
-          <w:kern w:val="0"/>
-          <w:sz w:val="22"/>
-        </w:rPr>
-        <w:t>（比如，</w:t>
-      </w:r>
-      <w:r>
-        <w:rPr>
-          <w:rFonts w:ascii="Tahoma" w:eastAsia="微软雅黑" w:hAnsi="Tahoma"/>
-          <w:kern w:val="0"/>
-          <w:sz w:val="22"/>
-        </w:rPr>
-        <w:t>“</w:t>
-      </w:r>
-      <w:r>
-        <w:rPr>
-          <w:rFonts w:ascii="Tahoma" w:eastAsia="微软雅黑" w:hAnsi="Tahoma" w:hint="eastAsia"/>
-          <w:kern w:val="0"/>
-          <w:sz w:val="22"/>
-        </w:rPr>
-        <w:t>播放完毕</w:t>
-      </w:r>
-      <w:r>
-        <w:rPr>
-          <w:rFonts w:ascii="Tahoma" w:eastAsia="微软雅黑" w:hAnsi="Tahoma"/>
-          <w:kern w:val="0"/>
-          <w:sz w:val="22"/>
-        </w:rPr>
-        <w:t>”</w:t>
-      </w:r>
-      <w:r>
-        <w:rPr>
-          <w:rFonts w:ascii="Tahoma" w:eastAsia="微软雅黑" w:hAnsi="Tahoma" w:hint="eastAsia"/>
-          <w:kern w:val="0"/>
-          <w:sz w:val="22"/>
-        </w:rPr>
-        <w:t>开关</w:t>
-      </w:r>
-      <w:r>
-        <w:rPr>
-          <w:rFonts w:ascii="Tahoma" w:eastAsia="微软雅黑" w:hAnsi="Tahoma" w:hint="eastAsia"/>
-          <w:kern w:val="0"/>
-          <w:sz w:val="22"/>
-        </w:rPr>
-        <w:t xml:space="preserve"> </w:t>
-      </w:r>
-      <w:r>
-        <w:rPr>
-          <w:rFonts w:ascii="Tahoma" w:eastAsia="微软雅黑" w:hAnsi="Tahoma" w:hint="eastAsia"/>
-          <w:kern w:val="0"/>
-          <w:sz w:val="22"/>
-        </w:rPr>
-        <w:t>充当</w:t>
-      </w:r>
-      <w:r>
-        <w:rPr>
-          <w:rFonts w:ascii="Tahoma" w:eastAsia="微软雅黑" w:hAnsi="Tahoma" w:hint="eastAsia"/>
-          <w:kern w:val="0"/>
-          <w:sz w:val="22"/>
-        </w:rPr>
-        <w:t xml:space="preserve"> </w:t>
-      </w:r>
-      <w:r>
-        <w:rPr>
-          <w:rFonts w:ascii="Tahoma" w:eastAsia="微软雅黑" w:hAnsi="Tahoma" w:hint="eastAsia"/>
-          <w:kern w:val="0"/>
-          <w:sz w:val="22"/>
-        </w:rPr>
-        <w:t>关卡管理器的</w:t>
-      </w:r>
-      <w:r>
-        <w:rPr>
-          <w:rFonts w:ascii="Tahoma" w:eastAsia="微软雅黑" w:hAnsi="Tahoma" w:hint="eastAsia"/>
-          <w:kern w:val="0"/>
-          <w:sz w:val="22"/>
-        </w:rPr>
-        <w:t xml:space="preserve"> </w:t>
-      </w:r>
-      <w:r>
-        <w:rPr>
-          <w:rFonts w:ascii="Tahoma" w:eastAsia="微软雅黑" w:hAnsi="Tahoma" w:hint="eastAsia"/>
-          <w:kern w:val="0"/>
-          <w:sz w:val="22"/>
-        </w:rPr>
-        <w:t>独立开关的功能，但在其他地方可能会用到，用于判断是否正在</w:t>
-      </w:r>
-      <w:r>
-        <w:rPr>
-          <w:rFonts w:ascii="Tahoma" w:eastAsia="微软雅黑" w:hAnsi="Tahoma" w:hint="eastAsia"/>
-          <w:kern w:val="0"/>
-          <w:sz w:val="22"/>
-        </w:rPr>
-        <w:t xml:space="preserve"> </w:t>
-      </w:r>
-      <w:r>
-        <w:rPr>
-          <w:rFonts w:ascii="Tahoma" w:eastAsia="微软雅黑" w:hAnsi="Tahoma" w:hint="eastAsia"/>
-          <w:kern w:val="0"/>
-          <w:sz w:val="22"/>
-        </w:rPr>
-        <w:t>播放颜色。）</w:t>
-      </w:r>
-    </w:p>
-    <w:p>
-      <w:pPr>
-        <w:widowControl/>
         <w:jc w:val="center"/>
         <w:rPr>
-          <w:rFonts w:ascii="宋体" w:eastAsia="宋体" w:hAnsi="宋体" w:cs="宋体" w:hint="eastAsia"/>
-          <w:kern w:val="0"/>
-          <w:sz w:val="24"/>
-          <w:szCs w:val="24"/>
-        </w:rPr>
-      </w:pPr>
-      <w:r>
-        <w:rPr>
-          <w:rFonts w:ascii="宋体" w:eastAsia="宋体" w:hAnsi="宋体" w:cs="宋体"/>
+          <w:rFonts w:ascii="Tahoma" w:eastAsia="微软雅黑" w:hAnsi="Tahoma"/>
+          <w:kern w:val="0"/>
+          <w:sz w:val="22"/>
+        </w:rPr>
+      </w:pPr>
+      <w:r>
+        <w:rPr>
+          <w:rFonts w:ascii="Tahoma" w:eastAsia="微软雅黑" w:hAnsi="Tahoma" w:hint="eastAsia"/>
           <w:noProof/>
           <w:kern w:val="0"/>
-          <w:sz w:val="24"/>
-          <w:szCs w:val="24"/>
+          <w:sz w:val="22"/>
         </w:rPr>
         <w:drawing>
-          <wp:inline distT="0" distB="0" distL="0" distR="0" wp14:anchorId="5DC66D1D" wp14:editId="2054D21F">
-            <wp:extent cx="2468880" cy="1667908"/>
-            <wp:effectExtent l="0" t="0" r="7620" b="8890"/>
-            <wp:docPr id="2" name="图片 2"/>
+          <wp:inline distT="0" distB="0" distL="0" distR="0" wp14:anchorId="3CADAE8F" wp14:editId="10CFFC69">
+            <wp:extent cx="2671783" cy="967740"/>
+            <wp:effectExtent l="0" t="0" r="0" b="3810"/>
+            <wp:docPr id="1141019333" name="图片 3"/>
             <wp:cNvGraphicFramePr>
               <a:graphicFrameLocks xmlns:a="http://schemas.openxmlformats.org/drawingml/2006/main" noChangeAspect="1"/>
             </wp:cNvGraphicFramePr>
@@ -1195,138 +1494,7 @@
               <a:graphicData uri="http://schemas.openxmlformats.org/drawingml/2006/picture">
                 <pic:pic xmlns:pic="http://schemas.openxmlformats.org/drawingml/2006/picture">
                   <pic:nvPicPr>
-                    <pic:cNvPr id="0" name="Picture 3"/>
-                    <pic:cNvPicPr>
-                      <a:picLocks noChangeAspect="1" noChangeArrowheads="1"/>
-                    </pic:cNvPicPr>
-                  </pic:nvPicPr>
-                  <pic:blipFill>
-                    <a:blip r:embed="rId11">
-                      <a:extLst>
-                        <a:ext uri="{28A0092B-C50C-407E-A947-70E740481C1C}">
-                          <a14:useLocalDpi xmlns:a14="http://schemas.microsoft.com/office/drawing/2010/main" val="0"/>
-                        </a:ext>
-                      </a:extLst>
-                    </a:blip>
-                    <a:srcRect/>
-                    <a:stretch>
-                      <a:fillRect/>
-                    </a:stretch>
-                  </pic:blipFill>
-                  <pic:spPr bwMode="auto">
-                    <a:xfrm>
-                      <a:off x="0" y="0"/>
-                      <a:ext cx="2486141" cy="1679569"/>
-                    </a:xfrm>
-                    <a:prstGeom prst="rect">
-                      <a:avLst/>
-                    </a:prstGeom>
-                    <a:noFill/>
-                    <a:ln>
-                      <a:noFill/>
-                    </a:ln>
-                  </pic:spPr>
-                </pic:pic>
-              </a:graphicData>
-            </a:graphic>
-          </wp:inline>
-        </w:drawing>
-      </w:r>
-    </w:p>
-    <w:p>
-      <w:pPr>
-        <w:pStyle w:val="4"/>
-        <w:rPr>
-          <w:rFonts w:hint="eastAsia"/>
-        </w:rPr>
-      </w:pPr>
-      <w:r>
-        <w:t>3</w:t>
-      </w:r>
-      <w:r>
-        <w:rPr>
-          <w:rFonts w:hint="eastAsia"/>
-        </w:rPr>
-        <w:t>）变量</w:t>
-      </w:r>
-    </w:p>
-    <w:p>
-      <w:pPr>
-        <w:widowControl/>
-        <w:adjustRightInd w:val="0"/>
-        <w:snapToGrid w:val="0"/>
-        <w:jc w:val="left"/>
-        <w:rPr>
-          <w:rFonts w:ascii="Tahoma" w:eastAsia="微软雅黑" w:hAnsi="Tahoma"/>
-          <w:kern w:val="0"/>
-          <w:sz w:val="22"/>
-        </w:rPr>
-      </w:pPr>
-      <w:r>
-        <w:rPr>
-          <w:rFonts w:ascii="Tahoma" w:eastAsia="微软雅黑" w:hAnsi="Tahoma" w:hint="eastAsia"/>
-          <w:kern w:val="0"/>
-          <w:sz w:val="22"/>
-        </w:rPr>
-        <w:t>变量用到了三个，主要用于数值控制</w:t>
-      </w:r>
-      <w:r>
-        <w:rPr>
-          <w:rFonts w:ascii="Tahoma" w:eastAsia="微软雅黑" w:hAnsi="Tahoma" w:hint="eastAsia"/>
-          <w:kern w:val="0"/>
-          <w:sz w:val="22"/>
-        </w:rPr>
-        <w:t>：</w:t>
-      </w:r>
-      <w:r>
-        <w:rPr>
-          <w:rFonts w:ascii="Tahoma" w:eastAsia="微软雅黑" w:hAnsi="Tahoma" w:hint="eastAsia"/>
-          <w:kern w:val="0"/>
-          <w:sz w:val="22"/>
-        </w:rPr>
-        <w:t xml:space="preserve"> </w:t>
-      </w:r>
-      <w:r>
-        <w:rPr>
-          <w:rFonts w:ascii="Tahoma" w:eastAsia="微软雅黑" w:hAnsi="Tahoma" w:hint="eastAsia"/>
-          <w:kern w:val="0"/>
-          <w:sz w:val="22"/>
-        </w:rPr>
-        <w:t>关卡、当前颜色、当前索引。</w:t>
-      </w:r>
-    </w:p>
-    <w:p>
-      <w:pPr>
-        <w:widowControl/>
-        <w:jc w:val="center"/>
-        <w:rPr>
-          <w:rFonts w:ascii="宋体" w:eastAsia="宋体" w:hAnsi="宋体" w:cs="宋体" w:hint="eastAsia"/>
-          <w:kern w:val="0"/>
-          <w:sz w:val="24"/>
-          <w:szCs w:val="24"/>
-        </w:rPr>
-      </w:pPr>
-      <w:r>
-        <w:rPr>
-          <w:rFonts w:ascii="宋体" w:eastAsia="宋体" w:hAnsi="宋体" w:cs="宋体"/>
-          <w:noProof/>
-          <w:kern w:val="0"/>
-          <w:sz w:val="24"/>
-          <w:szCs w:val="24"/>
-        </w:rPr>
-        <w:drawing>
-          <wp:inline distT="0" distB="0" distL="0" distR="0" wp14:anchorId="710DA7E8" wp14:editId="33EF5569">
-            <wp:extent cx="2484120" cy="1867690"/>
-            <wp:effectExtent l="0" t="0" r="0" b="0"/>
-            <wp:docPr id="3" name="图片 3"/>
-            <wp:cNvGraphicFramePr>
-              <a:graphicFrameLocks xmlns:a="http://schemas.openxmlformats.org/drawingml/2006/main" noChangeAspect="1"/>
-            </wp:cNvGraphicFramePr>
-            <a:graphic xmlns:a="http://schemas.openxmlformats.org/drawingml/2006/main">
-              <a:graphicData uri="http://schemas.openxmlformats.org/drawingml/2006/picture">
-                <pic:pic xmlns:pic="http://schemas.openxmlformats.org/drawingml/2006/picture">
-                  <pic:nvPicPr>
-                    <pic:cNvPr id="0" name="Picture 5"/>
+                    <pic:cNvPr id="0" name="Picture 7"/>
                     <pic:cNvPicPr>
                       <a:picLocks noChangeAspect="1" noChangeArrowheads="1"/>
                     </pic:cNvPicPr>
@@ -1347,7 +1515,7 @@
                   <pic:spPr bwMode="auto">
                     <a:xfrm>
                       <a:off x="0" y="0"/>
-                      <a:ext cx="2500900" cy="1880306"/>
+                      <a:ext cx="2699513" cy="977784"/>
                     </a:xfrm>
                     <a:prstGeom prst="rect">
                       <a:avLst/>
@@ -1363,79 +1531,6 @@
           </wp:inline>
         </w:drawing>
       </w:r>
-    </w:p>
-    <w:p>
-      <w:pPr>
-        <w:widowControl/>
-        <w:jc w:val="left"/>
-        <w:rPr>
-          <w:rFonts w:ascii="宋体" w:eastAsia="宋体" w:hAnsi="宋体" w:cs="宋体" w:hint="eastAsia"/>
-          <w:kern w:val="0"/>
-          <w:sz w:val="24"/>
-          <w:szCs w:val="24"/>
-        </w:rPr>
-      </w:pPr>
-      <w:r>
-        <w:rPr>
-          <w:rFonts w:ascii="宋体" w:eastAsia="宋体" w:hAnsi="宋体" w:cs="宋体"/>
-          <w:kern w:val="0"/>
-          <w:sz w:val="24"/>
-          <w:szCs w:val="24"/>
-        </w:rPr>
-        <w:br w:type="page"/>
-      </w:r>
-    </w:p>
-    <w:p>
-      <w:pPr>
-        <w:pStyle w:val="4"/>
-        <w:rPr>
-          <w:rFonts w:hint="eastAsia"/>
-        </w:rPr>
-      </w:pPr>
-      <w:r>
-        <w:rPr>
-          <w:rFonts w:hint="eastAsia"/>
-        </w:rPr>
-        <w:lastRenderedPageBreak/>
-        <w:t>4）地图事件</w:t>
-      </w:r>
-    </w:p>
-    <w:p>
-      <w:pPr>
-        <w:widowControl/>
-        <w:adjustRightInd w:val="0"/>
-        <w:snapToGrid w:val="0"/>
-        <w:jc w:val="left"/>
-        <w:rPr>
-          <w:rFonts w:ascii="Tahoma" w:eastAsia="微软雅黑" w:hAnsi="Tahoma"/>
-          <w:kern w:val="0"/>
-          <w:sz w:val="22"/>
-        </w:rPr>
-      </w:pPr>
-      <w:r>
-        <w:rPr>
-          <w:rFonts w:ascii="Tahoma" w:eastAsia="微软雅黑" w:hAnsi="Tahoma" w:hint="eastAsia"/>
-          <w:kern w:val="0"/>
-          <w:sz w:val="22"/>
-        </w:rPr>
-        <w:t>所有解谜</w:t>
-      </w:r>
-      <w:r>
-        <w:rPr>
-          <w:rFonts w:ascii="Tahoma" w:eastAsia="微软雅黑" w:hAnsi="Tahoma" w:hint="eastAsia"/>
-          <w:kern w:val="0"/>
-          <w:sz w:val="22"/>
-        </w:rPr>
-        <w:t>相关</w:t>
-      </w:r>
-      <w:r>
-        <w:rPr>
-          <w:rFonts w:ascii="Tahoma" w:eastAsia="微软雅黑" w:hAnsi="Tahoma" w:hint="eastAsia"/>
-          <w:kern w:val="0"/>
-          <w:sz w:val="22"/>
-        </w:rPr>
-        <w:t>的事件</w:t>
-      </w:r>
       <w:r>
         <w:rPr>
           <w:rFonts w:ascii="Tahoma" w:eastAsia="微软雅黑" w:hAnsi="Tahoma" w:hint="eastAsia"/>
@@ -1447,161 +1542,15 @@
       <w:r>
         <w:rPr>
           <w:rFonts w:ascii="Tahoma" w:eastAsia="微软雅黑" w:hAnsi="Tahoma" w:hint="eastAsia"/>
-          <w:kern w:val="0"/>
-          <w:sz w:val="22"/>
-        </w:rPr>
-        <w:t>，都在地图</w:t>
-      </w:r>
-      <w:r>
-        <w:rPr>
-          <w:rFonts w:ascii="Tahoma" w:eastAsia="微软雅黑" w:hAnsi="Tahoma"/>
-          <w:kern w:val="0"/>
-          <w:sz w:val="22"/>
-        </w:rPr>
-        <w:t>”</w:t>
-      </w:r>
-      <w:r>
-        <w:rPr>
-          <w:rFonts w:ascii="Tahoma" w:eastAsia="微软雅黑" w:hAnsi="Tahoma" w:hint="eastAsia"/>
-          <w:kern w:val="0"/>
-          <w:sz w:val="22"/>
-        </w:rPr>
-        <w:t>设计</w:t>
-      </w:r>
-      <w:r>
-        <w:rPr>
-          <w:rFonts w:ascii="Tahoma" w:eastAsia="微软雅黑" w:hAnsi="Tahoma"/>
-          <w:kern w:val="0"/>
-          <w:sz w:val="22"/>
-        </w:rPr>
-        <w:t>-</w:t>
-      </w:r>
-      <w:r>
-        <w:rPr>
-          <w:rFonts w:ascii="Tahoma" w:eastAsia="微软雅黑" w:hAnsi="Tahoma" w:hint="eastAsia"/>
-          <w:kern w:val="0"/>
-          <w:sz w:val="22"/>
-        </w:rPr>
-        <w:t>顺序记忆</w:t>
-      </w:r>
-      <w:r>
-        <w:rPr>
-          <w:rFonts w:ascii="Tahoma" w:eastAsia="微软雅黑" w:hAnsi="Tahoma"/>
-          <w:kern w:val="0"/>
-          <w:sz w:val="22"/>
-        </w:rPr>
-        <w:t>”</w:t>
-      </w:r>
-      <w:r>
-        <w:rPr>
-          <w:rFonts w:ascii="Tahoma" w:eastAsia="微软雅黑" w:hAnsi="Tahoma" w:hint="eastAsia"/>
-          <w:kern w:val="0"/>
-          <w:sz w:val="22"/>
-        </w:rPr>
-        <w:t>中。</w:t>
-      </w:r>
-    </w:p>
-    <w:p>
-      <w:pPr>
-        <w:widowControl/>
-        <w:adjustRightInd w:val="0"/>
-        <w:snapToGrid w:val="0"/>
-        <w:jc w:val="left"/>
-        <w:rPr>
-          <w:rFonts w:ascii="Tahoma" w:eastAsia="微软雅黑" w:hAnsi="Tahoma"/>
-          <w:kern w:val="0"/>
-          <w:sz w:val="22"/>
-        </w:rPr>
-      </w:pPr>
-      <w:r>
-        <w:rPr>
-          <w:rFonts w:ascii="Tahoma" w:eastAsia="微软雅黑" w:hAnsi="Tahoma" w:hint="eastAsia"/>
-          <w:kern w:val="0"/>
-          <w:sz w:val="22"/>
-        </w:rPr>
-        <w:t>这里</w:t>
-      </w:r>
-      <w:r>
-        <w:rPr>
-          <w:rFonts w:ascii="Tahoma" w:eastAsia="微软雅黑" w:hAnsi="Tahoma" w:hint="eastAsia"/>
-          <w:kern w:val="0"/>
-          <w:sz w:val="22"/>
-        </w:rPr>
-        <w:t>主要需留意地图中名为</w:t>
-      </w:r>
-      <w:r>
-        <w:rPr>
-          <w:rFonts w:ascii="Tahoma" w:eastAsia="微软雅黑" w:hAnsi="Tahoma" w:hint="eastAsia"/>
-          <w:kern w:val="0"/>
-          <w:sz w:val="22"/>
-        </w:rPr>
-        <w:t xml:space="preserve"> </w:t>
-      </w:r>
-      <w:r>
-        <w:rPr>
-          <w:rFonts w:ascii="Tahoma" w:eastAsia="微软雅黑" w:hAnsi="Tahoma" w:hint="eastAsia"/>
-          <w:kern w:val="0"/>
-          <w:sz w:val="22"/>
-        </w:rPr>
-        <w:t>关卡管理器</w:t>
-      </w:r>
-      <w:r>
-        <w:rPr>
-          <w:rFonts w:ascii="Tahoma" w:eastAsia="微软雅黑" w:hAnsi="Tahoma" w:hint="eastAsia"/>
-          <w:kern w:val="0"/>
-          <w:sz w:val="22"/>
-        </w:rPr>
-        <w:t xml:space="preserve"> </w:t>
-      </w:r>
-      <w:r>
-        <w:rPr>
-          <w:rFonts w:ascii="Tahoma" w:eastAsia="微软雅黑" w:hAnsi="Tahoma" w:hint="eastAsia"/>
-          <w:kern w:val="0"/>
-          <w:sz w:val="22"/>
-        </w:rPr>
-        <w:t>的事件</w:t>
-      </w:r>
-      <w:r>
-        <w:rPr>
-          <w:rFonts w:ascii="Tahoma" w:eastAsia="微软雅黑" w:hAnsi="Tahoma" w:hint="eastAsia"/>
-          <w:kern w:val="0"/>
-          <w:sz w:val="22"/>
-        </w:rPr>
-        <w:t>，该</w:t>
-      </w:r>
-      <w:r>
-        <w:rPr>
-          <w:rFonts w:ascii="Tahoma" w:eastAsia="微软雅黑" w:hAnsi="Tahoma" w:hint="eastAsia"/>
-          <w:kern w:val="0"/>
-          <w:sz w:val="22"/>
-        </w:rPr>
-        <w:t>事件控制游戏的整体流程。</w:t>
-      </w:r>
-    </w:p>
-    <w:p>
-      <w:pPr>
-        <w:widowControl/>
-        <w:jc w:val="center"/>
-        <w:rPr>
-          <w:rFonts w:ascii="宋体" w:eastAsia="宋体" w:hAnsi="宋体" w:cs="宋体" w:hint="eastAsia"/>
-          <w:kern w:val="0"/>
-          <w:sz w:val="24"/>
-          <w:szCs w:val="24"/>
-        </w:rPr>
-      </w:pPr>
-      <w:r>
-        <w:rPr>
-          <w:rFonts w:ascii="宋体" w:eastAsia="宋体" w:hAnsi="宋体" w:cs="宋体"/>
           <w:noProof/>
           <w:kern w:val="0"/>
-          <w:sz w:val="24"/>
-          <w:szCs w:val="24"/>
+          <w:sz w:val="22"/>
         </w:rPr>
         <w:drawing>
-          <wp:inline distT="0" distB="0" distL="0" distR="0" wp14:anchorId="7FAC66CC" wp14:editId="13F08F28">
-            <wp:extent cx="4306570" cy="3121823"/>
-            <wp:effectExtent l="0" t="0" r="0" b="2540"/>
-            <wp:docPr id="4" name="图片 4"/>
+          <wp:inline distT="0" distB="0" distL="0" distR="0" wp14:anchorId="30DFEA06" wp14:editId="46D96768">
+            <wp:extent cx="2381250" cy="986336"/>
+            <wp:effectExtent l="0" t="0" r="0" b="4445"/>
+            <wp:docPr id="1984391944" name="图片 4"/>
             <wp:cNvGraphicFramePr>
               <a:graphicFrameLocks xmlns:a="http://schemas.openxmlformats.org/drawingml/2006/main" noChangeAspect="1"/>
             </wp:cNvGraphicFramePr>
@@ -1609,7 +1558,7 @@
               <a:graphicData uri="http://schemas.openxmlformats.org/drawingml/2006/picture">
                 <pic:pic xmlns:pic="http://schemas.openxmlformats.org/drawingml/2006/picture">
                   <pic:nvPicPr>
-                    <pic:cNvPr id="0" name="Picture 7"/>
+                    <pic:cNvPr id="0" name="Picture 9"/>
                     <pic:cNvPicPr>
                       <a:picLocks noChangeAspect="1" noChangeArrowheads="1"/>
                     </pic:cNvPicPr>
@@ -1630,7 +1579,7 @@
                   <pic:spPr bwMode="auto">
                     <a:xfrm>
                       <a:off x="0" y="0"/>
-                      <a:ext cx="4309062" cy="3123629"/>
+                      <a:ext cx="2391112" cy="990421"/>
                     </a:xfrm>
                     <a:prstGeom prst="rect">
                       <a:avLst/>
@@ -1652,7 +1601,6 @@
         <w:widowControl/>
         <w:adjustRightInd w:val="0"/>
         <w:snapToGrid w:val="0"/>
-        <w:spacing w:after="200"/>
         <w:jc w:val="left"/>
         <w:rPr>
           <w:rFonts w:ascii="Tahoma" w:eastAsia="微软雅黑" w:hAnsi="Tahoma"/>
@@ -1669,13 +1617,457 @@
         </w:rPr>
       </w:pPr>
       <w:r>
+        <w:rPr>
+          <w:rFonts w:hint="eastAsia"/>
+        </w:rPr>
+        <w:lastRenderedPageBreak/>
+        <w:t>3</w:t>
+      </w:r>
+      <w:r>
+        <w:rPr>
+          <w:rFonts w:hint="eastAsia"/>
+        </w:rPr>
+        <w:t>）开关</w:t>
+      </w:r>
+    </w:p>
+    <w:p>
+      <w:pPr>
+        <w:widowControl/>
+        <w:adjustRightInd w:val="0"/>
+        <w:snapToGrid w:val="0"/>
+        <w:jc w:val="left"/>
+        <w:rPr>
+          <w:rFonts w:ascii="Tahoma" w:eastAsia="微软雅黑" w:hAnsi="Tahoma"/>
+          <w:kern w:val="0"/>
+          <w:sz w:val="22"/>
+        </w:rPr>
+      </w:pPr>
+      <w:r>
+        <w:rPr>
+          <w:rFonts w:ascii="Tahoma" w:eastAsia="微软雅黑" w:hAnsi="Tahoma" w:hint="eastAsia"/>
+          <w:kern w:val="0"/>
+          <w:sz w:val="22"/>
+        </w:rPr>
+        <w:t>游戏流程中，需要</w:t>
+      </w:r>
+      <w:r>
+        <w:rPr>
+          <w:rFonts w:ascii="Tahoma" w:eastAsia="微软雅黑" w:hAnsi="Tahoma" w:hint="eastAsia"/>
+          <w:kern w:val="0"/>
+          <w:sz w:val="22"/>
+        </w:rPr>
+        <w:t>分别控制</w:t>
+      </w:r>
+      <w:r>
+        <w:rPr>
+          <w:rFonts w:ascii="Tahoma" w:eastAsia="微软雅黑" w:hAnsi="Tahoma" w:hint="eastAsia"/>
+          <w:kern w:val="0"/>
+          <w:sz w:val="22"/>
+        </w:rPr>
+        <w:t>：</w:t>
+      </w:r>
+      <w:r>
+        <w:rPr>
+          <w:rFonts w:ascii="Tahoma" w:eastAsia="微软雅黑" w:hAnsi="Tahoma" w:hint="eastAsia"/>
+          <w:kern w:val="0"/>
+          <w:sz w:val="22"/>
+        </w:rPr>
+        <w:t xml:space="preserve"> </w:t>
+      </w:r>
+      <w:r>
+        <w:rPr>
+          <w:rFonts w:ascii="Tahoma" w:eastAsia="微软雅黑" w:hAnsi="Tahoma" w:hint="eastAsia"/>
+          <w:kern w:val="0"/>
+          <w:sz w:val="22"/>
+        </w:rPr>
+        <w:t>游戏进行标记、任务正在播放标记、游戏通关标记</w:t>
+      </w:r>
+      <w:r>
+        <w:rPr>
+          <w:rFonts w:ascii="Tahoma" w:eastAsia="微软雅黑" w:hAnsi="Tahoma" w:hint="eastAsia"/>
+          <w:kern w:val="0"/>
+          <w:sz w:val="22"/>
+        </w:rPr>
+        <w:t>。</w:t>
+      </w:r>
+    </w:p>
+    <w:p>
+      <w:pPr>
+        <w:widowControl/>
+        <w:adjustRightInd w:val="0"/>
+        <w:snapToGrid w:val="0"/>
+        <w:jc w:val="left"/>
+        <w:rPr>
+          <w:rFonts w:ascii="Tahoma" w:eastAsia="微软雅黑" w:hAnsi="Tahoma"/>
+          <w:kern w:val="0"/>
+          <w:sz w:val="22"/>
+        </w:rPr>
+      </w:pPr>
+      <w:r>
+        <w:rPr>
+          <w:rFonts w:ascii="Tahoma" w:eastAsia="微软雅黑" w:hAnsi="Tahoma" w:hint="eastAsia"/>
+          <w:kern w:val="0"/>
+          <w:sz w:val="22"/>
+        </w:rPr>
+        <w:t>对应到开关后，表达出来的意思会有些不太一样</w:t>
+      </w:r>
+      <w:r>
+        <w:rPr>
+          <w:rFonts w:ascii="Tahoma" w:eastAsia="微软雅黑" w:hAnsi="Tahoma" w:hint="eastAsia"/>
+          <w:kern w:val="0"/>
+          <w:sz w:val="22"/>
+        </w:rPr>
+        <w:t>。</w:t>
+      </w:r>
+    </w:p>
+    <w:p>
+      <w:pPr>
+        <w:widowControl/>
+        <w:adjustRightInd w:val="0"/>
+        <w:snapToGrid w:val="0"/>
+        <w:jc w:val="left"/>
+        <w:rPr>
+          <w:rFonts w:ascii="Tahoma" w:eastAsia="微软雅黑" w:hAnsi="Tahoma"/>
+          <w:kern w:val="0"/>
+          <w:sz w:val="22"/>
+        </w:rPr>
+      </w:pPr>
+      <w:r>
+        <w:rPr>
+          <w:rFonts w:ascii="Tahoma" w:eastAsia="微软雅黑" w:hAnsi="Tahoma" w:hint="eastAsia"/>
+          <w:kern w:val="0"/>
+          <w:sz w:val="22"/>
+        </w:rPr>
+        <w:t>（比如，</w:t>
+      </w:r>
+      <w:r>
+        <w:rPr>
+          <w:rFonts w:ascii="Tahoma" w:eastAsia="微软雅黑" w:hAnsi="Tahoma"/>
+          <w:kern w:val="0"/>
+          <w:sz w:val="22"/>
+        </w:rPr>
+        <w:t>“</w:t>
+      </w:r>
+      <w:r>
+        <w:rPr>
+          <w:rFonts w:ascii="Tahoma" w:eastAsia="微软雅黑" w:hAnsi="Tahoma" w:hint="eastAsia"/>
+          <w:kern w:val="0"/>
+          <w:sz w:val="22"/>
+        </w:rPr>
+        <w:t>播放完毕</w:t>
+      </w:r>
+      <w:r>
+        <w:rPr>
+          <w:rFonts w:ascii="Tahoma" w:eastAsia="微软雅黑" w:hAnsi="Tahoma"/>
+          <w:kern w:val="0"/>
+          <w:sz w:val="22"/>
+        </w:rPr>
+        <w:t>”</w:t>
+      </w:r>
+      <w:r>
+        <w:rPr>
+          <w:rFonts w:ascii="Tahoma" w:eastAsia="微软雅黑" w:hAnsi="Tahoma" w:hint="eastAsia"/>
+          <w:kern w:val="0"/>
+          <w:sz w:val="22"/>
+        </w:rPr>
+        <w:t>开关</w:t>
+      </w:r>
+      <w:r>
+        <w:rPr>
+          <w:rFonts w:ascii="Tahoma" w:eastAsia="微软雅黑" w:hAnsi="Tahoma" w:hint="eastAsia"/>
+          <w:kern w:val="0"/>
+          <w:sz w:val="22"/>
+        </w:rPr>
+        <w:t xml:space="preserve"> </w:t>
+      </w:r>
+      <w:r>
+        <w:rPr>
+          <w:rFonts w:ascii="Tahoma" w:eastAsia="微软雅黑" w:hAnsi="Tahoma" w:hint="eastAsia"/>
+          <w:kern w:val="0"/>
+          <w:sz w:val="22"/>
+        </w:rPr>
+        <w:t>充当</w:t>
+      </w:r>
+      <w:r>
+        <w:rPr>
+          <w:rFonts w:ascii="Tahoma" w:eastAsia="微软雅黑" w:hAnsi="Tahoma" w:hint="eastAsia"/>
+          <w:kern w:val="0"/>
+          <w:sz w:val="22"/>
+        </w:rPr>
+        <w:t xml:space="preserve"> </w:t>
+      </w:r>
+      <w:r>
+        <w:rPr>
+          <w:rFonts w:ascii="Tahoma" w:eastAsia="微软雅黑" w:hAnsi="Tahoma" w:hint="eastAsia"/>
+          <w:kern w:val="0"/>
+          <w:sz w:val="22"/>
+        </w:rPr>
+        <w:t>关卡管理器的</w:t>
+      </w:r>
+      <w:r>
+        <w:rPr>
+          <w:rFonts w:ascii="Tahoma" w:eastAsia="微软雅黑" w:hAnsi="Tahoma" w:hint="eastAsia"/>
+          <w:kern w:val="0"/>
+          <w:sz w:val="22"/>
+        </w:rPr>
+        <w:t xml:space="preserve"> </w:t>
+      </w:r>
+      <w:r>
+        <w:rPr>
+          <w:rFonts w:ascii="Tahoma" w:eastAsia="微软雅黑" w:hAnsi="Tahoma" w:hint="eastAsia"/>
+          <w:kern w:val="0"/>
+          <w:sz w:val="22"/>
+        </w:rPr>
+        <w:t>独立开关的功能，但在其他地方可能会用到，用于判断是否正在</w:t>
+      </w:r>
+      <w:r>
+        <w:rPr>
+          <w:rFonts w:ascii="Tahoma" w:eastAsia="微软雅黑" w:hAnsi="Tahoma" w:hint="eastAsia"/>
+          <w:kern w:val="0"/>
+          <w:sz w:val="22"/>
+        </w:rPr>
+        <w:t xml:space="preserve"> </w:t>
+      </w:r>
+      <w:r>
+        <w:rPr>
+          <w:rFonts w:ascii="Tahoma" w:eastAsia="微软雅黑" w:hAnsi="Tahoma" w:hint="eastAsia"/>
+          <w:kern w:val="0"/>
+          <w:sz w:val="22"/>
+        </w:rPr>
+        <w:t>播放颜色。）</w:t>
+      </w:r>
+    </w:p>
+    <w:p>
+      <w:pPr>
+        <w:widowControl/>
+        <w:jc w:val="center"/>
+        <w:rPr>
+          <w:rFonts w:ascii="宋体" w:eastAsia="宋体" w:hAnsi="宋体" w:cs="宋体" w:hint="eastAsia"/>
+          <w:kern w:val="0"/>
+          <w:sz w:val="24"/>
+          <w:szCs w:val="24"/>
+        </w:rPr>
+      </w:pPr>
+      <w:r>
+        <w:rPr>
+          <w:rFonts w:hint="eastAsia"/>
+          <w:noProof/>
+        </w:rPr>
+        <w:drawing>
+          <wp:inline distT="0" distB="0" distL="0" distR="0" wp14:anchorId="41986872" wp14:editId="28587E65">
+            <wp:extent cx="2514600" cy="3239101"/>
+            <wp:effectExtent l="0" t="0" r="0" b="0"/>
+            <wp:docPr id="1622264884" name="图片 1"/>
+            <wp:cNvGraphicFramePr>
+              <a:graphicFrameLocks xmlns:a="http://schemas.openxmlformats.org/drawingml/2006/main" noChangeAspect="1"/>
+            </wp:cNvGraphicFramePr>
+            <a:graphic xmlns:a="http://schemas.openxmlformats.org/drawingml/2006/main">
+              <a:graphicData uri="http://schemas.openxmlformats.org/drawingml/2006/picture">
+                <pic:pic xmlns:pic="http://schemas.openxmlformats.org/drawingml/2006/picture">
+                  <pic:nvPicPr>
+                    <pic:cNvPr id="0" name="Picture 3"/>
+                    <pic:cNvPicPr>
+                      <a:picLocks noChangeAspect="1" noChangeArrowheads="1"/>
+                    </pic:cNvPicPr>
+                  </pic:nvPicPr>
+                  <pic:blipFill>
+                    <a:blip r:embed="rId14">
+                      <a:extLst>
+                        <a:ext uri="{28A0092B-C50C-407E-A947-70E740481C1C}">
+                          <a14:useLocalDpi xmlns:a14="http://schemas.microsoft.com/office/drawing/2010/main" val="0"/>
+                        </a:ext>
+                      </a:extLst>
+                    </a:blip>
+                    <a:srcRect/>
+                    <a:stretch>
+                      <a:fillRect/>
+                    </a:stretch>
+                  </pic:blipFill>
+                  <pic:spPr bwMode="auto">
+                    <a:xfrm>
+                      <a:off x="0" y="0"/>
+                      <a:ext cx="2520229" cy="3246352"/>
+                    </a:xfrm>
+                    <a:prstGeom prst="rect">
+                      <a:avLst/>
+                    </a:prstGeom>
+                    <a:noFill/>
+                    <a:ln>
+                      <a:noFill/>
+                    </a:ln>
+                  </pic:spPr>
+                </pic:pic>
+              </a:graphicData>
+            </a:graphic>
+          </wp:inline>
+        </w:drawing>
+      </w:r>
+    </w:p>
+    <w:p>
+      <w:pPr>
+        <w:pStyle w:val="4"/>
+        <w:rPr>
+          <w:rFonts w:hint="eastAsia"/>
+        </w:rPr>
+      </w:pPr>
+      <w:r>
+        <w:rPr>
+          <w:rFonts w:hint="eastAsia"/>
+        </w:rPr>
+        <w:t>4</w:t>
+      </w:r>
+      <w:r>
+        <w:rPr>
+          <w:rFonts w:hint="eastAsia"/>
+        </w:rPr>
+        <w:t>）变量</w:t>
+      </w:r>
+    </w:p>
+    <w:p>
+      <w:pPr>
+        <w:widowControl/>
+        <w:adjustRightInd w:val="0"/>
+        <w:snapToGrid w:val="0"/>
+        <w:jc w:val="left"/>
+        <w:rPr>
+          <w:rFonts w:ascii="Tahoma" w:eastAsia="微软雅黑" w:hAnsi="Tahoma"/>
+          <w:kern w:val="0"/>
+          <w:sz w:val="22"/>
+        </w:rPr>
+      </w:pPr>
+      <w:r>
+        <w:rPr>
+          <w:rFonts w:ascii="Tahoma" w:eastAsia="微软雅黑" w:hAnsi="Tahoma" w:hint="eastAsia"/>
+          <w:kern w:val="0"/>
+          <w:sz w:val="22"/>
+        </w:rPr>
+        <w:t>变量用到了三个，主要用于数值控制</w:t>
+      </w:r>
+      <w:r>
+        <w:rPr>
+          <w:rFonts w:ascii="Tahoma" w:eastAsia="微软雅黑" w:hAnsi="Tahoma" w:hint="eastAsia"/>
+          <w:kern w:val="0"/>
+          <w:sz w:val="22"/>
+        </w:rPr>
+        <w:t>：</w:t>
+      </w:r>
+      <w:r>
+        <w:rPr>
+          <w:rFonts w:ascii="Tahoma" w:eastAsia="微软雅黑" w:hAnsi="Tahoma" w:hint="eastAsia"/>
+          <w:kern w:val="0"/>
+          <w:sz w:val="22"/>
+        </w:rPr>
+        <w:t xml:space="preserve"> </w:t>
+      </w:r>
+      <w:r>
+        <w:rPr>
+          <w:rFonts w:ascii="Tahoma" w:eastAsia="微软雅黑" w:hAnsi="Tahoma" w:hint="eastAsia"/>
+          <w:kern w:val="0"/>
+          <w:sz w:val="22"/>
+        </w:rPr>
+        <w:t>关卡、当前颜色、当前索引。</w:t>
+      </w:r>
+    </w:p>
+    <w:p>
+      <w:pPr>
+        <w:widowControl/>
+        <w:jc w:val="center"/>
+        <w:rPr>
+          <w:rFonts w:ascii="宋体" w:eastAsia="宋体" w:hAnsi="宋体" w:cs="宋体" w:hint="eastAsia"/>
+          <w:kern w:val="0"/>
+          <w:sz w:val="24"/>
+          <w:szCs w:val="24"/>
+        </w:rPr>
+      </w:pPr>
+      <w:r>
+        <w:rPr>
+          <w:rFonts w:hint="eastAsia"/>
+          <w:noProof/>
+        </w:rPr>
+        <w:drawing>
+          <wp:inline distT="0" distB="0" distL="0" distR="0" wp14:anchorId="300A937C" wp14:editId="02163331">
+            <wp:extent cx="2582334" cy="3326349"/>
+            <wp:effectExtent l="0" t="0" r="8890" b="7620"/>
+            <wp:docPr id="1336528543" name="图片 2"/>
+            <wp:cNvGraphicFramePr>
+              <a:graphicFrameLocks xmlns:a="http://schemas.openxmlformats.org/drawingml/2006/main" noChangeAspect="1"/>
+            </wp:cNvGraphicFramePr>
+            <a:graphic xmlns:a="http://schemas.openxmlformats.org/drawingml/2006/main">
+              <a:graphicData uri="http://schemas.openxmlformats.org/drawingml/2006/picture">
+                <pic:pic xmlns:pic="http://schemas.openxmlformats.org/drawingml/2006/picture">
+                  <pic:nvPicPr>
+                    <pic:cNvPr id="0" name="Picture 5"/>
+                    <pic:cNvPicPr>
+                      <a:picLocks noChangeAspect="1" noChangeArrowheads="1"/>
+                    </pic:cNvPicPr>
+                  </pic:nvPicPr>
+                  <pic:blipFill>
+                    <a:blip r:embed="rId15">
+                      <a:extLst>
+                        <a:ext uri="{28A0092B-C50C-407E-A947-70E740481C1C}">
+                          <a14:useLocalDpi xmlns:a14="http://schemas.microsoft.com/office/drawing/2010/main" val="0"/>
+                        </a:ext>
+                      </a:extLst>
+                    </a:blip>
+                    <a:srcRect/>
+                    <a:stretch>
+                      <a:fillRect/>
+                    </a:stretch>
+                  </pic:blipFill>
+                  <pic:spPr bwMode="auto">
+                    <a:xfrm>
+                      <a:off x="0" y="0"/>
+                      <a:ext cx="2584172" cy="3328717"/>
+                    </a:xfrm>
+                    <a:prstGeom prst="rect">
+                      <a:avLst/>
+                    </a:prstGeom>
+                    <a:noFill/>
+                    <a:ln>
+                      <a:noFill/>
+                    </a:ln>
+                  </pic:spPr>
+                </pic:pic>
+              </a:graphicData>
+            </a:graphic>
+          </wp:inline>
+        </w:drawing>
+      </w:r>
+    </w:p>
+    <w:p>
+      <w:pPr>
+        <w:widowControl/>
+        <w:jc w:val="left"/>
+        <w:rPr>
+          <w:rFonts w:ascii="宋体" w:eastAsia="宋体" w:hAnsi="宋体" w:cs="宋体" w:hint="eastAsia"/>
+          <w:kern w:val="0"/>
+          <w:sz w:val="24"/>
+          <w:szCs w:val="24"/>
+        </w:rPr>
+      </w:pPr>
+    </w:p>
+    <w:p>
+      <w:pPr>
+        <w:pStyle w:val="4"/>
+        <w:rPr>
+          <w:rFonts w:hint="eastAsia"/>
+        </w:rPr>
+      </w:pPr>
+      <w:r>
+        <w:lastRenderedPageBreak/>
         <w:t>5</w:t>
       </w:r>
       <w:r>
         <w:rPr>
           <w:rFonts w:hint="eastAsia"/>
         </w:rPr>
-        <w:t>）插件配置</w:t>
+        <w:t>）插件</w:t>
+      </w:r>
+      <w:r>
+        <w:rPr>
+          <w:rFonts w:hint="eastAsia"/>
+        </w:rPr>
+        <w:t>-变量数组核心</w:t>
       </w:r>
     </w:p>
     <w:p>
@@ -1768,7 +2160,7 @@
                     </pic:cNvPicPr>
                   </pic:nvPicPr>
                   <pic:blipFill>
-                    <a:blip r:embed="rId14">
+                    <a:blip r:embed="rId16">
                       <a:extLst>
                         <a:ext uri="{28A0092B-C50C-407E-A947-70E740481C1C}">
                           <a14:useLocalDpi xmlns:a14="http://schemas.microsoft.com/office/drawing/2010/main" val="0"/>
@@ -1805,10 +2197,267 @@
         <w:widowControl/>
         <w:adjustRightInd w:val="0"/>
         <w:snapToGrid w:val="0"/>
-        <w:spacing w:after="200"/>
-        <w:jc w:val="left"/>
-        <w:rPr>
-          <w:rFonts w:ascii="Tahoma" w:eastAsia="微软雅黑" w:hAnsi="Tahoma"/>
+        <w:jc w:val="left"/>
+        <w:rPr>
+          <w:rFonts w:ascii="Tahoma" w:eastAsia="微软雅黑" w:hAnsi="Tahoma"/>
+          <w:kern w:val="0"/>
+          <w:sz w:val="22"/>
+        </w:rPr>
+      </w:pPr>
+    </w:p>
+    <w:p>
+      <w:pPr>
+        <w:pStyle w:val="4"/>
+        <w:rPr>
+          <w:rFonts w:hint="eastAsia"/>
+        </w:rPr>
+      </w:pPr>
+      <w:r>
+        <w:rPr>
+          <w:rFonts w:hint="eastAsia"/>
+        </w:rPr>
+        <w:t>6</w:t>
+      </w:r>
+      <w:r>
+        <w:rPr>
+          <w:rFonts w:hint="eastAsia"/>
+        </w:rPr>
+        <w:t>）插件</w:t>
+      </w:r>
+      <w:r>
+        <w:rPr>
+          <w:rFonts w:hint="eastAsia"/>
+        </w:rPr>
+        <w:t>-</w:t>
+      </w:r>
+      <w:r>
+        <w:rPr>
+          <w:rFonts w:hint="eastAsia"/>
+        </w:rPr>
+        <w:t>事件复制器</w:t>
+      </w:r>
+    </w:p>
+    <w:p>
+      <w:pPr>
+        <w:widowControl/>
+        <w:adjustRightInd w:val="0"/>
+        <w:snapToGrid w:val="0"/>
+        <w:jc w:val="left"/>
+        <w:rPr>
+          <w:rFonts w:ascii="Tahoma" w:eastAsia="微软雅黑" w:hAnsi="Tahoma"/>
+          <w:kern w:val="0"/>
+          <w:sz w:val="22"/>
+        </w:rPr>
+      </w:pPr>
+      <w:r>
+        <w:rPr>
+          <w:rFonts w:ascii="Tahoma" w:eastAsia="微软雅黑" w:hAnsi="Tahoma" w:hint="eastAsia"/>
+          <w:kern w:val="0"/>
+          <w:sz w:val="22"/>
+        </w:rPr>
+        <w:t>该解谜在关卡完成后，弹出奖励，用到了事件复制器。</w:t>
+      </w:r>
+    </w:p>
+    <w:p>
+      <w:pPr>
+        <w:widowControl/>
+        <w:adjustRightInd w:val="0"/>
+        <w:snapToGrid w:val="0"/>
+        <w:jc w:val="left"/>
+        <w:rPr>
+          <w:rFonts w:ascii="Tahoma" w:eastAsia="微软雅黑" w:hAnsi="Tahoma"/>
+          <w:kern w:val="0"/>
+          <w:sz w:val="22"/>
+        </w:rPr>
+      </w:pPr>
+      <w:r>
+        <w:rPr>
+          <w:rFonts w:ascii="Tahoma" w:eastAsia="微软雅黑" w:hAnsi="Tahoma" w:hint="eastAsia"/>
+          <w:kern w:val="0"/>
+          <w:sz w:val="22"/>
+        </w:rPr>
+        <w:t>复制</w:t>
+      </w:r>
+      <w:r>
+        <w:rPr>
+          <w:rFonts w:ascii="Tahoma" w:eastAsia="微软雅黑" w:hAnsi="Tahoma" w:hint="eastAsia"/>
+          <w:kern w:val="0"/>
+          <w:sz w:val="22"/>
+        </w:rPr>
+        <w:t xml:space="preserve"> </w:t>
+      </w:r>
+      <w:r>
+        <w:rPr>
+          <w:rFonts w:ascii="Tahoma" w:eastAsia="微软雅黑" w:hAnsi="Tahoma" w:hint="eastAsia"/>
+          <w:kern w:val="0"/>
+          <w:sz w:val="22"/>
+        </w:rPr>
+        <w:t>模板管理层</w:t>
+      </w:r>
+      <w:r>
+        <w:rPr>
+          <w:rFonts w:ascii="Tahoma" w:eastAsia="微软雅黑" w:hAnsi="Tahoma" w:hint="eastAsia"/>
+          <w:kern w:val="0"/>
+          <w:sz w:val="22"/>
+        </w:rPr>
+        <w:t xml:space="preserve"> </w:t>
+      </w:r>
+      <w:r>
+        <w:rPr>
+          <w:rFonts w:ascii="Tahoma" w:eastAsia="微软雅黑" w:hAnsi="Tahoma" w:hint="eastAsia"/>
+          <w:kern w:val="0"/>
+          <w:sz w:val="22"/>
+        </w:rPr>
+        <w:t>的下图的水晶。</w:t>
+      </w:r>
+    </w:p>
+    <w:p>
+      <w:pPr>
+        <w:widowControl/>
+        <w:adjustRightInd w:val="0"/>
+        <w:snapToGrid w:val="0"/>
+        <w:jc w:val="left"/>
+        <w:rPr>
+          <w:rFonts w:ascii="Tahoma" w:eastAsia="微软雅黑" w:hAnsi="Tahoma" w:hint="eastAsia"/>
+          <w:kern w:val="0"/>
+          <w:sz w:val="22"/>
+        </w:rPr>
+      </w:pPr>
+      <w:r>
+        <w:rPr>
+          <w:rFonts w:ascii="Tahoma" w:eastAsia="微软雅黑" w:hAnsi="Tahoma" w:hint="eastAsia"/>
+          <w:kern w:val="0"/>
+          <w:sz w:val="22"/>
+        </w:rPr>
+        <w:t>注意，模板管理层的地图</w:t>
+      </w:r>
+      <w:r>
+        <w:rPr>
+          <w:rFonts w:ascii="Tahoma" w:eastAsia="微软雅黑" w:hAnsi="Tahoma" w:hint="eastAsia"/>
+          <w:kern w:val="0"/>
+          <w:sz w:val="22"/>
+        </w:rPr>
+        <w:t>id</w:t>
+      </w:r>
+      <w:r>
+        <w:rPr>
+          <w:rFonts w:ascii="Tahoma" w:eastAsia="微软雅黑" w:hAnsi="Tahoma" w:hint="eastAsia"/>
+          <w:kern w:val="0"/>
+          <w:sz w:val="22"/>
+        </w:rPr>
+        <w:t>有变化，事件</w:t>
+      </w:r>
+      <w:proofErr w:type="gramStart"/>
+      <w:r>
+        <w:rPr>
+          <w:rFonts w:ascii="Tahoma" w:eastAsia="微软雅黑" w:hAnsi="Tahoma" w:hint="eastAsia"/>
+          <w:kern w:val="0"/>
+          <w:sz w:val="22"/>
+        </w:rPr>
+        <w:t>复制器</w:t>
+      </w:r>
+      <w:proofErr w:type="gramEnd"/>
+      <w:r>
+        <w:rPr>
+          <w:rFonts w:ascii="Tahoma" w:eastAsia="微软雅黑" w:hAnsi="Tahoma" w:hint="eastAsia"/>
+          <w:kern w:val="0"/>
+          <w:sz w:val="22"/>
+        </w:rPr>
+        <w:t>的指令需要修改地图</w:t>
+      </w:r>
+      <w:r>
+        <w:rPr>
+          <w:rFonts w:ascii="Tahoma" w:eastAsia="微软雅黑" w:hAnsi="Tahoma" w:hint="eastAsia"/>
+          <w:kern w:val="0"/>
+          <w:sz w:val="22"/>
+        </w:rPr>
+        <w:t>id</w:t>
+      </w:r>
+      <w:r>
+        <w:rPr>
+          <w:rFonts w:ascii="Tahoma" w:eastAsia="微软雅黑" w:hAnsi="Tahoma" w:hint="eastAsia"/>
+          <w:kern w:val="0"/>
+          <w:sz w:val="22"/>
+        </w:rPr>
+        <w:t>的值。</w:t>
+      </w:r>
+    </w:p>
+    <w:p>
+      <w:pPr>
+        <w:widowControl/>
+        <w:adjustRightInd w:val="0"/>
+        <w:snapToGrid w:val="0"/>
+        <w:jc w:val="center"/>
+        <w:rPr>
+          <w:rFonts w:ascii="Tahoma" w:eastAsia="微软雅黑" w:hAnsi="Tahoma"/>
+          <w:kern w:val="0"/>
+          <w:sz w:val="22"/>
+        </w:rPr>
+      </w:pPr>
+      <w:r>
+        <w:rPr>
+          <w:rFonts w:ascii="Tahoma" w:eastAsia="微软雅黑" w:hAnsi="Tahoma" w:hint="eastAsia"/>
+          <w:kern w:val="0"/>
+          <w:sz w:val="22"/>
+        </w:rPr>
+        <w:drawing>
+          <wp:inline distT="0" distB="0" distL="0" distR="0" wp14:anchorId="351D58C0" wp14:editId="68A6F500">
+            <wp:extent cx="1798320" cy="868680"/>
+            <wp:effectExtent l="0" t="0" r="0" b="7620"/>
+            <wp:docPr id="55982140" name="图片 1"/>
+            <wp:cNvGraphicFramePr>
+              <a:graphicFrameLocks xmlns:a="http://schemas.openxmlformats.org/drawingml/2006/main" noChangeAspect="1"/>
+            </wp:cNvGraphicFramePr>
+            <a:graphic xmlns:a="http://schemas.openxmlformats.org/drawingml/2006/main">
+              <a:graphicData uri="http://schemas.openxmlformats.org/drawingml/2006/picture">
+                <pic:pic xmlns:pic="http://schemas.openxmlformats.org/drawingml/2006/picture">
+                  <pic:nvPicPr>
+                    <pic:cNvPr id="0" name="Picture 3"/>
+                    <pic:cNvPicPr>
+                      <a:picLocks noChangeAspect="1" noChangeArrowheads="1"/>
+                    </pic:cNvPicPr>
+                  </pic:nvPicPr>
+                  <pic:blipFill>
+                    <a:blip r:embed="rId17">
+                      <a:extLst>
+                        <a:ext uri="{28A0092B-C50C-407E-A947-70E740481C1C}">
+                          <a14:useLocalDpi xmlns:a14="http://schemas.microsoft.com/office/drawing/2010/main" val="0"/>
+                        </a:ext>
+                      </a:extLst>
+                    </a:blip>
+                    <a:srcRect/>
+                    <a:stretch>
+                      <a:fillRect/>
+                    </a:stretch>
+                  </pic:blipFill>
+                  <pic:spPr bwMode="auto">
+                    <a:xfrm>
+                      <a:off x="0" y="0"/>
+                      <a:ext cx="1798320" cy="868680"/>
+                    </a:xfrm>
+                    <a:prstGeom prst="rect">
+                      <a:avLst/>
+                    </a:prstGeom>
+                    <a:noFill/>
+                    <a:ln>
+                      <a:noFill/>
+                    </a:ln>
+                  </pic:spPr>
+                </pic:pic>
+              </a:graphicData>
+            </a:graphic>
+          </wp:inline>
+        </w:drawing>
+      </w:r>
+    </w:p>
+    <w:p>
+      <w:pPr>
+        <w:widowControl/>
+        <w:adjustRightInd w:val="0"/>
+        <w:snapToGrid w:val="0"/>
+        <w:jc w:val="left"/>
+        <w:rPr>
+          <w:rFonts w:ascii="Tahoma" w:eastAsia="微软雅黑" w:hAnsi="Tahoma" w:hint="eastAsia"/>
           <w:kern w:val="0"/>
           <w:sz w:val="22"/>
         </w:rPr>
@@ -2006,13 +2655,41 @@
           <w:sz w:val="22"/>
         </w:rPr>
       </w:pPr>
-      <w:r>
-        <w:rPr>
-          <w:rFonts w:ascii="Tahoma" w:eastAsia="微软雅黑" w:hAnsi="Tahoma" w:hint="eastAsia"/>
-          <w:kern w:val="0"/>
-          <w:sz w:val="22"/>
-        </w:rPr>
-        <w:t>踩对才能通关，踩错直接失败。</w:t>
+      <w:proofErr w:type="gramStart"/>
+      <w:r>
+        <w:rPr>
+          <w:rFonts w:ascii="Tahoma" w:eastAsia="微软雅黑" w:hAnsi="Tahoma" w:hint="eastAsia"/>
+          <w:kern w:val="0"/>
+          <w:sz w:val="22"/>
+        </w:rPr>
+        <w:t>踩对才能</w:t>
+      </w:r>
+      <w:proofErr w:type="gramEnd"/>
+      <w:r>
+        <w:rPr>
+          <w:rFonts w:ascii="Tahoma" w:eastAsia="微软雅黑" w:hAnsi="Tahoma" w:hint="eastAsia"/>
+          <w:kern w:val="0"/>
+          <w:sz w:val="22"/>
+        </w:rPr>
+        <w:t>通关，踩</w:t>
+      </w:r>
+      <w:proofErr w:type="gramStart"/>
+      <w:r>
+        <w:rPr>
+          <w:rFonts w:ascii="Tahoma" w:eastAsia="微软雅黑" w:hAnsi="Tahoma" w:hint="eastAsia"/>
+          <w:kern w:val="0"/>
+          <w:sz w:val="22"/>
+        </w:rPr>
+        <w:t>错直接</w:t>
+      </w:r>
+      <w:proofErr w:type="gramEnd"/>
+      <w:r>
+        <w:rPr>
+          <w:rFonts w:ascii="Tahoma" w:eastAsia="微软雅黑" w:hAnsi="Tahoma" w:hint="eastAsia"/>
+          <w:kern w:val="0"/>
+          <w:sz w:val="22"/>
+        </w:rPr>
+        <w:t>失败。</w:t>
       </w:r>
     </w:p>
     <w:p>
@@ -2302,6 +2979,7 @@
         </w:rPr>
         <w:t>颜色顺序，这样设计将变成</w:t>
       </w:r>
+      <w:proofErr w:type="gramStart"/>
       <w:r>
         <w:rPr>
           <w:rFonts w:ascii="Tahoma" w:eastAsia="微软雅黑" w:hAnsi="Tahoma"/>
@@ -2311,6 +2989,7 @@
         </w:rPr>
         <w:t>”</w:t>
       </w:r>
+      <w:proofErr w:type="gramEnd"/>
       <w:r>
         <w:rPr>
           <w:rFonts w:ascii="Tahoma" w:eastAsia="微软雅黑" w:hAnsi="Tahoma" w:hint="eastAsia"/>
@@ -2320,6 +2999,7 @@
         </w:rPr>
         <w:t>纯粹考玩家的反应能力</w:t>
       </w:r>
+      <w:proofErr w:type="gramStart"/>
       <w:r>
         <w:rPr>
           <w:rFonts w:ascii="Tahoma" w:eastAsia="微软雅黑" w:hAnsi="Tahoma"/>
@@ -2329,6 +3009,7 @@
         </w:rPr>
         <w:t>”</w:t>
       </w:r>
+      <w:proofErr w:type="gramEnd"/>
       <w:r>
         <w:rPr>
           <w:rFonts w:ascii="Tahoma" w:eastAsia="微软雅黑" w:hAnsi="Tahoma" w:hint="eastAsia"/>
@@ -2438,7 +3119,21 @@
         <w:rPr>
           <w:rFonts w:hint="eastAsia"/>
         </w:rPr>
-        <w:t>）卡关注意事项</w:t>
+        <w:t>）</w:t>
+      </w:r>
+      <w:proofErr w:type="gramStart"/>
+      <w:r>
+        <w:rPr>
+          <w:rFonts w:hint="eastAsia"/>
+        </w:rPr>
+        <w:t>卡关注意</w:t>
+      </w:r>
+      <w:proofErr w:type="gramEnd"/>
+      <w:r>
+        <w:rPr>
+          <w:rFonts w:hint="eastAsia"/>
+        </w:rPr>
+        <w:t>事项</w:t>
       </w:r>
     </w:p>
     <w:p>
@@ -2478,6 +3173,7 @@
         </w:rPr>
         <w:t xml:space="preserve"> </w:t>
       </w:r>
+      <w:proofErr w:type="gramStart"/>
       <w:r>
         <w:rPr>
           <w:rFonts w:ascii="Tahoma" w:eastAsia="微软雅黑" w:hAnsi="Tahoma"/>
@@ -2486,6 +3182,7 @@
         </w:rPr>
         <w:t>”</w:t>
       </w:r>
+      <w:proofErr w:type="gramEnd"/>
       <w:r>
         <w:rPr>
           <w:rFonts w:ascii="Tahoma" w:eastAsia="微软雅黑" w:hAnsi="Tahoma" w:hint="eastAsia"/>
@@ -2494,6 +3191,7 @@
         </w:rPr>
         <w:t>离开关卡</w:t>
       </w:r>
+      <w:proofErr w:type="gramStart"/>
       <w:r>
         <w:rPr>
           <w:rFonts w:ascii="Tahoma" w:eastAsia="微软雅黑" w:hAnsi="Tahoma"/>
@@ -2502,6 +3200,7 @@
         </w:rPr>
         <w:t>”</w:t>
       </w:r>
+      <w:proofErr w:type="gramEnd"/>
       <w:r>
         <w:rPr>
           <w:rFonts w:ascii="Tahoma" w:eastAsia="微软雅黑" w:hAnsi="Tahoma"/>
@@ -2518,13 +3217,23 @@
         </w:rPr>
         <w:t>重置游戏，且不存在阻塞事件，</w:t>
       </w:r>
-      <w:r>
-        <w:rPr>
-          <w:rFonts w:ascii="Tahoma" w:eastAsia="微软雅黑" w:hAnsi="Tahoma" w:hint="eastAsia"/>
-          <w:kern w:val="0"/>
-          <w:sz w:val="22"/>
-        </w:rPr>
-        <w:t>不会卡关。</w:t>
+      <w:proofErr w:type="gramStart"/>
+      <w:r>
+        <w:rPr>
+          <w:rFonts w:ascii="Tahoma" w:eastAsia="微软雅黑" w:hAnsi="Tahoma" w:hint="eastAsia"/>
+          <w:kern w:val="0"/>
+          <w:sz w:val="22"/>
+        </w:rPr>
+        <w:t>不会卡关</w:t>
+      </w:r>
+      <w:proofErr w:type="gramEnd"/>
+      <w:r>
+        <w:rPr>
+          <w:rFonts w:ascii="Tahoma" w:eastAsia="微软雅黑" w:hAnsi="Tahoma" w:hint="eastAsia"/>
+          <w:kern w:val="0"/>
+          <w:sz w:val="22"/>
+        </w:rPr>
+        <w:t>。</w:t>
       </w:r>
     </w:p>
     <w:p>
@@ -3039,7 +3748,25 @@
           <w:kern w:val="0"/>
           <w:sz w:val="22"/>
         </w:rPr>
-        <w:t>第五关和第六关的设计纯粹是为了难而难，所以最多作为</w:t>
+        <w:t>第五关和第六关的设计纯粹是</w:t>
+      </w:r>
+      <w:proofErr w:type="gramStart"/>
+      <w:r>
+        <w:rPr>
+          <w:rFonts w:ascii="Tahoma" w:eastAsia="微软雅黑" w:hAnsi="Tahoma" w:hint="eastAsia"/>
+          <w:kern w:val="0"/>
+          <w:sz w:val="22"/>
+        </w:rPr>
+        <w:t>为了难</w:t>
+      </w:r>
+      <w:proofErr w:type="gramEnd"/>
+      <w:r>
+        <w:rPr>
+          <w:rFonts w:ascii="Tahoma" w:eastAsia="微软雅黑" w:hAnsi="Tahoma" w:hint="eastAsia"/>
+          <w:kern w:val="0"/>
+          <w:sz w:val="22"/>
+        </w:rPr>
+        <w:t>而难，所以最多作为</w:t>
       </w:r>
       <w:r>
         <w:rPr>
@@ -3308,7 +4035,7 @@
                     </pic:cNvPicPr>
                   </pic:nvPicPr>
                   <pic:blipFill>
-                    <a:blip r:embed="rId15">
+                    <a:blip r:embed="rId18">
                       <a:extLst>
                         <a:ext uri="{28A0092B-C50C-407E-A947-70E740481C1C}">
                           <a14:useLocalDpi xmlns:a14="http://schemas.microsoft.com/office/drawing/2010/main" val="0"/>
@@ -3460,7 +4187,7 @@
                     </pic:cNvPicPr>
                   </pic:nvPicPr>
                   <pic:blipFill>
-                    <a:blip r:embed="rId16">
+                    <a:blip r:embed="rId19">
                       <a:extLst>
                         <a:ext uri="{28A0092B-C50C-407E-A947-70E740481C1C}">
                           <a14:useLocalDpi xmlns:a14="http://schemas.microsoft.com/office/drawing/2010/main" val="0"/>
@@ -3576,7 +4303,25 @@
           <w:kern w:val="0"/>
           <w:sz w:val="22"/>
         </w:rPr>
-        <w:t>这个游戏足够简单，也能完全模仿，于是作者我就开坑了。</w:t>
+        <w:t>这个游戏足够简单，也能完全模仿，于是作者我</w:t>
+      </w:r>
+      <w:proofErr w:type="gramStart"/>
+      <w:r>
+        <w:rPr>
+          <w:rFonts w:ascii="Tahoma" w:eastAsia="微软雅黑" w:hAnsi="Tahoma" w:hint="eastAsia"/>
+          <w:kern w:val="0"/>
+          <w:sz w:val="22"/>
+        </w:rPr>
+        <w:t>就开坑了</w:t>
+      </w:r>
+      <w:proofErr w:type="gramEnd"/>
+      <w:r>
+        <w:rPr>
+          <w:rFonts w:ascii="Tahoma" w:eastAsia="微软雅黑" w:hAnsi="Tahoma" w:hint="eastAsia"/>
+          <w:kern w:val="0"/>
+          <w:sz w:val="22"/>
+        </w:rPr>
+        <w:t>。</w:t>
       </w:r>
     </w:p>
     <w:p>
@@ -3907,10 +4652,10 @@
             <v:path o:extrusionok="f" gradientshapeok="t" o:connecttype="rect"/>
             <o:lock v:ext="edit" aspectratio="t"/>
           </v:shapetype>
-          <v:shape id="_x0000_i1025" type="#_x0000_t75" style="width:373.8pt;height:154.8pt" o:ole="">
-            <v:imagedata r:id="rId17" o:title=""/>
+          <v:shape id="_x0000_i1025" type="#_x0000_t75" style="width:374.4pt;height:154.8pt" o:ole="">
+            <v:imagedata r:id="rId20" o:title=""/>
           </v:shape>
-          <o:OLEObject Type="Embed" ProgID="Visio.Drawing.15" ShapeID="_x0000_i1025" DrawAspect="Content" ObjectID="_1782582569" r:id="rId18"/>
+          <o:OLEObject Type="Embed" ProgID="Visio.Drawing.15" ShapeID="_x0000_i1025" DrawAspect="Content" ObjectID="_1804262564" r:id="rId21"/>
         </w:object>
       </w:r>
     </w:p>
@@ -4118,10 +4863,10 @@
       </w:pPr>
       <w:r>
         <w:object w:dxaOrig="9312" w:dyaOrig="5113" w14:anchorId="03B5C643">
-          <v:shape id="_x0000_i1026" type="#_x0000_t75" style="width:335.4pt;height:184.2pt" o:ole="">
-            <v:imagedata r:id="rId19" o:title=""/>
+          <v:shape id="_x0000_i1026" type="#_x0000_t75" style="width:335.4pt;height:183.6pt" o:ole="">
+            <v:imagedata r:id="rId22" o:title=""/>
           </v:shape>
-          <o:OLEObject Type="Embed" ProgID="Visio.Drawing.15" ShapeID="_x0000_i1026" DrawAspect="Content" ObjectID="_1782582570" r:id="rId20"/>
+          <o:OLEObject Type="Embed" ProgID="Visio.Drawing.15" ShapeID="_x0000_i1026" DrawAspect="Content" ObjectID="_1804262565" r:id="rId23"/>
         </w:object>
       </w:r>
     </w:p>
@@ -4287,6 +5032,7 @@
         </w:rPr>
         <w:t xml:space="preserve"> </w:t>
       </w:r>
+      <w:proofErr w:type="gramStart"/>
       <w:r>
         <w:rPr>
           <w:rFonts w:ascii="Tahoma" w:eastAsia="微软雅黑" w:hAnsi="Tahoma"/>
@@ -4297,6 +5043,7 @@
         </w:rPr>
         <w:t>”</w:t>
       </w:r>
+      <w:proofErr w:type="gramEnd"/>
       <w:r>
         <w:rPr>
           <w:rFonts w:ascii="Tahoma" w:eastAsia="微软雅黑" w:hAnsi="Tahoma" w:hint="eastAsia"/>
@@ -4307,6 +5054,7 @@
         </w:rPr>
         <w:t>游戏开始</w:t>
       </w:r>
+      <w:proofErr w:type="gramStart"/>
       <w:r>
         <w:rPr>
           <w:rFonts w:ascii="Tahoma" w:eastAsia="微软雅黑" w:hAnsi="Tahoma"/>
@@ -4317,6 +5065,7 @@
         </w:rPr>
         <w:t>”</w:t>
       </w:r>
+      <w:proofErr w:type="gramEnd"/>
       <w:r>
         <w:rPr>
           <w:rFonts w:ascii="Tahoma" w:eastAsia="微软雅黑" w:hAnsi="Tahoma" w:hint="eastAsia"/>
@@ -4454,6 +5203,7 @@
         </w:rPr>
         <w:t>模仿错误结束</w:t>
       </w:r>
+      <w:proofErr w:type="gramStart"/>
       <w:r>
         <w:rPr>
           <w:rFonts w:ascii="Tahoma" w:eastAsia="微软雅黑" w:hAnsi="Tahoma"/>
@@ -4462,6 +5212,7 @@
         </w:rPr>
         <w:t>”</w:t>
       </w:r>
+      <w:proofErr w:type="gramEnd"/>
       <w:r>
         <w:rPr>
           <w:rFonts w:ascii="Tahoma" w:eastAsia="微软雅黑" w:hAnsi="Tahoma" w:hint="eastAsia"/>
@@ -4936,7 +5687,7 @@
                     </pic:cNvPicPr>
                   </pic:nvPicPr>
                   <pic:blipFill>
-                    <a:blip r:embed="rId21">
+                    <a:blip r:embed="rId24">
                       <a:extLst>
                         <a:ext uri="{28A0092B-C50C-407E-A947-70E740481C1C}">
                           <a14:useLocalDpi xmlns:a14="http://schemas.microsoft.com/office/drawing/2010/main" val="0"/>
@@ -4988,7 +5739,7 @@
           <w:szCs w:val="24"/>
         </w:rPr>
         <w:drawing>
-          <wp:inline distT="0" distB="0" distL="0" distR="0" wp14:anchorId="6ED3971A" wp14:editId="5A124E72">
+          <wp:inline distT="0" distB="0" distL="0" distR="0" wp14:anchorId="6ED3971A" wp14:editId="612C41F0">
             <wp:extent cx="3415030" cy="2248591"/>
             <wp:effectExtent l="0" t="0" r="0" b="0"/>
             <wp:docPr id="14" name="图片 14"/>
@@ -5005,7 +5756,7 @@
                     </pic:cNvPicPr>
                   </pic:nvPicPr>
                   <pic:blipFill>
-                    <a:blip r:embed="rId22" cstate="print">
+                    <a:blip r:embed="rId25" cstate="print">
                       <a:extLst>
                         <a:ext uri="{28A0092B-C50C-407E-A947-70E740481C1C}">
                           <a14:useLocalDpi xmlns:a14="http://schemas.microsoft.com/office/drawing/2010/main" val="0"/>
@@ -5325,7 +6076,7 @@
                     </pic:cNvPicPr>
                   </pic:nvPicPr>
                   <pic:blipFill>
-                    <a:blip r:embed="rId23">
+                    <a:blip r:embed="rId26">
                       <a:extLst>
                         <a:ext uri="{28A0092B-C50C-407E-A947-70E740481C1C}">
                           <a14:useLocalDpi xmlns:a14="http://schemas.microsoft.com/office/drawing/2010/main" val="0"/>
@@ -5467,7 +6218,7 @@
                     </pic:cNvPicPr>
                   </pic:nvPicPr>
                   <pic:blipFill>
-                    <a:blip r:embed="rId24">
+                    <a:blip r:embed="rId27">
                       <a:extLst>
                         <a:ext uri="{28A0092B-C50C-407E-A947-70E740481C1C}">
                           <a14:useLocalDpi xmlns:a14="http://schemas.microsoft.com/office/drawing/2010/main" val="0"/>
@@ -5790,7 +6541,7 @@
                     </pic:cNvPicPr>
                   </pic:nvPicPr>
                   <pic:blipFill>
-                    <a:blip r:embed="rId25">
+                    <a:blip r:embed="rId28">
                       <a:extLst>
                         <a:ext uri="{28A0092B-C50C-407E-A947-70E740481C1C}">
                           <a14:useLocalDpi xmlns:a14="http://schemas.microsoft.com/office/drawing/2010/main" val="0"/>
@@ -5924,7 +6675,7 @@
                     </pic:cNvPicPr>
                   </pic:nvPicPr>
                   <pic:blipFill>
-                    <a:blip r:embed="rId26">
+                    <a:blip r:embed="rId29">
                       <a:extLst>
                         <a:ext uri="{28A0092B-C50C-407E-A947-70E740481C1C}">
                           <a14:useLocalDpi xmlns:a14="http://schemas.microsoft.com/office/drawing/2010/main" val="0"/>
@@ -6206,7 +6957,27 @@
           <w:kern w:val="0"/>
           <w:sz w:val="22"/>
         </w:rPr>
-        <w:t>所以数组中可以放任意个数字</w:t>
+        <w:t>所以数组中可以放任意</w:t>
+      </w:r>
+      <w:proofErr w:type="gramStart"/>
+      <w:r>
+        <w:rPr>
+          <w:rFonts w:ascii="Tahoma" w:eastAsia="微软雅黑" w:hAnsi="Tahoma" w:hint="eastAsia"/>
+          <w:color w:val="0070C0"/>
+          <w:kern w:val="0"/>
+          <w:sz w:val="22"/>
+        </w:rPr>
+        <w:t>个</w:t>
+      </w:r>
+      <w:proofErr w:type="gramEnd"/>
+      <w:r>
+        <w:rPr>
+          <w:rFonts w:ascii="Tahoma" w:eastAsia="微软雅黑" w:hAnsi="Tahoma" w:hint="eastAsia"/>
+          <w:color w:val="0070C0"/>
+          <w:kern w:val="0"/>
+          <w:sz w:val="22"/>
+        </w:rPr>
+        <w:t>数字</w:t>
       </w:r>
       <w:r>
         <w:rPr>
@@ -6338,7 +7109,7 @@
                     </pic:cNvPicPr>
                   </pic:nvPicPr>
                   <pic:blipFill>
-                    <a:blip r:embed="rId27">
+                    <a:blip r:embed="rId30">
                       <a:extLst>
                         <a:ext uri="{28A0092B-C50C-407E-A947-70E740481C1C}">
                           <a14:useLocalDpi xmlns:a14="http://schemas.microsoft.com/office/drawing/2010/main" val="0"/>
@@ -6434,7 +7205,7 @@
                     </pic:cNvPicPr>
                   </pic:nvPicPr>
                   <pic:blipFill>
-                    <a:blip r:embed="rId28">
+                    <a:blip r:embed="rId31">
                       <a:extLst>
                         <a:ext uri="{28A0092B-C50C-407E-A947-70E740481C1C}">
                           <a14:useLocalDpi xmlns:a14="http://schemas.microsoft.com/office/drawing/2010/main" val="0"/>
@@ -6627,7 +7398,7 @@
                     </pic:cNvPicPr>
                   </pic:nvPicPr>
                   <pic:blipFill>
-                    <a:blip r:embed="rId29">
+                    <a:blip r:embed="rId32">
                       <a:extLst>
                         <a:ext uri="{28A0092B-C50C-407E-A947-70E740481C1C}">
                           <a14:useLocalDpi xmlns:a14="http://schemas.microsoft.com/office/drawing/2010/main" val="0"/>
@@ -6855,6 +7626,7 @@
         </w:rPr>
         <w:t xml:space="preserve"> </w:t>
       </w:r>
+      <w:proofErr w:type="gramStart"/>
       <w:r>
         <w:rPr>
           <w:rFonts w:ascii="Tahoma" w:eastAsia="微软雅黑" w:hAnsi="Tahoma"/>
@@ -6863,6 +7635,7 @@
         </w:rPr>
         <w:t>”</w:t>
       </w:r>
+      <w:proofErr w:type="gramEnd"/>
       <w:r>
         <w:rPr>
           <w:rFonts w:ascii="Tahoma" w:eastAsia="微软雅黑" w:hAnsi="Tahoma" w:hint="eastAsia"/>
@@ -6871,6 +7644,7 @@
         </w:rPr>
         <w:t>蓝蓝蓝</w:t>
       </w:r>
+      <w:proofErr w:type="gramStart"/>
       <w:r>
         <w:rPr>
           <w:rFonts w:ascii="Tahoma" w:eastAsia="微软雅黑" w:hAnsi="Tahoma"/>
@@ -6879,6 +7653,7 @@
         </w:rPr>
         <w:t>”</w:t>
       </w:r>
+      <w:proofErr w:type="gramEnd"/>
       <w:r>
         <w:rPr>
           <w:rFonts w:ascii="Tahoma" w:eastAsia="微软雅黑" w:hAnsi="Tahoma" w:hint="eastAsia"/>
@@ -7246,6 +8021,8 @@
     <w:p>
       <w:pPr>
         <w:widowControl/>
+        <w:adjustRightInd w:val="0"/>
+        <w:snapToGrid w:val="0"/>
         <w:jc w:val="left"/>
         <w:rPr>
           <w:rFonts w:ascii="Tahoma" w:eastAsia="微软雅黑" w:hAnsi="Tahoma"/>
@@ -7265,21 +8042,63 @@
     <w:p>
       <w:pPr>
         <w:widowControl/>
-        <w:jc w:val="left"/>
-        <w:rPr>
-          <w:rFonts w:ascii="Tahoma" w:eastAsia="微软雅黑" w:hAnsi="Tahoma"/>
-          <w:kern w:val="0"/>
-          <w:sz w:val="22"/>
-        </w:rPr>
-      </w:pPr>
-      <w:r>
-        <w:rPr>
-          <w:rFonts w:ascii="Tahoma" w:eastAsia="微软雅黑" w:hAnsi="Tahoma" w:hint="eastAsia"/>
-          <w:kern w:val="0"/>
-          <w:sz w:val="22"/>
-        </w:rPr>
-        <w:t>由于游戏的要求给答案的时间并没有被限制，所以可以慢慢倒带去看要按的按钮。</w:t>
-      </w:r>
+        <w:adjustRightInd w:val="0"/>
+        <w:snapToGrid w:val="0"/>
+        <w:jc w:val="left"/>
+        <w:rPr>
+          <w:rFonts w:ascii="Tahoma" w:eastAsia="微软雅黑" w:hAnsi="Tahoma"/>
+          <w:kern w:val="0"/>
+          <w:sz w:val="22"/>
+        </w:rPr>
+      </w:pPr>
+      <w:r>
+        <w:rPr>
+          <w:rFonts w:ascii="Tahoma" w:eastAsia="微软雅黑" w:hAnsi="Tahoma" w:hint="eastAsia"/>
+          <w:kern w:val="0"/>
+          <w:sz w:val="22"/>
+        </w:rPr>
+        <w:t>由于游戏的要求</w:t>
+      </w:r>
+      <w:proofErr w:type="gramStart"/>
+      <w:r>
+        <w:rPr>
+          <w:rFonts w:ascii="Tahoma" w:eastAsia="微软雅黑" w:hAnsi="Tahoma" w:hint="eastAsia"/>
+          <w:kern w:val="0"/>
+          <w:sz w:val="22"/>
+        </w:rPr>
+        <w:t>给答案</w:t>
+      </w:r>
+      <w:proofErr w:type="gramEnd"/>
+      <w:r>
+        <w:rPr>
+          <w:rFonts w:ascii="Tahoma" w:eastAsia="微软雅黑" w:hAnsi="Tahoma" w:hint="eastAsia"/>
+          <w:kern w:val="0"/>
+          <w:sz w:val="22"/>
+        </w:rPr>
+        <w:t>的时间并没有被限制，所以可以慢慢倒带去看要按的按钮。</w:t>
+      </w:r>
+    </w:p>
+    <w:p>
+      <w:pPr>
+        <w:widowControl/>
+        <w:jc w:val="left"/>
+        <w:rPr>
+          <w:rFonts w:ascii="Tahoma" w:eastAsia="微软雅黑" w:hAnsi="Tahoma"/>
+          <w:kern w:val="0"/>
+          <w:sz w:val="22"/>
+        </w:rPr>
+      </w:pPr>
+    </w:p>
+    <w:p>
+      <w:pPr>
+        <w:widowControl/>
+        <w:jc w:val="left"/>
+        <w:rPr>
+          <w:rFonts w:ascii="Tahoma" w:eastAsia="微软雅黑" w:hAnsi="Tahoma"/>
+          <w:kern w:val="0"/>
+          <w:sz w:val="22"/>
+        </w:rPr>
+      </w:pPr>
     </w:p>
     <w:p>
       <w:pPr>
@@ -7466,7 +8285,7 @@
                     </pic:cNvPicPr>
                   </pic:nvPicPr>
                   <pic:blipFill>
-                    <a:blip r:embed="rId30">
+                    <a:blip r:embed="rId33">
                       <a:extLst>
                         <a:ext uri="{28A0092B-C50C-407E-A947-70E740481C1C}">
                           <a14:useLocalDpi xmlns:a14="http://schemas.microsoft.com/office/drawing/2010/main" val="0"/>
@@ -7549,7 +8368,7 @@
                     </pic:cNvPicPr>
                   </pic:nvPicPr>
                   <pic:blipFill>
-                    <a:blip r:embed="rId31">
+                    <a:blip r:embed="rId34">
                       <a:extLst>
                         <a:ext uri="{28A0092B-C50C-407E-A947-70E740481C1C}">
                           <a14:useLocalDpi xmlns:a14="http://schemas.microsoft.com/office/drawing/2010/main" val="0"/>
@@ -7631,7 +8450,7 @@
                     </pic:cNvPicPr>
                   </pic:nvPicPr>
                   <pic:blipFill>
-                    <a:blip r:embed="rId32">
+                    <a:blip r:embed="rId35">
                       <a:extLst>
                         <a:ext uri="{28A0092B-C50C-407E-A947-70E740481C1C}">
                           <a14:useLocalDpi xmlns:a14="http://schemas.microsoft.com/office/drawing/2010/main" val="0"/>
@@ -7682,7 +8501,7 @@
       </w:r>
     </w:p>
     <w:sectPr>
-      <w:headerReference w:type="default" r:id="rId33"/>
+      <w:headerReference w:type="default" r:id="rId36"/>
       <w:pgSz w:w="11906" w:h="16838"/>
       <w:pgMar w:top="1440" w:right="1800" w:bottom="1440" w:left="1800" w:header="851" w:footer="992" w:gutter="0"/>
       <w:cols w:space="425"/>
@@ -7693,7 +8512,7 @@
 </file>
 
 <file path=word/endnotes.xml><?xml version="1.0" encoding="utf-8"?>
-<w:endnotes xmlns:wpc="http://schemas.microsoft.com/office/word/2010/wordprocessingCanvas" xmlns:cx="http://schemas.microsoft.com/office/drawing/2014/chartex" xmlns:cx1="http://schemas.microsoft.com/office/drawing/2015/9/8/chartex" xmlns:cx2="http://schemas.microsoft.com/office/drawing/2015/10/21/chartex" xmlns:cx3="http://schemas.microsoft.com/office/drawing/2016/5/9/chartex" xmlns:cx4="http://schemas.microsoft.com/office/drawing/2016/5/10/chartex" xmlns:cx5="http://schemas.microsoft.com/office/drawing/2016/5/11/chartex" xmlns:cx6="http://schemas.microsoft.com/office/drawing/2016/5/12/chartex" xmlns:cx7="http://schemas.microsoft.com/office/drawing/2016/5/13/chartex" xmlns:cx8="http://schemas.microsoft.com/office/drawing/2016/5/14/chartex" xmlns:mc="http://schemas.openxmlformats.org/markup-compatibility/2006" xmlns:aink="http://schemas.microsoft.com/office/drawing/2016/ink" xmlns:am3d="http://schemas.microsoft.com/office/drawing/2017/model3d" xmlns:o="urn:schemas-microsoft-com:office:office" xmlns:oel="http://schemas.microsoft.com/office/2019/extlst" xmlns:r="http://schemas.openxmlformats.org/officeDocument/2006/relationships" xmlns:m="http://schemas.openxmlformats.org/officeDocument/2006/math" xmlns:v="urn:schemas-microsoft-com:vml" xmlns:wp14="http://schemas.microsoft.com/office/word/2010/wordprocessingDrawing" xmlns:wp="http://schemas.openxmlformats.org/drawingml/2006/wordprocessingDrawing" xmlns:w10="urn:schemas-microsoft-com:office:word" xmlns:w="http://schemas.openxmlformats.org/wordprocessingml/2006/main" xmlns:w14="http://schemas.microsoft.com/office/word/2010/wordml" xmlns:w15="http://schemas.microsoft.com/office/word/2012/wordml" xmlns:w16cex="http://schemas.microsoft.com/office/word/2018/wordml/cex" xmlns:w16cid="http://schemas.microsoft.com/office/word/2016/wordml/cid" xmlns:w16="http://schemas.microsoft.com/office/word/2018/wordml" xmlns:w16du="http://schemas.microsoft.com/office/word/2023/wordml/word16du" xmlns:w16sdtdh="http://schemas.microsoft.com/office/word/2020/wordml/sdtdatahash" xmlns:w16se="http://schemas.microsoft.com/office/word/2015/wordml/symex" xmlns:wpg="http://schemas.microsoft.com/office/word/2010/wordprocessingGroup" xmlns:wpi="http://schemas.microsoft.com/office/word/2010/wordprocessingInk" xmlns:wne="http://schemas.microsoft.com/office/word/2006/wordml" xmlns:wps="http://schemas.microsoft.com/office/word/2010/wordprocessingShape" mc:Ignorable="w14 w15 w16se w16cid w16 w16cex w16sdtdh w16du wp14">
+<w:endnotes xmlns:wpc="http://schemas.microsoft.com/office/word/2010/wordprocessingCanvas" xmlns:cx="http://schemas.microsoft.com/office/drawing/2014/chartex" xmlns:cx1="http://schemas.microsoft.com/office/drawing/2015/9/8/chartex" xmlns:cx2="http://schemas.microsoft.com/office/drawing/2015/10/21/chartex" xmlns:cx3="http://schemas.microsoft.com/office/drawing/2016/5/9/chartex" xmlns:cx4="http://schemas.microsoft.com/office/drawing/2016/5/10/chartex" xmlns:cx5="http://schemas.microsoft.com/office/drawing/2016/5/11/chartex" xmlns:cx6="http://schemas.microsoft.com/office/drawing/2016/5/12/chartex" xmlns:cx7="http://schemas.microsoft.com/office/drawing/2016/5/13/chartex" xmlns:cx8="http://schemas.microsoft.com/office/drawing/2016/5/14/chartex" xmlns:mc="http://schemas.openxmlformats.org/markup-compatibility/2006" xmlns:aink="http://schemas.microsoft.com/office/drawing/2016/ink" xmlns:am3d="http://schemas.microsoft.com/office/drawing/2017/model3d" xmlns:o="urn:schemas-microsoft-com:office:office" xmlns:oel="http://schemas.microsoft.com/office/2019/extlst" xmlns:r="http://schemas.openxmlformats.org/officeDocument/2006/relationships" xmlns:m="http://schemas.openxmlformats.org/officeDocument/2006/math" xmlns:v="urn:schemas-microsoft-com:vml" xmlns:wp14="http://schemas.microsoft.com/office/word/2010/wordprocessingDrawing" xmlns:wp="http://schemas.openxmlformats.org/drawingml/2006/wordprocessingDrawing" xmlns:w10="urn:schemas-microsoft-com:office:word" xmlns:w="http://schemas.openxmlformats.org/wordprocessingml/2006/main" xmlns:w14="http://schemas.microsoft.com/office/word/2010/wordml" xmlns:w15="http://schemas.microsoft.com/office/word/2012/wordml" xmlns:w16cex="http://schemas.microsoft.com/office/word/2018/wordml/cex" xmlns:w16cid="http://schemas.microsoft.com/office/word/2016/wordml/cid" xmlns:w16="http://schemas.microsoft.com/office/word/2018/wordml" xmlns:w16du="http://schemas.microsoft.com/office/word/2023/wordml/word16du" xmlns:w16sdtdh="http://schemas.microsoft.com/office/word/2020/wordml/sdtdatahash" xmlns:w16sdtfl="http://schemas.microsoft.com/office/word/2024/wordml/sdtformatlock" xmlns:w16se="http://schemas.microsoft.com/office/word/2015/wordml/symex" xmlns:wpg="http://schemas.microsoft.com/office/word/2010/wordprocessingGroup" xmlns:wpi="http://schemas.microsoft.com/office/word/2010/wordprocessingInk" xmlns:wne="http://schemas.microsoft.com/office/word/2006/wordml" xmlns:wps="http://schemas.microsoft.com/office/word/2010/wordprocessingShape" mc:Ignorable="w14 w15 w16se w16cid w16 w16cex w16sdtdh w16sdtfl w16du wp14">
   <w:endnote w:type="separator" w:id="-1">
     <w:p>
       <w:pPr>
@@ -7722,7 +8541,7 @@
 </file>
 
 <file path=word/footnotes.xml><?xml version="1.0" encoding="utf-8"?>
-<w:footnotes xmlns:wpc="http://schemas.microsoft.com/office/word/2010/wordprocessingCanvas" xmlns:cx="http://schemas.microsoft.com/office/drawing/2014/chartex" xmlns:cx1="http://schemas.microsoft.com/office/drawing/2015/9/8/chartex" xmlns:cx2="http://schemas.microsoft.com/office/drawing/2015/10/21/chartex" xmlns:cx3="http://schemas.microsoft.com/office/drawing/2016/5/9/chartex" xmlns:cx4="http://schemas.microsoft.com/office/drawing/2016/5/10/chartex" xmlns:cx5="http://schemas.microsoft.com/office/drawing/2016/5/11/chartex" xmlns:cx6="http://schemas.microsoft.com/office/drawing/2016/5/12/chartex" xmlns:cx7="http://schemas.microsoft.com/office/drawing/2016/5/13/chartex" xmlns:cx8="http://schemas.microsoft.com/office/drawing/2016/5/14/chartex" xmlns:mc="http://schemas.openxmlformats.org/markup-compatibility/2006" xmlns:aink="http://schemas.microsoft.com/office/drawing/2016/ink" xmlns:am3d="http://schemas.microsoft.com/office/drawing/2017/model3d" xmlns:o="urn:schemas-microsoft-com:office:office" xmlns:oel="http://schemas.microsoft.com/office/2019/extlst" xmlns:r="http://schemas.openxmlformats.org/officeDocument/2006/relationships" xmlns:m="http://schemas.openxmlformats.org/officeDocument/2006/math" xmlns:v="urn:schemas-microsoft-com:vml" xmlns:wp14="http://schemas.microsoft.com/office/word/2010/wordprocessingDrawing" xmlns:wp="http://schemas.openxmlformats.org/drawingml/2006/wordprocessingDrawing" xmlns:w10="urn:schemas-microsoft-com:office:word" xmlns:w="http://schemas.openxmlformats.org/wordprocessingml/2006/main" xmlns:w14="http://schemas.microsoft.com/office/word/2010/wordml" xmlns:w15="http://schemas.microsoft.com/office/word/2012/wordml" xmlns:w16cex="http://schemas.microsoft.com/office/word/2018/wordml/cex" xmlns:w16cid="http://schemas.microsoft.com/office/word/2016/wordml/cid" xmlns:w16="http://schemas.microsoft.com/office/word/2018/wordml" xmlns:w16du="http://schemas.microsoft.com/office/word/2023/wordml/word16du" xmlns:w16sdtdh="http://schemas.microsoft.com/office/word/2020/wordml/sdtdatahash" xmlns:w16se="http://schemas.microsoft.com/office/word/2015/wordml/symex" xmlns:wpg="http://schemas.microsoft.com/office/word/2010/wordprocessingGroup" xmlns:wpi="http://schemas.microsoft.com/office/word/2010/wordprocessingInk" xmlns:wne="http://schemas.microsoft.com/office/word/2006/wordml" xmlns:wps="http://schemas.microsoft.com/office/word/2010/wordprocessingShape" mc:Ignorable="w14 w15 w16se w16cid w16 w16cex w16sdtdh w16du wp14">
+<w:footnotes xmlns:wpc="http://schemas.microsoft.com/office/word/2010/wordprocessingCanvas" xmlns:cx="http://schemas.microsoft.com/office/drawing/2014/chartex" xmlns:cx1="http://schemas.microsoft.com/office/drawing/2015/9/8/chartex" xmlns:cx2="http://schemas.microsoft.com/office/drawing/2015/10/21/chartex" xmlns:cx3="http://schemas.microsoft.com/office/drawing/2016/5/9/chartex" xmlns:cx4="http://schemas.microsoft.com/office/drawing/2016/5/10/chartex" xmlns:cx5="http://schemas.microsoft.com/office/drawing/2016/5/11/chartex" xmlns:cx6="http://schemas.microsoft.com/office/drawing/2016/5/12/chartex" xmlns:cx7="http://schemas.microsoft.com/office/drawing/2016/5/13/chartex" xmlns:cx8="http://schemas.microsoft.com/office/drawing/2016/5/14/chartex" xmlns:mc="http://schemas.openxmlformats.org/markup-compatibility/2006" xmlns:aink="http://schemas.microsoft.com/office/drawing/2016/ink" xmlns:am3d="http://schemas.microsoft.com/office/drawing/2017/model3d" xmlns:o="urn:schemas-microsoft-com:office:office" xmlns:oel="http://schemas.microsoft.com/office/2019/extlst" xmlns:r="http://schemas.openxmlformats.org/officeDocument/2006/relationships" xmlns:m="http://schemas.openxmlformats.org/officeDocument/2006/math" xmlns:v="urn:schemas-microsoft-com:vml" xmlns:wp14="http://schemas.microsoft.com/office/word/2010/wordprocessingDrawing" xmlns:wp="http://schemas.openxmlformats.org/drawingml/2006/wordprocessingDrawing" xmlns:w10="urn:schemas-microsoft-com:office:word" xmlns:w="http://schemas.openxmlformats.org/wordprocessingml/2006/main" xmlns:w14="http://schemas.microsoft.com/office/word/2010/wordml" xmlns:w15="http://schemas.microsoft.com/office/word/2012/wordml" xmlns:w16cex="http://schemas.microsoft.com/office/word/2018/wordml/cex" xmlns:w16cid="http://schemas.microsoft.com/office/word/2016/wordml/cid" xmlns:w16="http://schemas.microsoft.com/office/word/2018/wordml" xmlns:w16du="http://schemas.microsoft.com/office/word/2023/wordml/word16du" xmlns:w16sdtdh="http://schemas.microsoft.com/office/word/2020/wordml/sdtdatahash" xmlns:w16sdtfl="http://schemas.microsoft.com/office/word/2024/wordml/sdtformatlock" xmlns:w16se="http://schemas.microsoft.com/office/word/2015/wordml/symex" xmlns:wpg="http://schemas.microsoft.com/office/word/2010/wordprocessingGroup" xmlns:wpi="http://schemas.microsoft.com/office/word/2010/wordprocessingInk" xmlns:wne="http://schemas.microsoft.com/office/word/2006/wordml" xmlns:wps="http://schemas.microsoft.com/office/word/2010/wordprocessingShape" mc:Ignorable="w14 w15 w16se w16cid w16 w16cex w16sdtdh w16sdtfl w16du wp14">
   <w:footnote w:type="separator" w:id="-1">
     <w:p>
       <w:pPr>
@@ -7751,7 +8570,7 @@
 </file>
 
 <file path=word/header1.xml><?xml version="1.0" encoding="utf-8"?>
-<w:hdr xmlns:wpc="http://schemas.microsoft.com/office/word/2010/wordprocessingCanvas" xmlns:cx="http://schemas.microsoft.com/office/drawing/2014/chartex" xmlns:cx1="http://schemas.microsoft.com/office/drawing/2015/9/8/chartex" xmlns:cx2="http://schemas.microsoft.com/office/drawing/2015/10/21/chartex" xmlns:cx3="http://schemas.microsoft.com/office/drawing/2016/5/9/chartex" xmlns:cx4="http://schemas.microsoft.com/office/drawing/2016/5/10/chartex" xmlns:cx5="http://schemas.microsoft.com/office/drawing/2016/5/11/chartex" xmlns:cx6="http://schemas.microsoft.com/office/drawing/2016/5/12/chartex" xmlns:cx7="http://schemas.microsoft.com/office/drawing/2016/5/13/chartex" xmlns:cx8="http://schemas.microsoft.com/office/drawing/2016/5/14/chartex" xmlns:mc="http://schemas.openxmlformats.org/markup-compatibility/2006" xmlns:aink="http://schemas.microsoft.com/office/drawing/2016/ink" xmlns:am3d="http://schemas.microsoft.com/office/drawing/2017/model3d" xmlns:o="urn:schemas-microsoft-com:office:office" xmlns:oel="http://schemas.microsoft.com/office/2019/extlst" xmlns:r="http://schemas.openxmlformats.org/officeDocument/2006/relationships" xmlns:m="http://schemas.openxmlformats.org/officeDocument/2006/math" xmlns:v="urn:schemas-microsoft-com:vml" xmlns:wp14="http://schemas.microsoft.com/office/word/2010/wordprocessingDrawing" xmlns:wp="http://schemas.openxmlformats.org/drawingml/2006/wordprocessingDrawing" xmlns:w10="urn:schemas-microsoft-com:office:word" xmlns:w="http://schemas.openxmlformats.org/wordprocessingml/2006/main" xmlns:w14="http://schemas.microsoft.com/office/word/2010/wordml" xmlns:w15="http://schemas.microsoft.com/office/word/2012/wordml" xmlns:w16cex="http://schemas.microsoft.com/office/word/2018/wordml/cex" xmlns:w16cid="http://schemas.microsoft.com/office/word/2016/wordml/cid" xmlns:w16="http://schemas.microsoft.com/office/word/2018/wordml" xmlns:w16du="http://schemas.microsoft.com/office/word/2023/wordml/word16du" xmlns:w16sdtdh="http://schemas.microsoft.com/office/word/2020/wordml/sdtdatahash" xmlns:w16se="http://schemas.microsoft.com/office/word/2015/wordml/symex" xmlns:wpg="http://schemas.microsoft.com/office/word/2010/wordprocessingGroup" xmlns:wpi="http://schemas.microsoft.com/office/word/2010/wordprocessingInk" xmlns:wne="http://schemas.microsoft.com/office/word/2006/wordml" xmlns:wps="http://schemas.microsoft.com/office/word/2010/wordprocessingShape" mc:Ignorable="w14 w15 w16se w16cid w16 w16cex w16sdtdh w16du wp14">
+<w:hdr xmlns:wpc="http://schemas.microsoft.com/office/word/2010/wordprocessingCanvas" xmlns:cx="http://schemas.microsoft.com/office/drawing/2014/chartex" xmlns:cx1="http://schemas.microsoft.com/office/drawing/2015/9/8/chartex" xmlns:cx2="http://schemas.microsoft.com/office/drawing/2015/10/21/chartex" xmlns:cx3="http://schemas.microsoft.com/office/drawing/2016/5/9/chartex" xmlns:cx4="http://schemas.microsoft.com/office/drawing/2016/5/10/chartex" xmlns:cx5="http://schemas.microsoft.com/office/drawing/2016/5/11/chartex" xmlns:cx6="http://schemas.microsoft.com/office/drawing/2016/5/12/chartex" xmlns:cx7="http://schemas.microsoft.com/office/drawing/2016/5/13/chartex" xmlns:cx8="http://schemas.microsoft.com/office/drawing/2016/5/14/chartex" xmlns:mc="http://schemas.openxmlformats.org/markup-compatibility/2006" xmlns:aink="http://schemas.microsoft.com/office/drawing/2016/ink" xmlns:am3d="http://schemas.microsoft.com/office/drawing/2017/model3d" xmlns:o="urn:schemas-microsoft-com:office:office" xmlns:oel="http://schemas.microsoft.com/office/2019/extlst" xmlns:r="http://schemas.openxmlformats.org/officeDocument/2006/relationships" xmlns:m="http://schemas.openxmlformats.org/officeDocument/2006/math" xmlns:v="urn:schemas-microsoft-com:vml" xmlns:wp14="http://schemas.microsoft.com/office/word/2010/wordprocessingDrawing" xmlns:wp="http://schemas.openxmlformats.org/drawingml/2006/wordprocessingDrawing" xmlns:w10="urn:schemas-microsoft-com:office:word" xmlns:w="http://schemas.openxmlformats.org/wordprocessingml/2006/main" xmlns:w14="http://schemas.microsoft.com/office/word/2010/wordml" xmlns:w15="http://schemas.microsoft.com/office/word/2012/wordml" xmlns:w16cex="http://schemas.microsoft.com/office/word/2018/wordml/cex" xmlns:w16cid="http://schemas.microsoft.com/office/word/2016/wordml/cid" xmlns:w16="http://schemas.microsoft.com/office/word/2018/wordml" xmlns:w16du="http://schemas.microsoft.com/office/word/2023/wordml/word16du" xmlns:w16sdtdh="http://schemas.microsoft.com/office/word/2020/wordml/sdtdatahash" xmlns:w16sdtfl="http://schemas.microsoft.com/office/word/2024/wordml/sdtformatlock" xmlns:w16se="http://schemas.microsoft.com/office/word/2015/wordml/symex" xmlns:wpg="http://schemas.microsoft.com/office/word/2010/wordprocessingGroup" xmlns:wpi="http://schemas.microsoft.com/office/word/2010/wordprocessingInk" xmlns:wne="http://schemas.microsoft.com/office/word/2006/wordml" xmlns:wps="http://schemas.microsoft.com/office/word/2010/wordprocessingShape" mc:Ignorable="w14 w15 w16se w16cid w16 w16cex w16sdtdh w16sdtfl w16du wp14">
   <w:p>
     <w:pPr>
       <w:jc w:val="center"/>
@@ -7861,7 +8680,7 @@
 </file>
 
 <file path=word/styles.xml><?xml version="1.0" encoding="utf-8"?>
-<w:styles xmlns:mc="http://schemas.openxmlformats.org/markup-compatibility/2006" xmlns:r="http://schemas.openxmlformats.org/officeDocument/2006/relationships" xmlns:w="http://schemas.openxmlformats.org/wordprocessingml/2006/main" xmlns:w14="http://schemas.microsoft.com/office/word/2010/wordml" xmlns:w15="http://schemas.microsoft.com/office/word/2012/wordml" xmlns:w16cex="http://schemas.microsoft.com/office/word/2018/wordml/cex" xmlns:w16cid="http://schemas.microsoft.com/office/word/2016/wordml/cid" xmlns:w16="http://schemas.microsoft.com/office/word/2018/wordml" xmlns:w16du="http://schemas.microsoft.com/office/word/2023/wordml/word16du" xmlns:w16sdtdh="http://schemas.microsoft.com/office/word/2020/wordml/sdtdatahash" xmlns:w16se="http://schemas.microsoft.com/office/word/2015/wordml/symex" mc:Ignorable="w14 w15 w16se w16cid w16 w16cex w16sdtdh w16du">
+<w:styles xmlns:mc="http://schemas.openxmlformats.org/markup-compatibility/2006" xmlns:r="http://schemas.openxmlformats.org/officeDocument/2006/relationships" xmlns:w="http://schemas.openxmlformats.org/wordprocessingml/2006/main" xmlns:w14="http://schemas.microsoft.com/office/word/2010/wordml" xmlns:w15="http://schemas.microsoft.com/office/word/2012/wordml" xmlns:w16cex="http://schemas.microsoft.com/office/word/2018/wordml/cex" xmlns:w16cid="http://schemas.microsoft.com/office/word/2016/wordml/cid" xmlns:w16="http://schemas.microsoft.com/office/word/2018/wordml" xmlns:w16du="http://schemas.microsoft.com/office/word/2023/wordml/word16du" xmlns:w16sdtdh="http://schemas.microsoft.com/office/word/2020/wordml/sdtdatahash" xmlns:w16sdtfl="http://schemas.microsoft.com/office/word/2024/wordml/sdtformatlock" xmlns:w16se="http://schemas.microsoft.com/office/word/2015/wordml/symex" mc:Ignorable="w14 w15 w16se w16cid w16 w16cex w16sdtdh w16sdtfl w16du">
   <w:docDefaults>
     <w:rPrDefault>
       <w:rPr>

--- a/插件详细手册/8.物体/解谜设计-顺序记忆.docx
+++ b/插件详细手册/8.物体/解谜设计-顺序记忆.docx
@@ -15,8 +15,20 @@
         <w:rPr>
           <w:rFonts w:hint="eastAsia"/>
         </w:rPr>
+        <w:t>===</w:t>
+      </w:r>
+      <w:r>
+        <w:rPr>
+          <w:rFonts w:hint="eastAsia"/>
+        </w:rPr>
         <w:t>概述</w:t>
       </w:r>
+      <w:r>
+        <w:rPr>
+          <w:rFonts w:hint="eastAsia"/>
+        </w:rPr>
+        <w:t>===</w:t>
+      </w:r>
     </w:p>
     <w:p>
       <w:pPr>
@@ -29,13 +41,7 @@
         <w:rPr>
           <w:rFonts w:hint="eastAsia"/>
         </w:rPr>
-        <w:t>基础</w:t>
-      </w:r>
-      <w:r>
-        <w:rPr>
-          <w:rFonts w:hint="eastAsia"/>
-        </w:rPr>
-        <w:t>插件</w:t>
+        <w:t>示例图</w:t>
       </w:r>
     </w:p>
     <w:p>
@@ -103,9 +109,9 @@
           <w:szCs w:val="24"/>
         </w:rPr>
         <w:drawing>
-          <wp:inline distT="0" distB="0" distL="0" distR="0" wp14:anchorId="4196E3BC" wp14:editId="251E04C3">
-            <wp:extent cx="3141951" cy="1981200"/>
-            <wp:effectExtent l="0" t="0" r="1905" b="0"/>
+          <wp:inline distT="0" distB="0" distL="0" distR="0" wp14:anchorId="4196E3BC" wp14:editId="346475BF">
+            <wp:extent cx="3520440" cy="2219862"/>
+            <wp:effectExtent l="0" t="0" r="3810" b="9525"/>
             <wp:docPr id="1667402015" name="图片 1667402015"/>
             <wp:cNvGraphicFramePr>
               <a:graphicFrameLocks xmlns:a="http://schemas.openxmlformats.org/drawingml/2006/main" noChangeAspect="1"/>
@@ -135,7 +141,7 @@
                   <pic:spPr bwMode="auto">
                     <a:xfrm>
                       <a:off x="0" y="0"/>
-                      <a:ext cx="3151273" cy="1987078"/>
+                      <a:ext cx="3537532" cy="2230640"/>
                     </a:xfrm>
                     <a:prstGeom prst="rect">
                       <a:avLst/>
@@ -156,446 +162,23 @@
       <w:pPr>
         <w:widowControl/>
         <w:adjustRightInd w:val="0"/>
-        <w:snapToGrid w:val="0"/>
-        <w:jc w:val="left"/>
-        <w:rPr>
-          <w:rFonts w:ascii="Tahoma" w:eastAsia="微软雅黑" w:hAnsi="Tahoma"/>
-          <w:kern w:val="0"/>
-          <w:sz w:val="22"/>
-        </w:rPr>
-      </w:pPr>
-      <w:r>
-        <w:rPr>
-          <w:rFonts w:ascii="Tahoma" w:eastAsia="微软雅黑" w:hAnsi="Tahoma" w:hint="eastAsia"/>
-          <w:kern w:val="0"/>
-          <w:sz w:val="22"/>
-        </w:rPr>
-        <w:t>如果要从零开始设计，</w:t>
-      </w:r>
-      <w:r>
-        <w:rPr>
-          <w:rFonts w:ascii="Tahoma" w:eastAsia="微软雅黑" w:hAnsi="Tahoma" w:hint="eastAsia"/>
-          <w:kern w:val="0"/>
-          <w:sz w:val="22"/>
-        </w:rPr>
-        <w:t>需要下图</w:t>
-      </w:r>
-      <w:r>
-        <w:rPr>
-          <w:rFonts w:ascii="Tahoma" w:eastAsia="微软雅黑" w:hAnsi="Tahoma" w:hint="eastAsia"/>
-          <w:kern w:val="0"/>
-          <w:sz w:val="22"/>
-        </w:rPr>
-        <w:t>的插件：</w:t>
-      </w:r>
-    </w:p>
-    <w:p>
-      <w:pPr>
-        <w:widowControl/>
-        <w:snapToGrid w:val="0"/>
-        <w:jc w:val="center"/>
-        <w:rPr>
-          <w:rFonts w:ascii="宋体" w:eastAsia="宋体" w:hAnsi="宋体" w:cs="宋体" w:hint="eastAsia"/>
-          <w:kern w:val="0"/>
-          <w:sz w:val="24"/>
-          <w:szCs w:val="24"/>
-        </w:rPr>
-      </w:pPr>
-      <w:r>
-        <w:rPr>
-          <w:rFonts w:hint="eastAsia"/>
-          <w:noProof/>
-        </w:rPr>
-        <w:drawing>
-          <wp:inline distT="0" distB="0" distL="0" distR="0" wp14:anchorId="053C9060" wp14:editId="152897C6">
-            <wp:extent cx="5068570" cy="2805837"/>
-            <wp:effectExtent l="0" t="0" r="0" b="0"/>
-            <wp:docPr id="730953212" name="图片 1"/>
-            <wp:cNvGraphicFramePr>
-              <a:graphicFrameLocks xmlns:a="http://schemas.openxmlformats.org/drawingml/2006/main" noChangeAspect="1"/>
-            </wp:cNvGraphicFramePr>
-            <a:graphic xmlns:a="http://schemas.openxmlformats.org/drawingml/2006/main">
-              <a:graphicData uri="http://schemas.openxmlformats.org/drawingml/2006/picture">
-                <pic:pic xmlns:pic="http://schemas.openxmlformats.org/drawingml/2006/picture">
-                  <pic:nvPicPr>
-                    <pic:cNvPr id="0" name="Picture 3"/>
-                    <pic:cNvPicPr>
-                      <a:picLocks noChangeAspect="1" noChangeArrowheads="1"/>
-                    </pic:cNvPicPr>
-                  </pic:nvPicPr>
-                  <pic:blipFill>
-                    <a:blip r:embed="rId8">
-                      <a:extLst>
-                        <a:ext uri="{28A0092B-C50C-407E-A947-70E740481C1C}">
-                          <a14:useLocalDpi xmlns:a14="http://schemas.microsoft.com/office/drawing/2010/main" val="0"/>
-                        </a:ext>
-                      </a:extLst>
-                    </a:blip>
-                    <a:srcRect/>
-                    <a:stretch>
-                      <a:fillRect/>
-                    </a:stretch>
-                  </pic:blipFill>
-                  <pic:spPr bwMode="auto">
-                    <a:xfrm>
-                      <a:off x="0" y="0"/>
-                      <a:ext cx="5073584" cy="2808612"/>
-                    </a:xfrm>
-                    <a:prstGeom prst="rect">
-                      <a:avLst/>
-                    </a:prstGeom>
-                    <a:noFill/>
-                    <a:ln>
-                      <a:noFill/>
-                    </a:ln>
-                  </pic:spPr>
-                </pic:pic>
-              </a:graphicData>
-            </a:graphic>
-          </wp:inline>
-        </w:drawing>
-      </w:r>
-    </w:p>
-    <w:p>
-      <w:pPr>
-        <w:widowControl/>
-        <w:snapToGrid w:val="0"/>
-        <w:jc w:val="left"/>
-        <w:rPr>
-          <w:rFonts w:ascii="Tahoma" w:eastAsia="微软雅黑" w:hAnsi="Tahoma"/>
-          <w:b/>
-          <w:bCs/>
-          <w:kern w:val="0"/>
-          <w:sz w:val="22"/>
-        </w:rPr>
-      </w:pPr>
-      <w:r>
-        <w:rPr>
-          <w:rFonts w:ascii="Tahoma" w:eastAsia="微软雅黑" w:hAnsi="Tahoma" w:hint="eastAsia"/>
-          <w:b/>
-          <w:bCs/>
-          <w:kern w:val="0"/>
-          <w:sz w:val="22"/>
-        </w:rPr>
-        <w:t>注意，该文档</w:t>
-      </w:r>
-      <w:r>
-        <w:rPr>
-          <w:rFonts w:ascii="Tahoma" w:eastAsia="微软雅黑" w:hAnsi="Tahoma" w:hint="eastAsia"/>
-          <w:b/>
-          <w:bCs/>
-          <w:kern w:val="0"/>
-          <w:sz w:val="22"/>
-        </w:rPr>
-        <w:t>只</w:t>
-      </w:r>
-      <w:r>
-        <w:rPr>
-          <w:rFonts w:ascii="Tahoma" w:eastAsia="微软雅黑" w:hAnsi="Tahoma" w:hint="eastAsia"/>
-          <w:b/>
-          <w:bCs/>
-          <w:kern w:val="0"/>
-          <w:sz w:val="22"/>
-        </w:rPr>
-        <w:t>详细说明</w:t>
-      </w:r>
-      <w:r>
-        <w:rPr>
-          <w:rFonts w:ascii="Tahoma" w:eastAsia="微软雅黑" w:hAnsi="Tahoma" w:hint="eastAsia"/>
-          <w:b/>
-          <w:bCs/>
-          <w:kern w:val="0"/>
-          <w:sz w:val="22"/>
-        </w:rPr>
-        <w:t xml:space="preserve"> </w:t>
-      </w:r>
-      <w:r>
-        <w:rPr>
-          <w:rFonts w:ascii="Tahoma" w:eastAsia="微软雅黑" w:hAnsi="Tahoma" w:hint="eastAsia"/>
-          <w:b/>
-          <w:bCs/>
-          <w:kern w:val="0"/>
-          <w:sz w:val="22"/>
-        </w:rPr>
-        <w:t>整体</w:t>
-      </w:r>
-      <w:r>
-        <w:rPr>
-          <w:rFonts w:ascii="Tahoma" w:eastAsia="微软雅黑" w:hAnsi="Tahoma" w:hint="eastAsia"/>
-          <w:b/>
-          <w:bCs/>
-          <w:kern w:val="0"/>
-          <w:sz w:val="22"/>
-        </w:rPr>
-        <w:t>设计</w:t>
-      </w:r>
-      <w:r>
-        <w:rPr>
-          <w:rFonts w:ascii="Tahoma" w:eastAsia="微软雅黑" w:hAnsi="Tahoma" w:hint="eastAsia"/>
-          <w:b/>
-          <w:bCs/>
-          <w:kern w:val="0"/>
-          <w:sz w:val="22"/>
-        </w:rPr>
-        <w:t>思路</w:t>
-      </w:r>
-      <w:r>
-        <w:rPr>
-          <w:rFonts w:ascii="Tahoma" w:eastAsia="微软雅黑" w:hAnsi="Tahoma" w:hint="eastAsia"/>
-          <w:b/>
-          <w:bCs/>
-          <w:kern w:val="0"/>
-          <w:sz w:val="22"/>
-        </w:rPr>
-        <w:t xml:space="preserve"> </w:t>
-      </w:r>
-      <w:r>
-        <w:rPr>
-          <w:rFonts w:ascii="Tahoma" w:eastAsia="微软雅黑" w:hAnsi="Tahoma" w:hint="eastAsia"/>
-          <w:b/>
-          <w:bCs/>
-          <w:kern w:val="0"/>
-          <w:sz w:val="22"/>
-        </w:rPr>
-        <w:t>和</w:t>
-      </w:r>
-      <w:r>
-        <w:rPr>
-          <w:rFonts w:ascii="Tahoma" w:eastAsia="微软雅黑" w:hAnsi="Tahoma" w:hint="eastAsia"/>
-          <w:b/>
-          <w:bCs/>
-          <w:kern w:val="0"/>
-          <w:sz w:val="22"/>
-        </w:rPr>
-        <w:t xml:space="preserve"> </w:t>
-      </w:r>
-      <w:r>
-        <w:rPr>
-          <w:rFonts w:ascii="Tahoma" w:eastAsia="微软雅黑" w:hAnsi="Tahoma" w:hint="eastAsia"/>
-          <w:b/>
-          <w:bCs/>
-          <w:kern w:val="0"/>
-          <w:sz w:val="22"/>
-        </w:rPr>
-        <w:t>解谜方法</w:t>
-      </w:r>
-      <w:r>
-        <w:rPr>
-          <w:rFonts w:ascii="Tahoma" w:eastAsia="微软雅黑" w:hAnsi="Tahoma" w:hint="eastAsia"/>
-          <w:b/>
-          <w:bCs/>
-          <w:kern w:val="0"/>
-          <w:sz w:val="22"/>
-        </w:rPr>
-        <w:t xml:space="preserve"> </w:t>
-      </w:r>
-      <w:r>
-        <w:rPr>
-          <w:rFonts w:ascii="Tahoma" w:eastAsia="微软雅黑" w:hAnsi="Tahoma" w:hint="eastAsia"/>
-          <w:b/>
-          <w:bCs/>
-          <w:kern w:val="0"/>
-          <w:sz w:val="22"/>
-        </w:rPr>
-        <w:t>。</w:t>
-      </w:r>
-    </w:p>
-    <w:p>
-      <w:pPr>
-        <w:widowControl/>
-        <w:snapToGrid w:val="0"/>
-        <w:jc w:val="left"/>
-        <w:rPr>
-          <w:rFonts w:ascii="Tahoma" w:eastAsia="微软雅黑" w:hAnsi="Tahoma"/>
-          <w:b/>
-          <w:bCs/>
-          <w:kern w:val="0"/>
-          <w:sz w:val="22"/>
-        </w:rPr>
-      </w:pPr>
-      <w:r>
-        <w:rPr>
-          <w:rFonts w:ascii="Tahoma" w:eastAsia="微软雅黑" w:hAnsi="Tahoma" w:hint="eastAsia"/>
-          <w:b/>
-          <w:bCs/>
-          <w:kern w:val="0"/>
-          <w:sz w:val="22"/>
-        </w:rPr>
-        <w:t>对于如何</w:t>
-      </w:r>
-      <w:r>
-        <w:rPr>
-          <w:rFonts w:ascii="Tahoma" w:eastAsia="微软雅黑" w:hAnsi="Tahoma" w:hint="eastAsia"/>
-          <w:b/>
-          <w:bCs/>
-          <w:kern w:val="0"/>
-          <w:sz w:val="22"/>
-        </w:rPr>
-        <w:t xml:space="preserve"> </w:t>
-      </w:r>
-      <w:r>
-        <w:rPr>
-          <w:rFonts w:ascii="Tahoma" w:eastAsia="微软雅黑" w:hAnsi="Tahoma" w:hint="eastAsia"/>
-          <w:b/>
-          <w:bCs/>
-          <w:kern w:val="0"/>
-          <w:sz w:val="22"/>
-        </w:rPr>
-        <w:t>具体</w:t>
-      </w:r>
-      <w:r>
-        <w:rPr>
-          <w:rFonts w:ascii="Tahoma" w:eastAsia="微软雅黑" w:hAnsi="Tahoma" w:hint="eastAsia"/>
-          <w:b/>
-          <w:bCs/>
-          <w:kern w:val="0"/>
-          <w:sz w:val="22"/>
-        </w:rPr>
-        <w:t>使用变量数组</w:t>
-      </w:r>
-      <w:r>
-        <w:rPr>
-          <w:rFonts w:ascii="Tahoma" w:eastAsia="微软雅黑" w:hAnsi="Tahoma" w:hint="eastAsia"/>
-          <w:b/>
-          <w:bCs/>
-          <w:kern w:val="0"/>
-          <w:sz w:val="22"/>
-        </w:rPr>
-        <w:t xml:space="preserve"> </w:t>
-      </w:r>
-      <w:r>
-        <w:rPr>
-          <w:rFonts w:ascii="Tahoma" w:eastAsia="微软雅黑" w:hAnsi="Tahoma" w:hint="eastAsia"/>
-          <w:b/>
-          <w:bCs/>
-          <w:kern w:val="0"/>
-          <w:sz w:val="22"/>
-        </w:rPr>
-        <w:t>，需要去看看：“</w:t>
-      </w:r>
-      <w:r>
-        <w:rPr>
-          <w:rFonts w:ascii="Tahoma" w:eastAsia="微软雅黑" w:hAnsi="Tahoma" w:hint="eastAsia"/>
-          <w:b/>
-          <w:bCs/>
-          <w:kern w:val="0"/>
-          <w:sz w:val="22"/>
-        </w:rPr>
-        <w:t>1</w:t>
-      </w:r>
-      <w:r>
-        <w:rPr>
-          <w:rFonts w:ascii="Tahoma" w:eastAsia="微软雅黑" w:hAnsi="Tahoma"/>
-          <w:b/>
-          <w:bCs/>
-          <w:kern w:val="0"/>
-          <w:sz w:val="22"/>
-        </w:rPr>
-        <w:t>.</w:t>
-      </w:r>
-      <w:r>
-        <w:rPr>
-          <w:rFonts w:ascii="Tahoma" w:eastAsia="微软雅黑" w:hAnsi="Tahoma" w:hint="eastAsia"/>
-          <w:b/>
-          <w:bCs/>
-          <w:kern w:val="0"/>
-          <w:sz w:val="22"/>
-        </w:rPr>
-        <w:t>系统</w:t>
-      </w:r>
-      <w:r>
-        <w:rPr>
-          <w:rFonts w:ascii="Tahoma" w:eastAsia="微软雅黑" w:hAnsi="Tahoma" w:hint="eastAsia"/>
-          <w:b/>
-          <w:bCs/>
-          <w:kern w:val="0"/>
-          <w:sz w:val="22"/>
-        </w:rPr>
-        <w:t xml:space="preserve"> </w:t>
-      </w:r>
-      <w:r>
-        <w:rPr>
-          <w:rFonts w:ascii="Tahoma" w:eastAsia="微软雅黑" w:hAnsi="Tahoma"/>
-          <w:b/>
-          <w:bCs/>
-          <w:kern w:val="0"/>
-          <w:sz w:val="22"/>
-        </w:rPr>
-        <w:t xml:space="preserve">&gt; </w:t>
-      </w:r>
-      <w:r>
-        <w:rPr>
-          <w:rFonts w:ascii="Tahoma" w:eastAsia="微软雅黑" w:hAnsi="Tahoma" w:hint="eastAsia"/>
-          <w:b/>
-          <w:bCs/>
-          <w:kern w:val="0"/>
-          <w:sz w:val="22"/>
-        </w:rPr>
-        <w:t>关于</w:t>
-      </w:r>
-      <w:r>
-        <w:rPr>
-          <w:rFonts w:ascii="Tahoma" w:eastAsia="微软雅黑" w:hAnsi="Tahoma" w:hint="eastAsia"/>
-          <w:b/>
-          <w:bCs/>
-          <w:kern w:val="0"/>
-          <w:sz w:val="22"/>
-        </w:rPr>
-        <w:t>变量数组核心</w:t>
-      </w:r>
-      <w:r>
-        <w:rPr>
-          <w:rFonts w:ascii="Tahoma" w:eastAsia="微软雅黑" w:hAnsi="Tahoma"/>
-          <w:b/>
-          <w:bCs/>
-          <w:kern w:val="0"/>
-          <w:sz w:val="22"/>
-        </w:rPr>
-        <w:t>.docx</w:t>
-      </w:r>
-      <w:r>
-        <w:rPr>
-          <w:rFonts w:ascii="Tahoma" w:eastAsia="微软雅黑" w:hAnsi="Tahoma" w:hint="eastAsia"/>
-          <w:b/>
-          <w:bCs/>
-          <w:kern w:val="0"/>
-          <w:sz w:val="22"/>
-        </w:rPr>
-        <w:t>”</w:t>
-      </w:r>
-    </w:p>
-    <w:p>
-      <w:pPr>
-        <w:widowControl/>
-        <w:jc w:val="left"/>
-        <w:rPr>
-          <w:rFonts w:ascii="宋体" w:eastAsia="宋体" w:hAnsi="宋体" w:cs="宋体" w:hint="eastAsia"/>
-          <w:kern w:val="0"/>
-          <w:sz w:val="24"/>
-          <w:szCs w:val="24"/>
-        </w:rPr>
-      </w:pPr>
-    </w:p>
-    <w:p>
-      <w:pPr>
-        <w:widowControl/>
-        <w:jc w:val="left"/>
-        <w:rPr>
-          <w:rFonts w:ascii="宋体" w:eastAsia="宋体" w:hAnsi="宋体" w:cs="宋体" w:hint="eastAsia"/>
-          <w:kern w:val="0"/>
-          <w:sz w:val="24"/>
-          <w:szCs w:val="24"/>
-        </w:rPr>
-      </w:pPr>
-      <w:r>
-        <w:rPr>
-          <w:rFonts w:ascii="宋体" w:eastAsia="宋体" w:hAnsi="宋体" w:cs="宋体"/>
-          <w:kern w:val="0"/>
-          <w:sz w:val="24"/>
-          <w:szCs w:val="24"/>
-        </w:rPr>
-        <w:br w:type="page"/>
-      </w:r>
+        <w:rPr>
+          <w:rFonts w:ascii="Tahoma" w:eastAsia="微软雅黑" w:hAnsi="Tahoma"/>
+          <w:kern w:val="0"/>
+          <w:sz w:val="22"/>
+        </w:rPr>
+      </w:pPr>
+    </w:p>
+    <w:p>
+      <w:pPr>
+        <w:widowControl/>
+        <w:adjustRightInd w:val="0"/>
+        <w:rPr>
+          <w:rFonts w:ascii="Tahoma" w:eastAsia="微软雅黑" w:hAnsi="Tahoma" w:hint="eastAsia"/>
+          <w:kern w:val="0"/>
+          <w:sz w:val="22"/>
+        </w:rPr>
+      </w:pPr>
     </w:p>
     <w:p>
       <w:pPr>
@@ -608,8 +191,13 @@
         <w:rPr>
           <w:rFonts w:hint="eastAsia"/>
         </w:rPr>
-        <w:lastRenderedPageBreak/>
-        <w:t>基础工程示例</w:t>
+        <w:t>示例</w:t>
+      </w:r>
+      <w:r>
+        <w:rPr>
+          <w:rFonts w:hint="eastAsia"/>
+        </w:rPr>
+        <w:t>工程</w:t>
       </w:r>
     </w:p>
     <w:p>
@@ -720,7 +308,7 @@
               </w:rPr>
               <w:t xml:space="preserve">: </w:t>
             </w:r>
-            <w:hyperlink r:id="rId9" w:history="1">
+            <w:hyperlink r:id="rId8" w:history="1">
               <w:r>
                 <w:rPr>
                   <w:rStyle w:val="a4"/>
@@ -838,13 +426,463 @@
           <w:rFonts w:hint="eastAsia"/>
         </w:rPr>
         <w:lastRenderedPageBreak/>
-        <w:t>基础</w:t>
-      </w:r>
-      <w:r>
-        <w:rPr>
-          <w:rFonts w:hint="eastAsia"/>
-        </w:rPr>
-        <w:t>配置</w:t>
+        <w:t>灵感来源</w:t>
+      </w:r>
+    </w:p>
+    <w:p>
+      <w:pPr>
+        <w:snapToGrid w:val="0"/>
+        <w:rPr>
+          <w:rFonts w:ascii="Tahoma" w:eastAsia="微软雅黑" w:hAnsi="Tahoma"/>
+          <w:kern w:val="0"/>
+          <w:sz w:val="22"/>
+        </w:rPr>
+      </w:pPr>
+      <w:r>
+        <w:rPr>
+          <w:rFonts w:ascii="Tahoma" w:eastAsia="微软雅黑" w:hAnsi="Tahoma" w:hint="eastAsia"/>
+          <w:kern w:val="0"/>
+          <w:sz w:val="22"/>
+        </w:rPr>
+        <w:t>2021</w:t>
+      </w:r>
+      <w:r>
+        <w:rPr>
+          <w:rFonts w:ascii="Tahoma" w:eastAsia="微软雅黑" w:hAnsi="Tahoma" w:hint="eastAsia"/>
+          <w:kern w:val="0"/>
+          <w:sz w:val="22"/>
+        </w:rPr>
+        <w:t>年</w:t>
+      </w:r>
+      <w:r>
+        <w:rPr>
+          <w:rFonts w:ascii="Tahoma" w:eastAsia="微软雅黑" w:hAnsi="Tahoma" w:hint="eastAsia"/>
+          <w:kern w:val="0"/>
+          <w:sz w:val="22"/>
+        </w:rPr>
+        <w:t>6</w:t>
+      </w:r>
+      <w:r>
+        <w:rPr>
+          <w:rFonts w:ascii="Tahoma" w:eastAsia="微软雅黑" w:hAnsi="Tahoma" w:hint="eastAsia"/>
+          <w:kern w:val="0"/>
+          <w:sz w:val="22"/>
+        </w:rPr>
+        <w:t>月</w:t>
+      </w:r>
+      <w:r>
+        <w:rPr>
+          <w:rFonts w:ascii="Tahoma" w:eastAsia="微软雅黑" w:hAnsi="Tahoma" w:hint="eastAsia"/>
+          <w:kern w:val="0"/>
+          <w:sz w:val="22"/>
+        </w:rPr>
+        <w:t>12</w:t>
+      </w:r>
+      <w:r>
+        <w:rPr>
+          <w:rFonts w:ascii="Tahoma" w:eastAsia="微软雅黑" w:hAnsi="Tahoma" w:hint="eastAsia"/>
+          <w:kern w:val="0"/>
+          <w:sz w:val="22"/>
+        </w:rPr>
+        <w:t>日，作者我玩星际争霸</w:t>
+      </w:r>
+      <w:r>
+        <w:rPr>
+          <w:rFonts w:ascii="Tahoma" w:eastAsia="微软雅黑" w:hAnsi="Tahoma" w:hint="eastAsia"/>
+          <w:kern w:val="0"/>
+          <w:sz w:val="22"/>
+        </w:rPr>
+        <w:t>1</w:t>
+      </w:r>
+      <w:r>
+        <w:rPr>
+          <w:rFonts w:ascii="Tahoma" w:eastAsia="微软雅黑" w:hAnsi="Tahoma" w:hint="eastAsia"/>
+          <w:kern w:val="0"/>
+          <w:sz w:val="22"/>
+        </w:rPr>
+        <w:t>的自定义地图。</w:t>
+      </w:r>
+    </w:p>
+    <w:p>
+      <w:pPr>
+        <w:snapToGrid w:val="0"/>
+        <w:rPr>
+          <w:rFonts w:ascii="Tahoma" w:eastAsia="微软雅黑" w:hAnsi="Tahoma"/>
+          <w:kern w:val="0"/>
+          <w:sz w:val="22"/>
+        </w:rPr>
+      </w:pPr>
+      <w:r>
+        <w:rPr>
+          <w:rFonts w:ascii="Tahoma" w:eastAsia="微软雅黑" w:hAnsi="Tahoma" w:hint="eastAsia"/>
+          <w:kern w:val="0"/>
+          <w:sz w:val="22"/>
+        </w:rPr>
+        <w:t>下图这个，是一张</w:t>
+      </w:r>
+      <w:r>
+        <w:rPr>
+          <w:rFonts w:ascii="Tahoma" w:eastAsia="微软雅黑" w:hAnsi="Tahoma" w:hint="eastAsia"/>
+          <w:kern w:val="0"/>
+          <w:sz w:val="22"/>
+        </w:rPr>
+        <w:t>RPG</w:t>
+      </w:r>
+      <w:r>
+        <w:rPr>
+          <w:rFonts w:ascii="Tahoma" w:eastAsia="微软雅黑" w:hAnsi="Tahoma" w:hint="eastAsia"/>
+          <w:kern w:val="0"/>
+          <w:sz w:val="22"/>
+        </w:rPr>
+        <w:t>地图。</w:t>
+      </w:r>
+    </w:p>
+    <w:p>
+      <w:pPr>
+        <w:snapToGrid w:val="0"/>
+        <w:jc w:val="center"/>
+        <w:rPr>
+          <w:rFonts w:ascii="Tahoma" w:eastAsia="微软雅黑" w:hAnsi="Tahoma"/>
+          <w:kern w:val="0"/>
+          <w:sz w:val="22"/>
+        </w:rPr>
+      </w:pPr>
+      <w:r>
+        <w:rPr>
+          <w:noProof/>
+        </w:rPr>
+        <w:drawing>
+          <wp:inline distT="0" distB="0" distL="0" distR="0" wp14:anchorId="0427AC9A" wp14:editId="78BF3B7B">
+            <wp:extent cx="3718560" cy="2789144"/>
+            <wp:effectExtent l="0" t="0" r="0" b="0"/>
+            <wp:docPr id="1430049031" name="图片 3"/>
+            <wp:cNvGraphicFramePr>
+              <a:graphicFrameLocks xmlns:a="http://schemas.openxmlformats.org/drawingml/2006/main" noChangeAspect="1"/>
+            </wp:cNvGraphicFramePr>
+            <a:graphic xmlns:a="http://schemas.openxmlformats.org/drawingml/2006/main">
+              <a:graphicData uri="http://schemas.openxmlformats.org/drawingml/2006/picture">
+                <pic:pic xmlns:pic="http://schemas.openxmlformats.org/drawingml/2006/picture">
+                  <pic:nvPicPr>
+                    <pic:cNvPr id="0" name="Picture 7"/>
+                    <pic:cNvPicPr>
+                      <a:picLocks noChangeAspect="1" noChangeArrowheads="1"/>
+                    </pic:cNvPicPr>
+                  </pic:nvPicPr>
+                  <pic:blipFill>
+                    <a:blip r:embed="rId9">
+                      <a:extLst>
+                        <a:ext uri="{28A0092B-C50C-407E-A947-70E740481C1C}">
+                          <a14:useLocalDpi xmlns:a14="http://schemas.microsoft.com/office/drawing/2010/main" val="0"/>
+                        </a:ext>
+                      </a:extLst>
+                    </a:blip>
+                    <a:srcRect/>
+                    <a:stretch>
+                      <a:fillRect/>
+                    </a:stretch>
+                  </pic:blipFill>
+                  <pic:spPr bwMode="auto">
+                    <a:xfrm>
+                      <a:off x="0" y="0"/>
+                      <a:ext cx="3726628" cy="2795195"/>
+                    </a:xfrm>
+                    <a:prstGeom prst="rect">
+                      <a:avLst/>
+                    </a:prstGeom>
+                    <a:noFill/>
+                    <a:ln>
+                      <a:noFill/>
+                    </a:ln>
+                  </pic:spPr>
+                </pic:pic>
+              </a:graphicData>
+            </a:graphic>
+          </wp:inline>
+        </w:drawing>
+      </w:r>
+    </w:p>
+    <w:p>
+      <w:pPr>
+        <w:snapToGrid w:val="0"/>
+        <w:rPr>
+          <w:rFonts w:ascii="Tahoma" w:eastAsia="微软雅黑" w:hAnsi="Tahoma"/>
+          <w:kern w:val="0"/>
+          <w:sz w:val="22"/>
+        </w:rPr>
+      </w:pPr>
+      <w:r>
+        <w:rPr>
+          <w:rFonts w:ascii="Tahoma" w:eastAsia="微软雅黑" w:hAnsi="Tahoma" w:hint="eastAsia"/>
+          <w:kern w:val="0"/>
+          <w:sz w:val="22"/>
+        </w:rPr>
+        <w:t>这个地图的神奇作者，</w:t>
+      </w:r>
+    </w:p>
+    <w:p>
+      <w:pPr>
+        <w:snapToGrid w:val="0"/>
+        <w:rPr>
+          <w:rFonts w:ascii="Tahoma" w:eastAsia="微软雅黑" w:hAnsi="Tahoma"/>
+          <w:kern w:val="0"/>
+          <w:sz w:val="22"/>
+        </w:rPr>
+      </w:pPr>
+      <w:r>
+        <w:rPr>
+          <w:rFonts w:ascii="Tahoma" w:eastAsia="微软雅黑" w:hAnsi="Tahoma" w:hint="eastAsia"/>
+          <w:kern w:val="0"/>
+          <w:sz w:val="22"/>
+        </w:rPr>
+        <w:t>仅用星际争霸的编辑器指令，在游戏最终</w:t>
+      </w:r>
+      <w:r>
+        <w:rPr>
+          <w:rFonts w:ascii="Tahoma" w:eastAsia="微软雅黑" w:hAnsi="Tahoma" w:hint="eastAsia"/>
+          <w:kern w:val="0"/>
+          <w:sz w:val="22"/>
+        </w:rPr>
+        <w:t>boss</w:t>
+      </w:r>
+      <w:r>
+        <w:rPr>
+          <w:rFonts w:ascii="Tahoma" w:eastAsia="微软雅黑" w:hAnsi="Tahoma" w:hint="eastAsia"/>
+          <w:kern w:val="0"/>
+          <w:sz w:val="22"/>
+        </w:rPr>
+        <w:t>前，插入了下面这个小游戏。</w:t>
+      </w:r>
+    </w:p>
+    <w:p>
+      <w:pPr>
+        <w:snapToGrid w:val="0"/>
+        <w:jc w:val="center"/>
+        <w:rPr>
+          <w:rFonts w:ascii="Tahoma" w:eastAsia="微软雅黑" w:hAnsi="Tahoma"/>
+          <w:kern w:val="0"/>
+          <w:sz w:val="22"/>
+        </w:rPr>
+      </w:pPr>
+      <w:r>
+        <w:rPr>
+          <w:noProof/>
+        </w:rPr>
+        <w:drawing>
+          <wp:inline distT="0" distB="0" distL="0" distR="0" wp14:anchorId="275B1CD3" wp14:editId="4F8B6902">
+            <wp:extent cx="4297680" cy="3223519"/>
+            <wp:effectExtent l="0" t="0" r="7620" b="0"/>
+            <wp:docPr id="133369438" name="图片 4"/>
+            <wp:cNvGraphicFramePr>
+              <a:graphicFrameLocks xmlns:a="http://schemas.openxmlformats.org/drawingml/2006/main" noChangeAspect="1"/>
+            </wp:cNvGraphicFramePr>
+            <a:graphic xmlns:a="http://schemas.openxmlformats.org/drawingml/2006/main">
+              <a:graphicData uri="http://schemas.openxmlformats.org/drawingml/2006/picture">
+                <pic:pic xmlns:pic="http://schemas.openxmlformats.org/drawingml/2006/picture">
+                  <pic:nvPicPr>
+                    <pic:cNvPr id="0" name="Picture 9"/>
+                    <pic:cNvPicPr>
+                      <a:picLocks noChangeAspect="1" noChangeArrowheads="1"/>
+                    </pic:cNvPicPr>
+                  </pic:nvPicPr>
+                  <pic:blipFill>
+                    <a:blip r:embed="rId10">
+                      <a:extLst>
+                        <a:ext uri="{28A0092B-C50C-407E-A947-70E740481C1C}">
+                          <a14:useLocalDpi xmlns:a14="http://schemas.microsoft.com/office/drawing/2010/main" val="0"/>
+                        </a:ext>
+                      </a:extLst>
+                    </a:blip>
+                    <a:srcRect/>
+                    <a:stretch>
+                      <a:fillRect/>
+                    </a:stretch>
+                  </pic:blipFill>
+                  <pic:spPr bwMode="auto">
+                    <a:xfrm>
+                      <a:off x="0" y="0"/>
+                      <a:ext cx="4308395" cy="3231556"/>
+                    </a:xfrm>
+                    <a:prstGeom prst="rect">
+                      <a:avLst/>
+                    </a:prstGeom>
+                    <a:noFill/>
+                    <a:ln>
+                      <a:noFill/>
+                    </a:ln>
+                  </pic:spPr>
+                </pic:pic>
+              </a:graphicData>
+            </a:graphic>
+          </wp:inline>
+        </w:drawing>
+      </w:r>
+    </w:p>
+    <w:p>
+      <w:pPr>
+        <w:snapToGrid w:val="0"/>
+        <w:rPr>
+          <w:rFonts w:ascii="Tahoma" w:eastAsia="微软雅黑" w:hAnsi="Tahoma"/>
+          <w:kern w:val="0"/>
+          <w:sz w:val="22"/>
+        </w:rPr>
+      </w:pPr>
+      <w:r>
+        <w:rPr>
+          <w:rFonts w:ascii="Tahoma" w:eastAsia="微软雅黑" w:hAnsi="Tahoma" w:hint="eastAsia"/>
+          <w:kern w:val="0"/>
+          <w:sz w:val="22"/>
+        </w:rPr>
+        <w:t>没错，这个小游戏，就是顺序记忆的灵感来源。</w:t>
+      </w:r>
+    </w:p>
+    <w:p>
+      <w:pPr>
+        <w:snapToGrid w:val="0"/>
+        <w:spacing w:after="200"/>
+        <w:rPr>
+          <w:rFonts w:ascii="Tahoma" w:eastAsia="微软雅黑" w:hAnsi="Tahoma"/>
+          <w:kern w:val="0"/>
+          <w:sz w:val="22"/>
+        </w:rPr>
+      </w:pPr>
+      <w:r>
+        <w:rPr>
+          <w:rFonts w:ascii="Tahoma" w:eastAsia="微软雅黑" w:hAnsi="Tahoma" w:hint="eastAsia"/>
+          <w:kern w:val="0"/>
+          <w:sz w:val="22"/>
+        </w:rPr>
+        <w:t>由于机能限制，这个小游戏只能玩</w:t>
+      </w:r>
+      <w:r>
+        <w:rPr>
+          <w:rFonts w:ascii="Tahoma" w:eastAsia="微软雅黑" w:hAnsi="Tahoma" w:hint="eastAsia"/>
+          <w:kern w:val="0"/>
+          <w:sz w:val="22"/>
+        </w:rPr>
+        <w:t>5</w:t>
+      </w:r>
+      <w:r>
+        <w:rPr>
+          <w:rFonts w:ascii="Tahoma" w:eastAsia="微软雅黑" w:hAnsi="Tahoma" w:hint="eastAsia"/>
+          <w:kern w:val="0"/>
+          <w:sz w:val="22"/>
+        </w:rPr>
+        <w:t>个旗子的记忆，然后你控制兵依次走到指定的旗子处，全部正确才能开门。</w:t>
+      </w:r>
+    </w:p>
+    <w:p>
+      <w:pPr>
+        <w:snapToGrid w:val="0"/>
+        <w:rPr>
+          <w:rFonts w:ascii="Tahoma" w:eastAsia="微软雅黑" w:hAnsi="Tahoma"/>
+          <w:kern w:val="0"/>
+          <w:sz w:val="22"/>
+        </w:rPr>
+      </w:pPr>
+      <w:r>
+        <w:rPr>
+          <w:rFonts w:ascii="Tahoma" w:eastAsia="微软雅黑" w:hAnsi="Tahoma" w:hint="eastAsia"/>
+          <w:kern w:val="0"/>
+          <w:sz w:val="22"/>
+        </w:rPr>
+        <w:t>这个游戏足够简单，也能完全模仿，于是作者我就开坑了。</w:t>
+      </w:r>
+    </w:p>
+    <w:p>
+      <w:pPr>
+        <w:snapToGrid w:val="0"/>
+        <w:rPr>
+          <w:rFonts w:ascii="Tahoma" w:eastAsia="微软雅黑" w:hAnsi="Tahoma"/>
+          <w:kern w:val="0"/>
+          <w:sz w:val="22"/>
+        </w:rPr>
+      </w:pPr>
+      <w:r>
+        <w:rPr>
+          <w:rFonts w:ascii="Tahoma" w:eastAsia="微软雅黑" w:hAnsi="Tahoma"/>
+          <w:kern w:val="0"/>
+          <w:sz w:val="22"/>
+        </w:rPr>
+        <w:br w:type="page"/>
+      </w:r>
+    </w:p>
+    <w:p>
+      <w:pPr>
+        <w:pStyle w:val="2"/>
+        <w:rPr>
+          <w:rFonts w:hint="eastAsia"/>
+        </w:rPr>
+      </w:pPr>
+      <w:r>
+        <w:rPr>
+          <w:rFonts w:hint="eastAsia"/>
+        </w:rPr>
+        <w:lastRenderedPageBreak/>
+        <w:t>===</w:t>
+      </w:r>
+      <w:r>
+        <w:rPr>
+          <w:rFonts w:hint="eastAsia"/>
+        </w:rPr>
+        <w:t>顺序记忆</w:t>
+      </w:r>
+      <w:r>
+        <w:rPr>
+          <w:rFonts w:hint="eastAsia"/>
+        </w:rPr>
+        <w:t xml:space="preserve"> </w:t>
+      </w:r>
+      <w:r>
+        <w:rPr>
+          <w:rFonts w:hint="eastAsia"/>
+        </w:rPr>
+        <w:t>-</w:t>
+      </w:r>
+      <w:r>
+        <w:rPr>
+          <w:rFonts w:hint="eastAsia"/>
+        </w:rPr>
+        <w:t xml:space="preserve"> 游戏===</w:t>
+      </w:r>
+    </w:p>
+    <w:p>
+      <w:pPr>
+        <w:pStyle w:val="3"/>
+        <w:rPr>
+          <w:rFonts w:hint="eastAsia"/>
+        </w:rPr>
+      </w:pPr>
+      <w:r>
+        <w:rPr>
+          <w:rFonts w:hint="eastAsia"/>
+        </w:rPr>
+        <w:t>游戏</w:t>
+      </w:r>
+      <w:r>
+        <w:rPr>
+          <w:rFonts w:hint="eastAsia"/>
+        </w:rPr>
+        <w:t>简介</w:t>
+      </w:r>
+    </w:p>
+    <w:p>
+      <w:pPr>
+        <w:pStyle w:val="4"/>
+        <w:rPr>
+          <w:rFonts w:hint="eastAsia"/>
+        </w:rPr>
+      </w:pPr>
+      <w:r>
+        <w:rPr>
+          <w:rFonts w:hint="eastAsia"/>
+        </w:rPr>
+        <w:t>1）</w:t>
+      </w:r>
+      <w:r>
+        <w:rPr>
+          <w:rFonts w:hint="eastAsia"/>
+        </w:rPr>
+        <w:t>游戏规则</w:t>
       </w:r>
     </w:p>
     <w:p>
@@ -865,7 +903,7 @@
           <w:kern w:val="0"/>
           <w:sz w:val="22"/>
         </w:rPr>
-        <w:t>这个小游戏需要的地图非常小，可以放在很小的房间中作为解谜。</w:t>
+        <w:t>游戏有六个关卡。</w:t>
       </w:r>
     </w:p>
     <w:p>
@@ -873,6 +911,524 @@
         <w:widowControl/>
         <w:adjustRightInd w:val="0"/>
         <w:snapToGrid w:val="0"/>
+        <w:jc w:val="left"/>
+        <w:rPr>
+          <w:rFonts w:ascii="Tahoma" w:eastAsia="微软雅黑" w:hAnsi="Tahoma"/>
+          <w:kern w:val="0"/>
+          <w:sz w:val="22"/>
+        </w:rPr>
+      </w:pPr>
+      <w:r>
+        <w:rPr>
+          <w:rFonts w:ascii="Tahoma" w:eastAsia="微软雅黑" w:hAnsi="Tahoma" w:hint="eastAsia"/>
+          <w:kern w:val="0"/>
+          <w:sz w:val="22"/>
+        </w:rPr>
+        <w:t>一共有四个颜色的开关可以踩。</w:t>
+      </w:r>
+    </w:p>
+    <w:p>
+      <w:pPr>
+        <w:widowControl/>
+        <w:adjustRightInd w:val="0"/>
+        <w:snapToGrid w:val="0"/>
+        <w:jc w:val="left"/>
+        <w:rPr>
+          <w:rFonts w:ascii="Tahoma" w:eastAsia="微软雅黑" w:hAnsi="Tahoma"/>
+          <w:kern w:val="0"/>
+          <w:sz w:val="22"/>
+        </w:rPr>
+      </w:pPr>
+      <w:r>
+        <w:rPr>
+          <w:rFonts w:ascii="Tahoma" w:eastAsia="微软雅黑" w:hAnsi="Tahoma" w:hint="eastAsia"/>
+          <w:kern w:val="0"/>
+          <w:sz w:val="22"/>
+        </w:rPr>
+        <w:t>关卡开始后，播放一个颜色顺序，</w:t>
+      </w:r>
+      <w:r>
+        <w:rPr>
+          <w:rFonts w:ascii="Tahoma" w:eastAsia="微软雅黑" w:hAnsi="Tahoma" w:hint="eastAsia"/>
+          <w:kern w:val="0"/>
+          <w:sz w:val="22"/>
+        </w:rPr>
+        <w:t>只播放一次。</w:t>
+      </w:r>
+    </w:p>
+    <w:p>
+      <w:pPr>
+        <w:widowControl/>
+        <w:adjustRightInd w:val="0"/>
+        <w:snapToGrid w:val="0"/>
+        <w:jc w:val="left"/>
+        <w:rPr>
+          <w:rFonts w:ascii="Tahoma" w:eastAsia="微软雅黑" w:hAnsi="Tahoma"/>
+          <w:kern w:val="0"/>
+          <w:sz w:val="22"/>
+        </w:rPr>
+      </w:pPr>
+      <w:r>
+        <w:rPr>
+          <w:rFonts w:ascii="Tahoma" w:eastAsia="微软雅黑" w:hAnsi="Tahoma" w:hint="eastAsia"/>
+          <w:kern w:val="0"/>
+          <w:sz w:val="22"/>
+        </w:rPr>
+        <w:t>播放完毕后，玩家需要按照播放的顺序踩身旁的脚踏开关。</w:t>
+      </w:r>
+    </w:p>
+    <w:p>
+      <w:pPr>
+        <w:widowControl/>
+        <w:adjustRightInd w:val="0"/>
+        <w:snapToGrid w:val="0"/>
+        <w:jc w:val="left"/>
+        <w:rPr>
+          <w:rFonts w:ascii="Tahoma" w:eastAsia="微软雅黑" w:hAnsi="Tahoma"/>
+          <w:kern w:val="0"/>
+          <w:sz w:val="22"/>
+        </w:rPr>
+      </w:pPr>
+      <w:r>
+        <w:rPr>
+          <w:rFonts w:ascii="Tahoma" w:eastAsia="微软雅黑" w:hAnsi="Tahoma" w:hint="eastAsia"/>
+          <w:kern w:val="0"/>
+          <w:sz w:val="22"/>
+        </w:rPr>
+        <w:t>踩对才能通关，踩错直接失败。</w:t>
+      </w:r>
+    </w:p>
+    <w:p>
+      <w:pPr>
+        <w:widowControl/>
+        <w:adjustRightInd w:val="0"/>
+        <w:snapToGrid w:val="0"/>
+        <w:jc w:val="left"/>
+        <w:rPr>
+          <w:rFonts w:ascii="Tahoma" w:eastAsia="微软雅黑" w:hAnsi="Tahoma"/>
+          <w:color w:val="0070C0"/>
+          <w:kern w:val="0"/>
+          <w:sz w:val="22"/>
+        </w:rPr>
+      </w:pPr>
+      <w:r>
+        <w:rPr>
+          <w:rFonts w:ascii="Tahoma" w:eastAsia="微软雅黑" w:hAnsi="Tahoma" w:hint="eastAsia"/>
+          <w:color w:val="0070C0"/>
+          <w:kern w:val="0"/>
+          <w:sz w:val="22"/>
+        </w:rPr>
+        <w:t>玩家在游戏中可以意会到</w:t>
+      </w:r>
+      <w:r>
+        <w:rPr>
+          <w:rFonts w:ascii="Tahoma" w:eastAsia="微软雅黑" w:hAnsi="Tahoma" w:hint="eastAsia"/>
+          <w:color w:val="0070C0"/>
+          <w:kern w:val="0"/>
+          <w:sz w:val="22"/>
+        </w:rPr>
+        <w:t>游戏规则，</w:t>
+      </w:r>
+      <w:r>
+        <w:rPr>
+          <w:rFonts w:ascii="Tahoma" w:eastAsia="微软雅黑" w:hAnsi="Tahoma" w:hint="eastAsia"/>
+          <w:color w:val="0070C0"/>
+          <w:kern w:val="0"/>
+          <w:sz w:val="22"/>
+        </w:rPr>
+        <w:t>可以</w:t>
+      </w:r>
+      <w:r>
+        <w:rPr>
+          <w:rFonts w:ascii="Tahoma" w:eastAsia="微软雅黑" w:hAnsi="Tahoma" w:hint="eastAsia"/>
+          <w:color w:val="0070C0"/>
+          <w:kern w:val="0"/>
+          <w:sz w:val="22"/>
+        </w:rPr>
+        <w:t>不</w:t>
+      </w:r>
+      <w:r>
+        <w:rPr>
+          <w:rFonts w:ascii="Tahoma" w:eastAsia="微软雅黑" w:hAnsi="Tahoma" w:hint="eastAsia"/>
+          <w:color w:val="0070C0"/>
+          <w:kern w:val="0"/>
+          <w:sz w:val="22"/>
+        </w:rPr>
+        <w:t>作</w:t>
+      </w:r>
+      <w:r>
+        <w:rPr>
+          <w:rFonts w:ascii="Tahoma" w:eastAsia="微软雅黑" w:hAnsi="Tahoma" w:hint="eastAsia"/>
+          <w:color w:val="0070C0"/>
+          <w:kern w:val="0"/>
+          <w:sz w:val="22"/>
+        </w:rPr>
+        <w:t>详细</w:t>
+      </w:r>
+      <w:r>
+        <w:rPr>
+          <w:rFonts w:ascii="Tahoma" w:eastAsia="微软雅黑" w:hAnsi="Tahoma" w:hint="eastAsia"/>
+          <w:color w:val="0070C0"/>
+          <w:kern w:val="0"/>
+          <w:sz w:val="22"/>
+        </w:rPr>
+        <w:t>的</w:t>
+      </w:r>
+      <w:r>
+        <w:rPr>
+          <w:rFonts w:ascii="Tahoma" w:eastAsia="微软雅黑" w:hAnsi="Tahoma" w:hint="eastAsia"/>
+          <w:color w:val="0070C0"/>
+          <w:kern w:val="0"/>
+          <w:sz w:val="22"/>
+        </w:rPr>
+        <w:t>规则</w:t>
+      </w:r>
+      <w:r>
+        <w:rPr>
+          <w:rFonts w:ascii="Tahoma" w:eastAsia="微软雅黑" w:hAnsi="Tahoma" w:hint="eastAsia"/>
+          <w:color w:val="0070C0"/>
+          <w:kern w:val="0"/>
+          <w:sz w:val="22"/>
+        </w:rPr>
+        <w:t>说明</w:t>
+      </w:r>
+      <w:r>
+        <w:rPr>
+          <w:rFonts w:ascii="Tahoma" w:eastAsia="微软雅黑" w:hAnsi="Tahoma" w:hint="eastAsia"/>
+          <w:color w:val="0070C0"/>
+          <w:kern w:val="0"/>
+          <w:sz w:val="22"/>
+        </w:rPr>
+        <w:t>。</w:t>
+      </w:r>
+    </w:p>
+    <w:p>
+      <w:pPr>
+        <w:widowControl/>
+        <w:adjustRightInd w:val="0"/>
+        <w:snapToGrid w:val="0"/>
+        <w:jc w:val="left"/>
+        <w:rPr>
+          <w:rFonts w:ascii="Tahoma" w:eastAsia="微软雅黑" w:hAnsi="Tahoma"/>
+          <w:kern w:val="0"/>
+          <w:sz w:val="22"/>
+        </w:rPr>
+      </w:pPr>
+    </w:p>
+    <w:p>
+      <w:pPr>
+        <w:pStyle w:val="4"/>
+        <w:rPr>
+          <w:rFonts w:hint="eastAsia"/>
+        </w:rPr>
+      </w:pPr>
+      <w:r>
+        <w:t>2</w:t>
+      </w:r>
+      <w:r>
+        <w:rPr>
+          <w:rFonts w:hint="eastAsia"/>
+        </w:rPr>
+        <w:t>）难度分配</w:t>
+      </w:r>
+    </w:p>
+    <w:p>
+      <w:pPr>
+        <w:widowControl/>
+        <w:adjustRightInd w:val="0"/>
+        <w:snapToGrid w:val="0"/>
+        <w:jc w:val="left"/>
+        <w:rPr>
+          <w:rFonts w:ascii="Tahoma" w:eastAsia="微软雅黑" w:hAnsi="Tahoma"/>
+          <w:kern w:val="0"/>
+          <w:sz w:val="22"/>
+        </w:rPr>
+      </w:pPr>
+      <w:r>
+        <w:rPr>
+          <w:rFonts w:ascii="Tahoma" w:eastAsia="微软雅黑" w:hAnsi="Tahoma" w:hint="eastAsia"/>
+          <w:kern w:val="0"/>
+          <w:sz w:val="22"/>
+        </w:rPr>
+        <w:t>颜色播放速度的快慢</w:t>
+      </w:r>
+      <w:r>
+        <w:rPr>
+          <w:rFonts w:ascii="Tahoma" w:eastAsia="微软雅黑" w:hAnsi="Tahoma" w:hint="eastAsia"/>
+          <w:kern w:val="0"/>
+          <w:sz w:val="22"/>
+        </w:rPr>
+        <w:t xml:space="preserve"> </w:t>
+      </w:r>
+      <w:r>
+        <w:rPr>
+          <w:rFonts w:ascii="Tahoma" w:eastAsia="微软雅黑" w:hAnsi="Tahoma" w:hint="eastAsia"/>
+          <w:kern w:val="0"/>
+          <w:sz w:val="22"/>
+        </w:rPr>
+        <w:t>能影响关卡难度。</w:t>
+      </w:r>
+    </w:p>
+    <w:p>
+      <w:pPr>
+        <w:widowControl/>
+        <w:adjustRightInd w:val="0"/>
+        <w:snapToGrid w:val="0"/>
+        <w:jc w:val="left"/>
+        <w:rPr>
+          <w:rFonts w:ascii="Tahoma" w:eastAsia="微软雅黑" w:hAnsi="Tahoma"/>
+          <w:kern w:val="0"/>
+          <w:sz w:val="22"/>
+        </w:rPr>
+      </w:pPr>
+      <w:r>
+        <w:rPr>
+          <w:rFonts w:ascii="Tahoma" w:eastAsia="微软雅黑" w:hAnsi="Tahoma" w:hint="eastAsia"/>
+          <w:kern w:val="0"/>
+          <w:sz w:val="22"/>
+        </w:rPr>
+        <w:t>颜色顺序的颜色总个数</w:t>
+      </w:r>
+      <w:r>
+        <w:rPr>
+          <w:rFonts w:ascii="Tahoma" w:eastAsia="微软雅黑" w:hAnsi="Tahoma" w:hint="eastAsia"/>
+          <w:kern w:val="0"/>
+          <w:sz w:val="22"/>
+        </w:rPr>
+        <w:t xml:space="preserve"> </w:t>
+      </w:r>
+      <w:r>
+        <w:rPr>
+          <w:rFonts w:ascii="Tahoma" w:eastAsia="微软雅黑" w:hAnsi="Tahoma" w:hint="eastAsia"/>
+          <w:kern w:val="0"/>
+          <w:sz w:val="22"/>
+        </w:rPr>
+        <w:t>能影响关卡难度。</w:t>
+      </w:r>
+    </w:p>
+    <w:p>
+      <w:pPr>
+        <w:widowControl/>
+        <w:adjustRightInd w:val="0"/>
+        <w:snapToGrid w:val="0"/>
+        <w:jc w:val="left"/>
+        <w:rPr>
+          <w:rFonts w:ascii="Tahoma" w:eastAsia="微软雅黑" w:hAnsi="Tahoma"/>
+          <w:kern w:val="0"/>
+          <w:sz w:val="22"/>
+        </w:rPr>
+      </w:pPr>
+      <w:r>
+        <w:rPr>
+          <w:rFonts w:ascii="Tahoma" w:eastAsia="微软雅黑" w:hAnsi="Tahoma" w:hint="eastAsia"/>
+          <w:kern w:val="0"/>
+          <w:sz w:val="22"/>
+        </w:rPr>
+        <w:t>变换颜色的位置能够干扰玩家的视线，从而增加难度。</w:t>
+      </w:r>
+    </w:p>
+    <w:p>
+      <w:pPr>
+        <w:widowControl/>
+        <w:adjustRightInd w:val="0"/>
+        <w:snapToGrid w:val="0"/>
+        <w:jc w:val="left"/>
+        <w:rPr>
+          <w:rFonts w:ascii="Tahoma" w:eastAsia="微软雅黑" w:hAnsi="Tahoma"/>
+          <w:color w:val="A6A6A6" w:themeColor="background1" w:themeShade="A6"/>
+          <w:kern w:val="0"/>
+          <w:sz w:val="22"/>
+        </w:rPr>
+      </w:pPr>
+      <w:r>
+        <w:rPr>
+          <w:rFonts w:ascii="Tahoma" w:eastAsia="微软雅黑" w:hAnsi="Tahoma" w:hint="eastAsia"/>
+          <w:color w:val="A6A6A6" w:themeColor="background1" w:themeShade="A6"/>
+          <w:kern w:val="0"/>
+          <w:sz w:val="22"/>
+        </w:rPr>
+        <w:t>另外，这里不建议用</w:t>
+      </w:r>
+      <w:r>
+        <w:rPr>
+          <w:rFonts w:ascii="Tahoma" w:eastAsia="微软雅黑" w:hAnsi="Tahoma" w:hint="eastAsia"/>
+          <w:color w:val="A6A6A6" w:themeColor="background1" w:themeShade="A6"/>
+          <w:kern w:val="0"/>
+          <w:sz w:val="22"/>
+        </w:rPr>
+        <w:t xml:space="preserve"> </w:t>
+      </w:r>
+      <w:r>
+        <w:rPr>
+          <w:rFonts w:ascii="Tahoma" w:eastAsia="微软雅黑" w:hAnsi="Tahoma" w:hint="eastAsia"/>
+          <w:color w:val="A6A6A6" w:themeColor="background1" w:themeShade="A6"/>
+          <w:kern w:val="0"/>
+          <w:sz w:val="22"/>
+        </w:rPr>
+        <w:t>完全随机的</w:t>
+      </w:r>
+      <w:r>
+        <w:rPr>
+          <w:rFonts w:ascii="Tahoma" w:eastAsia="微软雅黑" w:hAnsi="Tahoma" w:hint="eastAsia"/>
+          <w:color w:val="A6A6A6" w:themeColor="background1" w:themeShade="A6"/>
+          <w:kern w:val="0"/>
+          <w:sz w:val="22"/>
+        </w:rPr>
+        <w:t xml:space="preserve"> </w:t>
+      </w:r>
+      <w:r>
+        <w:rPr>
+          <w:rFonts w:ascii="Tahoma" w:eastAsia="微软雅黑" w:hAnsi="Tahoma" w:hint="eastAsia"/>
+          <w:color w:val="A6A6A6" w:themeColor="background1" w:themeShade="A6"/>
+          <w:kern w:val="0"/>
+          <w:sz w:val="22"/>
+        </w:rPr>
+        <w:t>颜色顺序，这样设计将变成</w:t>
+      </w:r>
+      <w:r>
+        <w:rPr>
+          <w:rFonts w:ascii="Tahoma" w:eastAsia="微软雅黑" w:hAnsi="Tahoma"/>
+          <w:color w:val="A6A6A6" w:themeColor="background1" w:themeShade="A6"/>
+          <w:kern w:val="0"/>
+          <w:sz w:val="22"/>
+        </w:rPr>
+        <w:t>”</w:t>
+      </w:r>
+      <w:r>
+        <w:rPr>
+          <w:rFonts w:ascii="Tahoma" w:eastAsia="微软雅黑" w:hAnsi="Tahoma" w:hint="eastAsia"/>
+          <w:color w:val="A6A6A6" w:themeColor="background1" w:themeShade="A6"/>
+          <w:kern w:val="0"/>
+          <w:sz w:val="22"/>
+        </w:rPr>
+        <w:t>纯粹考玩家的反应能力</w:t>
+      </w:r>
+      <w:r>
+        <w:rPr>
+          <w:rFonts w:ascii="Tahoma" w:eastAsia="微软雅黑" w:hAnsi="Tahoma"/>
+          <w:color w:val="A6A6A6" w:themeColor="background1" w:themeShade="A6"/>
+          <w:kern w:val="0"/>
+          <w:sz w:val="22"/>
+        </w:rPr>
+        <w:t>”</w:t>
+      </w:r>
+      <w:r>
+        <w:rPr>
+          <w:rFonts w:ascii="Tahoma" w:eastAsia="微软雅黑" w:hAnsi="Tahoma" w:hint="eastAsia"/>
+          <w:color w:val="A6A6A6" w:themeColor="background1" w:themeShade="A6"/>
+          <w:kern w:val="0"/>
+          <w:sz w:val="22"/>
+        </w:rPr>
+        <w:t>，对于大多普通玩家会吃不消。</w:t>
+      </w:r>
+    </w:p>
+    <w:p>
+      <w:pPr>
+        <w:widowControl/>
+        <w:adjustRightInd w:val="0"/>
+        <w:snapToGrid w:val="0"/>
+        <w:jc w:val="left"/>
+        <w:rPr>
+          <w:rFonts w:ascii="Tahoma" w:eastAsia="微软雅黑" w:hAnsi="Tahoma"/>
+          <w:kern w:val="0"/>
+          <w:sz w:val="22"/>
+        </w:rPr>
+      </w:pPr>
+    </w:p>
+    <w:p>
+      <w:pPr>
+        <w:pStyle w:val="4"/>
+        <w:rPr>
+          <w:rFonts w:hint="eastAsia"/>
+        </w:rPr>
+      </w:pPr>
+      <w:r>
+        <w:t>3</w:t>
+      </w:r>
+      <w:r>
+        <w:rPr>
+          <w:rFonts w:hint="eastAsia"/>
+        </w:rPr>
+        <w:t>）禁用能力</w:t>
+      </w:r>
+    </w:p>
+    <w:p>
+      <w:pPr>
+        <w:widowControl/>
+        <w:adjustRightInd w:val="0"/>
+        <w:snapToGrid w:val="0"/>
+        <w:jc w:val="left"/>
+        <w:rPr>
+          <w:rFonts w:ascii="Tahoma" w:eastAsia="微软雅黑" w:hAnsi="Tahoma"/>
+          <w:kern w:val="0"/>
+          <w:sz w:val="22"/>
+        </w:rPr>
+      </w:pPr>
+      <w:r>
+        <w:rPr>
+          <w:rFonts w:ascii="Tahoma" w:eastAsia="微软雅黑" w:hAnsi="Tahoma" w:hint="eastAsia"/>
+          <w:kern w:val="0"/>
+          <w:sz w:val="22"/>
+        </w:rPr>
+        <w:t>禁跳跃。</w:t>
+      </w:r>
+    </w:p>
+    <w:p>
+      <w:pPr>
+        <w:widowControl/>
+        <w:adjustRightInd w:val="0"/>
+        <w:snapToGrid w:val="0"/>
+        <w:jc w:val="left"/>
+        <w:rPr>
+          <w:rFonts w:ascii="Tahoma" w:eastAsia="微软雅黑" w:hAnsi="Tahoma"/>
+          <w:kern w:val="0"/>
+          <w:sz w:val="22"/>
+        </w:rPr>
+      </w:pPr>
+      <w:r>
+        <w:rPr>
+          <w:rFonts w:ascii="Tahoma" w:eastAsia="微软雅黑" w:hAnsi="Tahoma" w:hint="eastAsia"/>
+          <w:kern w:val="0"/>
+          <w:sz w:val="22"/>
+        </w:rPr>
+        <w:t>禁炸弹。</w:t>
+      </w:r>
+    </w:p>
+    <w:p>
+      <w:pPr>
+        <w:widowControl/>
+        <w:adjustRightInd w:val="0"/>
+        <w:snapToGrid w:val="0"/>
+        <w:jc w:val="left"/>
+        <w:rPr>
+          <w:rFonts w:ascii="Tahoma" w:eastAsia="微软雅黑" w:hAnsi="Tahoma"/>
+          <w:kern w:val="0"/>
+          <w:sz w:val="22"/>
+        </w:rPr>
+      </w:pPr>
+    </w:p>
+    <w:p>
+      <w:pPr>
+        <w:pStyle w:val="4"/>
+        <w:rPr>
+          <w:rFonts w:hint="eastAsia"/>
+        </w:rPr>
+      </w:pPr>
+      <w:r>
+        <w:t>4</w:t>
+      </w:r>
+      <w:r>
+        <w:rPr>
+          <w:rFonts w:hint="eastAsia"/>
+        </w:rPr>
+        <w:t>）卡关注意事项</w:t>
+      </w:r>
+    </w:p>
+    <w:p>
+      <w:pPr>
+        <w:widowControl/>
+        <w:adjustRightInd w:val="0"/>
+        <w:snapToGrid w:val="0"/>
         <w:spacing w:after="200"/>
         <w:jc w:val="left"/>
         <w:rPr>
@@ -887,9 +1443,126 @@
           <w:kern w:val="0"/>
           <w:sz w:val="22"/>
         </w:rPr>
-        <w:t>具体注意示例下面的地方：</w:t>
-      </w:r>
-    </w:p>
+        <w:t>该解谜</w:t>
+      </w:r>
+      <w:r>
+        <w:rPr>
+          <w:rFonts w:ascii="Tahoma" w:eastAsia="微软雅黑" w:hAnsi="Tahoma" w:hint="eastAsia"/>
+          <w:kern w:val="0"/>
+          <w:sz w:val="22"/>
+        </w:rPr>
+        <w:t>可用</w:t>
+      </w:r>
+      <w:r>
+        <w:rPr>
+          <w:rFonts w:ascii="Tahoma" w:eastAsia="微软雅黑" w:hAnsi="Tahoma" w:hint="eastAsia"/>
+          <w:kern w:val="0"/>
+          <w:sz w:val="22"/>
+        </w:rPr>
+        <w:t xml:space="preserve"> </w:t>
+      </w:r>
+      <w:r>
+        <w:rPr>
+          <w:rFonts w:ascii="Tahoma" w:eastAsia="微软雅黑" w:hAnsi="Tahoma"/>
+          <w:kern w:val="0"/>
+          <w:sz w:val="22"/>
+        </w:rPr>
+        <w:t>”</w:t>
+      </w:r>
+      <w:r>
+        <w:rPr>
+          <w:rFonts w:ascii="Tahoma" w:eastAsia="微软雅黑" w:hAnsi="Tahoma" w:hint="eastAsia"/>
+          <w:kern w:val="0"/>
+          <w:sz w:val="22"/>
+        </w:rPr>
+        <w:t>离开关卡</w:t>
+      </w:r>
+      <w:r>
+        <w:rPr>
+          <w:rFonts w:ascii="Tahoma" w:eastAsia="微软雅黑" w:hAnsi="Tahoma"/>
+          <w:kern w:val="0"/>
+          <w:sz w:val="22"/>
+        </w:rPr>
+        <w:t>”</w:t>
+      </w:r>
+      <w:r>
+        <w:rPr>
+          <w:rFonts w:ascii="Tahoma" w:eastAsia="微软雅黑" w:hAnsi="Tahoma"/>
+          <w:kern w:val="0"/>
+          <w:sz w:val="22"/>
+        </w:rPr>
+        <w:t xml:space="preserve"> </w:t>
+      </w:r>
+      <w:r>
+        <w:rPr>
+          <w:rFonts w:ascii="Tahoma" w:eastAsia="微软雅黑" w:hAnsi="Tahoma" w:hint="eastAsia"/>
+          <w:kern w:val="0"/>
+          <w:sz w:val="22"/>
+        </w:rPr>
+        <w:t>重置游戏，且不存在阻塞事件，</w:t>
+      </w:r>
+      <w:r>
+        <w:rPr>
+          <w:rFonts w:ascii="Tahoma" w:eastAsia="微软雅黑" w:hAnsi="Tahoma" w:hint="eastAsia"/>
+          <w:kern w:val="0"/>
+          <w:sz w:val="22"/>
+        </w:rPr>
+        <w:t>不会卡关。</w:t>
+      </w:r>
+    </w:p>
+    <w:p>
+      <w:pPr>
+        <w:widowControl/>
+        <w:jc w:val="left"/>
+        <w:rPr>
+          <w:rFonts w:ascii="Tahoma" w:eastAsia="微软雅黑" w:hAnsi="Tahoma"/>
+          <w:kern w:val="0"/>
+          <w:sz w:val="22"/>
+        </w:rPr>
+      </w:pPr>
+    </w:p>
+    <w:p>
+      <w:pPr>
+        <w:widowControl/>
+        <w:jc w:val="left"/>
+        <w:rPr>
+          <w:rFonts w:ascii="Tahoma" w:eastAsia="微软雅黑" w:hAnsi="Tahoma"/>
+          <w:kern w:val="0"/>
+          <w:sz w:val="22"/>
+        </w:rPr>
+      </w:pPr>
+      <w:r>
+        <w:rPr>
+          <w:rFonts w:ascii="Tahoma" w:eastAsia="微软雅黑" w:hAnsi="Tahoma"/>
+          <w:kern w:val="0"/>
+          <w:sz w:val="22"/>
+        </w:rPr>
+        <w:br w:type="page"/>
+      </w:r>
+    </w:p>
+    <w:p>
+      <w:pPr>
+        <w:pStyle w:val="3"/>
+        <w:rPr>
+          <w:rFonts w:hint="eastAsia"/>
+        </w:rPr>
+      </w:pPr>
+      <w:bookmarkStart w:id="1" w:name="_Hlk75118781"/>
+      <w:r>
+        <w:rPr>
+          <w:rFonts w:hint="eastAsia"/>
+        </w:rPr>
+        <w:lastRenderedPageBreak/>
+        <w:t>设计</w:t>
+      </w:r>
+      <w:r>
+        <w:rPr>
+          <w:rFonts w:hint="eastAsia"/>
+        </w:rPr>
+        <w:t>者视角</w:t>
+      </w:r>
+    </w:p>
+    <w:bookmarkEnd w:id="1"/>
     <w:p>
       <w:pPr>
         <w:pStyle w:val="4"/>
@@ -898,16 +1571,19 @@
         </w:rPr>
       </w:pPr>
       <w:r>
-        <w:rPr>
-          <w:rFonts w:hint="eastAsia"/>
-        </w:rPr>
         <w:t>1</w:t>
       </w:r>
       <w:r>
         <w:rPr>
           <w:rFonts w:hint="eastAsia"/>
         </w:rPr>
-        <w:t>）地图事件</w:t>
+        <w:t>）</w:t>
+      </w:r>
+      <w:r>
+        <w:rPr>
+          <w:rFonts w:hint="eastAsia"/>
+        </w:rPr>
+        <w:t>用途</w:t>
       </w:r>
     </w:p>
     <w:p>
@@ -928,7 +1604,387 @@
           <w:kern w:val="0"/>
           <w:sz w:val="22"/>
         </w:rPr>
-        <w:t>所有解谜相关的事件</w:t>
+        <w:t>这个游戏</w:t>
+      </w:r>
+      <w:r>
+        <w:rPr>
+          <w:rFonts w:ascii="Tahoma" w:eastAsia="微软雅黑" w:hAnsi="Tahoma" w:hint="eastAsia"/>
+          <w:kern w:val="0"/>
+          <w:sz w:val="22"/>
+        </w:rPr>
+        <w:t>规则</w:t>
+      </w:r>
+      <w:r>
+        <w:rPr>
+          <w:rFonts w:ascii="Tahoma" w:eastAsia="微软雅黑" w:hAnsi="Tahoma" w:hint="eastAsia"/>
+          <w:kern w:val="0"/>
+          <w:sz w:val="22"/>
+        </w:rPr>
+        <w:t>简单的不能再简单了，</w:t>
+      </w:r>
+      <w:r>
+        <w:rPr>
+          <w:rFonts w:ascii="Tahoma" w:eastAsia="微软雅黑" w:hAnsi="Tahoma" w:hint="eastAsia"/>
+          <w:kern w:val="0"/>
+          <w:sz w:val="22"/>
+        </w:rPr>
+        <w:t>模拟目标按一次就可以了。</w:t>
+      </w:r>
+    </w:p>
+    <w:p>
+      <w:pPr>
+        <w:widowControl/>
+        <w:adjustRightInd w:val="0"/>
+        <w:snapToGrid w:val="0"/>
+        <w:spacing w:after="200"/>
+        <w:jc w:val="left"/>
+        <w:rPr>
+          <w:rFonts w:ascii="Tahoma" w:eastAsia="微软雅黑" w:hAnsi="Tahoma"/>
+          <w:kern w:val="0"/>
+          <w:sz w:val="22"/>
+        </w:rPr>
+      </w:pPr>
+      <w:r>
+        <w:rPr>
+          <w:rFonts w:ascii="Tahoma" w:eastAsia="微软雅黑" w:hAnsi="Tahoma" w:hint="eastAsia"/>
+          <w:kern w:val="0"/>
+          <w:sz w:val="22"/>
+        </w:rPr>
+        <w:t>如果作为</w:t>
+      </w:r>
+      <w:r>
+        <w:rPr>
+          <w:rFonts w:ascii="Tahoma" w:eastAsia="微软雅黑" w:hAnsi="Tahoma" w:hint="eastAsia"/>
+          <w:kern w:val="0"/>
+          <w:sz w:val="22"/>
+        </w:rPr>
+        <w:t>一个云玩家</w:t>
+      </w:r>
+      <w:r>
+        <w:rPr>
+          <w:rFonts w:ascii="Tahoma" w:eastAsia="微软雅黑" w:hAnsi="Tahoma" w:hint="eastAsia"/>
+          <w:kern w:val="0"/>
+          <w:sz w:val="22"/>
+        </w:rPr>
+        <w:t>，这种小游戏实在太蠢了</w:t>
+      </w:r>
+      <w:r>
+        <w:rPr>
+          <w:rFonts w:ascii="Tahoma" w:eastAsia="微软雅黑" w:hAnsi="Tahoma" w:hint="eastAsia"/>
+          <w:kern w:val="0"/>
+          <w:sz w:val="22"/>
+        </w:rPr>
+        <w:t>，</w:t>
+      </w:r>
+      <w:r>
+        <w:rPr>
+          <w:rFonts w:ascii="Tahoma" w:eastAsia="微软雅黑" w:hAnsi="Tahoma" w:hint="eastAsia"/>
+          <w:kern w:val="0"/>
+          <w:sz w:val="22"/>
+        </w:rPr>
+        <w:t>完全没有可玩性。</w:t>
+      </w:r>
+    </w:p>
+    <w:p>
+      <w:pPr>
+        <w:widowControl/>
+        <w:adjustRightInd w:val="0"/>
+        <w:snapToGrid w:val="0"/>
+        <w:jc w:val="left"/>
+        <w:rPr>
+          <w:rFonts w:ascii="Tahoma" w:eastAsia="微软雅黑" w:hAnsi="Tahoma"/>
+          <w:kern w:val="0"/>
+          <w:sz w:val="22"/>
+        </w:rPr>
+      </w:pPr>
+      <w:r>
+        <w:rPr>
+          <w:rFonts w:ascii="Tahoma" w:eastAsia="微软雅黑" w:hAnsi="Tahoma" w:hint="eastAsia"/>
+          <w:kern w:val="0"/>
+          <w:sz w:val="22"/>
+        </w:rPr>
+        <w:t>但是关键就在这里</w:t>
+      </w:r>
+      <w:r>
+        <w:rPr>
+          <w:rFonts w:ascii="Tahoma" w:eastAsia="微软雅黑" w:hAnsi="Tahoma" w:hint="eastAsia"/>
+          <w:kern w:val="0"/>
+          <w:sz w:val="22"/>
+        </w:rPr>
+        <w:t>，</w:t>
+      </w:r>
+      <w:r>
+        <w:rPr>
+          <w:rFonts w:ascii="Tahoma" w:eastAsia="微软雅黑" w:hAnsi="Tahoma" w:hint="eastAsia"/>
+          <w:kern w:val="0"/>
+          <w:sz w:val="22"/>
+        </w:rPr>
+        <w:t>当你真正意义上</w:t>
+      </w:r>
+      <w:r>
+        <w:rPr>
+          <w:rFonts w:ascii="Tahoma" w:eastAsia="微软雅黑" w:hAnsi="Tahoma" w:hint="eastAsia"/>
+          <w:kern w:val="0"/>
+          <w:sz w:val="22"/>
+        </w:rPr>
+        <w:t>进行</w:t>
+      </w:r>
+      <w:r>
+        <w:rPr>
+          <w:rFonts w:ascii="Tahoma" w:eastAsia="微软雅黑" w:hAnsi="Tahoma" w:hint="eastAsia"/>
+          <w:kern w:val="0"/>
+          <w:sz w:val="22"/>
+        </w:rPr>
+        <w:t>这个</w:t>
+      </w:r>
+      <w:r>
+        <w:rPr>
+          <w:rFonts w:ascii="Tahoma" w:eastAsia="微软雅黑" w:hAnsi="Tahoma" w:hint="eastAsia"/>
+          <w:kern w:val="0"/>
+          <w:sz w:val="22"/>
+        </w:rPr>
+        <w:t>小</w:t>
+      </w:r>
+      <w:r>
+        <w:rPr>
+          <w:rFonts w:ascii="Tahoma" w:eastAsia="微软雅黑" w:hAnsi="Tahoma" w:hint="eastAsia"/>
+          <w:kern w:val="0"/>
+          <w:sz w:val="22"/>
+        </w:rPr>
+        <w:t>游戏时，</w:t>
+      </w:r>
+      <w:r>
+        <w:rPr>
+          <w:rFonts w:ascii="Tahoma" w:eastAsia="微软雅黑" w:hAnsi="Tahoma" w:hint="eastAsia"/>
+          <w:kern w:val="0"/>
+          <w:sz w:val="22"/>
+        </w:rPr>
+        <w:t>你的记忆不一定能跟上颜色播放的节奏，尤其是后面的关卡，越来越快。</w:t>
+      </w:r>
+    </w:p>
+    <w:p>
+      <w:pPr>
+        <w:widowControl/>
+        <w:adjustRightInd w:val="0"/>
+        <w:snapToGrid w:val="0"/>
+        <w:jc w:val="left"/>
+        <w:rPr>
+          <w:rFonts w:ascii="Tahoma" w:eastAsia="微软雅黑" w:hAnsi="Tahoma"/>
+          <w:color w:val="0070C0"/>
+          <w:kern w:val="0"/>
+          <w:sz w:val="22"/>
+        </w:rPr>
+      </w:pPr>
+      <w:r>
+        <w:rPr>
+          <w:rFonts w:ascii="Tahoma" w:eastAsia="微软雅黑" w:hAnsi="Tahoma" w:hint="eastAsia"/>
+          <w:color w:val="0070C0"/>
+          <w:kern w:val="0"/>
+          <w:sz w:val="22"/>
+        </w:rPr>
+        <w:t>为了通关，</w:t>
+      </w:r>
+      <w:r>
+        <w:rPr>
+          <w:rFonts w:ascii="Tahoma" w:eastAsia="微软雅黑" w:hAnsi="Tahoma" w:hint="eastAsia"/>
+          <w:color w:val="0070C0"/>
+          <w:kern w:val="0"/>
+          <w:sz w:val="22"/>
+        </w:rPr>
+        <w:t>不服输的</w:t>
+      </w:r>
+      <w:r>
+        <w:rPr>
+          <w:rFonts w:ascii="Tahoma" w:eastAsia="微软雅黑" w:hAnsi="Tahoma" w:hint="eastAsia"/>
+          <w:color w:val="0070C0"/>
+          <w:kern w:val="0"/>
+          <w:sz w:val="22"/>
+        </w:rPr>
+        <w:t>你</w:t>
+      </w:r>
+      <w:r>
+        <w:rPr>
+          <w:rFonts w:ascii="Tahoma" w:eastAsia="微软雅黑" w:hAnsi="Tahoma" w:hint="eastAsia"/>
+          <w:color w:val="0070C0"/>
+          <w:kern w:val="0"/>
+          <w:sz w:val="22"/>
+        </w:rPr>
+        <w:t>被迫寻找</w:t>
+      </w:r>
+      <w:r>
+        <w:rPr>
+          <w:rFonts w:ascii="Tahoma" w:eastAsia="微软雅黑" w:hAnsi="Tahoma" w:hint="eastAsia"/>
+          <w:color w:val="0070C0"/>
+          <w:kern w:val="0"/>
+          <w:sz w:val="22"/>
+        </w:rPr>
+        <w:t>其他</w:t>
+      </w:r>
+      <w:r>
+        <w:rPr>
+          <w:rFonts w:ascii="Tahoma" w:eastAsia="微软雅黑" w:hAnsi="Tahoma" w:hint="eastAsia"/>
+          <w:color w:val="0070C0"/>
+          <w:kern w:val="0"/>
+          <w:sz w:val="22"/>
+        </w:rPr>
+        <w:t>方法</w:t>
+      </w:r>
+      <w:r>
+        <w:rPr>
+          <w:rFonts w:ascii="Tahoma" w:eastAsia="微软雅黑" w:hAnsi="Tahoma" w:hint="eastAsia"/>
+          <w:color w:val="0070C0"/>
+          <w:kern w:val="0"/>
+          <w:sz w:val="22"/>
+        </w:rPr>
+        <w:t>：背顺序、用笔记忆、录视频。</w:t>
+      </w:r>
+    </w:p>
+    <w:p>
+      <w:pPr>
+        <w:widowControl/>
+        <w:adjustRightInd w:val="0"/>
+        <w:snapToGrid w:val="0"/>
+        <w:spacing w:after="200"/>
+        <w:jc w:val="left"/>
+        <w:rPr>
+          <w:rFonts w:ascii="Tahoma" w:eastAsia="微软雅黑" w:hAnsi="Tahoma"/>
+          <w:color w:val="0070C0"/>
+          <w:kern w:val="0"/>
+          <w:sz w:val="22"/>
+        </w:rPr>
+      </w:pPr>
+      <w:r>
+        <w:rPr>
+          <w:rFonts w:ascii="Tahoma" w:eastAsia="微软雅黑" w:hAnsi="Tahoma" w:hint="eastAsia"/>
+          <w:color w:val="0070C0"/>
+          <w:kern w:val="0"/>
+          <w:sz w:val="22"/>
+        </w:rPr>
+        <w:t>有点难度但又不那么难，</w:t>
+      </w:r>
+      <w:r>
+        <w:rPr>
+          <w:rFonts w:ascii="Tahoma" w:eastAsia="微软雅黑" w:hAnsi="Tahoma" w:hint="eastAsia"/>
+          <w:color w:val="0070C0"/>
+          <w:kern w:val="0"/>
+          <w:sz w:val="22"/>
+        </w:rPr>
+        <w:t>就是这个小游戏的魅力。</w:t>
+      </w:r>
+    </w:p>
+    <w:p>
+      <w:pPr>
+        <w:snapToGrid w:val="0"/>
+        <w:rPr>
+          <w:rFonts w:hint="eastAsia"/>
+        </w:rPr>
+      </w:pPr>
+    </w:p>
+    <w:p>
+      <w:pPr>
+        <w:pStyle w:val="4"/>
+        <w:rPr>
+          <w:rFonts w:hint="eastAsia"/>
+        </w:rPr>
+      </w:pPr>
+      <w:r>
+        <w:t>2</w:t>
+      </w:r>
+      <w:r>
+        <w:rPr>
+          <w:rFonts w:hint="eastAsia"/>
+        </w:rPr>
+        <w:t>）</w:t>
+      </w:r>
+      <w:r>
+        <w:rPr>
+          <w:rFonts w:hint="eastAsia"/>
+        </w:rPr>
+        <w:t>难度安排</w:t>
+      </w:r>
+    </w:p>
+    <w:p>
+      <w:pPr>
+        <w:snapToGrid w:val="0"/>
+        <w:rPr>
+          <w:rFonts w:ascii="Tahoma" w:eastAsia="微软雅黑" w:hAnsi="Tahoma"/>
+          <w:kern w:val="0"/>
+          <w:sz w:val="22"/>
+        </w:rPr>
+      </w:pPr>
+      <w:r>
+        <w:rPr>
+          <w:rFonts w:ascii="Tahoma" w:eastAsia="微软雅黑" w:hAnsi="Tahoma" w:hint="eastAsia"/>
+          <w:kern w:val="0"/>
+          <w:sz w:val="22"/>
+        </w:rPr>
+        <w:t>如果你需要在你的游戏中添加该解谜类型，</w:t>
+      </w:r>
+    </w:p>
+    <w:p>
+      <w:pPr>
+        <w:snapToGrid w:val="0"/>
+        <w:rPr>
+          <w:rFonts w:ascii="Tahoma" w:eastAsia="微软雅黑" w:hAnsi="Tahoma"/>
+          <w:kern w:val="0"/>
+          <w:sz w:val="22"/>
+        </w:rPr>
+      </w:pPr>
+      <w:r>
+        <w:rPr>
+          <w:rFonts w:ascii="Tahoma" w:eastAsia="微软雅黑" w:hAnsi="Tahoma" w:hint="eastAsia"/>
+          <w:kern w:val="0"/>
+          <w:sz w:val="22"/>
+        </w:rPr>
+        <w:t>关卡</w:t>
+      </w:r>
+      <w:r>
+        <w:rPr>
+          <w:rFonts w:ascii="Tahoma" w:eastAsia="微软雅黑" w:hAnsi="Tahoma" w:hint="eastAsia"/>
+          <w:kern w:val="0"/>
+          <w:sz w:val="22"/>
+        </w:rPr>
+        <w:t>建议最多三关，难度最大</w:t>
+      </w:r>
+      <w:r>
+        <w:rPr>
+          <w:rFonts w:ascii="Tahoma" w:eastAsia="微软雅黑" w:hAnsi="Tahoma" w:hint="eastAsia"/>
+          <w:kern w:val="0"/>
+          <w:sz w:val="22"/>
+        </w:rPr>
+        <w:t>到</w:t>
+      </w:r>
+      <w:r>
+        <w:rPr>
+          <w:rFonts w:ascii="Tahoma" w:eastAsia="微软雅黑" w:hAnsi="Tahoma" w:hint="eastAsia"/>
+          <w:kern w:val="0"/>
+          <w:sz w:val="22"/>
+        </w:rPr>
+        <w:t>第</w:t>
+      </w:r>
+      <w:r>
+        <w:rPr>
+          <w:rFonts w:ascii="Tahoma" w:eastAsia="微软雅黑" w:hAnsi="Tahoma" w:hint="eastAsia"/>
+          <w:kern w:val="0"/>
+          <w:sz w:val="22"/>
+        </w:rPr>
+        <w:t>四</w:t>
+      </w:r>
+      <w:r>
+        <w:rPr>
+          <w:rFonts w:ascii="Tahoma" w:eastAsia="微软雅黑" w:hAnsi="Tahoma" w:hint="eastAsia"/>
+          <w:kern w:val="0"/>
+          <w:sz w:val="22"/>
+        </w:rPr>
+        <w:t>关</w:t>
+      </w:r>
+      <w:r>
+        <w:rPr>
+          <w:rFonts w:ascii="Tahoma" w:eastAsia="微软雅黑" w:hAnsi="Tahoma" w:hint="eastAsia"/>
+          <w:kern w:val="0"/>
+          <w:sz w:val="22"/>
+        </w:rPr>
+        <w:t>，可作为</w:t>
       </w:r>
       <w:r>
         <w:rPr>
@@ -944,7 +2000,7 @@
           <w:kern w:val="0"/>
           <w:sz w:val="22"/>
         </w:rPr>
-        <w:t>，都在地图</w:t>
+        <w:t>支线或主线谜题</w:t>
       </w:r>
       <w:r>
         <w:rPr>
@@ -954,50 +2010,32 @@
         </w:rPr>
         <w:t xml:space="preserve"> </w:t>
       </w:r>
-      <w:proofErr w:type="gramStart"/>
-      <w:r>
-        <w:rPr>
-          <w:rFonts w:ascii="Tahoma" w:eastAsia="微软雅黑" w:hAnsi="Tahoma"/>
-          <w:kern w:val="0"/>
-          <w:sz w:val="22"/>
-        </w:rPr>
-        <w:t>”</w:t>
-      </w:r>
-      <w:proofErr w:type="gramEnd"/>
-      <w:r>
-        <w:rPr>
-          <w:rFonts w:ascii="Tahoma" w:eastAsia="微软雅黑" w:hAnsi="Tahoma" w:hint="eastAsia"/>
-          <w:kern w:val="0"/>
-          <w:sz w:val="22"/>
-        </w:rPr>
-        <w:t>设计</w:t>
-      </w:r>
-      <w:r>
-        <w:rPr>
-          <w:rFonts w:ascii="Tahoma" w:eastAsia="微软雅黑" w:hAnsi="Tahoma"/>
-          <w:kern w:val="0"/>
-          <w:sz w:val="22"/>
-        </w:rPr>
-        <w:t>-</w:t>
-      </w:r>
-      <w:r>
-        <w:rPr>
-          <w:rFonts w:ascii="Tahoma" w:eastAsia="微软雅黑" w:hAnsi="Tahoma" w:hint="eastAsia"/>
-          <w:kern w:val="0"/>
-          <w:sz w:val="22"/>
-        </w:rPr>
-        <w:t>顺序记忆</w:t>
-      </w:r>
-      <w:proofErr w:type="gramStart"/>
-      <w:r>
-        <w:rPr>
-          <w:rFonts w:ascii="Tahoma" w:eastAsia="微软雅黑" w:hAnsi="Tahoma"/>
-          <w:kern w:val="0"/>
-          <w:sz w:val="22"/>
-        </w:rPr>
-        <w:t>”</w:t>
-      </w:r>
-      <w:proofErr w:type="gramEnd"/>
+      <w:r>
+        <w:rPr>
+          <w:rFonts w:ascii="Tahoma" w:eastAsia="微软雅黑" w:hAnsi="Tahoma" w:hint="eastAsia"/>
+          <w:kern w:val="0"/>
+          <w:sz w:val="22"/>
+        </w:rPr>
+        <w:t>。</w:t>
+      </w:r>
+    </w:p>
+    <w:p>
+      <w:pPr>
+        <w:snapToGrid w:val="0"/>
+        <w:rPr>
+          <w:rFonts w:ascii="Tahoma" w:eastAsia="微软雅黑" w:hAnsi="Tahoma"/>
+          <w:kern w:val="0"/>
+          <w:sz w:val="22"/>
+        </w:rPr>
+      </w:pPr>
+      <w:r>
+        <w:rPr>
+          <w:rFonts w:ascii="Tahoma" w:eastAsia="微软雅黑" w:hAnsi="Tahoma" w:hint="eastAsia"/>
+          <w:kern w:val="0"/>
+          <w:sz w:val="22"/>
+        </w:rPr>
+        <w:t>第五关和第六关的设计纯粹是为了难而难，所以最多作为</w:t>
+      </w:r>
       <w:r>
         <w:rPr>
           <w:rFonts w:ascii="Tahoma" w:eastAsia="微软雅黑" w:hAnsi="Tahoma" w:hint="eastAsia"/>
@@ -1012,7 +2050,131 @@
           <w:kern w:val="0"/>
           <w:sz w:val="22"/>
         </w:rPr>
-        <w:t>中。</w:t>
+        <w:t>小支线或奖励成就</w:t>
+      </w:r>
+      <w:r>
+        <w:rPr>
+          <w:rFonts w:ascii="Tahoma" w:eastAsia="微软雅黑" w:hAnsi="Tahoma" w:hint="eastAsia"/>
+          <w:kern w:val="0"/>
+          <w:sz w:val="22"/>
+        </w:rPr>
+        <w:t xml:space="preserve"> </w:t>
+      </w:r>
+      <w:r>
+        <w:rPr>
+          <w:rFonts w:ascii="Tahoma" w:eastAsia="微软雅黑" w:hAnsi="Tahoma" w:hint="eastAsia"/>
+          <w:kern w:val="0"/>
+          <w:sz w:val="22"/>
+        </w:rPr>
+        <w:t>即可。</w:t>
+      </w:r>
+    </w:p>
+    <w:p>
+      <w:pPr>
+        <w:snapToGrid w:val="0"/>
+        <w:rPr>
+          <w:rFonts w:ascii="Tahoma" w:eastAsia="微软雅黑" w:hAnsi="Tahoma"/>
+          <w:kern w:val="0"/>
+          <w:sz w:val="22"/>
+        </w:rPr>
+      </w:pPr>
+      <w:r>
+        <w:rPr>
+          <w:rFonts w:ascii="Tahoma" w:eastAsia="微软雅黑" w:hAnsi="Tahoma" w:hint="eastAsia"/>
+          <w:kern w:val="0"/>
+          <w:sz w:val="22"/>
+        </w:rPr>
+        <w:t>另外，此解谜游戏的设计</w:t>
+      </w:r>
+      <w:r>
+        <w:rPr>
+          <w:rFonts w:ascii="Tahoma" w:eastAsia="微软雅黑" w:hAnsi="Tahoma" w:hint="eastAsia"/>
+          <w:kern w:val="0"/>
+          <w:sz w:val="22"/>
+        </w:rPr>
+        <w:t xml:space="preserve"> </w:t>
+      </w:r>
+      <w:r>
+        <w:rPr>
+          <w:rFonts w:ascii="Tahoma" w:eastAsia="微软雅黑" w:hAnsi="Tahoma" w:hint="eastAsia"/>
+          <w:kern w:val="0"/>
+          <w:sz w:val="22"/>
+        </w:rPr>
+        <w:t>不要</w:t>
+      </w:r>
+      <w:r>
+        <w:rPr>
+          <w:rFonts w:ascii="Tahoma" w:eastAsia="微软雅黑" w:hAnsi="Tahoma" w:hint="eastAsia"/>
+          <w:kern w:val="0"/>
+          <w:sz w:val="22"/>
+        </w:rPr>
+        <w:t xml:space="preserve"> </w:t>
+      </w:r>
+      <w:r>
+        <w:rPr>
+          <w:rFonts w:ascii="Tahoma" w:eastAsia="微软雅黑" w:hAnsi="Tahoma" w:hint="eastAsia"/>
+          <w:kern w:val="0"/>
+          <w:sz w:val="22"/>
+        </w:rPr>
+        <w:t>在你的游戏主线中出现第二次，忌重复的玩法。</w:t>
+      </w:r>
+    </w:p>
+    <w:p>
+      <w:pPr>
+        <w:snapToGrid w:val="0"/>
+        <w:rPr>
+          <w:rFonts w:ascii="Tahoma" w:eastAsia="微软雅黑" w:hAnsi="Tahoma"/>
+          <w:kern w:val="0"/>
+          <w:sz w:val="22"/>
+        </w:rPr>
+      </w:pPr>
+    </w:p>
+    <w:p>
+      <w:pPr>
+        <w:widowControl/>
+        <w:jc w:val="left"/>
+        <w:rPr>
+          <w:rFonts w:ascii="Tahoma" w:eastAsia="微软雅黑" w:hAnsi="Tahoma"/>
+          <w:kern w:val="0"/>
+          <w:sz w:val="22"/>
+        </w:rPr>
+      </w:pPr>
+      <w:r>
+        <w:rPr>
+          <w:rFonts w:ascii="Tahoma" w:eastAsia="微软雅黑" w:hAnsi="Tahoma"/>
+          <w:kern w:val="0"/>
+          <w:sz w:val="22"/>
+        </w:rPr>
+        <w:br w:type="page"/>
+      </w:r>
+    </w:p>
+    <w:p>
+      <w:pPr>
+        <w:pStyle w:val="3"/>
+        <w:rPr>
+          <w:rFonts w:hint="eastAsia"/>
+        </w:rPr>
+      </w:pPr>
+      <w:r>
+        <w:rPr>
+          <w:rFonts w:hint="eastAsia"/>
+        </w:rPr>
+        <w:lastRenderedPageBreak/>
+        <w:t>谜题解法</w:t>
+      </w:r>
+    </w:p>
+    <w:p>
+      <w:pPr>
+        <w:pStyle w:val="4"/>
+        <w:rPr>
+          <w:rFonts w:hint="eastAsia"/>
+        </w:rPr>
+      </w:pPr>
+      <w:r>
+        <w:rPr>
+          <w:rFonts w:hint="eastAsia"/>
+        </w:rPr>
+        <w:t>1）背顺序</w:t>
       </w:r>
     </w:p>
     <w:p>
@@ -1020,20 +2182,42 @@
         <w:widowControl/>
         <w:adjustRightInd w:val="0"/>
         <w:snapToGrid w:val="0"/>
-        <w:jc w:val="left"/>
-        <w:rPr>
-          <w:rFonts w:ascii="Tahoma" w:eastAsia="微软雅黑" w:hAnsi="Tahoma"/>
-          <w:kern w:val="0"/>
-          <w:sz w:val="22"/>
-        </w:rPr>
-      </w:pPr>
-      <w:r>
-        <w:rPr>
-          <w:rFonts w:ascii="Tahoma" w:eastAsia="微软雅黑" w:hAnsi="Tahoma" w:hint="eastAsia"/>
-          <w:kern w:val="0"/>
-          <w:sz w:val="22"/>
-        </w:rPr>
-        <w:t>下图的箭头依次为：</w:t>
+        <w:spacing w:after="200"/>
+        <w:jc w:val="left"/>
+        <w:rPr>
+          <w:rFonts w:ascii="Tahoma" w:eastAsia="微软雅黑" w:hAnsi="Tahoma"/>
+          <w:kern w:val="0"/>
+          <w:sz w:val="22"/>
+        </w:rPr>
+      </w:pPr>
+      <w:r>
+        <w:rPr>
+          <w:rFonts w:ascii="Tahoma" w:eastAsia="微软雅黑" w:hAnsi="Tahoma" w:hint="eastAsia"/>
+          <w:kern w:val="0"/>
+          <w:sz w:val="22"/>
+        </w:rPr>
+        <w:t>如果你记忆力不错，重来几次，完全不是问题。</w:t>
+      </w:r>
+    </w:p>
+    <w:p>
+      <w:pPr>
+        <w:widowControl/>
+        <w:adjustRightInd w:val="0"/>
+        <w:snapToGrid w:val="0"/>
+        <w:jc w:val="left"/>
+        <w:rPr>
+          <w:rFonts w:ascii="Tahoma" w:eastAsia="微软雅黑" w:hAnsi="Tahoma"/>
+          <w:kern w:val="0"/>
+          <w:sz w:val="22"/>
+        </w:rPr>
+      </w:pPr>
+      <w:r>
+        <w:rPr>
+          <w:rFonts w:ascii="Tahoma" w:eastAsia="微软雅黑" w:hAnsi="Tahoma" w:hint="eastAsia"/>
+          <w:kern w:val="0"/>
+          <w:sz w:val="22"/>
+        </w:rPr>
+        <w:t>作者我会背顺序，通常会将其转成旋律顺序，比如：</w:t>
       </w:r>
       <w:r>
         <w:rPr>
@@ -1043,46 +2227,6 @@
         </w:rPr>
         <w:t xml:space="preserve"> </w:t>
       </w:r>
-      <w:r>
-        <w:rPr>
-          <w:rFonts w:ascii="Tahoma" w:eastAsia="微软雅黑" w:hAnsi="Tahoma" w:hint="eastAsia"/>
-          <w:kern w:val="0"/>
-          <w:sz w:val="22"/>
-        </w:rPr>
-        <w:t>开始游戏</w:t>
-      </w:r>
-      <w:r>
-        <w:rPr>
-          <w:rFonts w:ascii="Tahoma" w:eastAsia="微软雅黑" w:hAnsi="Tahoma" w:hint="eastAsia"/>
-          <w:kern w:val="0"/>
-          <w:sz w:val="22"/>
-        </w:rPr>
-        <w:t>/</w:t>
-      </w:r>
-      <w:r>
-        <w:rPr>
-          <w:rFonts w:ascii="Tahoma" w:eastAsia="微软雅黑" w:hAnsi="Tahoma" w:hint="eastAsia"/>
-          <w:kern w:val="0"/>
-          <w:sz w:val="22"/>
-        </w:rPr>
-        <w:t>结束游戏、踩踏按钮、</w:t>
-      </w:r>
-      <w:r>
-        <w:rPr>
-          <w:rFonts w:ascii="Tahoma" w:eastAsia="微软雅黑" w:hAnsi="Tahoma" w:hint="eastAsia"/>
-          <w:kern w:val="0"/>
-          <w:sz w:val="22"/>
-        </w:rPr>
-        <w:t>关卡播放</w:t>
-      </w:r>
-      <w:r>
-        <w:rPr>
-          <w:rFonts w:ascii="Tahoma" w:eastAsia="微软雅黑" w:hAnsi="Tahoma" w:hint="eastAsia"/>
-          <w:kern w:val="0"/>
-          <w:sz w:val="22"/>
-        </w:rPr>
-        <w:t>事件、关卡管理器。</w:t>
-      </w:r>
     </w:p>
     <w:p>
       <w:pPr>
@@ -1102,7 +2246,23 @@
           <w:kern w:val="0"/>
           <w:sz w:val="22"/>
         </w:rPr>
-        <w:t>这里主要需留意</w:t>
+        <w:t>红红绿蓝红红黄绿，划分为</w:t>
+      </w:r>
+      <w:r>
+        <w:rPr>
+          <w:rFonts w:ascii="Tahoma" w:eastAsia="微软雅黑" w:hAnsi="Tahoma" w:hint="eastAsia"/>
+          <w:kern w:val="0"/>
+          <w:sz w:val="22"/>
+        </w:rPr>
+        <w:t>4</w:t>
+      </w:r>
+      <w:r>
+        <w:rPr>
+          <w:rFonts w:ascii="Tahoma" w:eastAsia="微软雅黑" w:hAnsi="Tahoma" w:hint="eastAsia"/>
+          <w:kern w:val="0"/>
+          <w:sz w:val="22"/>
+        </w:rPr>
+        <w:t>个拍子一组：</w:t>
       </w:r>
       <w:r>
         <w:rPr>
@@ -1118,7 +2278,296 @@
           <w:kern w:val="0"/>
           <w:sz w:val="22"/>
         </w:rPr>
-        <w:t>关卡管理器，该事件控制游戏的整体流程。</w:t>
+        <w:t>红红绿蓝</w:t>
+      </w:r>
+      <w:r>
+        <w:rPr>
+          <w:rFonts w:ascii="Tahoma" w:eastAsia="微软雅黑" w:hAnsi="Tahoma" w:hint="eastAsia"/>
+          <w:kern w:val="0"/>
+          <w:sz w:val="22"/>
+        </w:rPr>
+        <w:t xml:space="preserve"> </w:t>
+      </w:r>
+      <w:r>
+        <w:rPr>
+          <w:rFonts w:ascii="Tahoma" w:eastAsia="微软雅黑" w:hAnsi="Tahoma" w:hint="eastAsia"/>
+          <w:kern w:val="0"/>
+          <w:sz w:val="22"/>
+        </w:rPr>
+        <w:t>和</w:t>
+      </w:r>
+      <w:r>
+        <w:rPr>
+          <w:rFonts w:ascii="Tahoma" w:eastAsia="微软雅黑" w:hAnsi="Tahoma" w:hint="eastAsia"/>
+          <w:kern w:val="0"/>
+          <w:sz w:val="22"/>
+        </w:rPr>
+        <w:t xml:space="preserve"> </w:t>
+      </w:r>
+      <w:r>
+        <w:rPr>
+          <w:rFonts w:ascii="Tahoma" w:eastAsia="微软雅黑" w:hAnsi="Tahoma" w:hint="eastAsia"/>
+          <w:kern w:val="0"/>
+          <w:sz w:val="22"/>
+        </w:rPr>
+        <w:t>红红黄绿。</w:t>
+      </w:r>
+    </w:p>
+    <w:p>
+      <w:pPr>
+        <w:widowControl/>
+        <w:adjustRightInd w:val="0"/>
+        <w:snapToGrid w:val="0"/>
+        <w:jc w:val="left"/>
+        <w:rPr>
+          <w:rFonts w:ascii="Tahoma" w:eastAsia="微软雅黑" w:hAnsi="Tahoma"/>
+          <w:kern w:val="0"/>
+          <w:sz w:val="22"/>
+        </w:rPr>
+      </w:pPr>
+      <w:r>
+        <w:rPr>
+          <w:rFonts w:ascii="Tahoma" w:eastAsia="微软雅黑" w:hAnsi="Tahoma" w:hint="eastAsia"/>
+          <w:kern w:val="0"/>
+          <w:sz w:val="22"/>
+        </w:rPr>
+        <w:t>红绿蓝红绿红绿蓝绿蓝，划分为</w:t>
+      </w:r>
+      <w:r>
+        <w:rPr>
+          <w:rFonts w:ascii="Tahoma" w:eastAsia="微软雅黑" w:hAnsi="Tahoma" w:hint="eastAsia"/>
+          <w:kern w:val="0"/>
+          <w:sz w:val="22"/>
+        </w:rPr>
+        <w:t>5</w:t>
+      </w:r>
+      <w:r>
+        <w:rPr>
+          <w:rFonts w:ascii="Tahoma" w:eastAsia="微软雅黑" w:hAnsi="Tahoma" w:hint="eastAsia"/>
+          <w:kern w:val="0"/>
+          <w:sz w:val="22"/>
+        </w:rPr>
+        <w:t>个拍子一组：</w:t>
+      </w:r>
+      <w:r>
+        <w:rPr>
+          <w:rFonts w:ascii="Tahoma" w:eastAsia="微软雅黑" w:hAnsi="Tahoma" w:hint="eastAsia"/>
+          <w:kern w:val="0"/>
+          <w:sz w:val="22"/>
+        </w:rPr>
+        <w:t xml:space="preserve"> </w:t>
+      </w:r>
+      <w:r>
+        <w:rPr>
+          <w:rFonts w:ascii="Tahoma" w:eastAsia="微软雅黑" w:hAnsi="Tahoma" w:hint="eastAsia"/>
+          <w:kern w:val="0"/>
+          <w:sz w:val="22"/>
+        </w:rPr>
+        <w:t>红绿蓝红绿</w:t>
+      </w:r>
+      <w:r>
+        <w:rPr>
+          <w:rFonts w:ascii="Tahoma" w:eastAsia="微软雅黑" w:hAnsi="Tahoma" w:hint="eastAsia"/>
+          <w:kern w:val="0"/>
+          <w:sz w:val="22"/>
+        </w:rPr>
+        <w:t xml:space="preserve"> </w:t>
+      </w:r>
+      <w:r>
+        <w:rPr>
+          <w:rFonts w:ascii="Tahoma" w:eastAsia="微软雅黑" w:hAnsi="Tahoma" w:hint="eastAsia"/>
+          <w:kern w:val="0"/>
+          <w:sz w:val="22"/>
+        </w:rPr>
+        <w:t>和</w:t>
+      </w:r>
+      <w:r>
+        <w:rPr>
+          <w:rFonts w:ascii="Tahoma" w:eastAsia="微软雅黑" w:hAnsi="Tahoma" w:hint="eastAsia"/>
+          <w:kern w:val="0"/>
+          <w:sz w:val="22"/>
+        </w:rPr>
+        <w:t xml:space="preserve"> </w:t>
+      </w:r>
+      <w:r>
+        <w:rPr>
+          <w:rFonts w:ascii="Tahoma" w:eastAsia="微软雅黑" w:hAnsi="Tahoma" w:hint="eastAsia"/>
+          <w:kern w:val="0"/>
+          <w:sz w:val="22"/>
+        </w:rPr>
+        <w:t>红绿蓝绿蓝。</w:t>
+      </w:r>
+    </w:p>
+    <w:p>
+      <w:pPr>
+        <w:widowControl/>
+        <w:jc w:val="left"/>
+        <w:rPr>
+          <w:rFonts w:ascii="Tahoma" w:eastAsia="微软雅黑" w:hAnsi="Tahoma"/>
+          <w:kern w:val="0"/>
+          <w:sz w:val="22"/>
+        </w:rPr>
+      </w:pPr>
+      <w:r>
+        <w:rPr>
+          <w:rFonts w:ascii="Tahoma" w:eastAsia="微软雅黑" w:hAnsi="Tahoma" w:hint="eastAsia"/>
+          <w:kern w:val="0"/>
+          <w:sz w:val="22"/>
+        </w:rPr>
+        <w:t>但是，这个方法仅限于容易找节奏的顺序，如果顺序中规律难找，那么就什么都记不了。</w:t>
+      </w:r>
+    </w:p>
+    <w:p>
+      <w:pPr>
+        <w:widowControl/>
+        <w:jc w:val="left"/>
+        <w:rPr>
+          <w:rFonts w:ascii="Tahoma" w:eastAsia="微软雅黑" w:hAnsi="Tahoma" w:hint="eastAsia"/>
+          <w:kern w:val="0"/>
+          <w:sz w:val="22"/>
+        </w:rPr>
+      </w:pPr>
+    </w:p>
+    <w:p>
+      <w:pPr>
+        <w:widowControl/>
+        <w:jc w:val="left"/>
+        <w:rPr>
+          <w:rFonts w:ascii="Tahoma" w:eastAsia="微软雅黑" w:hAnsi="Tahoma"/>
+          <w:kern w:val="0"/>
+          <w:sz w:val="22"/>
+        </w:rPr>
+      </w:pPr>
+    </w:p>
+    <w:p>
+      <w:pPr>
+        <w:pStyle w:val="4"/>
+        <w:rPr>
+          <w:rFonts w:hint="eastAsia"/>
+        </w:rPr>
+      </w:pPr>
+      <w:r>
+        <w:rPr>
+          <w:rFonts w:hint="eastAsia"/>
+        </w:rPr>
+        <w:t>2）录视频</w:t>
+      </w:r>
+    </w:p>
+    <w:p>
+      <w:pPr>
+        <w:widowControl/>
+        <w:adjustRightInd w:val="0"/>
+        <w:snapToGrid w:val="0"/>
+        <w:jc w:val="left"/>
+        <w:rPr>
+          <w:rFonts w:ascii="Tahoma" w:eastAsia="微软雅黑" w:hAnsi="Tahoma"/>
+          <w:kern w:val="0"/>
+          <w:sz w:val="22"/>
+        </w:rPr>
+      </w:pPr>
+      <w:r>
+        <w:rPr>
+          <w:rFonts w:ascii="Tahoma" w:eastAsia="微软雅黑" w:hAnsi="Tahoma" w:hint="eastAsia"/>
+          <w:kern w:val="0"/>
+          <w:sz w:val="22"/>
+        </w:rPr>
+        <w:t>这个就不多说了。</w:t>
+      </w:r>
+    </w:p>
+    <w:p>
+      <w:pPr>
+        <w:widowControl/>
+        <w:adjustRightInd w:val="0"/>
+        <w:snapToGrid w:val="0"/>
+        <w:jc w:val="left"/>
+        <w:rPr>
+          <w:rFonts w:ascii="Tahoma" w:eastAsia="微软雅黑" w:hAnsi="Tahoma"/>
+          <w:kern w:val="0"/>
+          <w:sz w:val="22"/>
+        </w:rPr>
+      </w:pPr>
+      <w:r>
+        <w:rPr>
+          <w:rFonts w:ascii="Tahoma" w:eastAsia="微软雅黑" w:hAnsi="Tahoma" w:hint="eastAsia"/>
+          <w:kern w:val="0"/>
+          <w:sz w:val="22"/>
+        </w:rPr>
+        <w:t>由于游戏的要求给答案的时间并没有被限制，所以可以慢慢倒带去看要按的按钮。</w:t>
+      </w:r>
+    </w:p>
+    <w:p>
+      <w:pPr>
+        <w:widowControl/>
+        <w:jc w:val="left"/>
+        <w:rPr>
+          <w:rFonts w:ascii="Tahoma" w:eastAsia="微软雅黑" w:hAnsi="Tahoma"/>
+          <w:kern w:val="0"/>
+          <w:sz w:val="22"/>
+        </w:rPr>
+      </w:pPr>
+    </w:p>
+    <w:p>
+      <w:pPr>
+        <w:widowControl/>
+        <w:jc w:val="left"/>
+        <w:rPr>
+          <w:rFonts w:ascii="Tahoma" w:eastAsia="微软雅黑" w:hAnsi="Tahoma"/>
+          <w:kern w:val="0"/>
+          <w:sz w:val="22"/>
+        </w:rPr>
+      </w:pPr>
+    </w:p>
+    <w:p>
+      <w:pPr>
+        <w:widowControl/>
+        <w:jc w:val="left"/>
+        <w:rPr>
+          <w:rFonts w:ascii="Tahoma" w:eastAsia="微软雅黑" w:hAnsi="Tahoma" w:hint="eastAsia"/>
+          <w:kern w:val="0"/>
+          <w:sz w:val="22"/>
+        </w:rPr>
+      </w:pPr>
+      <w:r>
+        <w:rPr>
+          <w:rFonts w:ascii="Tahoma" w:eastAsia="微软雅黑" w:hAnsi="Tahoma"/>
+          <w:kern w:val="0"/>
+          <w:sz w:val="22"/>
+        </w:rPr>
+        <w:br w:type="page"/>
+      </w:r>
+    </w:p>
+    <w:p>
+      <w:pPr>
+        <w:pStyle w:val="4"/>
+        <w:rPr>
+          <w:rFonts w:hint="eastAsia"/>
+        </w:rPr>
+      </w:pPr>
+      <w:r>
+        <w:rPr>
+          <w:rFonts w:hint="eastAsia"/>
+        </w:rPr>
+        <w:lastRenderedPageBreak/>
+        <w:t>3）方位记号法</w:t>
+      </w:r>
+    </w:p>
+    <w:p>
+      <w:pPr>
+        <w:widowControl/>
+        <w:jc w:val="left"/>
+        <w:rPr>
+          <w:rFonts w:ascii="Tahoma" w:eastAsia="微软雅黑" w:hAnsi="Tahoma"/>
+          <w:kern w:val="0"/>
+          <w:sz w:val="22"/>
+        </w:rPr>
+      </w:pPr>
+      <w:r>
+        <w:rPr>
+          <w:rFonts w:ascii="Tahoma" w:eastAsia="微软雅黑" w:hAnsi="Tahoma" w:hint="eastAsia"/>
+          <w:kern w:val="0"/>
+          <w:sz w:val="22"/>
+        </w:rPr>
+        <w:t>在电脑面前准备纸和笔，由于地形是固定的正方形，所以非常适合快速标记。</w:t>
       </w:r>
     </w:p>
     <w:p>
@@ -1134,11 +2583,1082 @@
       </w:pPr>
       <w:r>
         <w:rPr>
-          <w:rFonts w:hint="eastAsia"/>
+          <w:rFonts w:ascii="宋体" w:eastAsia="宋体" w:hAnsi="宋体" w:cs="宋体"/>
           <w:noProof/>
+          <w:kern w:val="0"/>
+          <w:sz w:val="24"/>
+          <w:szCs w:val="24"/>
         </w:rPr>
         <w:drawing>
-          <wp:inline distT="0" distB="0" distL="0" distR="0" wp14:anchorId="1FEC3EB9" wp14:editId="458A4D6B">
+          <wp:inline distT="0" distB="0" distL="0" distR="0" wp14:anchorId="601AB561" wp14:editId="33C0328E">
+            <wp:extent cx="3383280" cy="2133373"/>
+            <wp:effectExtent l="0" t="0" r="3810" b="8255"/>
+            <wp:docPr id="8" name="图片 8"/>
+            <wp:cNvGraphicFramePr>
+              <a:graphicFrameLocks xmlns:a="http://schemas.openxmlformats.org/drawingml/2006/main" noChangeAspect="1"/>
+            </wp:cNvGraphicFramePr>
+            <a:graphic xmlns:a="http://schemas.openxmlformats.org/drawingml/2006/main">
+              <a:graphicData uri="http://schemas.openxmlformats.org/drawingml/2006/picture">
+                <pic:pic xmlns:pic="http://schemas.openxmlformats.org/drawingml/2006/picture">
+                  <pic:nvPicPr>
+                    <pic:cNvPr id="0" name="Picture 3"/>
+                    <pic:cNvPicPr>
+                      <a:picLocks noChangeAspect="1" noChangeArrowheads="1"/>
+                    </pic:cNvPicPr>
+                  </pic:nvPicPr>
+                  <pic:blipFill>
+                    <a:blip r:embed="rId7">
+                      <a:extLst>
+                        <a:ext uri="{28A0092B-C50C-407E-A947-70E740481C1C}">
+                          <a14:useLocalDpi xmlns:a14="http://schemas.microsoft.com/office/drawing/2010/main" val="0"/>
+                        </a:ext>
+                      </a:extLst>
+                    </a:blip>
+                    <a:srcRect/>
+                    <a:stretch>
+                      <a:fillRect/>
+                    </a:stretch>
+                  </pic:blipFill>
+                  <pic:spPr bwMode="auto">
+                    <a:xfrm>
+                      <a:off x="0" y="0"/>
+                      <a:ext cx="3383280" cy="2133373"/>
+                    </a:xfrm>
+                    <a:prstGeom prst="rect">
+                      <a:avLst/>
+                    </a:prstGeom>
+                    <a:noFill/>
+                    <a:ln>
+                      <a:noFill/>
+                    </a:ln>
+                  </pic:spPr>
+                </pic:pic>
+              </a:graphicData>
+            </a:graphic>
+          </wp:inline>
+        </w:drawing>
+      </w:r>
+    </w:p>
+    <w:p>
+      <w:pPr>
+        <w:widowControl/>
+        <w:jc w:val="left"/>
+        <w:rPr>
+          <w:rFonts w:ascii="Tahoma" w:eastAsia="微软雅黑" w:hAnsi="Tahoma"/>
+          <w:kern w:val="0"/>
+          <w:sz w:val="22"/>
+        </w:rPr>
+      </w:pPr>
+      <w:r>
+        <w:rPr>
+          <w:rFonts w:ascii="Tahoma" w:eastAsia="微软雅黑" w:hAnsi="Tahoma" w:hint="eastAsia"/>
+          <w:kern w:val="0"/>
+          <w:sz w:val="22"/>
+        </w:rPr>
+        <w:t>先画好方格。</w:t>
+      </w:r>
+    </w:p>
+    <w:p>
+      <w:pPr>
+        <w:widowControl/>
+        <w:jc w:val="center"/>
+        <w:rPr>
+          <w:rFonts w:ascii="Tahoma" w:eastAsia="微软雅黑" w:hAnsi="Tahoma"/>
+          <w:kern w:val="0"/>
+          <w:sz w:val="22"/>
+        </w:rPr>
+      </w:pPr>
+      <w:r>
+        <w:rPr>
+          <w:noProof/>
+        </w:rPr>
+        <w:drawing>
+          <wp:inline distT="0" distB="0" distL="0" distR="0" wp14:anchorId="417269B5" wp14:editId="5D4E1680">
+            <wp:extent cx="2948940" cy="963821"/>
+            <wp:effectExtent l="0" t="0" r="0" b="0"/>
+            <wp:docPr id="9" name="图片 9"/>
+            <wp:cNvGraphicFramePr>
+              <a:graphicFrameLocks xmlns:a="http://schemas.openxmlformats.org/drawingml/2006/main" noChangeAspect="1"/>
+            </wp:cNvGraphicFramePr>
+            <a:graphic xmlns:a="http://schemas.openxmlformats.org/drawingml/2006/main">
+              <a:graphicData uri="http://schemas.openxmlformats.org/drawingml/2006/picture">
+                <pic:pic xmlns:pic="http://schemas.openxmlformats.org/drawingml/2006/picture">
+                  <pic:nvPicPr>
+                    <pic:cNvPr id="0" name="Picture 5"/>
+                    <pic:cNvPicPr>
+                      <a:picLocks noChangeAspect="1" noChangeArrowheads="1"/>
+                    </pic:cNvPicPr>
+                  </pic:nvPicPr>
+                  <pic:blipFill>
+                    <a:blip r:embed="rId11">
+                      <a:extLst>
+                        <a:ext uri="{28A0092B-C50C-407E-A947-70E740481C1C}">
+                          <a14:useLocalDpi xmlns:a14="http://schemas.microsoft.com/office/drawing/2010/main" val="0"/>
+                        </a:ext>
+                      </a:extLst>
+                    </a:blip>
+                    <a:srcRect/>
+                    <a:stretch>
+                      <a:fillRect/>
+                    </a:stretch>
+                  </pic:blipFill>
+                  <pic:spPr bwMode="auto">
+                    <a:xfrm>
+                      <a:off x="0" y="0"/>
+                      <a:ext cx="2966940" cy="969704"/>
+                    </a:xfrm>
+                    <a:prstGeom prst="rect">
+                      <a:avLst/>
+                    </a:prstGeom>
+                    <a:noFill/>
+                    <a:ln>
+                      <a:noFill/>
+                    </a:ln>
+                  </pic:spPr>
+                </pic:pic>
+              </a:graphicData>
+            </a:graphic>
+          </wp:inline>
+        </w:drawing>
+      </w:r>
+    </w:p>
+    <w:p>
+      <w:pPr>
+        <w:widowControl/>
+        <w:jc w:val="left"/>
+        <w:rPr>
+          <w:rFonts w:ascii="Tahoma" w:eastAsia="微软雅黑" w:hAnsi="Tahoma"/>
+          <w:kern w:val="0"/>
+          <w:sz w:val="22"/>
+        </w:rPr>
+      </w:pPr>
+      <w:r>
+        <w:rPr>
+          <w:rFonts w:ascii="Tahoma" w:eastAsia="微软雅黑" w:hAnsi="Tahoma" w:hint="eastAsia"/>
+          <w:kern w:val="0"/>
+          <w:sz w:val="22"/>
+        </w:rPr>
+        <w:t>如果显示的是红色开关，就画一小竖。</w:t>
+      </w:r>
+    </w:p>
+    <w:p>
+      <w:pPr>
+        <w:widowControl/>
+        <w:jc w:val="center"/>
+        <w:rPr>
+          <w:rFonts w:ascii="Tahoma" w:eastAsia="微软雅黑" w:hAnsi="Tahoma"/>
+          <w:kern w:val="0"/>
+          <w:sz w:val="22"/>
+        </w:rPr>
+      </w:pPr>
+      <w:r>
+        <w:rPr>
+          <w:noProof/>
+        </w:rPr>
+        <w:drawing>
+          <wp:inline distT="0" distB="0" distL="0" distR="0" wp14:anchorId="17C20CDC" wp14:editId="0A741E08">
+            <wp:extent cx="2987040" cy="976274"/>
+            <wp:effectExtent l="0" t="0" r="0" b="0"/>
+            <wp:docPr id="10" name="图片 10"/>
+            <wp:cNvGraphicFramePr>
+              <a:graphicFrameLocks xmlns:a="http://schemas.openxmlformats.org/drawingml/2006/main" noChangeAspect="1"/>
+            </wp:cNvGraphicFramePr>
+            <a:graphic xmlns:a="http://schemas.openxmlformats.org/drawingml/2006/main">
+              <a:graphicData uri="http://schemas.openxmlformats.org/drawingml/2006/picture">
+                <pic:pic xmlns:pic="http://schemas.openxmlformats.org/drawingml/2006/picture">
+                  <pic:nvPicPr>
+                    <pic:cNvPr id="0" name="Picture 7"/>
+                    <pic:cNvPicPr>
+                      <a:picLocks noChangeAspect="1" noChangeArrowheads="1"/>
+                    </pic:cNvPicPr>
+                  </pic:nvPicPr>
+                  <pic:blipFill>
+                    <a:blip r:embed="rId12">
+                      <a:extLst>
+                        <a:ext uri="{28A0092B-C50C-407E-A947-70E740481C1C}">
+                          <a14:useLocalDpi xmlns:a14="http://schemas.microsoft.com/office/drawing/2010/main" val="0"/>
+                        </a:ext>
+                      </a:extLst>
+                    </a:blip>
+                    <a:srcRect/>
+                    <a:stretch>
+                      <a:fillRect/>
+                    </a:stretch>
+                  </pic:blipFill>
+                  <pic:spPr bwMode="auto">
+                    <a:xfrm>
+                      <a:off x="0" y="0"/>
+                      <a:ext cx="3000142" cy="980556"/>
+                    </a:xfrm>
+                    <a:prstGeom prst="rect">
+                      <a:avLst/>
+                    </a:prstGeom>
+                    <a:noFill/>
+                    <a:ln>
+                      <a:noFill/>
+                    </a:ln>
+                  </pic:spPr>
+                </pic:pic>
+              </a:graphicData>
+            </a:graphic>
+          </wp:inline>
+        </w:drawing>
+      </w:r>
+    </w:p>
+    <w:p>
+      <w:pPr>
+        <w:widowControl/>
+        <w:rPr>
+          <w:rFonts w:ascii="Tahoma" w:eastAsia="微软雅黑" w:hAnsi="Tahoma"/>
+          <w:kern w:val="0"/>
+          <w:sz w:val="22"/>
+        </w:rPr>
+      </w:pPr>
+      <w:r>
+        <w:rPr>
+          <w:rFonts w:ascii="Tahoma" w:eastAsia="微软雅黑" w:hAnsi="Tahoma" w:hint="eastAsia"/>
+          <w:kern w:val="0"/>
+          <w:sz w:val="22"/>
+        </w:rPr>
+        <w:t>以此类推，看到什么开关，快速反应画上一小竖。</w:t>
+      </w:r>
+    </w:p>
+    <w:p>
+      <w:pPr>
+        <w:widowControl/>
+        <w:jc w:val="center"/>
+        <w:rPr>
+          <w:rFonts w:ascii="Tahoma" w:eastAsia="微软雅黑" w:hAnsi="Tahoma"/>
+          <w:kern w:val="0"/>
+          <w:sz w:val="22"/>
+        </w:rPr>
+      </w:pPr>
+      <w:r>
+        <w:rPr>
+          <w:noProof/>
+        </w:rPr>
+        <w:drawing>
+          <wp:inline distT="0" distB="0" distL="0" distR="0" wp14:anchorId="23B0BEAC" wp14:editId="4E8F94F1">
+            <wp:extent cx="3030874" cy="990600"/>
+            <wp:effectExtent l="0" t="0" r="0" b="0"/>
+            <wp:docPr id="11" name="图片 11"/>
+            <wp:cNvGraphicFramePr>
+              <a:graphicFrameLocks xmlns:a="http://schemas.openxmlformats.org/drawingml/2006/main" noChangeAspect="1"/>
+            </wp:cNvGraphicFramePr>
+            <a:graphic xmlns:a="http://schemas.openxmlformats.org/drawingml/2006/main">
+              <a:graphicData uri="http://schemas.openxmlformats.org/drawingml/2006/picture">
+                <pic:pic xmlns:pic="http://schemas.openxmlformats.org/drawingml/2006/picture">
+                  <pic:nvPicPr>
+                    <pic:cNvPr id="0" name="Picture 9"/>
+                    <pic:cNvPicPr>
+                      <a:picLocks noChangeAspect="1" noChangeArrowheads="1"/>
+                    </pic:cNvPicPr>
+                  </pic:nvPicPr>
+                  <pic:blipFill>
+                    <a:blip r:embed="rId13">
+                      <a:extLst>
+                        <a:ext uri="{28A0092B-C50C-407E-A947-70E740481C1C}">
+                          <a14:useLocalDpi xmlns:a14="http://schemas.microsoft.com/office/drawing/2010/main" val="0"/>
+                        </a:ext>
+                      </a:extLst>
+                    </a:blip>
+                    <a:srcRect/>
+                    <a:stretch>
+                      <a:fillRect/>
+                    </a:stretch>
+                  </pic:blipFill>
+                  <pic:spPr bwMode="auto">
+                    <a:xfrm>
+                      <a:off x="0" y="0"/>
+                      <a:ext cx="3054042" cy="998172"/>
+                    </a:xfrm>
+                    <a:prstGeom prst="rect">
+                      <a:avLst/>
+                    </a:prstGeom>
+                    <a:noFill/>
+                    <a:ln>
+                      <a:noFill/>
+                    </a:ln>
+                  </pic:spPr>
+                </pic:pic>
+              </a:graphicData>
+            </a:graphic>
+          </wp:inline>
+        </w:drawing>
+      </w:r>
+    </w:p>
+    <w:p>
+      <w:pPr>
+        <w:widowControl/>
+        <w:rPr>
+          <w:rFonts w:ascii="Tahoma" w:eastAsia="微软雅黑" w:hAnsi="Tahoma"/>
+          <w:kern w:val="0"/>
+          <w:sz w:val="22"/>
+        </w:rPr>
+      </w:pPr>
+      <w:r>
+        <w:rPr>
+          <w:rFonts w:ascii="Tahoma" w:eastAsia="微软雅黑" w:hAnsi="Tahoma" w:hint="eastAsia"/>
+          <w:kern w:val="0"/>
+          <w:sz w:val="22"/>
+        </w:rPr>
+        <w:t>这样能够尽可能在短时间内写出全部顺序。</w:t>
+      </w:r>
+    </w:p>
+    <w:p>
+      <w:pPr>
+        <w:widowControl/>
+        <w:jc w:val="left"/>
+        <w:rPr>
+          <w:rFonts w:ascii="Tahoma" w:eastAsia="微软雅黑" w:hAnsi="Tahoma" w:hint="eastAsia"/>
+          <w:kern w:val="0"/>
+          <w:sz w:val="22"/>
+        </w:rPr>
+      </w:pPr>
+      <w:r>
+        <w:rPr>
+          <w:rFonts w:ascii="Tahoma" w:eastAsia="微软雅黑" w:hAnsi="Tahoma"/>
+          <w:kern w:val="0"/>
+          <w:sz w:val="22"/>
+        </w:rPr>
+        <w:br w:type="page"/>
+      </w:r>
+    </w:p>
+    <w:p>
+      <w:pPr>
+        <w:pStyle w:val="2"/>
+        <w:rPr>
+          <w:rFonts w:hint="eastAsia"/>
+        </w:rPr>
+      </w:pPr>
+      <w:r>
+        <w:rPr>
+          <w:rFonts w:hint="eastAsia"/>
+        </w:rPr>
+        <w:lastRenderedPageBreak/>
+        <w:t>===顺序记忆 - 实现===</w:t>
+      </w:r>
+    </w:p>
+    <w:p>
+      <w:pPr>
+        <w:pStyle w:val="3"/>
+        <w:rPr>
+          <w:rFonts w:hint="eastAsia"/>
+        </w:rPr>
+      </w:pPr>
+      <w:r>
+        <w:rPr>
+          <w:rFonts w:hint="eastAsia"/>
+        </w:rPr>
+        <w:t>基础插件</w:t>
+      </w:r>
+    </w:p>
+    <w:p>
+      <w:pPr>
+        <w:widowControl/>
+        <w:adjustRightInd w:val="0"/>
+        <w:snapToGrid w:val="0"/>
+        <w:jc w:val="left"/>
+        <w:rPr>
+          <w:rFonts w:ascii="Tahoma" w:eastAsia="微软雅黑" w:hAnsi="Tahoma"/>
+          <w:kern w:val="0"/>
+          <w:sz w:val="22"/>
+        </w:rPr>
+      </w:pPr>
+      <w:r>
+        <w:rPr>
+          <w:rFonts w:ascii="Tahoma" w:eastAsia="微软雅黑" w:hAnsi="Tahoma" w:hint="eastAsia"/>
+          <w:kern w:val="0"/>
+          <w:sz w:val="22"/>
+        </w:rPr>
+        <w:t>如果要从零开始设计，需要下图的插件：</w:t>
+      </w:r>
+    </w:p>
+    <w:p>
+      <w:pPr>
+        <w:widowControl/>
+        <w:snapToGrid w:val="0"/>
+        <w:jc w:val="center"/>
+        <w:rPr>
+          <w:rFonts w:ascii="宋体" w:eastAsia="宋体" w:hAnsi="宋体" w:cs="宋体" w:hint="eastAsia"/>
+          <w:kern w:val="0"/>
+          <w:sz w:val="24"/>
+          <w:szCs w:val="24"/>
+        </w:rPr>
+      </w:pPr>
+      <w:r>
+        <w:rPr>
+          <w:rFonts w:hint="eastAsia"/>
+          <w:noProof/>
+        </w:rPr>
+        <w:drawing>
+          <wp:inline distT="0" distB="0" distL="0" distR="0" wp14:anchorId="019F6565" wp14:editId="5B0195ED">
+            <wp:extent cx="5068570" cy="2805837"/>
+            <wp:effectExtent l="0" t="0" r="0" b="0"/>
+            <wp:docPr id="730953212" name="图片 1"/>
+            <wp:cNvGraphicFramePr>
+              <a:graphicFrameLocks xmlns:a="http://schemas.openxmlformats.org/drawingml/2006/main" noChangeAspect="1"/>
+            </wp:cNvGraphicFramePr>
+            <a:graphic xmlns:a="http://schemas.openxmlformats.org/drawingml/2006/main">
+              <a:graphicData uri="http://schemas.openxmlformats.org/drawingml/2006/picture">
+                <pic:pic xmlns:pic="http://schemas.openxmlformats.org/drawingml/2006/picture">
+                  <pic:nvPicPr>
+                    <pic:cNvPr id="0" name="Picture 3"/>
+                    <pic:cNvPicPr>
+                      <a:picLocks noChangeAspect="1" noChangeArrowheads="1"/>
+                    </pic:cNvPicPr>
+                  </pic:nvPicPr>
+                  <pic:blipFill>
+                    <a:blip r:embed="rId14">
+                      <a:extLst>
+                        <a:ext uri="{28A0092B-C50C-407E-A947-70E740481C1C}">
+                          <a14:useLocalDpi xmlns:a14="http://schemas.microsoft.com/office/drawing/2010/main" val="0"/>
+                        </a:ext>
+                      </a:extLst>
+                    </a:blip>
+                    <a:srcRect/>
+                    <a:stretch>
+                      <a:fillRect/>
+                    </a:stretch>
+                  </pic:blipFill>
+                  <pic:spPr bwMode="auto">
+                    <a:xfrm>
+                      <a:off x="0" y="0"/>
+                      <a:ext cx="5073584" cy="2808612"/>
+                    </a:xfrm>
+                    <a:prstGeom prst="rect">
+                      <a:avLst/>
+                    </a:prstGeom>
+                    <a:noFill/>
+                    <a:ln>
+                      <a:noFill/>
+                    </a:ln>
+                  </pic:spPr>
+                </pic:pic>
+              </a:graphicData>
+            </a:graphic>
+          </wp:inline>
+        </w:drawing>
+      </w:r>
+    </w:p>
+    <w:p>
+      <w:pPr>
+        <w:widowControl/>
+        <w:snapToGrid w:val="0"/>
+        <w:jc w:val="left"/>
+        <w:rPr>
+          <w:rFonts w:ascii="Tahoma" w:eastAsia="微软雅黑" w:hAnsi="Tahoma"/>
+          <w:b/>
+          <w:bCs/>
+          <w:kern w:val="0"/>
+          <w:sz w:val="22"/>
+        </w:rPr>
+      </w:pPr>
+      <w:r>
+        <w:rPr>
+          <w:rFonts w:ascii="Tahoma" w:eastAsia="微软雅黑" w:hAnsi="Tahoma" w:hint="eastAsia"/>
+          <w:b/>
+          <w:bCs/>
+          <w:kern w:val="0"/>
+          <w:sz w:val="22"/>
+        </w:rPr>
+        <w:t>注意，该文档</w:t>
+      </w:r>
+      <w:r>
+        <w:rPr>
+          <w:rFonts w:ascii="Tahoma" w:eastAsia="微软雅黑" w:hAnsi="Tahoma" w:hint="eastAsia"/>
+          <w:b/>
+          <w:bCs/>
+          <w:kern w:val="0"/>
+          <w:sz w:val="22"/>
+        </w:rPr>
+        <w:t>只</w:t>
+      </w:r>
+      <w:r>
+        <w:rPr>
+          <w:rFonts w:ascii="Tahoma" w:eastAsia="微软雅黑" w:hAnsi="Tahoma" w:hint="eastAsia"/>
+          <w:b/>
+          <w:bCs/>
+          <w:kern w:val="0"/>
+          <w:sz w:val="22"/>
+        </w:rPr>
+        <w:t>详细说明</w:t>
+      </w:r>
+      <w:r>
+        <w:rPr>
+          <w:rFonts w:ascii="Tahoma" w:eastAsia="微软雅黑" w:hAnsi="Tahoma" w:hint="eastAsia"/>
+          <w:b/>
+          <w:bCs/>
+          <w:kern w:val="0"/>
+          <w:sz w:val="22"/>
+        </w:rPr>
+        <w:t xml:space="preserve"> </w:t>
+      </w:r>
+      <w:r>
+        <w:rPr>
+          <w:rFonts w:ascii="Tahoma" w:eastAsia="微软雅黑" w:hAnsi="Tahoma" w:hint="eastAsia"/>
+          <w:b/>
+          <w:bCs/>
+          <w:kern w:val="0"/>
+          <w:sz w:val="22"/>
+        </w:rPr>
+        <w:t>整体</w:t>
+      </w:r>
+      <w:r>
+        <w:rPr>
+          <w:rFonts w:ascii="Tahoma" w:eastAsia="微软雅黑" w:hAnsi="Tahoma" w:hint="eastAsia"/>
+          <w:b/>
+          <w:bCs/>
+          <w:kern w:val="0"/>
+          <w:sz w:val="22"/>
+        </w:rPr>
+        <w:t>设计</w:t>
+      </w:r>
+      <w:r>
+        <w:rPr>
+          <w:rFonts w:ascii="Tahoma" w:eastAsia="微软雅黑" w:hAnsi="Tahoma" w:hint="eastAsia"/>
+          <w:b/>
+          <w:bCs/>
+          <w:kern w:val="0"/>
+          <w:sz w:val="22"/>
+        </w:rPr>
+        <w:t>思路</w:t>
+      </w:r>
+      <w:r>
+        <w:rPr>
+          <w:rFonts w:ascii="Tahoma" w:eastAsia="微软雅黑" w:hAnsi="Tahoma" w:hint="eastAsia"/>
+          <w:b/>
+          <w:bCs/>
+          <w:kern w:val="0"/>
+          <w:sz w:val="22"/>
+        </w:rPr>
+        <w:t xml:space="preserve"> </w:t>
+      </w:r>
+      <w:r>
+        <w:rPr>
+          <w:rFonts w:ascii="Tahoma" w:eastAsia="微软雅黑" w:hAnsi="Tahoma" w:hint="eastAsia"/>
+          <w:b/>
+          <w:bCs/>
+          <w:kern w:val="0"/>
+          <w:sz w:val="22"/>
+        </w:rPr>
+        <w:t>和</w:t>
+      </w:r>
+      <w:r>
+        <w:rPr>
+          <w:rFonts w:ascii="Tahoma" w:eastAsia="微软雅黑" w:hAnsi="Tahoma" w:hint="eastAsia"/>
+          <w:b/>
+          <w:bCs/>
+          <w:kern w:val="0"/>
+          <w:sz w:val="22"/>
+        </w:rPr>
+        <w:t xml:space="preserve"> </w:t>
+      </w:r>
+      <w:r>
+        <w:rPr>
+          <w:rFonts w:ascii="Tahoma" w:eastAsia="微软雅黑" w:hAnsi="Tahoma" w:hint="eastAsia"/>
+          <w:b/>
+          <w:bCs/>
+          <w:kern w:val="0"/>
+          <w:sz w:val="22"/>
+        </w:rPr>
+        <w:t>解谜方法</w:t>
+      </w:r>
+      <w:r>
+        <w:rPr>
+          <w:rFonts w:ascii="Tahoma" w:eastAsia="微软雅黑" w:hAnsi="Tahoma" w:hint="eastAsia"/>
+          <w:b/>
+          <w:bCs/>
+          <w:kern w:val="0"/>
+          <w:sz w:val="22"/>
+        </w:rPr>
+        <w:t xml:space="preserve"> </w:t>
+      </w:r>
+      <w:r>
+        <w:rPr>
+          <w:rFonts w:ascii="Tahoma" w:eastAsia="微软雅黑" w:hAnsi="Tahoma" w:hint="eastAsia"/>
+          <w:b/>
+          <w:bCs/>
+          <w:kern w:val="0"/>
+          <w:sz w:val="22"/>
+        </w:rPr>
+        <w:t>。</w:t>
+      </w:r>
+    </w:p>
+    <w:p>
+      <w:pPr>
+        <w:widowControl/>
+        <w:snapToGrid w:val="0"/>
+        <w:jc w:val="left"/>
+        <w:rPr>
+          <w:rFonts w:ascii="Tahoma" w:eastAsia="微软雅黑" w:hAnsi="Tahoma"/>
+          <w:b/>
+          <w:bCs/>
+          <w:kern w:val="0"/>
+          <w:sz w:val="22"/>
+        </w:rPr>
+      </w:pPr>
+      <w:r>
+        <w:rPr>
+          <w:rFonts w:ascii="Tahoma" w:eastAsia="微软雅黑" w:hAnsi="Tahoma" w:hint="eastAsia"/>
+          <w:b/>
+          <w:bCs/>
+          <w:kern w:val="0"/>
+          <w:sz w:val="22"/>
+        </w:rPr>
+        <w:t>对于如何</w:t>
+      </w:r>
+      <w:r>
+        <w:rPr>
+          <w:rFonts w:ascii="Tahoma" w:eastAsia="微软雅黑" w:hAnsi="Tahoma" w:hint="eastAsia"/>
+          <w:b/>
+          <w:bCs/>
+          <w:kern w:val="0"/>
+          <w:sz w:val="22"/>
+        </w:rPr>
+        <w:t xml:space="preserve"> </w:t>
+      </w:r>
+      <w:r>
+        <w:rPr>
+          <w:rFonts w:ascii="Tahoma" w:eastAsia="微软雅黑" w:hAnsi="Tahoma" w:hint="eastAsia"/>
+          <w:b/>
+          <w:bCs/>
+          <w:kern w:val="0"/>
+          <w:sz w:val="22"/>
+        </w:rPr>
+        <w:t>具体使用变量数组</w:t>
+      </w:r>
+      <w:r>
+        <w:rPr>
+          <w:rFonts w:ascii="Tahoma" w:eastAsia="微软雅黑" w:hAnsi="Tahoma" w:hint="eastAsia"/>
+          <w:b/>
+          <w:bCs/>
+          <w:kern w:val="0"/>
+          <w:sz w:val="22"/>
+        </w:rPr>
+        <w:t xml:space="preserve"> </w:t>
+      </w:r>
+      <w:r>
+        <w:rPr>
+          <w:rFonts w:ascii="Tahoma" w:eastAsia="微软雅黑" w:hAnsi="Tahoma" w:hint="eastAsia"/>
+          <w:b/>
+          <w:bCs/>
+          <w:kern w:val="0"/>
+          <w:sz w:val="22"/>
+        </w:rPr>
+        <w:t>，需要去看看：“</w:t>
+      </w:r>
+      <w:r>
+        <w:rPr>
+          <w:rFonts w:ascii="Tahoma" w:eastAsia="微软雅黑" w:hAnsi="Tahoma" w:hint="eastAsia"/>
+          <w:b/>
+          <w:bCs/>
+          <w:kern w:val="0"/>
+          <w:sz w:val="22"/>
+        </w:rPr>
+        <w:t>1</w:t>
+      </w:r>
+      <w:r>
+        <w:rPr>
+          <w:rFonts w:ascii="Tahoma" w:eastAsia="微软雅黑" w:hAnsi="Tahoma"/>
+          <w:b/>
+          <w:bCs/>
+          <w:kern w:val="0"/>
+          <w:sz w:val="22"/>
+        </w:rPr>
+        <w:t>.</w:t>
+      </w:r>
+      <w:r>
+        <w:rPr>
+          <w:rFonts w:ascii="Tahoma" w:eastAsia="微软雅黑" w:hAnsi="Tahoma" w:hint="eastAsia"/>
+          <w:b/>
+          <w:bCs/>
+          <w:kern w:val="0"/>
+          <w:sz w:val="22"/>
+        </w:rPr>
+        <w:t>系统</w:t>
+      </w:r>
+      <w:r>
+        <w:rPr>
+          <w:rFonts w:ascii="Tahoma" w:eastAsia="微软雅黑" w:hAnsi="Tahoma" w:hint="eastAsia"/>
+          <w:b/>
+          <w:bCs/>
+          <w:kern w:val="0"/>
+          <w:sz w:val="22"/>
+        </w:rPr>
+        <w:t xml:space="preserve"> </w:t>
+      </w:r>
+      <w:r>
+        <w:rPr>
+          <w:rFonts w:ascii="Tahoma" w:eastAsia="微软雅黑" w:hAnsi="Tahoma"/>
+          <w:b/>
+          <w:bCs/>
+          <w:kern w:val="0"/>
+          <w:sz w:val="22"/>
+        </w:rPr>
+        <w:t xml:space="preserve">&gt; </w:t>
+      </w:r>
+      <w:r>
+        <w:rPr>
+          <w:rFonts w:ascii="Tahoma" w:eastAsia="微软雅黑" w:hAnsi="Tahoma" w:hint="eastAsia"/>
+          <w:b/>
+          <w:bCs/>
+          <w:kern w:val="0"/>
+          <w:sz w:val="22"/>
+        </w:rPr>
+        <w:t>关于</w:t>
+      </w:r>
+      <w:r>
+        <w:rPr>
+          <w:rFonts w:ascii="Tahoma" w:eastAsia="微软雅黑" w:hAnsi="Tahoma" w:hint="eastAsia"/>
+          <w:b/>
+          <w:bCs/>
+          <w:kern w:val="0"/>
+          <w:sz w:val="22"/>
+        </w:rPr>
+        <w:t>变量数组核心</w:t>
+      </w:r>
+      <w:r>
+        <w:rPr>
+          <w:rFonts w:ascii="Tahoma" w:eastAsia="微软雅黑" w:hAnsi="Tahoma"/>
+          <w:b/>
+          <w:bCs/>
+          <w:kern w:val="0"/>
+          <w:sz w:val="22"/>
+        </w:rPr>
+        <w:t>.docx</w:t>
+      </w:r>
+      <w:r>
+        <w:rPr>
+          <w:rFonts w:ascii="Tahoma" w:eastAsia="微软雅黑" w:hAnsi="Tahoma" w:hint="eastAsia"/>
+          <w:b/>
+          <w:bCs/>
+          <w:kern w:val="0"/>
+          <w:sz w:val="22"/>
+        </w:rPr>
+        <w:t>”</w:t>
+      </w:r>
+    </w:p>
+    <w:p>
+      <w:pPr>
+        <w:widowControl/>
+        <w:jc w:val="left"/>
+        <w:rPr>
+          <w:rFonts w:ascii="宋体" w:eastAsia="宋体" w:hAnsi="宋体" w:cs="宋体" w:hint="eastAsia"/>
+          <w:kern w:val="0"/>
+          <w:sz w:val="24"/>
+          <w:szCs w:val="24"/>
+        </w:rPr>
+      </w:pPr>
+    </w:p>
+    <w:p>
+      <w:pPr>
+        <w:widowControl/>
+        <w:jc w:val="left"/>
+        <w:rPr>
+          <w:rFonts w:ascii="宋体" w:eastAsia="宋体" w:hAnsi="宋体" w:cs="宋体" w:hint="eastAsia"/>
+          <w:kern w:val="0"/>
+          <w:sz w:val="24"/>
+          <w:szCs w:val="24"/>
+        </w:rPr>
+      </w:pPr>
+      <w:r>
+        <w:rPr>
+          <w:rFonts w:ascii="宋体" w:eastAsia="宋体" w:hAnsi="宋体" w:cs="宋体"/>
+          <w:kern w:val="0"/>
+          <w:sz w:val="24"/>
+          <w:szCs w:val="24"/>
+        </w:rPr>
+        <w:br w:type="page"/>
+      </w:r>
+    </w:p>
+    <w:p>
+      <w:pPr>
+        <w:pStyle w:val="3"/>
+        <w:rPr>
+          <w:rFonts w:hint="eastAsia"/>
+        </w:rPr>
+      </w:pPr>
+      <w:r>
+        <w:rPr>
+          <w:rFonts w:hint="eastAsia"/>
+        </w:rPr>
+        <w:lastRenderedPageBreak/>
+        <w:t>基础配置</w:t>
+      </w:r>
+    </w:p>
+    <w:p>
+      <w:pPr>
+        <w:widowControl/>
+        <w:adjustRightInd w:val="0"/>
+        <w:snapToGrid w:val="0"/>
+        <w:jc w:val="left"/>
+        <w:rPr>
+          <w:rFonts w:ascii="Tahoma" w:eastAsia="微软雅黑" w:hAnsi="Tahoma"/>
+          <w:kern w:val="0"/>
+          <w:sz w:val="22"/>
+        </w:rPr>
+      </w:pPr>
+      <w:r>
+        <w:rPr>
+          <w:rFonts w:ascii="Tahoma" w:eastAsia="微软雅黑" w:hAnsi="Tahoma" w:hint="eastAsia"/>
+          <w:kern w:val="0"/>
+          <w:sz w:val="22"/>
+        </w:rPr>
+        <w:t>这个小游戏需要的地图非常小，可以放在很小的房间中作为解谜。</w:t>
+      </w:r>
+    </w:p>
+    <w:p>
+      <w:pPr>
+        <w:widowControl/>
+        <w:adjustRightInd w:val="0"/>
+        <w:snapToGrid w:val="0"/>
+        <w:spacing w:after="200"/>
+        <w:jc w:val="left"/>
+        <w:rPr>
+          <w:rFonts w:ascii="Tahoma" w:eastAsia="微软雅黑" w:hAnsi="Tahoma"/>
+          <w:kern w:val="0"/>
+          <w:sz w:val="22"/>
+        </w:rPr>
+      </w:pPr>
+      <w:r>
+        <w:rPr>
+          <w:rFonts w:ascii="Tahoma" w:eastAsia="微软雅黑" w:hAnsi="Tahoma" w:hint="eastAsia"/>
+          <w:kern w:val="0"/>
+          <w:sz w:val="22"/>
+        </w:rPr>
+        <w:t>具体注意示例下面的地方：</w:t>
+      </w:r>
+    </w:p>
+    <w:p>
+      <w:pPr>
+        <w:pStyle w:val="4"/>
+        <w:rPr>
+          <w:rFonts w:hint="eastAsia"/>
+        </w:rPr>
+      </w:pPr>
+      <w:r>
+        <w:rPr>
+          <w:rFonts w:hint="eastAsia"/>
+        </w:rPr>
+        <w:t>1</w:t>
+      </w:r>
+      <w:r>
+        <w:rPr>
+          <w:rFonts w:hint="eastAsia"/>
+        </w:rPr>
+        <w:t>）地图事件</w:t>
+      </w:r>
+    </w:p>
+    <w:p>
+      <w:pPr>
+        <w:widowControl/>
+        <w:adjustRightInd w:val="0"/>
+        <w:snapToGrid w:val="0"/>
+        <w:jc w:val="left"/>
+        <w:rPr>
+          <w:rFonts w:ascii="Tahoma" w:eastAsia="微软雅黑" w:hAnsi="Tahoma"/>
+          <w:kern w:val="0"/>
+          <w:sz w:val="22"/>
+        </w:rPr>
+      </w:pPr>
+      <w:r>
+        <w:rPr>
+          <w:rFonts w:ascii="Tahoma" w:eastAsia="微软雅黑" w:hAnsi="Tahoma" w:hint="eastAsia"/>
+          <w:kern w:val="0"/>
+          <w:sz w:val="22"/>
+        </w:rPr>
+        <w:t>所有解谜相关的事件</w:t>
+      </w:r>
+      <w:r>
+        <w:rPr>
+          <w:rFonts w:ascii="Tahoma" w:eastAsia="微软雅黑" w:hAnsi="Tahoma" w:hint="eastAsia"/>
+          <w:kern w:val="0"/>
+          <w:sz w:val="22"/>
+        </w:rPr>
+        <w:t xml:space="preserve"> </w:t>
+      </w:r>
+      <w:r>
+        <w:rPr>
+          <w:rFonts w:ascii="Tahoma" w:eastAsia="微软雅黑" w:hAnsi="Tahoma" w:hint="eastAsia"/>
+          <w:kern w:val="0"/>
+          <w:sz w:val="22"/>
+        </w:rPr>
+        <w:t>，都在地图</w:t>
+      </w:r>
+      <w:r>
+        <w:rPr>
+          <w:rFonts w:ascii="Tahoma" w:eastAsia="微软雅黑" w:hAnsi="Tahoma" w:hint="eastAsia"/>
+          <w:kern w:val="0"/>
+          <w:sz w:val="22"/>
+        </w:rPr>
+        <w:t xml:space="preserve"> </w:t>
+      </w:r>
+      <w:r>
+        <w:rPr>
+          <w:rFonts w:ascii="Tahoma" w:eastAsia="微软雅黑" w:hAnsi="Tahoma"/>
+          <w:kern w:val="0"/>
+          <w:sz w:val="22"/>
+        </w:rPr>
+        <w:t>”</w:t>
+      </w:r>
+      <w:r>
+        <w:rPr>
+          <w:rFonts w:ascii="Tahoma" w:eastAsia="微软雅黑" w:hAnsi="Tahoma" w:hint="eastAsia"/>
+          <w:kern w:val="0"/>
+          <w:sz w:val="22"/>
+        </w:rPr>
+        <w:t>设计</w:t>
+      </w:r>
+      <w:r>
+        <w:rPr>
+          <w:rFonts w:ascii="Tahoma" w:eastAsia="微软雅黑" w:hAnsi="Tahoma"/>
+          <w:kern w:val="0"/>
+          <w:sz w:val="22"/>
+        </w:rPr>
+        <w:t>-</w:t>
+      </w:r>
+      <w:r>
+        <w:rPr>
+          <w:rFonts w:ascii="Tahoma" w:eastAsia="微软雅黑" w:hAnsi="Tahoma" w:hint="eastAsia"/>
+          <w:kern w:val="0"/>
+          <w:sz w:val="22"/>
+        </w:rPr>
+        <w:t>顺序记忆</w:t>
+      </w:r>
+      <w:r>
+        <w:rPr>
+          <w:rFonts w:ascii="Tahoma" w:eastAsia="微软雅黑" w:hAnsi="Tahoma"/>
+          <w:kern w:val="0"/>
+          <w:sz w:val="22"/>
+        </w:rPr>
+        <w:t>”</w:t>
+      </w:r>
+      <w:r>
+        <w:rPr>
+          <w:rFonts w:ascii="Tahoma" w:eastAsia="微软雅黑" w:hAnsi="Tahoma" w:hint="eastAsia"/>
+          <w:kern w:val="0"/>
+          <w:sz w:val="22"/>
+        </w:rPr>
+        <w:t xml:space="preserve"> </w:t>
+      </w:r>
+      <w:r>
+        <w:rPr>
+          <w:rFonts w:ascii="Tahoma" w:eastAsia="微软雅黑" w:hAnsi="Tahoma" w:hint="eastAsia"/>
+          <w:kern w:val="0"/>
+          <w:sz w:val="22"/>
+        </w:rPr>
+        <w:t>中。</w:t>
+      </w:r>
+    </w:p>
+    <w:p>
+      <w:pPr>
+        <w:widowControl/>
+        <w:adjustRightInd w:val="0"/>
+        <w:snapToGrid w:val="0"/>
+        <w:jc w:val="left"/>
+        <w:rPr>
+          <w:rFonts w:ascii="Tahoma" w:eastAsia="微软雅黑" w:hAnsi="Tahoma"/>
+          <w:kern w:val="0"/>
+          <w:sz w:val="22"/>
+        </w:rPr>
+      </w:pPr>
+      <w:r>
+        <w:rPr>
+          <w:rFonts w:ascii="Tahoma" w:eastAsia="微软雅黑" w:hAnsi="Tahoma" w:hint="eastAsia"/>
+          <w:kern w:val="0"/>
+          <w:sz w:val="22"/>
+        </w:rPr>
+        <w:t>下图的箭头依次为：</w:t>
+      </w:r>
+      <w:r>
+        <w:rPr>
+          <w:rFonts w:ascii="Tahoma" w:eastAsia="微软雅黑" w:hAnsi="Tahoma" w:hint="eastAsia"/>
+          <w:kern w:val="0"/>
+          <w:sz w:val="22"/>
+        </w:rPr>
+        <w:t xml:space="preserve"> </w:t>
+      </w:r>
+      <w:r>
+        <w:rPr>
+          <w:rFonts w:ascii="Tahoma" w:eastAsia="微软雅黑" w:hAnsi="Tahoma" w:hint="eastAsia"/>
+          <w:kern w:val="0"/>
+          <w:sz w:val="22"/>
+        </w:rPr>
+        <w:t>开始游戏</w:t>
+      </w:r>
+      <w:r>
+        <w:rPr>
+          <w:rFonts w:ascii="Tahoma" w:eastAsia="微软雅黑" w:hAnsi="Tahoma" w:hint="eastAsia"/>
+          <w:kern w:val="0"/>
+          <w:sz w:val="22"/>
+        </w:rPr>
+        <w:t>/</w:t>
+      </w:r>
+      <w:r>
+        <w:rPr>
+          <w:rFonts w:ascii="Tahoma" w:eastAsia="微软雅黑" w:hAnsi="Tahoma" w:hint="eastAsia"/>
+          <w:kern w:val="0"/>
+          <w:sz w:val="22"/>
+        </w:rPr>
+        <w:t>结束游戏、踩踏按钮、关卡播放事件、关卡管理器。</w:t>
+      </w:r>
+    </w:p>
+    <w:p>
+      <w:pPr>
+        <w:widowControl/>
+        <w:adjustRightInd w:val="0"/>
+        <w:snapToGrid w:val="0"/>
+        <w:jc w:val="left"/>
+        <w:rPr>
+          <w:rFonts w:ascii="Tahoma" w:eastAsia="微软雅黑" w:hAnsi="Tahoma"/>
+          <w:kern w:val="0"/>
+          <w:sz w:val="22"/>
+        </w:rPr>
+      </w:pPr>
+      <w:r>
+        <w:rPr>
+          <w:rFonts w:ascii="Tahoma" w:eastAsia="微软雅黑" w:hAnsi="Tahoma" w:hint="eastAsia"/>
+          <w:kern w:val="0"/>
+          <w:sz w:val="22"/>
+        </w:rPr>
+        <w:t>这里主要需留意</w:t>
+      </w:r>
+      <w:r>
+        <w:rPr>
+          <w:rFonts w:ascii="Tahoma" w:eastAsia="微软雅黑" w:hAnsi="Tahoma" w:hint="eastAsia"/>
+          <w:kern w:val="0"/>
+          <w:sz w:val="22"/>
+        </w:rPr>
+        <w:t xml:space="preserve"> </w:t>
+      </w:r>
+      <w:r>
+        <w:rPr>
+          <w:rFonts w:ascii="Tahoma" w:eastAsia="微软雅黑" w:hAnsi="Tahoma" w:hint="eastAsia"/>
+          <w:kern w:val="0"/>
+          <w:sz w:val="22"/>
+        </w:rPr>
+        <w:t>关卡管理器，该事件控制游戏的整体流程。</w:t>
+      </w:r>
+    </w:p>
+    <w:p>
+      <w:pPr>
+        <w:widowControl/>
+        <w:jc w:val="center"/>
+        <w:rPr>
+          <w:rFonts w:ascii="宋体" w:eastAsia="宋体" w:hAnsi="宋体" w:cs="宋体" w:hint="eastAsia"/>
+          <w:kern w:val="0"/>
+          <w:sz w:val="24"/>
+          <w:szCs w:val="24"/>
+        </w:rPr>
+      </w:pPr>
+      <w:r>
+        <w:rPr>
+          <w:rFonts w:hint="eastAsia"/>
+          <w:noProof/>
+        </w:rPr>
+        <w:drawing>
+          <wp:inline distT="0" distB="0" distL="0" distR="0" wp14:anchorId="09E1B4C7" wp14:editId="32E0F828">
             <wp:extent cx="3990975" cy="2992030"/>
             <wp:effectExtent l="0" t="0" r="0" b="0"/>
             <wp:docPr id="706469514" name="图片 5"/>
@@ -1155,7 +3675,7 @@
                     </pic:cNvPicPr>
                   </pic:nvPicPr>
                   <pic:blipFill>
-                    <a:blip r:embed="rId10">
+                    <a:blip r:embed="rId15">
                       <a:extLst>
                         <a:ext uri="{28A0092B-C50C-407E-A947-70E740481C1C}">
                           <a14:useLocalDpi xmlns:a14="http://schemas.microsoft.com/office/drawing/2010/main" val="0"/>
@@ -1348,7 +3868,7 @@
           <w:szCs w:val="24"/>
         </w:rPr>
         <w:drawing>
-          <wp:inline distT="0" distB="0" distL="0" distR="0" wp14:anchorId="44839AFD" wp14:editId="07DDA9C4">
+          <wp:inline distT="0" distB="0" distL="0" distR="0" wp14:anchorId="7B9CE368" wp14:editId="4CCCF48E">
             <wp:extent cx="2141220" cy="538850"/>
             <wp:effectExtent l="0" t="0" r="0" b="0"/>
             <wp:docPr id="1" name="图片 1"/>
@@ -1365,7 +3885,7 @@
                     </pic:cNvPicPr>
                   </pic:nvPicPr>
                   <pic:blipFill>
-                    <a:blip r:embed="rId11">
+                    <a:blip r:embed="rId16">
                       <a:extLst>
                         <a:ext uri="{28A0092B-C50C-407E-A947-70E740481C1C}">
                           <a14:useLocalDpi xmlns:a14="http://schemas.microsoft.com/office/drawing/2010/main" val="0"/>
@@ -1483,7 +4003,7 @@
           <w:sz w:val="22"/>
         </w:rPr>
         <w:drawing>
-          <wp:inline distT="0" distB="0" distL="0" distR="0" wp14:anchorId="3CADAE8F" wp14:editId="10CFFC69">
+          <wp:inline distT="0" distB="0" distL="0" distR="0" wp14:anchorId="6DCEDB74" wp14:editId="33C5D240">
             <wp:extent cx="2671783" cy="967740"/>
             <wp:effectExtent l="0" t="0" r="0" b="3810"/>
             <wp:docPr id="1141019333" name="图片 3"/>
@@ -1500,7 +4020,7 @@
                     </pic:cNvPicPr>
                   </pic:nvPicPr>
                   <pic:blipFill>
-                    <a:blip r:embed="rId12">
+                    <a:blip r:embed="rId17">
                       <a:extLst>
                         <a:ext uri="{28A0092B-C50C-407E-A947-70E740481C1C}">
                           <a14:useLocalDpi xmlns:a14="http://schemas.microsoft.com/office/drawing/2010/main" val="0"/>
@@ -1547,7 +4067,7 @@
           <w:sz w:val="22"/>
         </w:rPr>
         <w:drawing>
-          <wp:inline distT="0" distB="0" distL="0" distR="0" wp14:anchorId="30DFEA06" wp14:editId="46D96768">
+          <wp:inline distT="0" distB="0" distL="0" distR="0" wp14:anchorId="471FA450" wp14:editId="23EF5A58">
             <wp:extent cx="2381250" cy="986336"/>
             <wp:effectExtent l="0" t="0" r="0" b="4445"/>
             <wp:docPr id="1984391944" name="图片 4"/>
@@ -1564,7 +4084,7 @@
                     </pic:cNvPicPr>
                   </pic:nvPicPr>
                   <pic:blipFill>
-                    <a:blip r:embed="rId13">
+                    <a:blip r:embed="rId18">
                       <a:extLst>
                         <a:ext uri="{28A0092B-C50C-407E-A947-70E740481C1C}">
                           <a14:useLocalDpi xmlns:a14="http://schemas.microsoft.com/office/drawing/2010/main" val="0"/>
@@ -1854,7 +4374,7 @@
           <w:noProof/>
         </w:rPr>
         <w:drawing>
-          <wp:inline distT="0" distB="0" distL="0" distR="0" wp14:anchorId="41986872" wp14:editId="28587E65">
+          <wp:inline distT="0" distB="0" distL="0" distR="0" wp14:anchorId="3069AE2C" wp14:editId="614B9D68">
             <wp:extent cx="2514600" cy="3239101"/>
             <wp:effectExtent l="0" t="0" r="0" b="0"/>
             <wp:docPr id="1622264884" name="图片 1"/>
@@ -1871,7 +4391,7 @@
                     </pic:cNvPicPr>
                   </pic:nvPicPr>
                   <pic:blipFill>
-                    <a:blip r:embed="rId14">
+                    <a:blip r:embed="rId19">
                       <a:extLst>
                         <a:ext uri="{28A0092B-C50C-407E-A947-70E740481C1C}">
                           <a14:useLocalDpi xmlns:a14="http://schemas.microsoft.com/office/drawing/2010/main" val="0"/>
@@ -1985,7 +4505,7 @@
           <w:noProof/>
         </w:rPr>
         <w:drawing>
-          <wp:inline distT="0" distB="0" distL="0" distR="0" wp14:anchorId="300A937C" wp14:editId="02163331">
+          <wp:inline distT="0" distB="0" distL="0" distR="0" wp14:anchorId="2CE28D4D" wp14:editId="0A5399BE">
             <wp:extent cx="2582334" cy="3326349"/>
             <wp:effectExtent l="0" t="0" r="8890" b="7620"/>
             <wp:docPr id="1336528543" name="图片 2"/>
@@ -2002,7 +4522,7 @@
                     </pic:cNvPicPr>
                   </pic:nvPicPr>
                   <pic:blipFill>
-                    <a:blip r:embed="rId15">
+                    <a:blip r:embed="rId20">
                       <a:extLst>
                         <a:ext uri="{28A0092B-C50C-407E-A947-70E740481C1C}">
                           <a14:useLocalDpi xmlns:a14="http://schemas.microsoft.com/office/drawing/2010/main" val="0"/>
@@ -2143,7 +4663,7 @@
           <w:sz w:val="22"/>
         </w:rPr>
         <w:drawing>
-          <wp:inline distT="0" distB="0" distL="0" distR="0" wp14:anchorId="55D7D302" wp14:editId="5B5235BB">
+          <wp:inline distT="0" distB="0" distL="0" distR="0" wp14:anchorId="443DCE89" wp14:editId="122946AC">
             <wp:extent cx="4305300" cy="1673901"/>
             <wp:effectExtent l="0" t="0" r="0" b="2540"/>
             <wp:docPr id="6" name="图片 6"/>
@@ -2160,7 +4680,7 @@
                     </pic:cNvPicPr>
                   </pic:nvPicPr>
                   <pic:blipFill>
-                    <a:blip r:embed="rId16">
+                    <a:blip r:embed="rId21">
                       <a:extLst>
                         <a:ext uri="{28A0092B-C50C-407E-A947-70E740481C1C}">
                           <a14:useLocalDpi xmlns:a14="http://schemas.microsoft.com/office/drawing/2010/main" val="0"/>
@@ -2228,13 +4748,7 @@
         <w:rPr>
           <w:rFonts w:hint="eastAsia"/>
         </w:rPr>
-        <w:t>-</w:t>
-      </w:r>
-      <w:r>
-        <w:rPr>
-          <w:rFonts w:hint="eastAsia"/>
-        </w:rPr>
-        <w:t>事件复制器</w:t>
+        <w:t>-事件复制器</w:t>
       </w:r>
     </w:p>
     <w:p>
@@ -2318,7 +4832,7 @@
         <w:snapToGrid w:val="0"/>
         <w:jc w:val="left"/>
         <w:rPr>
-          <w:rFonts w:ascii="Tahoma" w:eastAsia="微软雅黑" w:hAnsi="Tahoma" w:hint="eastAsia"/>
+          <w:rFonts w:ascii="Tahoma" w:eastAsia="微软雅黑" w:hAnsi="Tahoma"/>
           <w:kern w:val="0"/>
           <w:sz w:val="22"/>
         </w:rPr>
@@ -2345,25 +4859,7 @@
           <w:kern w:val="0"/>
           <w:sz w:val="22"/>
         </w:rPr>
-        <w:t>有变化，事件</w:t>
-      </w:r>
-      <w:proofErr w:type="gramStart"/>
-      <w:r>
-        <w:rPr>
-          <w:rFonts w:ascii="Tahoma" w:eastAsia="微软雅黑" w:hAnsi="Tahoma" w:hint="eastAsia"/>
-          <w:kern w:val="0"/>
-          <w:sz w:val="22"/>
-        </w:rPr>
-        <w:t>复制器</w:t>
-      </w:r>
-      <w:proofErr w:type="gramEnd"/>
-      <w:r>
-        <w:rPr>
-          <w:rFonts w:ascii="Tahoma" w:eastAsia="微软雅黑" w:hAnsi="Tahoma" w:hint="eastAsia"/>
-          <w:kern w:val="0"/>
-          <w:sz w:val="22"/>
-        </w:rPr>
-        <w:t>的指令需要修改地图</w:t>
+        <w:t>有变化，事件复制器的指令需要修改地图</w:t>
       </w:r>
       <w:r>
         <w:rPr>
@@ -2397,11 +4893,12 @@
       <w:r>
         <w:rPr>
           <w:rFonts w:ascii="Tahoma" w:eastAsia="微软雅黑" w:hAnsi="Tahoma" w:hint="eastAsia"/>
+          <w:noProof/>
           <w:kern w:val="0"/>
           <w:sz w:val="22"/>
         </w:rPr>
         <w:drawing>
-          <wp:inline distT="0" distB="0" distL="0" distR="0" wp14:anchorId="351D58C0" wp14:editId="68A6F500">
+          <wp:inline distT="0" distB="0" distL="0" distR="0" wp14:anchorId="5488F359" wp14:editId="24EC8662">
             <wp:extent cx="1798320" cy="868680"/>
             <wp:effectExtent l="0" t="0" r="0" b="7620"/>
             <wp:docPr id="55982140" name="图片 1"/>
@@ -2418,7 +4915,7 @@
                     </pic:cNvPicPr>
                   </pic:nvPicPr>
                   <pic:blipFill>
-                    <a:blip r:embed="rId17">
+                    <a:blip r:embed="rId22">
                       <a:extLst>
                         <a:ext uri="{28A0092B-C50C-407E-A947-70E740481C1C}">
                           <a14:useLocalDpi xmlns:a14="http://schemas.microsoft.com/office/drawing/2010/main" val="0"/>
@@ -2457,7 +4954,7 @@
         <w:snapToGrid w:val="0"/>
         <w:jc w:val="left"/>
         <w:rPr>
-          <w:rFonts w:ascii="Tahoma" w:eastAsia="微软雅黑" w:hAnsi="Tahoma" w:hint="eastAsia"/>
+          <w:rFonts w:ascii="Tahoma" w:eastAsia="微软雅黑" w:hAnsi="Tahoma"/>
           <w:kern w:val="0"/>
           <w:sz w:val="22"/>
         </w:rPr>
@@ -2478,1874 +4975,6 @@
         <w:rPr>
           <w:rFonts w:ascii="Tahoma" w:eastAsia="微软雅黑" w:hAnsi="Tahoma"/>
           <w:b/>
-          <w:kern w:val="0"/>
-          <w:sz w:val="22"/>
-        </w:rPr>
-        <w:br w:type="page"/>
-      </w:r>
-    </w:p>
-    <w:p>
-      <w:pPr>
-        <w:pStyle w:val="2"/>
-        <w:rPr>
-          <w:rFonts w:hint="eastAsia"/>
-        </w:rPr>
-      </w:pPr>
-      <w:r>
-        <w:rPr>
-          <w:rFonts w:hint="eastAsia"/>
-        </w:rPr>
-        <w:lastRenderedPageBreak/>
-        <w:t>顺序记忆</w:t>
-      </w:r>
-      <w:r>
-        <w:rPr>
-          <w:rFonts w:hint="eastAsia"/>
-        </w:rPr>
-        <w:t>-谜题</w:t>
-      </w:r>
-      <w:r>
-        <w:rPr>
-          <w:rFonts w:hint="eastAsia"/>
-        </w:rPr>
-        <w:t>设计</w:t>
-      </w:r>
-    </w:p>
-    <w:p>
-      <w:pPr>
-        <w:pStyle w:val="3"/>
-        <w:rPr>
-          <w:rFonts w:hint="eastAsia"/>
-        </w:rPr>
-      </w:pPr>
-      <w:r>
-        <w:rPr>
-          <w:rFonts w:hint="eastAsia"/>
-        </w:rPr>
-        <w:t>设计</w:t>
-      </w:r>
-      <w:r>
-        <w:rPr>
-          <w:rFonts w:hint="eastAsia"/>
-        </w:rPr>
-        <w:t>简介</w:t>
-      </w:r>
-    </w:p>
-    <w:p>
-      <w:pPr>
-        <w:pStyle w:val="4"/>
-        <w:rPr>
-          <w:rFonts w:hint="eastAsia"/>
-        </w:rPr>
-      </w:pPr>
-      <w:r>
-        <w:rPr>
-          <w:rFonts w:hint="eastAsia"/>
-        </w:rPr>
-        <w:t>1）</w:t>
-      </w:r>
-      <w:r>
-        <w:rPr>
-          <w:rFonts w:hint="eastAsia"/>
-        </w:rPr>
-        <w:t>游戏规则</w:t>
-      </w:r>
-    </w:p>
-    <w:p>
-      <w:pPr>
-        <w:widowControl/>
-        <w:adjustRightInd w:val="0"/>
-        <w:snapToGrid w:val="0"/>
-        <w:jc w:val="left"/>
-        <w:rPr>
-          <w:rFonts w:ascii="Tahoma" w:eastAsia="微软雅黑" w:hAnsi="Tahoma"/>
-          <w:kern w:val="0"/>
-          <w:sz w:val="22"/>
-        </w:rPr>
-      </w:pPr>
-      <w:r>
-        <w:rPr>
-          <w:rFonts w:ascii="Tahoma" w:eastAsia="微软雅黑" w:hAnsi="Tahoma" w:hint="eastAsia"/>
-          <w:kern w:val="0"/>
-          <w:sz w:val="22"/>
-        </w:rPr>
-        <w:t>游戏有六个关卡。</w:t>
-      </w:r>
-    </w:p>
-    <w:p>
-      <w:pPr>
-        <w:widowControl/>
-        <w:adjustRightInd w:val="0"/>
-        <w:snapToGrid w:val="0"/>
-        <w:jc w:val="left"/>
-        <w:rPr>
-          <w:rFonts w:ascii="Tahoma" w:eastAsia="微软雅黑" w:hAnsi="Tahoma"/>
-          <w:kern w:val="0"/>
-          <w:sz w:val="22"/>
-        </w:rPr>
-      </w:pPr>
-      <w:r>
-        <w:rPr>
-          <w:rFonts w:ascii="Tahoma" w:eastAsia="微软雅黑" w:hAnsi="Tahoma" w:hint="eastAsia"/>
-          <w:kern w:val="0"/>
-          <w:sz w:val="22"/>
-        </w:rPr>
-        <w:t>一共有四个颜色的开关可以踩。</w:t>
-      </w:r>
-    </w:p>
-    <w:p>
-      <w:pPr>
-        <w:widowControl/>
-        <w:adjustRightInd w:val="0"/>
-        <w:snapToGrid w:val="0"/>
-        <w:jc w:val="left"/>
-        <w:rPr>
-          <w:rFonts w:ascii="Tahoma" w:eastAsia="微软雅黑" w:hAnsi="Tahoma"/>
-          <w:kern w:val="0"/>
-          <w:sz w:val="22"/>
-        </w:rPr>
-      </w:pPr>
-      <w:r>
-        <w:rPr>
-          <w:rFonts w:ascii="Tahoma" w:eastAsia="微软雅黑" w:hAnsi="Tahoma" w:hint="eastAsia"/>
-          <w:kern w:val="0"/>
-          <w:sz w:val="22"/>
-        </w:rPr>
-        <w:t>关卡开始后，播放一个颜色顺序，</w:t>
-      </w:r>
-      <w:r>
-        <w:rPr>
-          <w:rFonts w:ascii="Tahoma" w:eastAsia="微软雅黑" w:hAnsi="Tahoma" w:hint="eastAsia"/>
-          <w:kern w:val="0"/>
-          <w:sz w:val="22"/>
-        </w:rPr>
-        <w:t>只播放一次。</w:t>
-      </w:r>
-    </w:p>
-    <w:p>
-      <w:pPr>
-        <w:widowControl/>
-        <w:adjustRightInd w:val="0"/>
-        <w:snapToGrid w:val="0"/>
-        <w:jc w:val="left"/>
-        <w:rPr>
-          <w:rFonts w:ascii="Tahoma" w:eastAsia="微软雅黑" w:hAnsi="Tahoma"/>
-          <w:kern w:val="0"/>
-          <w:sz w:val="22"/>
-        </w:rPr>
-      </w:pPr>
-      <w:r>
-        <w:rPr>
-          <w:rFonts w:ascii="Tahoma" w:eastAsia="微软雅黑" w:hAnsi="Tahoma" w:hint="eastAsia"/>
-          <w:kern w:val="0"/>
-          <w:sz w:val="22"/>
-        </w:rPr>
-        <w:t>播放完毕后，玩家需要按照播放的顺序踩身旁的脚踏开关。</w:t>
-      </w:r>
-    </w:p>
-    <w:p>
-      <w:pPr>
-        <w:widowControl/>
-        <w:adjustRightInd w:val="0"/>
-        <w:snapToGrid w:val="0"/>
-        <w:jc w:val="left"/>
-        <w:rPr>
-          <w:rFonts w:ascii="Tahoma" w:eastAsia="微软雅黑" w:hAnsi="Tahoma"/>
-          <w:kern w:val="0"/>
-          <w:sz w:val="22"/>
-        </w:rPr>
-      </w:pPr>
-      <w:proofErr w:type="gramStart"/>
-      <w:r>
-        <w:rPr>
-          <w:rFonts w:ascii="Tahoma" w:eastAsia="微软雅黑" w:hAnsi="Tahoma" w:hint="eastAsia"/>
-          <w:kern w:val="0"/>
-          <w:sz w:val="22"/>
-        </w:rPr>
-        <w:t>踩对才能</w:t>
-      </w:r>
-      <w:proofErr w:type="gramEnd"/>
-      <w:r>
-        <w:rPr>
-          <w:rFonts w:ascii="Tahoma" w:eastAsia="微软雅黑" w:hAnsi="Tahoma" w:hint="eastAsia"/>
-          <w:kern w:val="0"/>
-          <w:sz w:val="22"/>
-        </w:rPr>
-        <w:t>通关，踩</w:t>
-      </w:r>
-      <w:proofErr w:type="gramStart"/>
-      <w:r>
-        <w:rPr>
-          <w:rFonts w:ascii="Tahoma" w:eastAsia="微软雅黑" w:hAnsi="Tahoma" w:hint="eastAsia"/>
-          <w:kern w:val="0"/>
-          <w:sz w:val="22"/>
-        </w:rPr>
-        <w:t>错直接</w:t>
-      </w:r>
-      <w:proofErr w:type="gramEnd"/>
-      <w:r>
-        <w:rPr>
-          <w:rFonts w:ascii="Tahoma" w:eastAsia="微软雅黑" w:hAnsi="Tahoma" w:hint="eastAsia"/>
-          <w:kern w:val="0"/>
-          <w:sz w:val="22"/>
-        </w:rPr>
-        <w:t>失败。</w:t>
-      </w:r>
-    </w:p>
-    <w:p>
-      <w:pPr>
-        <w:widowControl/>
-        <w:adjustRightInd w:val="0"/>
-        <w:snapToGrid w:val="0"/>
-        <w:jc w:val="left"/>
-        <w:rPr>
-          <w:rFonts w:ascii="Tahoma" w:eastAsia="微软雅黑" w:hAnsi="Tahoma"/>
-          <w:color w:val="0070C0"/>
-          <w:kern w:val="0"/>
-          <w:sz w:val="22"/>
-        </w:rPr>
-      </w:pPr>
-      <w:r>
-        <w:rPr>
-          <w:rFonts w:ascii="Tahoma" w:eastAsia="微软雅黑" w:hAnsi="Tahoma" w:hint="eastAsia"/>
-          <w:color w:val="0070C0"/>
-          <w:kern w:val="0"/>
-          <w:sz w:val="22"/>
-        </w:rPr>
-        <w:t>玩家在游戏中可以意会到</w:t>
-      </w:r>
-      <w:r>
-        <w:rPr>
-          <w:rFonts w:ascii="Tahoma" w:eastAsia="微软雅黑" w:hAnsi="Tahoma" w:hint="eastAsia"/>
-          <w:color w:val="0070C0"/>
-          <w:kern w:val="0"/>
-          <w:sz w:val="22"/>
-        </w:rPr>
-        <w:t>游戏规则，</w:t>
-      </w:r>
-      <w:r>
-        <w:rPr>
-          <w:rFonts w:ascii="Tahoma" w:eastAsia="微软雅黑" w:hAnsi="Tahoma" w:hint="eastAsia"/>
-          <w:color w:val="0070C0"/>
-          <w:kern w:val="0"/>
-          <w:sz w:val="22"/>
-        </w:rPr>
-        <w:t>可以</w:t>
-      </w:r>
-      <w:r>
-        <w:rPr>
-          <w:rFonts w:ascii="Tahoma" w:eastAsia="微软雅黑" w:hAnsi="Tahoma" w:hint="eastAsia"/>
-          <w:color w:val="0070C0"/>
-          <w:kern w:val="0"/>
-          <w:sz w:val="22"/>
-        </w:rPr>
-        <w:t>不</w:t>
-      </w:r>
-      <w:r>
-        <w:rPr>
-          <w:rFonts w:ascii="Tahoma" w:eastAsia="微软雅黑" w:hAnsi="Tahoma" w:hint="eastAsia"/>
-          <w:color w:val="0070C0"/>
-          <w:kern w:val="0"/>
-          <w:sz w:val="22"/>
-        </w:rPr>
-        <w:t>作</w:t>
-      </w:r>
-      <w:r>
-        <w:rPr>
-          <w:rFonts w:ascii="Tahoma" w:eastAsia="微软雅黑" w:hAnsi="Tahoma" w:hint="eastAsia"/>
-          <w:color w:val="0070C0"/>
-          <w:kern w:val="0"/>
-          <w:sz w:val="22"/>
-        </w:rPr>
-        <w:t>详细</w:t>
-      </w:r>
-      <w:r>
-        <w:rPr>
-          <w:rFonts w:ascii="Tahoma" w:eastAsia="微软雅黑" w:hAnsi="Tahoma" w:hint="eastAsia"/>
-          <w:color w:val="0070C0"/>
-          <w:kern w:val="0"/>
-          <w:sz w:val="22"/>
-        </w:rPr>
-        <w:t>的</w:t>
-      </w:r>
-      <w:r>
-        <w:rPr>
-          <w:rFonts w:ascii="Tahoma" w:eastAsia="微软雅黑" w:hAnsi="Tahoma" w:hint="eastAsia"/>
-          <w:color w:val="0070C0"/>
-          <w:kern w:val="0"/>
-          <w:sz w:val="22"/>
-        </w:rPr>
-        <w:t>规则</w:t>
-      </w:r>
-      <w:r>
-        <w:rPr>
-          <w:rFonts w:ascii="Tahoma" w:eastAsia="微软雅黑" w:hAnsi="Tahoma" w:hint="eastAsia"/>
-          <w:color w:val="0070C0"/>
-          <w:kern w:val="0"/>
-          <w:sz w:val="22"/>
-        </w:rPr>
-        <w:t>说明</w:t>
-      </w:r>
-      <w:r>
-        <w:rPr>
-          <w:rFonts w:ascii="Tahoma" w:eastAsia="微软雅黑" w:hAnsi="Tahoma" w:hint="eastAsia"/>
-          <w:color w:val="0070C0"/>
-          <w:kern w:val="0"/>
-          <w:sz w:val="22"/>
-        </w:rPr>
-        <w:t>。</w:t>
-      </w:r>
-    </w:p>
-    <w:p>
-      <w:pPr>
-        <w:widowControl/>
-        <w:adjustRightInd w:val="0"/>
-        <w:snapToGrid w:val="0"/>
-        <w:jc w:val="left"/>
-        <w:rPr>
-          <w:rFonts w:ascii="Tahoma" w:eastAsia="微软雅黑" w:hAnsi="Tahoma"/>
-          <w:kern w:val="0"/>
-          <w:sz w:val="22"/>
-        </w:rPr>
-      </w:pPr>
-    </w:p>
-    <w:p>
-      <w:pPr>
-        <w:pStyle w:val="4"/>
-        <w:rPr>
-          <w:rFonts w:hint="eastAsia"/>
-        </w:rPr>
-      </w:pPr>
-      <w:r>
-        <w:t>2</w:t>
-      </w:r>
-      <w:r>
-        <w:rPr>
-          <w:rFonts w:hint="eastAsia"/>
-        </w:rPr>
-        <w:t>）难度分配</w:t>
-      </w:r>
-    </w:p>
-    <w:p>
-      <w:pPr>
-        <w:widowControl/>
-        <w:adjustRightInd w:val="0"/>
-        <w:snapToGrid w:val="0"/>
-        <w:jc w:val="left"/>
-        <w:rPr>
-          <w:rFonts w:ascii="Tahoma" w:eastAsia="微软雅黑" w:hAnsi="Tahoma"/>
-          <w:kern w:val="0"/>
-          <w:sz w:val="22"/>
-        </w:rPr>
-      </w:pPr>
-      <w:r>
-        <w:rPr>
-          <w:rFonts w:ascii="Tahoma" w:eastAsia="微软雅黑" w:hAnsi="Tahoma" w:hint="eastAsia"/>
-          <w:kern w:val="0"/>
-          <w:sz w:val="22"/>
-        </w:rPr>
-        <w:t>颜色播放速度的快慢</w:t>
-      </w:r>
-      <w:r>
-        <w:rPr>
-          <w:rFonts w:ascii="Tahoma" w:eastAsia="微软雅黑" w:hAnsi="Tahoma" w:hint="eastAsia"/>
-          <w:kern w:val="0"/>
-          <w:sz w:val="22"/>
-        </w:rPr>
-        <w:t xml:space="preserve"> </w:t>
-      </w:r>
-      <w:r>
-        <w:rPr>
-          <w:rFonts w:ascii="Tahoma" w:eastAsia="微软雅黑" w:hAnsi="Tahoma" w:hint="eastAsia"/>
-          <w:kern w:val="0"/>
-          <w:sz w:val="22"/>
-        </w:rPr>
-        <w:t>能影响关卡难度。</w:t>
-      </w:r>
-    </w:p>
-    <w:p>
-      <w:pPr>
-        <w:widowControl/>
-        <w:adjustRightInd w:val="0"/>
-        <w:snapToGrid w:val="0"/>
-        <w:jc w:val="left"/>
-        <w:rPr>
-          <w:rFonts w:ascii="Tahoma" w:eastAsia="微软雅黑" w:hAnsi="Tahoma"/>
-          <w:kern w:val="0"/>
-          <w:sz w:val="22"/>
-        </w:rPr>
-      </w:pPr>
-      <w:r>
-        <w:rPr>
-          <w:rFonts w:ascii="Tahoma" w:eastAsia="微软雅黑" w:hAnsi="Tahoma" w:hint="eastAsia"/>
-          <w:kern w:val="0"/>
-          <w:sz w:val="22"/>
-        </w:rPr>
-        <w:t>颜色顺序的颜色总个数</w:t>
-      </w:r>
-      <w:r>
-        <w:rPr>
-          <w:rFonts w:ascii="Tahoma" w:eastAsia="微软雅黑" w:hAnsi="Tahoma" w:hint="eastAsia"/>
-          <w:kern w:val="0"/>
-          <w:sz w:val="22"/>
-        </w:rPr>
-        <w:t xml:space="preserve"> </w:t>
-      </w:r>
-      <w:r>
-        <w:rPr>
-          <w:rFonts w:ascii="Tahoma" w:eastAsia="微软雅黑" w:hAnsi="Tahoma" w:hint="eastAsia"/>
-          <w:kern w:val="0"/>
-          <w:sz w:val="22"/>
-        </w:rPr>
-        <w:t>能影响关卡难度。</w:t>
-      </w:r>
-    </w:p>
-    <w:p>
-      <w:pPr>
-        <w:widowControl/>
-        <w:adjustRightInd w:val="0"/>
-        <w:snapToGrid w:val="0"/>
-        <w:jc w:val="left"/>
-        <w:rPr>
-          <w:rFonts w:ascii="Tahoma" w:eastAsia="微软雅黑" w:hAnsi="Tahoma"/>
-          <w:kern w:val="0"/>
-          <w:sz w:val="22"/>
-        </w:rPr>
-      </w:pPr>
-      <w:r>
-        <w:rPr>
-          <w:rFonts w:ascii="Tahoma" w:eastAsia="微软雅黑" w:hAnsi="Tahoma" w:hint="eastAsia"/>
-          <w:kern w:val="0"/>
-          <w:sz w:val="22"/>
-        </w:rPr>
-        <w:t>变换颜色的位置能够干扰玩家的视线，从而增加难度。</w:t>
-      </w:r>
-    </w:p>
-    <w:p>
-      <w:pPr>
-        <w:widowControl/>
-        <w:adjustRightInd w:val="0"/>
-        <w:snapToGrid w:val="0"/>
-        <w:jc w:val="left"/>
-        <w:rPr>
-          <w:rFonts w:ascii="Tahoma" w:eastAsia="微软雅黑" w:hAnsi="Tahoma"/>
-          <w:color w:val="A6A6A6" w:themeColor="background1" w:themeShade="A6"/>
-          <w:kern w:val="0"/>
-          <w:sz w:val="22"/>
-        </w:rPr>
-      </w:pPr>
-      <w:r>
-        <w:rPr>
-          <w:rFonts w:ascii="Tahoma" w:eastAsia="微软雅黑" w:hAnsi="Tahoma" w:hint="eastAsia"/>
-          <w:color w:val="A6A6A6" w:themeColor="background1" w:themeShade="A6"/>
-          <w:kern w:val="0"/>
-          <w:sz w:val="22"/>
-        </w:rPr>
-        <w:t>另外，这里不建议用</w:t>
-      </w:r>
-      <w:r>
-        <w:rPr>
-          <w:rFonts w:ascii="Tahoma" w:eastAsia="微软雅黑" w:hAnsi="Tahoma" w:hint="eastAsia"/>
-          <w:color w:val="A6A6A6" w:themeColor="background1" w:themeShade="A6"/>
-          <w:kern w:val="0"/>
-          <w:sz w:val="22"/>
-        </w:rPr>
-        <w:t xml:space="preserve"> </w:t>
-      </w:r>
-      <w:r>
-        <w:rPr>
-          <w:rFonts w:ascii="Tahoma" w:eastAsia="微软雅黑" w:hAnsi="Tahoma" w:hint="eastAsia"/>
-          <w:color w:val="A6A6A6" w:themeColor="background1" w:themeShade="A6"/>
-          <w:kern w:val="0"/>
-          <w:sz w:val="22"/>
-        </w:rPr>
-        <w:t>完全随机的</w:t>
-      </w:r>
-      <w:r>
-        <w:rPr>
-          <w:rFonts w:ascii="Tahoma" w:eastAsia="微软雅黑" w:hAnsi="Tahoma" w:hint="eastAsia"/>
-          <w:color w:val="A6A6A6" w:themeColor="background1" w:themeShade="A6"/>
-          <w:kern w:val="0"/>
-          <w:sz w:val="22"/>
-        </w:rPr>
-        <w:t xml:space="preserve"> </w:t>
-      </w:r>
-      <w:r>
-        <w:rPr>
-          <w:rFonts w:ascii="Tahoma" w:eastAsia="微软雅黑" w:hAnsi="Tahoma" w:hint="eastAsia"/>
-          <w:color w:val="A6A6A6" w:themeColor="background1" w:themeShade="A6"/>
-          <w:kern w:val="0"/>
-          <w:sz w:val="22"/>
-        </w:rPr>
-        <w:t>颜色顺序，这样设计将变成</w:t>
-      </w:r>
-      <w:proofErr w:type="gramStart"/>
-      <w:r>
-        <w:rPr>
-          <w:rFonts w:ascii="Tahoma" w:eastAsia="微软雅黑" w:hAnsi="Tahoma"/>
-          <w:color w:val="A6A6A6" w:themeColor="background1" w:themeShade="A6"/>
-          <w:kern w:val="0"/>
-          <w:sz w:val="22"/>
-        </w:rPr>
-        <w:t>”</w:t>
-      </w:r>
-      <w:proofErr w:type="gramEnd"/>
-      <w:r>
-        <w:rPr>
-          <w:rFonts w:ascii="Tahoma" w:eastAsia="微软雅黑" w:hAnsi="Tahoma" w:hint="eastAsia"/>
-          <w:color w:val="A6A6A6" w:themeColor="background1" w:themeShade="A6"/>
-          <w:kern w:val="0"/>
-          <w:sz w:val="22"/>
-        </w:rPr>
-        <w:t>纯粹考玩家的反应能力</w:t>
-      </w:r>
-      <w:proofErr w:type="gramStart"/>
-      <w:r>
-        <w:rPr>
-          <w:rFonts w:ascii="Tahoma" w:eastAsia="微软雅黑" w:hAnsi="Tahoma"/>
-          <w:color w:val="A6A6A6" w:themeColor="background1" w:themeShade="A6"/>
-          <w:kern w:val="0"/>
-          <w:sz w:val="22"/>
-        </w:rPr>
-        <w:t>”</w:t>
-      </w:r>
-      <w:proofErr w:type="gramEnd"/>
-      <w:r>
-        <w:rPr>
-          <w:rFonts w:ascii="Tahoma" w:eastAsia="微软雅黑" w:hAnsi="Tahoma" w:hint="eastAsia"/>
-          <w:color w:val="A6A6A6" w:themeColor="background1" w:themeShade="A6"/>
-          <w:kern w:val="0"/>
-          <w:sz w:val="22"/>
-        </w:rPr>
-        <w:t>，对于大多普通玩家会吃不消。</w:t>
-      </w:r>
-    </w:p>
-    <w:p>
-      <w:pPr>
-        <w:widowControl/>
-        <w:adjustRightInd w:val="0"/>
-        <w:snapToGrid w:val="0"/>
-        <w:jc w:val="left"/>
-        <w:rPr>
-          <w:rFonts w:ascii="Tahoma" w:eastAsia="微软雅黑" w:hAnsi="Tahoma"/>
-          <w:kern w:val="0"/>
-          <w:sz w:val="22"/>
-        </w:rPr>
-      </w:pPr>
-    </w:p>
-    <w:p>
-      <w:pPr>
-        <w:pStyle w:val="4"/>
-        <w:rPr>
-          <w:rFonts w:hint="eastAsia"/>
-        </w:rPr>
-      </w:pPr>
-      <w:r>
-        <w:t>3</w:t>
-      </w:r>
-      <w:r>
-        <w:rPr>
-          <w:rFonts w:hint="eastAsia"/>
-        </w:rPr>
-        <w:t>）禁用能力</w:t>
-      </w:r>
-    </w:p>
-    <w:p>
-      <w:pPr>
-        <w:widowControl/>
-        <w:adjustRightInd w:val="0"/>
-        <w:snapToGrid w:val="0"/>
-        <w:jc w:val="left"/>
-        <w:rPr>
-          <w:rFonts w:ascii="Tahoma" w:eastAsia="微软雅黑" w:hAnsi="Tahoma"/>
-          <w:kern w:val="0"/>
-          <w:sz w:val="22"/>
-        </w:rPr>
-      </w:pPr>
-      <w:r>
-        <w:rPr>
-          <w:rFonts w:ascii="Tahoma" w:eastAsia="微软雅黑" w:hAnsi="Tahoma" w:hint="eastAsia"/>
-          <w:kern w:val="0"/>
-          <w:sz w:val="22"/>
-        </w:rPr>
-        <w:t>禁跳跃。</w:t>
-      </w:r>
-    </w:p>
-    <w:p>
-      <w:pPr>
-        <w:widowControl/>
-        <w:adjustRightInd w:val="0"/>
-        <w:snapToGrid w:val="0"/>
-        <w:jc w:val="left"/>
-        <w:rPr>
-          <w:rFonts w:ascii="Tahoma" w:eastAsia="微软雅黑" w:hAnsi="Tahoma"/>
-          <w:kern w:val="0"/>
-          <w:sz w:val="22"/>
-        </w:rPr>
-      </w:pPr>
-      <w:r>
-        <w:rPr>
-          <w:rFonts w:ascii="Tahoma" w:eastAsia="微软雅黑" w:hAnsi="Tahoma" w:hint="eastAsia"/>
-          <w:kern w:val="0"/>
-          <w:sz w:val="22"/>
-        </w:rPr>
-        <w:t>禁炸弹。</w:t>
-      </w:r>
-    </w:p>
-    <w:p>
-      <w:pPr>
-        <w:widowControl/>
-        <w:adjustRightInd w:val="0"/>
-        <w:snapToGrid w:val="0"/>
-        <w:jc w:val="left"/>
-        <w:rPr>
-          <w:rFonts w:ascii="Tahoma" w:eastAsia="微软雅黑" w:hAnsi="Tahoma"/>
-          <w:kern w:val="0"/>
-          <w:sz w:val="22"/>
-        </w:rPr>
-      </w:pPr>
-    </w:p>
-    <w:p>
-      <w:pPr>
-        <w:pStyle w:val="4"/>
-        <w:rPr>
-          <w:rFonts w:hint="eastAsia"/>
-        </w:rPr>
-      </w:pPr>
-      <w:r>
-        <w:t>4</w:t>
-      </w:r>
-      <w:r>
-        <w:rPr>
-          <w:rFonts w:hint="eastAsia"/>
-        </w:rPr>
-        <w:t>）</w:t>
-      </w:r>
-      <w:proofErr w:type="gramStart"/>
-      <w:r>
-        <w:rPr>
-          <w:rFonts w:hint="eastAsia"/>
-        </w:rPr>
-        <w:t>卡关注意</w:t>
-      </w:r>
-      <w:proofErr w:type="gramEnd"/>
-      <w:r>
-        <w:rPr>
-          <w:rFonts w:hint="eastAsia"/>
-        </w:rPr>
-        <w:t>事项</w:t>
-      </w:r>
-    </w:p>
-    <w:p>
-      <w:pPr>
-        <w:widowControl/>
-        <w:adjustRightInd w:val="0"/>
-        <w:snapToGrid w:val="0"/>
-        <w:spacing w:after="200"/>
-        <w:jc w:val="left"/>
-        <w:rPr>
-          <w:rFonts w:ascii="Tahoma" w:eastAsia="微软雅黑" w:hAnsi="Tahoma"/>
-          <w:kern w:val="0"/>
-          <w:sz w:val="22"/>
-        </w:rPr>
-      </w:pPr>
-      <w:r>
-        <w:rPr>
-          <w:rFonts w:ascii="Tahoma" w:eastAsia="微软雅黑" w:hAnsi="Tahoma" w:hint="eastAsia"/>
-          <w:kern w:val="0"/>
-          <w:sz w:val="22"/>
-        </w:rPr>
-        <w:t>该解谜</w:t>
-      </w:r>
-      <w:r>
-        <w:rPr>
-          <w:rFonts w:ascii="Tahoma" w:eastAsia="微软雅黑" w:hAnsi="Tahoma" w:hint="eastAsia"/>
-          <w:kern w:val="0"/>
-          <w:sz w:val="22"/>
-        </w:rPr>
-        <w:t>可用</w:t>
-      </w:r>
-      <w:r>
-        <w:rPr>
-          <w:rFonts w:ascii="Tahoma" w:eastAsia="微软雅黑" w:hAnsi="Tahoma" w:hint="eastAsia"/>
-          <w:kern w:val="0"/>
-          <w:sz w:val="22"/>
-        </w:rPr>
-        <w:t xml:space="preserve"> </w:t>
-      </w:r>
-      <w:proofErr w:type="gramStart"/>
-      <w:r>
-        <w:rPr>
-          <w:rFonts w:ascii="Tahoma" w:eastAsia="微软雅黑" w:hAnsi="Tahoma"/>
-          <w:kern w:val="0"/>
-          <w:sz w:val="22"/>
-        </w:rPr>
-        <w:t>”</w:t>
-      </w:r>
-      <w:proofErr w:type="gramEnd"/>
-      <w:r>
-        <w:rPr>
-          <w:rFonts w:ascii="Tahoma" w:eastAsia="微软雅黑" w:hAnsi="Tahoma" w:hint="eastAsia"/>
-          <w:kern w:val="0"/>
-          <w:sz w:val="22"/>
-        </w:rPr>
-        <w:t>离开关卡</w:t>
-      </w:r>
-      <w:proofErr w:type="gramStart"/>
-      <w:r>
-        <w:rPr>
-          <w:rFonts w:ascii="Tahoma" w:eastAsia="微软雅黑" w:hAnsi="Tahoma"/>
-          <w:kern w:val="0"/>
-          <w:sz w:val="22"/>
-        </w:rPr>
-        <w:t>”</w:t>
-      </w:r>
-      <w:proofErr w:type="gramEnd"/>
-      <w:r>
-        <w:rPr>
-          <w:rFonts w:ascii="Tahoma" w:eastAsia="微软雅黑" w:hAnsi="Tahoma"/>
-          <w:kern w:val="0"/>
-          <w:sz w:val="22"/>
-        </w:rPr>
-        <w:t xml:space="preserve"> </w:t>
-      </w:r>
-      <w:r>
-        <w:rPr>
-          <w:rFonts w:ascii="Tahoma" w:eastAsia="微软雅黑" w:hAnsi="Tahoma" w:hint="eastAsia"/>
-          <w:kern w:val="0"/>
-          <w:sz w:val="22"/>
-        </w:rPr>
-        <w:t>重置游戏，且不存在阻塞事件，</w:t>
-      </w:r>
-      <w:proofErr w:type="gramStart"/>
-      <w:r>
-        <w:rPr>
-          <w:rFonts w:ascii="Tahoma" w:eastAsia="微软雅黑" w:hAnsi="Tahoma" w:hint="eastAsia"/>
-          <w:kern w:val="0"/>
-          <w:sz w:val="22"/>
-        </w:rPr>
-        <w:t>不会卡关</w:t>
-      </w:r>
-      <w:proofErr w:type="gramEnd"/>
-      <w:r>
-        <w:rPr>
-          <w:rFonts w:ascii="Tahoma" w:eastAsia="微软雅黑" w:hAnsi="Tahoma" w:hint="eastAsia"/>
-          <w:kern w:val="0"/>
-          <w:sz w:val="22"/>
-        </w:rPr>
-        <w:t>。</w:t>
-      </w:r>
-    </w:p>
-    <w:p>
-      <w:pPr>
-        <w:widowControl/>
-        <w:jc w:val="left"/>
-        <w:rPr>
-          <w:rFonts w:ascii="Tahoma" w:eastAsia="微软雅黑" w:hAnsi="Tahoma"/>
-          <w:kern w:val="0"/>
-          <w:sz w:val="22"/>
-        </w:rPr>
-      </w:pPr>
-    </w:p>
-    <w:p>
-      <w:pPr>
-        <w:widowControl/>
-        <w:jc w:val="left"/>
-        <w:rPr>
-          <w:rFonts w:ascii="Tahoma" w:eastAsia="微软雅黑" w:hAnsi="Tahoma"/>
-          <w:kern w:val="0"/>
-          <w:sz w:val="22"/>
-        </w:rPr>
-      </w:pPr>
-      <w:r>
-        <w:rPr>
-          <w:rFonts w:ascii="Tahoma" w:eastAsia="微软雅黑" w:hAnsi="Tahoma"/>
-          <w:kern w:val="0"/>
-          <w:sz w:val="22"/>
-        </w:rPr>
-        <w:br w:type="page"/>
-      </w:r>
-    </w:p>
-    <w:p>
-      <w:pPr>
-        <w:pStyle w:val="3"/>
-        <w:rPr>
-          <w:rFonts w:hint="eastAsia"/>
-        </w:rPr>
-      </w:pPr>
-      <w:bookmarkStart w:id="1" w:name="_Hlk75118781"/>
-      <w:r>
-        <w:rPr>
-          <w:rFonts w:hint="eastAsia"/>
-        </w:rPr>
-        <w:lastRenderedPageBreak/>
-        <w:t>设计建议</w:t>
-      </w:r>
-    </w:p>
-    <w:bookmarkEnd w:id="1"/>
-    <w:p>
-      <w:pPr>
-        <w:pStyle w:val="4"/>
-        <w:rPr>
-          <w:rFonts w:hint="eastAsia"/>
-        </w:rPr>
-      </w:pPr>
-      <w:r>
-        <w:t>1</w:t>
-      </w:r>
-      <w:r>
-        <w:rPr>
-          <w:rFonts w:hint="eastAsia"/>
-        </w:rPr>
-        <w:t>）设计</w:t>
-      </w:r>
-      <w:r>
-        <w:rPr>
-          <w:rFonts w:hint="eastAsia"/>
-        </w:rPr>
-        <w:t>者视角</w:t>
-      </w:r>
-    </w:p>
-    <w:p>
-      <w:pPr>
-        <w:widowControl/>
-        <w:adjustRightInd w:val="0"/>
-        <w:snapToGrid w:val="0"/>
-        <w:jc w:val="left"/>
-        <w:rPr>
-          <w:rFonts w:ascii="Tahoma" w:eastAsia="微软雅黑" w:hAnsi="Tahoma"/>
-          <w:kern w:val="0"/>
-          <w:sz w:val="22"/>
-        </w:rPr>
-      </w:pPr>
-      <w:r>
-        <w:rPr>
-          <w:rFonts w:ascii="Tahoma" w:eastAsia="微软雅黑" w:hAnsi="Tahoma" w:hint="eastAsia"/>
-          <w:kern w:val="0"/>
-          <w:sz w:val="22"/>
-        </w:rPr>
-        <w:t>这个游戏</w:t>
-      </w:r>
-      <w:r>
-        <w:rPr>
-          <w:rFonts w:ascii="Tahoma" w:eastAsia="微软雅黑" w:hAnsi="Tahoma" w:hint="eastAsia"/>
-          <w:kern w:val="0"/>
-          <w:sz w:val="22"/>
-        </w:rPr>
-        <w:t>规则</w:t>
-      </w:r>
-      <w:r>
-        <w:rPr>
-          <w:rFonts w:ascii="Tahoma" w:eastAsia="微软雅黑" w:hAnsi="Tahoma" w:hint="eastAsia"/>
-          <w:kern w:val="0"/>
-          <w:sz w:val="22"/>
-        </w:rPr>
-        <w:t>简单的不能再简单了，</w:t>
-      </w:r>
-      <w:r>
-        <w:rPr>
-          <w:rFonts w:ascii="Tahoma" w:eastAsia="微软雅黑" w:hAnsi="Tahoma" w:hint="eastAsia"/>
-          <w:kern w:val="0"/>
-          <w:sz w:val="22"/>
-        </w:rPr>
-        <w:t>模拟目标按一次就可以了。</w:t>
-      </w:r>
-    </w:p>
-    <w:p>
-      <w:pPr>
-        <w:widowControl/>
-        <w:adjustRightInd w:val="0"/>
-        <w:snapToGrid w:val="0"/>
-        <w:spacing w:after="200"/>
-        <w:jc w:val="left"/>
-        <w:rPr>
-          <w:rFonts w:ascii="Tahoma" w:eastAsia="微软雅黑" w:hAnsi="Tahoma"/>
-          <w:kern w:val="0"/>
-          <w:sz w:val="22"/>
-        </w:rPr>
-      </w:pPr>
-      <w:r>
-        <w:rPr>
-          <w:rFonts w:ascii="Tahoma" w:eastAsia="微软雅黑" w:hAnsi="Tahoma" w:hint="eastAsia"/>
-          <w:kern w:val="0"/>
-          <w:sz w:val="22"/>
-        </w:rPr>
-        <w:t>如果作为</w:t>
-      </w:r>
-      <w:r>
-        <w:rPr>
-          <w:rFonts w:ascii="Tahoma" w:eastAsia="微软雅黑" w:hAnsi="Tahoma" w:hint="eastAsia"/>
-          <w:kern w:val="0"/>
-          <w:sz w:val="22"/>
-        </w:rPr>
-        <w:t>一个云玩家</w:t>
-      </w:r>
-      <w:r>
-        <w:rPr>
-          <w:rFonts w:ascii="Tahoma" w:eastAsia="微软雅黑" w:hAnsi="Tahoma" w:hint="eastAsia"/>
-          <w:kern w:val="0"/>
-          <w:sz w:val="22"/>
-        </w:rPr>
-        <w:t>，这种小游戏实在太蠢了</w:t>
-      </w:r>
-      <w:r>
-        <w:rPr>
-          <w:rFonts w:ascii="Tahoma" w:eastAsia="微软雅黑" w:hAnsi="Tahoma" w:hint="eastAsia"/>
-          <w:kern w:val="0"/>
-          <w:sz w:val="22"/>
-        </w:rPr>
-        <w:t>，</w:t>
-      </w:r>
-      <w:r>
-        <w:rPr>
-          <w:rFonts w:ascii="Tahoma" w:eastAsia="微软雅黑" w:hAnsi="Tahoma" w:hint="eastAsia"/>
-          <w:kern w:val="0"/>
-          <w:sz w:val="22"/>
-        </w:rPr>
-        <w:t>完全没有可玩性。</w:t>
-      </w:r>
-    </w:p>
-    <w:p>
-      <w:pPr>
-        <w:widowControl/>
-        <w:adjustRightInd w:val="0"/>
-        <w:snapToGrid w:val="0"/>
-        <w:jc w:val="left"/>
-        <w:rPr>
-          <w:rFonts w:ascii="Tahoma" w:eastAsia="微软雅黑" w:hAnsi="Tahoma"/>
-          <w:kern w:val="0"/>
-          <w:sz w:val="22"/>
-        </w:rPr>
-      </w:pPr>
-      <w:r>
-        <w:rPr>
-          <w:rFonts w:ascii="Tahoma" w:eastAsia="微软雅黑" w:hAnsi="Tahoma" w:hint="eastAsia"/>
-          <w:kern w:val="0"/>
-          <w:sz w:val="22"/>
-        </w:rPr>
-        <w:t>但是关键就在这里</w:t>
-      </w:r>
-      <w:r>
-        <w:rPr>
-          <w:rFonts w:ascii="Tahoma" w:eastAsia="微软雅黑" w:hAnsi="Tahoma" w:hint="eastAsia"/>
-          <w:kern w:val="0"/>
-          <w:sz w:val="22"/>
-        </w:rPr>
-        <w:t>，</w:t>
-      </w:r>
-      <w:r>
-        <w:rPr>
-          <w:rFonts w:ascii="Tahoma" w:eastAsia="微软雅黑" w:hAnsi="Tahoma" w:hint="eastAsia"/>
-          <w:kern w:val="0"/>
-          <w:sz w:val="22"/>
-        </w:rPr>
-        <w:t>当你真正意义上</w:t>
-      </w:r>
-      <w:r>
-        <w:rPr>
-          <w:rFonts w:ascii="Tahoma" w:eastAsia="微软雅黑" w:hAnsi="Tahoma" w:hint="eastAsia"/>
-          <w:kern w:val="0"/>
-          <w:sz w:val="22"/>
-        </w:rPr>
-        <w:t>进行</w:t>
-      </w:r>
-      <w:r>
-        <w:rPr>
-          <w:rFonts w:ascii="Tahoma" w:eastAsia="微软雅黑" w:hAnsi="Tahoma" w:hint="eastAsia"/>
-          <w:kern w:val="0"/>
-          <w:sz w:val="22"/>
-        </w:rPr>
-        <w:t>这个</w:t>
-      </w:r>
-      <w:r>
-        <w:rPr>
-          <w:rFonts w:ascii="Tahoma" w:eastAsia="微软雅黑" w:hAnsi="Tahoma" w:hint="eastAsia"/>
-          <w:kern w:val="0"/>
-          <w:sz w:val="22"/>
-        </w:rPr>
-        <w:t>小</w:t>
-      </w:r>
-      <w:r>
-        <w:rPr>
-          <w:rFonts w:ascii="Tahoma" w:eastAsia="微软雅黑" w:hAnsi="Tahoma" w:hint="eastAsia"/>
-          <w:kern w:val="0"/>
-          <w:sz w:val="22"/>
-        </w:rPr>
-        <w:t>游戏时，</w:t>
-      </w:r>
-      <w:r>
-        <w:rPr>
-          <w:rFonts w:ascii="Tahoma" w:eastAsia="微软雅黑" w:hAnsi="Tahoma" w:hint="eastAsia"/>
-          <w:kern w:val="0"/>
-          <w:sz w:val="22"/>
-        </w:rPr>
-        <w:t>你的记忆不一定能跟上颜色播放的节奏，尤其是后面的关卡，越来越快。</w:t>
-      </w:r>
-    </w:p>
-    <w:p>
-      <w:pPr>
-        <w:widowControl/>
-        <w:adjustRightInd w:val="0"/>
-        <w:snapToGrid w:val="0"/>
-        <w:jc w:val="left"/>
-        <w:rPr>
-          <w:rFonts w:ascii="Tahoma" w:eastAsia="微软雅黑" w:hAnsi="Tahoma"/>
-          <w:color w:val="0070C0"/>
-          <w:kern w:val="0"/>
-          <w:sz w:val="22"/>
-        </w:rPr>
-      </w:pPr>
-      <w:r>
-        <w:rPr>
-          <w:rFonts w:ascii="Tahoma" w:eastAsia="微软雅黑" w:hAnsi="Tahoma" w:hint="eastAsia"/>
-          <w:color w:val="0070C0"/>
-          <w:kern w:val="0"/>
-          <w:sz w:val="22"/>
-        </w:rPr>
-        <w:t>为了通关，</w:t>
-      </w:r>
-      <w:r>
-        <w:rPr>
-          <w:rFonts w:ascii="Tahoma" w:eastAsia="微软雅黑" w:hAnsi="Tahoma" w:hint="eastAsia"/>
-          <w:color w:val="0070C0"/>
-          <w:kern w:val="0"/>
-          <w:sz w:val="22"/>
-        </w:rPr>
-        <w:t>不服输的</w:t>
-      </w:r>
-      <w:r>
-        <w:rPr>
-          <w:rFonts w:ascii="Tahoma" w:eastAsia="微软雅黑" w:hAnsi="Tahoma" w:hint="eastAsia"/>
-          <w:color w:val="0070C0"/>
-          <w:kern w:val="0"/>
-          <w:sz w:val="22"/>
-        </w:rPr>
-        <w:t>你</w:t>
-      </w:r>
-      <w:r>
-        <w:rPr>
-          <w:rFonts w:ascii="Tahoma" w:eastAsia="微软雅黑" w:hAnsi="Tahoma" w:hint="eastAsia"/>
-          <w:color w:val="0070C0"/>
-          <w:kern w:val="0"/>
-          <w:sz w:val="22"/>
-        </w:rPr>
-        <w:t>被迫寻找</w:t>
-      </w:r>
-      <w:r>
-        <w:rPr>
-          <w:rFonts w:ascii="Tahoma" w:eastAsia="微软雅黑" w:hAnsi="Tahoma" w:hint="eastAsia"/>
-          <w:color w:val="0070C0"/>
-          <w:kern w:val="0"/>
-          <w:sz w:val="22"/>
-        </w:rPr>
-        <w:t>其他</w:t>
-      </w:r>
-      <w:r>
-        <w:rPr>
-          <w:rFonts w:ascii="Tahoma" w:eastAsia="微软雅黑" w:hAnsi="Tahoma" w:hint="eastAsia"/>
-          <w:color w:val="0070C0"/>
-          <w:kern w:val="0"/>
-          <w:sz w:val="22"/>
-        </w:rPr>
-        <w:t>方法</w:t>
-      </w:r>
-      <w:r>
-        <w:rPr>
-          <w:rFonts w:ascii="Tahoma" w:eastAsia="微软雅黑" w:hAnsi="Tahoma" w:hint="eastAsia"/>
-          <w:color w:val="0070C0"/>
-          <w:kern w:val="0"/>
-          <w:sz w:val="22"/>
-        </w:rPr>
-        <w:t>：背顺序、用笔记忆、录视频。</w:t>
-      </w:r>
-    </w:p>
-    <w:p>
-      <w:pPr>
-        <w:widowControl/>
-        <w:adjustRightInd w:val="0"/>
-        <w:snapToGrid w:val="0"/>
-        <w:spacing w:after="200"/>
-        <w:jc w:val="left"/>
-        <w:rPr>
-          <w:rFonts w:ascii="Tahoma" w:eastAsia="微软雅黑" w:hAnsi="Tahoma"/>
-          <w:color w:val="0070C0"/>
-          <w:kern w:val="0"/>
-          <w:sz w:val="22"/>
-        </w:rPr>
-      </w:pPr>
-      <w:r>
-        <w:rPr>
-          <w:rFonts w:ascii="Tahoma" w:eastAsia="微软雅黑" w:hAnsi="Tahoma" w:hint="eastAsia"/>
-          <w:color w:val="0070C0"/>
-          <w:kern w:val="0"/>
-          <w:sz w:val="22"/>
-        </w:rPr>
-        <w:t>有点难度但又不那么难，</w:t>
-      </w:r>
-      <w:r>
-        <w:rPr>
-          <w:rFonts w:ascii="Tahoma" w:eastAsia="微软雅黑" w:hAnsi="Tahoma" w:hint="eastAsia"/>
-          <w:color w:val="0070C0"/>
-          <w:kern w:val="0"/>
-          <w:sz w:val="22"/>
-        </w:rPr>
-        <w:t>就是这个小游戏的魅力。</w:t>
-      </w:r>
-    </w:p>
-    <w:p>
-      <w:pPr>
-        <w:snapToGrid w:val="0"/>
-        <w:rPr>
-          <w:rFonts w:hint="eastAsia"/>
-        </w:rPr>
-      </w:pPr>
-    </w:p>
-    <w:p>
-      <w:pPr>
-        <w:pStyle w:val="4"/>
-        <w:rPr>
-          <w:rFonts w:hint="eastAsia"/>
-        </w:rPr>
-      </w:pPr>
-      <w:r>
-        <w:t>2</w:t>
-      </w:r>
-      <w:r>
-        <w:rPr>
-          <w:rFonts w:hint="eastAsia"/>
-        </w:rPr>
-        <w:t>）关卡安排建议</w:t>
-      </w:r>
-    </w:p>
-    <w:p>
-      <w:pPr>
-        <w:snapToGrid w:val="0"/>
-        <w:rPr>
-          <w:rFonts w:ascii="Tahoma" w:eastAsia="微软雅黑" w:hAnsi="Tahoma"/>
-          <w:kern w:val="0"/>
-          <w:sz w:val="22"/>
-        </w:rPr>
-      </w:pPr>
-      <w:r>
-        <w:rPr>
-          <w:rFonts w:ascii="Tahoma" w:eastAsia="微软雅黑" w:hAnsi="Tahoma" w:hint="eastAsia"/>
-          <w:kern w:val="0"/>
-          <w:sz w:val="22"/>
-        </w:rPr>
-        <w:t>如果你需要在你的游戏中添加该解谜类型，</w:t>
-      </w:r>
-    </w:p>
-    <w:p>
-      <w:pPr>
-        <w:snapToGrid w:val="0"/>
-        <w:rPr>
-          <w:rFonts w:ascii="Tahoma" w:eastAsia="微软雅黑" w:hAnsi="Tahoma"/>
-          <w:kern w:val="0"/>
-          <w:sz w:val="22"/>
-        </w:rPr>
-      </w:pPr>
-      <w:r>
-        <w:rPr>
-          <w:rFonts w:ascii="Tahoma" w:eastAsia="微软雅黑" w:hAnsi="Tahoma" w:hint="eastAsia"/>
-          <w:kern w:val="0"/>
-          <w:sz w:val="22"/>
-        </w:rPr>
-        <w:t>关卡</w:t>
-      </w:r>
-      <w:r>
-        <w:rPr>
-          <w:rFonts w:ascii="Tahoma" w:eastAsia="微软雅黑" w:hAnsi="Tahoma" w:hint="eastAsia"/>
-          <w:kern w:val="0"/>
-          <w:sz w:val="22"/>
-        </w:rPr>
-        <w:t>建议最多三关，难度最大</w:t>
-      </w:r>
-      <w:r>
-        <w:rPr>
-          <w:rFonts w:ascii="Tahoma" w:eastAsia="微软雅黑" w:hAnsi="Tahoma" w:hint="eastAsia"/>
-          <w:kern w:val="0"/>
-          <w:sz w:val="22"/>
-        </w:rPr>
-        <w:t>到</w:t>
-      </w:r>
-      <w:r>
-        <w:rPr>
-          <w:rFonts w:ascii="Tahoma" w:eastAsia="微软雅黑" w:hAnsi="Tahoma" w:hint="eastAsia"/>
-          <w:kern w:val="0"/>
-          <w:sz w:val="22"/>
-        </w:rPr>
-        <w:t>第</w:t>
-      </w:r>
-      <w:r>
-        <w:rPr>
-          <w:rFonts w:ascii="Tahoma" w:eastAsia="微软雅黑" w:hAnsi="Tahoma" w:hint="eastAsia"/>
-          <w:kern w:val="0"/>
-          <w:sz w:val="22"/>
-        </w:rPr>
-        <w:t>四</w:t>
-      </w:r>
-      <w:r>
-        <w:rPr>
-          <w:rFonts w:ascii="Tahoma" w:eastAsia="微软雅黑" w:hAnsi="Tahoma" w:hint="eastAsia"/>
-          <w:kern w:val="0"/>
-          <w:sz w:val="22"/>
-        </w:rPr>
-        <w:t>关</w:t>
-      </w:r>
-      <w:r>
-        <w:rPr>
-          <w:rFonts w:ascii="Tahoma" w:eastAsia="微软雅黑" w:hAnsi="Tahoma" w:hint="eastAsia"/>
-          <w:kern w:val="0"/>
-          <w:sz w:val="22"/>
-        </w:rPr>
-        <w:t>，可作为</w:t>
-      </w:r>
-      <w:r>
-        <w:rPr>
-          <w:rFonts w:ascii="Tahoma" w:eastAsia="微软雅黑" w:hAnsi="Tahoma" w:hint="eastAsia"/>
-          <w:kern w:val="0"/>
-          <w:sz w:val="22"/>
-        </w:rPr>
-        <w:t xml:space="preserve"> </w:t>
-      </w:r>
-      <w:r>
-        <w:rPr>
-          <w:rFonts w:ascii="Tahoma" w:eastAsia="微软雅黑" w:hAnsi="Tahoma" w:hint="eastAsia"/>
-          <w:kern w:val="0"/>
-          <w:sz w:val="22"/>
-        </w:rPr>
-        <w:t>支线或主线谜题</w:t>
-      </w:r>
-      <w:r>
-        <w:rPr>
-          <w:rFonts w:ascii="Tahoma" w:eastAsia="微软雅黑" w:hAnsi="Tahoma" w:hint="eastAsia"/>
-          <w:kern w:val="0"/>
-          <w:sz w:val="22"/>
-        </w:rPr>
-        <w:t xml:space="preserve"> </w:t>
-      </w:r>
-      <w:r>
-        <w:rPr>
-          <w:rFonts w:ascii="Tahoma" w:eastAsia="微软雅黑" w:hAnsi="Tahoma" w:hint="eastAsia"/>
-          <w:kern w:val="0"/>
-          <w:sz w:val="22"/>
-        </w:rPr>
-        <w:t>。</w:t>
-      </w:r>
-    </w:p>
-    <w:p>
-      <w:pPr>
-        <w:snapToGrid w:val="0"/>
-        <w:rPr>
-          <w:rFonts w:ascii="Tahoma" w:eastAsia="微软雅黑" w:hAnsi="Tahoma"/>
-          <w:kern w:val="0"/>
-          <w:sz w:val="22"/>
-        </w:rPr>
-      </w:pPr>
-      <w:r>
-        <w:rPr>
-          <w:rFonts w:ascii="Tahoma" w:eastAsia="微软雅黑" w:hAnsi="Tahoma" w:hint="eastAsia"/>
-          <w:kern w:val="0"/>
-          <w:sz w:val="22"/>
-        </w:rPr>
-        <w:t>第五关和第六关的设计纯粹是</w:t>
-      </w:r>
-      <w:proofErr w:type="gramStart"/>
-      <w:r>
-        <w:rPr>
-          <w:rFonts w:ascii="Tahoma" w:eastAsia="微软雅黑" w:hAnsi="Tahoma" w:hint="eastAsia"/>
-          <w:kern w:val="0"/>
-          <w:sz w:val="22"/>
-        </w:rPr>
-        <w:t>为了难</w:t>
-      </w:r>
-      <w:proofErr w:type="gramEnd"/>
-      <w:r>
-        <w:rPr>
-          <w:rFonts w:ascii="Tahoma" w:eastAsia="微软雅黑" w:hAnsi="Tahoma" w:hint="eastAsia"/>
-          <w:kern w:val="0"/>
-          <w:sz w:val="22"/>
-        </w:rPr>
-        <w:t>而难，所以最多作为</w:t>
-      </w:r>
-      <w:r>
-        <w:rPr>
-          <w:rFonts w:ascii="Tahoma" w:eastAsia="微软雅黑" w:hAnsi="Tahoma" w:hint="eastAsia"/>
-          <w:kern w:val="0"/>
-          <w:sz w:val="22"/>
-        </w:rPr>
-        <w:t xml:space="preserve"> </w:t>
-      </w:r>
-      <w:r>
-        <w:rPr>
-          <w:rFonts w:ascii="Tahoma" w:eastAsia="微软雅黑" w:hAnsi="Tahoma" w:hint="eastAsia"/>
-          <w:kern w:val="0"/>
-          <w:sz w:val="22"/>
-        </w:rPr>
-        <w:t>小支线或奖励成就</w:t>
-      </w:r>
-      <w:r>
-        <w:rPr>
-          <w:rFonts w:ascii="Tahoma" w:eastAsia="微软雅黑" w:hAnsi="Tahoma" w:hint="eastAsia"/>
-          <w:kern w:val="0"/>
-          <w:sz w:val="22"/>
-        </w:rPr>
-        <w:t xml:space="preserve"> </w:t>
-      </w:r>
-      <w:r>
-        <w:rPr>
-          <w:rFonts w:ascii="Tahoma" w:eastAsia="微软雅黑" w:hAnsi="Tahoma" w:hint="eastAsia"/>
-          <w:kern w:val="0"/>
-          <w:sz w:val="22"/>
-        </w:rPr>
-        <w:t>即可。</w:t>
-      </w:r>
-    </w:p>
-    <w:p>
-      <w:pPr>
-        <w:snapToGrid w:val="0"/>
-        <w:rPr>
-          <w:rFonts w:ascii="Tahoma" w:eastAsia="微软雅黑" w:hAnsi="Tahoma"/>
-          <w:kern w:val="0"/>
-          <w:sz w:val="22"/>
-        </w:rPr>
-      </w:pPr>
-      <w:r>
-        <w:rPr>
-          <w:rFonts w:ascii="Tahoma" w:eastAsia="微软雅黑" w:hAnsi="Tahoma" w:hint="eastAsia"/>
-          <w:kern w:val="0"/>
-          <w:sz w:val="22"/>
-        </w:rPr>
-        <w:t>另外，此解谜游戏的设计</w:t>
-      </w:r>
-      <w:r>
-        <w:rPr>
-          <w:rFonts w:ascii="Tahoma" w:eastAsia="微软雅黑" w:hAnsi="Tahoma" w:hint="eastAsia"/>
-          <w:kern w:val="0"/>
-          <w:sz w:val="22"/>
-        </w:rPr>
-        <w:t xml:space="preserve"> </w:t>
-      </w:r>
-      <w:r>
-        <w:rPr>
-          <w:rFonts w:ascii="Tahoma" w:eastAsia="微软雅黑" w:hAnsi="Tahoma" w:hint="eastAsia"/>
-          <w:kern w:val="0"/>
-          <w:sz w:val="22"/>
-        </w:rPr>
-        <w:t>不要</w:t>
-      </w:r>
-      <w:r>
-        <w:rPr>
-          <w:rFonts w:ascii="Tahoma" w:eastAsia="微软雅黑" w:hAnsi="Tahoma" w:hint="eastAsia"/>
-          <w:kern w:val="0"/>
-          <w:sz w:val="22"/>
-        </w:rPr>
-        <w:t xml:space="preserve"> </w:t>
-      </w:r>
-      <w:r>
-        <w:rPr>
-          <w:rFonts w:ascii="Tahoma" w:eastAsia="微软雅黑" w:hAnsi="Tahoma" w:hint="eastAsia"/>
-          <w:kern w:val="0"/>
-          <w:sz w:val="22"/>
-        </w:rPr>
-        <w:t>在你的游戏主线中出现第二次，忌重复的玩法。</w:t>
-      </w:r>
-    </w:p>
-    <w:p>
-      <w:pPr>
-        <w:snapToGrid w:val="0"/>
-        <w:rPr>
-          <w:rFonts w:ascii="Tahoma" w:eastAsia="微软雅黑" w:hAnsi="Tahoma"/>
-          <w:kern w:val="0"/>
-          <w:sz w:val="22"/>
-        </w:rPr>
-      </w:pPr>
-    </w:p>
-    <w:p>
-      <w:pPr>
-        <w:pStyle w:val="4"/>
-        <w:rPr>
-          <w:rFonts w:hint="eastAsia"/>
-        </w:rPr>
-      </w:pPr>
-      <w:r>
-        <w:rPr>
-          <w:rFonts w:hint="eastAsia"/>
-        </w:rPr>
-        <w:t>3</w:t>
-      </w:r>
-      <w:r>
-        <w:rPr>
-          <w:rFonts w:hint="eastAsia"/>
-        </w:rPr>
-        <w:t>）</w:t>
-      </w:r>
-      <w:r>
-        <w:rPr>
-          <w:rFonts w:hint="eastAsia"/>
-        </w:rPr>
-        <w:t>灵感来源</w:t>
-      </w:r>
-    </w:p>
-    <w:p>
-      <w:pPr>
-        <w:snapToGrid w:val="0"/>
-        <w:rPr>
-          <w:rFonts w:ascii="Tahoma" w:eastAsia="微软雅黑" w:hAnsi="Tahoma"/>
-          <w:kern w:val="0"/>
-          <w:sz w:val="22"/>
-        </w:rPr>
-      </w:pPr>
-      <w:r>
-        <w:rPr>
-          <w:rFonts w:ascii="Tahoma" w:eastAsia="微软雅黑" w:hAnsi="Tahoma" w:hint="eastAsia"/>
-          <w:kern w:val="0"/>
-          <w:sz w:val="22"/>
-        </w:rPr>
-        <w:t>2021</w:t>
-      </w:r>
-      <w:r>
-        <w:rPr>
-          <w:rFonts w:ascii="Tahoma" w:eastAsia="微软雅黑" w:hAnsi="Tahoma" w:hint="eastAsia"/>
-          <w:kern w:val="0"/>
-          <w:sz w:val="22"/>
-        </w:rPr>
-        <w:t>年</w:t>
-      </w:r>
-      <w:r>
-        <w:rPr>
-          <w:rFonts w:ascii="Tahoma" w:eastAsia="微软雅黑" w:hAnsi="Tahoma" w:hint="eastAsia"/>
-          <w:kern w:val="0"/>
-          <w:sz w:val="22"/>
-        </w:rPr>
-        <w:t>6</w:t>
-      </w:r>
-      <w:r>
-        <w:rPr>
-          <w:rFonts w:ascii="Tahoma" w:eastAsia="微软雅黑" w:hAnsi="Tahoma" w:hint="eastAsia"/>
-          <w:kern w:val="0"/>
-          <w:sz w:val="22"/>
-        </w:rPr>
-        <w:t>月</w:t>
-      </w:r>
-      <w:r>
-        <w:rPr>
-          <w:rFonts w:ascii="Tahoma" w:eastAsia="微软雅黑" w:hAnsi="Tahoma" w:hint="eastAsia"/>
-          <w:kern w:val="0"/>
-          <w:sz w:val="22"/>
-        </w:rPr>
-        <w:t>12</w:t>
-      </w:r>
-      <w:r>
-        <w:rPr>
-          <w:rFonts w:ascii="Tahoma" w:eastAsia="微软雅黑" w:hAnsi="Tahoma" w:hint="eastAsia"/>
-          <w:kern w:val="0"/>
-          <w:sz w:val="22"/>
-        </w:rPr>
-        <w:t>日，作者我玩星际争霸</w:t>
-      </w:r>
-      <w:r>
-        <w:rPr>
-          <w:rFonts w:ascii="Tahoma" w:eastAsia="微软雅黑" w:hAnsi="Tahoma" w:hint="eastAsia"/>
-          <w:kern w:val="0"/>
-          <w:sz w:val="22"/>
-        </w:rPr>
-        <w:t>1</w:t>
-      </w:r>
-      <w:r>
-        <w:rPr>
-          <w:rFonts w:ascii="Tahoma" w:eastAsia="微软雅黑" w:hAnsi="Tahoma" w:hint="eastAsia"/>
-          <w:kern w:val="0"/>
-          <w:sz w:val="22"/>
-        </w:rPr>
-        <w:t>的自定义地图</w:t>
-      </w:r>
-      <w:r>
-        <w:rPr>
-          <w:rFonts w:ascii="Tahoma" w:eastAsia="微软雅黑" w:hAnsi="Tahoma" w:hint="eastAsia"/>
-          <w:kern w:val="0"/>
-          <w:sz w:val="22"/>
-        </w:rPr>
-        <w:t>。</w:t>
-      </w:r>
-    </w:p>
-    <w:p>
-      <w:pPr>
-        <w:snapToGrid w:val="0"/>
-        <w:rPr>
-          <w:rFonts w:ascii="Tahoma" w:eastAsia="微软雅黑" w:hAnsi="Tahoma"/>
-          <w:kern w:val="0"/>
-          <w:sz w:val="22"/>
-        </w:rPr>
-      </w:pPr>
-      <w:r>
-        <w:rPr>
-          <w:rFonts w:ascii="Tahoma" w:eastAsia="微软雅黑" w:hAnsi="Tahoma" w:hint="eastAsia"/>
-          <w:kern w:val="0"/>
-          <w:sz w:val="22"/>
-        </w:rPr>
-        <w:t>下图这个，是一张</w:t>
-      </w:r>
-      <w:r>
-        <w:rPr>
-          <w:rFonts w:ascii="Tahoma" w:eastAsia="微软雅黑" w:hAnsi="Tahoma" w:hint="eastAsia"/>
-          <w:kern w:val="0"/>
-          <w:sz w:val="22"/>
-        </w:rPr>
-        <w:t>RPG</w:t>
-      </w:r>
-      <w:r>
-        <w:rPr>
-          <w:rFonts w:ascii="Tahoma" w:eastAsia="微软雅黑" w:hAnsi="Tahoma" w:hint="eastAsia"/>
-          <w:kern w:val="0"/>
-          <w:sz w:val="22"/>
-        </w:rPr>
-        <w:t>地图。</w:t>
-      </w:r>
-    </w:p>
-    <w:p>
-      <w:pPr>
-        <w:snapToGrid w:val="0"/>
-        <w:jc w:val="center"/>
-        <w:rPr>
-          <w:rFonts w:ascii="Tahoma" w:eastAsia="微软雅黑" w:hAnsi="Tahoma"/>
-          <w:kern w:val="0"/>
-          <w:sz w:val="22"/>
-        </w:rPr>
-      </w:pPr>
-      <w:r>
-        <w:rPr>
-          <w:noProof/>
-        </w:rPr>
-        <w:drawing>
-          <wp:inline distT="0" distB="0" distL="0" distR="0" wp14:anchorId="2916F806" wp14:editId="231FB2FD">
-            <wp:extent cx="4551315" cy="3413760"/>
-            <wp:effectExtent l="0" t="0" r="1905" b="0"/>
-            <wp:docPr id="1430049031" name="图片 3"/>
-            <wp:cNvGraphicFramePr>
-              <a:graphicFrameLocks xmlns:a="http://schemas.openxmlformats.org/drawingml/2006/main" noChangeAspect="1"/>
-            </wp:cNvGraphicFramePr>
-            <a:graphic xmlns:a="http://schemas.openxmlformats.org/drawingml/2006/main">
-              <a:graphicData uri="http://schemas.openxmlformats.org/drawingml/2006/picture">
-                <pic:pic xmlns:pic="http://schemas.openxmlformats.org/drawingml/2006/picture">
-                  <pic:nvPicPr>
-                    <pic:cNvPr id="0" name="Picture 7"/>
-                    <pic:cNvPicPr>
-                      <a:picLocks noChangeAspect="1" noChangeArrowheads="1"/>
-                    </pic:cNvPicPr>
-                  </pic:nvPicPr>
-                  <pic:blipFill>
-                    <a:blip r:embed="rId18">
-                      <a:extLst>
-                        <a:ext uri="{28A0092B-C50C-407E-A947-70E740481C1C}">
-                          <a14:useLocalDpi xmlns:a14="http://schemas.microsoft.com/office/drawing/2010/main" val="0"/>
-                        </a:ext>
-                      </a:extLst>
-                    </a:blip>
-                    <a:srcRect/>
-                    <a:stretch>
-                      <a:fillRect/>
-                    </a:stretch>
-                  </pic:blipFill>
-                  <pic:spPr bwMode="auto">
-                    <a:xfrm>
-                      <a:off x="0" y="0"/>
-                      <a:ext cx="4556890" cy="3417942"/>
-                    </a:xfrm>
-                    <a:prstGeom prst="rect">
-                      <a:avLst/>
-                    </a:prstGeom>
-                    <a:noFill/>
-                    <a:ln>
-                      <a:noFill/>
-                    </a:ln>
-                  </pic:spPr>
-                </pic:pic>
-              </a:graphicData>
-            </a:graphic>
-          </wp:inline>
-        </w:drawing>
-      </w:r>
-    </w:p>
-    <w:p>
-      <w:pPr>
-        <w:widowControl/>
-        <w:jc w:val="left"/>
-        <w:rPr>
-          <w:rFonts w:ascii="Tahoma" w:eastAsia="微软雅黑" w:hAnsi="Tahoma"/>
-          <w:kern w:val="0"/>
-          <w:sz w:val="22"/>
-        </w:rPr>
-      </w:pPr>
-      <w:r>
-        <w:rPr>
-          <w:rFonts w:ascii="Tahoma" w:eastAsia="微软雅黑" w:hAnsi="Tahoma"/>
-          <w:kern w:val="0"/>
-          <w:sz w:val="22"/>
-        </w:rPr>
-        <w:br w:type="page"/>
-      </w:r>
-    </w:p>
-    <w:p>
-      <w:pPr>
-        <w:snapToGrid w:val="0"/>
-        <w:rPr>
-          <w:rFonts w:ascii="Tahoma" w:eastAsia="微软雅黑" w:hAnsi="Tahoma"/>
-          <w:kern w:val="0"/>
-          <w:sz w:val="22"/>
-        </w:rPr>
-      </w:pPr>
-      <w:r>
-        <w:rPr>
-          <w:rFonts w:ascii="Tahoma" w:eastAsia="微软雅黑" w:hAnsi="Tahoma" w:hint="eastAsia"/>
-          <w:kern w:val="0"/>
-          <w:sz w:val="22"/>
-        </w:rPr>
-        <w:lastRenderedPageBreak/>
-        <w:t>这个地图的</w:t>
-      </w:r>
-      <w:r>
-        <w:rPr>
-          <w:rFonts w:ascii="Tahoma" w:eastAsia="微软雅黑" w:hAnsi="Tahoma" w:hint="eastAsia"/>
-          <w:kern w:val="0"/>
-          <w:sz w:val="22"/>
-        </w:rPr>
-        <w:t>神奇作者，</w:t>
-      </w:r>
-    </w:p>
-    <w:p>
-      <w:pPr>
-        <w:snapToGrid w:val="0"/>
-        <w:rPr>
-          <w:rFonts w:ascii="Tahoma" w:eastAsia="微软雅黑" w:hAnsi="Tahoma"/>
-          <w:kern w:val="0"/>
-          <w:sz w:val="22"/>
-        </w:rPr>
-      </w:pPr>
-      <w:r>
-        <w:rPr>
-          <w:rFonts w:ascii="Tahoma" w:eastAsia="微软雅黑" w:hAnsi="Tahoma" w:hint="eastAsia"/>
-          <w:kern w:val="0"/>
-          <w:sz w:val="22"/>
-        </w:rPr>
-        <w:t>仅用星际争霸的编辑器</w:t>
-      </w:r>
-      <w:r>
-        <w:rPr>
-          <w:rFonts w:ascii="Tahoma" w:eastAsia="微软雅黑" w:hAnsi="Tahoma" w:hint="eastAsia"/>
-          <w:kern w:val="0"/>
-          <w:sz w:val="22"/>
-        </w:rPr>
-        <w:t>指令，在游戏最终</w:t>
-      </w:r>
-      <w:r>
-        <w:rPr>
-          <w:rFonts w:ascii="Tahoma" w:eastAsia="微软雅黑" w:hAnsi="Tahoma" w:hint="eastAsia"/>
-          <w:kern w:val="0"/>
-          <w:sz w:val="22"/>
-        </w:rPr>
-        <w:t>boss</w:t>
-      </w:r>
-      <w:r>
-        <w:rPr>
-          <w:rFonts w:ascii="Tahoma" w:eastAsia="微软雅黑" w:hAnsi="Tahoma" w:hint="eastAsia"/>
-          <w:kern w:val="0"/>
-          <w:sz w:val="22"/>
-        </w:rPr>
-        <w:t>前，插入了下面这个小游戏。</w:t>
-      </w:r>
-    </w:p>
-    <w:p>
-      <w:pPr>
-        <w:snapToGrid w:val="0"/>
-        <w:jc w:val="center"/>
-        <w:rPr>
-          <w:rFonts w:ascii="Tahoma" w:eastAsia="微软雅黑" w:hAnsi="Tahoma"/>
-          <w:kern w:val="0"/>
-          <w:sz w:val="22"/>
-        </w:rPr>
-      </w:pPr>
-      <w:r>
-        <w:rPr>
-          <w:noProof/>
-        </w:rPr>
-        <w:drawing>
-          <wp:inline distT="0" distB="0" distL="0" distR="0" wp14:anchorId="65CEB2C4" wp14:editId="0C001B70">
-            <wp:extent cx="4695190" cy="3521675"/>
-            <wp:effectExtent l="0" t="0" r="0" b="3175"/>
-            <wp:docPr id="133369438" name="图片 4"/>
-            <wp:cNvGraphicFramePr>
-              <a:graphicFrameLocks xmlns:a="http://schemas.openxmlformats.org/drawingml/2006/main" noChangeAspect="1"/>
-            </wp:cNvGraphicFramePr>
-            <a:graphic xmlns:a="http://schemas.openxmlformats.org/drawingml/2006/main">
-              <a:graphicData uri="http://schemas.openxmlformats.org/drawingml/2006/picture">
-                <pic:pic xmlns:pic="http://schemas.openxmlformats.org/drawingml/2006/picture">
-                  <pic:nvPicPr>
-                    <pic:cNvPr id="0" name="Picture 9"/>
-                    <pic:cNvPicPr>
-                      <a:picLocks noChangeAspect="1" noChangeArrowheads="1"/>
-                    </pic:cNvPicPr>
-                  </pic:nvPicPr>
-                  <pic:blipFill>
-                    <a:blip r:embed="rId19">
-                      <a:extLst>
-                        <a:ext uri="{28A0092B-C50C-407E-A947-70E740481C1C}">
-                          <a14:useLocalDpi xmlns:a14="http://schemas.microsoft.com/office/drawing/2010/main" val="0"/>
-                        </a:ext>
-                      </a:extLst>
-                    </a:blip>
-                    <a:srcRect/>
-                    <a:stretch>
-                      <a:fillRect/>
-                    </a:stretch>
-                  </pic:blipFill>
-                  <pic:spPr bwMode="auto">
-                    <a:xfrm>
-                      <a:off x="0" y="0"/>
-                      <a:ext cx="4703073" cy="3527588"/>
-                    </a:xfrm>
-                    <a:prstGeom prst="rect">
-                      <a:avLst/>
-                    </a:prstGeom>
-                    <a:noFill/>
-                    <a:ln>
-                      <a:noFill/>
-                    </a:ln>
-                  </pic:spPr>
-                </pic:pic>
-              </a:graphicData>
-            </a:graphic>
-          </wp:inline>
-        </w:drawing>
-      </w:r>
-    </w:p>
-    <w:p>
-      <w:pPr>
-        <w:snapToGrid w:val="0"/>
-        <w:rPr>
-          <w:rFonts w:ascii="Tahoma" w:eastAsia="微软雅黑" w:hAnsi="Tahoma"/>
-          <w:kern w:val="0"/>
-          <w:sz w:val="22"/>
-        </w:rPr>
-      </w:pPr>
-      <w:r>
-        <w:rPr>
-          <w:rFonts w:ascii="Tahoma" w:eastAsia="微软雅黑" w:hAnsi="Tahoma" w:hint="eastAsia"/>
-          <w:kern w:val="0"/>
-          <w:sz w:val="22"/>
-        </w:rPr>
-        <w:t>没错，这个小游戏，就是顺序记忆的灵感来源。</w:t>
-      </w:r>
-    </w:p>
-    <w:p>
-      <w:pPr>
-        <w:snapToGrid w:val="0"/>
-        <w:spacing w:after="200"/>
-        <w:rPr>
-          <w:rFonts w:ascii="Tahoma" w:eastAsia="微软雅黑" w:hAnsi="Tahoma"/>
-          <w:kern w:val="0"/>
-          <w:sz w:val="22"/>
-        </w:rPr>
-      </w:pPr>
-      <w:r>
-        <w:rPr>
-          <w:rFonts w:ascii="Tahoma" w:eastAsia="微软雅黑" w:hAnsi="Tahoma" w:hint="eastAsia"/>
-          <w:kern w:val="0"/>
-          <w:sz w:val="22"/>
-        </w:rPr>
-        <w:t>由于机能限制，这个小游戏只能玩</w:t>
-      </w:r>
-      <w:r>
-        <w:rPr>
-          <w:rFonts w:ascii="Tahoma" w:eastAsia="微软雅黑" w:hAnsi="Tahoma" w:hint="eastAsia"/>
-          <w:kern w:val="0"/>
-          <w:sz w:val="22"/>
-        </w:rPr>
-        <w:t>5</w:t>
-      </w:r>
-      <w:r>
-        <w:rPr>
-          <w:rFonts w:ascii="Tahoma" w:eastAsia="微软雅黑" w:hAnsi="Tahoma" w:hint="eastAsia"/>
-          <w:kern w:val="0"/>
-          <w:sz w:val="22"/>
-        </w:rPr>
-        <w:t>个旗子的记忆，然后你</w:t>
-      </w:r>
-      <w:r>
-        <w:rPr>
-          <w:rFonts w:ascii="Tahoma" w:eastAsia="微软雅黑" w:hAnsi="Tahoma" w:hint="eastAsia"/>
-          <w:kern w:val="0"/>
-          <w:sz w:val="22"/>
-        </w:rPr>
-        <w:t>控制兵依次</w:t>
-      </w:r>
-      <w:r>
-        <w:rPr>
-          <w:rFonts w:ascii="Tahoma" w:eastAsia="微软雅黑" w:hAnsi="Tahoma" w:hint="eastAsia"/>
-          <w:kern w:val="0"/>
-          <w:sz w:val="22"/>
-        </w:rPr>
-        <w:t>走到指定的旗子处，全部正确才能开门。</w:t>
-      </w:r>
-    </w:p>
-    <w:p>
-      <w:pPr>
-        <w:snapToGrid w:val="0"/>
-        <w:rPr>
-          <w:rFonts w:ascii="Tahoma" w:eastAsia="微软雅黑" w:hAnsi="Tahoma"/>
-          <w:kern w:val="0"/>
-          <w:sz w:val="22"/>
-        </w:rPr>
-      </w:pPr>
-      <w:r>
-        <w:rPr>
-          <w:rFonts w:ascii="Tahoma" w:eastAsia="微软雅黑" w:hAnsi="Tahoma" w:hint="eastAsia"/>
-          <w:kern w:val="0"/>
-          <w:sz w:val="22"/>
-        </w:rPr>
-        <w:t>这个游戏足够简单，也能完全模仿，于是作者我</w:t>
-      </w:r>
-      <w:proofErr w:type="gramStart"/>
-      <w:r>
-        <w:rPr>
-          <w:rFonts w:ascii="Tahoma" w:eastAsia="微软雅黑" w:hAnsi="Tahoma" w:hint="eastAsia"/>
-          <w:kern w:val="0"/>
-          <w:sz w:val="22"/>
-        </w:rPr>
-        <w:t>就开坑了</w:t>
-      </w:r>
-      <w:proofErr w:type="gramEnd"/>
-      <w:r>
-        <w:rPr>
-          <w:rFonts w:ascii="Tahoma" w:eastAsia="微软雅黑" w:hAnsi="Tahoma" w:hint="eastAsia"/>
-          <w:kern w:val="0"/>
-          <w:sz w:val="22"/>
-        </w:rPr>
-        <w:t>。</w:t>
-      </w:r>
-    </w:p>
-    <w:p>
-      <w:pPr>
-        <w:snapToGrid w:val="0"/>
-        <w:rPr>
-          <w:rFonts w:ascii="Tahoma" w:eastAsia="微软雅黑" w:hAnsi="Tahoma"/>
-          <w:kern w:val="0"/>
-          <w:sz w:val="22"/>
-        </w:rPr>
-      </w:pPr>
-    </w:p>
-    <w:p>
-      <w:pPr>
-        <w:snapToGrid w:val="0"/>
-        <w:rPr>
-          <w:rFonts w:ascii="Tahoma" w:eastAsia="微软雅黑" w:hAnsi="Tahoma"/>
-          <w:kern w:val="0"/>
-          <w:sz w:val="22"/>
-        </w:rPr>
-      </w:pPr>
-      <w:r>
-        <w:rPr>
-          <w:rFonts w:ascii="Tahoma" w:eastAsia="微软雅黑" w:hAnsi="Tahoma"/>
           <w:kern w:val="0"/>
           <w:sz w:val="22"/>
         </w:rPr>
@@ -4653,9 +5282,9 @@
             <o:lock v:ext="edit" aspectratio="t"/>
           </v:shapetype>
           <v:shape id="_x0000_i1025" type="#_x0000_t75" style="width:374.4pt;height:154.8pt" o:ole="">
-            <v:imagedata r:id="rId20" o:title=""/>
+            <v:imagedata r:id="rId23" o:title=""/>
           </v:shape>
-          <o:OLEObject Type="Embed" ProgID="Visio.Drawing.15" ShapeID="_x0000_i1025" DrawAspect="Content" ObjectID="_1804262564" r:id="rId21"/>
+          <o:OLEObject Type="Embed" ProgID="Visio.Drawing.15" ShapeID="_x0000_i1025" DrawAspect="Content" ObjectID="_1810875691" r:id="rId24"/>
         </w:object>
       </w:r>
     </w:p>
@@ -4864,9 +5493,9 @@
       <w:r>
         <w:object w:dxaOrig="9312" w:dyaOrig="5113" w14:anchorId="03B5C643">
           <v:shape id="_x0000_i1026" type="#_x0000_t75" style="width:335.4pt;height:183.6pt" o:ole="">
-            <v:imagedata r:id="rId22" o:title=""/>
+            <v:imagedata r:id="rId25" o:title=""/>
           </v:shape>
-          <o:OLEObject Type="Embed" ProgID="Visio.Drawing.15" ShapeID="_x0000_i1026" DrawAspect="Content" ObjectID="_1804262565" r:id="rId23"/>
+          <o:OLEObject Type="Embed" ProgID="Visio.Drawing.15" ShapeID="_x0000_i1026" DrawAspect="Content" ObjectID="_1810875692" r:id="rId26"/>
         </w:object>
       </w:r>
     </w:p>
@@ -5032,7 +5661,6 @@
         </w:rPr>
         <w:t xml:space="preserve"> </w:t>
       </w:r>
-      <w:proofErr w:type="gramStart"/>
       <w:r>
         <w:rPr>
           <w:rFonts w:ascii="Tahoma" w:eastAsia="微软雅黑" w:hAnsi="Tahoma"/>
@@ -5043,7 +5671,6 @@
         </w:rPr>
         <w:t>”</w:t>
       </w:r>
-      <w:proofErr w:type="gramEnd"/>
       <w:r>
         <w:rPr>
           <w:rFonts w:ascii="Tahoma" w:eastAsia="微软雅黑" w:hAnsi="Tahoma" w:hint="eastAsia"/>
@@ -5054,7 +5681,6 @@
         </w:rPr>
         <w:t>游戏开始</w:t>
       </w:r>
-      <w:proofErr w:type="gramStart"/>
       <w:r>
         <w:rPr>
           <w:rFonts w:ascii="Tahoma" w:eastAsia="微软雅黑" w:hAnsi="Tahoma"/>
@@ -5065,7 +5691,6 @@
         </w:rPr>
         <w:t>”</w:t>
       </w:r>
-      <w:proofErr w:type="gramEnd"/>
       <w:r>
         <w:rPr>
           <w:rFonts w:ascii="Tahoma" w:eastAsia="微软雅黑" w:hAnsi="Tahoma" w:hint="eastAsia"/>
@@ -5203,7 +5828,6 @@
         </w:rPr>
         <w:t>模仿错误结束</w:t>
       </w:r>
-      <w:proofErr w:type="gramStart"/>
       <w:r>
         <w:rPr>
           <w:rFonts w:ascii="Tahoma" w:eastAsia="微软雅黑" w:hAnsi="Tahoma"/>
@@ -5212,7 +5836,6 @@
         </w:rPr>
         <w:t>”</w:t>
       </w:r>
-      <w:proofErr w:type="gramEnd"/>
       <w:r>
         <w:rPr>
           <w:rFonts w:ascii="Tahoma" w:eastAsia="微软雅黑" w:hAnsi="Tahoma" w:hint="eastAsia"/>
@@ -5687,7 +6310,7 @@
                     </pic:cNvPicPr>
                   </pic:nvPicPr>
                   <pic:blipFill>
-                    <a:blip r:embed="rId24">
+                    <a:blip r:embed="rId27">
                       <a:extLst>
                         <a:ext uri="{28A0092B-C50C-407E-A947-70E740481C1C}">
                           <a14:useLocalDpi xmlns:a14="http://schemas.microsoft.com/office/drawing/2010/main" val="0"/>
@@ -5739,7 +6362,7 @@
           <w:szCs w:val="24"/>
         </w:rPr>
         <w:drawing>
-          <wp:inline distT="0" distB="0" distL="0" distR="0" wp14:anchorId="6ED3971A" wp14:editId="612C41F0">
+          <wp:inline distT="0" distB="0" distL="0" distR="0" wp14:anchorId="6ED3971A" wp14:editId="0D05EFF7">
             <wp:extent cx="3415030" cy="2248591"/>
             <wp:effectExtent l="0" t="0" r="0" b="0"/>
             <wp:docPr id="14" name="图片 14"/>
@@ -5756,7 +6379,7 @@
                     </pic:cNvPicPr>
                   </pic:nvPicPr>
                   <pic:blipFill>
-                    <a:blip r:embed="rId25" cstate="print">
+                    <a:blip r:embed="rId28" cstate="print">
                       <a:extLst>
                         <a:ext uri="{28A0092B-C50C-407E-A947-70E740481C1C}">
                           <a14:useLocalDpi xmlns:a14="http://schemas.microsoft.com/office/drawing/2010/main" val="0"/>
@@ -6076,7 +6699,7 @@
                     </pic:cNvPicPr>
                   </pic:nvPicPr>
                   <pic:blipFill>
-                    <a:blip r:embed="rId26">
+                    <a:blip r:embed="rId29">
                       <a:extLst>
                         <a:ext uri="{28A0092B-C50C-407E-A947-70E740481C1C}">
                           <a14:useLocalDpi xmlns:a14="http://schemas.microsoft.com/office/drawing/2010/main" val="0"/>
@@ -6218,7 +6841,7 @@
                     </pic:cNvPicPr>
                   </pic:nvPicPr>
                   <pic:blipFill>
-                    <a:blip r:embed="rId27">
+                    <a:blip r:embed="rId30">
                       <a:extLst>
                         <a:ext uri="{28A0092B-C50C-407E-A947-70E740481C1C}">
                           <a14:useLocalDpi xmlns:a14="http://schemas.microsoft.com/office/drawing/2010/main" val="0"/>
@@ -6541,7 +7164,7 @@
                     </pic:cNvPicPr>
                   </pic:nvPicPr>
                   <pic:blipFill>
-                    <a:blip r:embed="rId28">
+                    <a:blip r:embed="rId31">
                       <a:extLst>
                         <a:ext uri="{28A0092B-C50C-407E-A947-70E740481C1C}">
                           <a14:useLocalDpi xmlns:a14="http://schemas.microsoft.com/office/drawing/2010/main" val="0"/>
@@ -6675,7 +7298,7 @@
                     </pic:cNvPicPr>
                   </pic:nvPicPr>
                   <pic:blipFill>
-                    <a:blip r:embed="rId29">
+                    <a:blip r:embed="rId32">
                       <a:extLst>
                         <a:ext uri="{28A0092B-C50C-407E-A947-70E740481C1C}">
                           <a14:useLocalDpi xmlns:a14="http://schemas.microsoft.com/office/drawing/2010/main" val="0"/>
@@ -6957,27 +7580,7 @@
           <w:kern w:val="0"/>
           <w:sz w:val="22"/>
         </w:rPr>
-        <w:t>所以数组中可以放任意</w:t>
-      </w:r>
-      <w:proofErr w:type="gramStart"/>
-      <w:r>
-        <w:rPr>
-          <w:rFonts w:ascii="Tahoma" w:eastAsia="微软雅黑" w:hAnsi="Tahoma" w:hint="eastAsia"/>
-          <w:color w:val="0070C0"/>
-          <w:kern w:val="0"/>
-          <w:sz w:val="22"/>
-        </w:rPr>
-        <w:t>个</w:t>
-      </w:r>
-      <w:proofErr w:type="gramEnd"/>
-      <w:r>
-        <w:rPr>
-          <w:rFonts w:ascii="Tahoma" w:eastAsia="微软雅黑" w:hAnsi="Tahoma" w:hint="eastAsia"/>
-          <w:color w:val="0070C0"/>
-          <w:kern w:val="0"/>
-          <w:sz w:val="22"/>
-        </w:rPr>
-        <w:t>数字</w:t>
+        <w:t>所以数组中可以放任意个数字</w:t>
       </w:r>
       <w:r>
         <w:rPr>
@@ -7109,7 +7712,7 @@
                     </pic:cNvPicPr>
                   </pic:nvPicPr>
                   <pic:blipFill>
-                    <a:blip r:embed="rId30">
+                    <a:blip r:embed="rId33">
                       <a:extLst>
                         <a:ext uri="{28A0092B-C50C-407E-A947-70E740481C1C}">
                           <a14:useLocalDpi xmlns:a14="http://schemas.microsoft.com/office/drawing/2010/main" val="0"/>
@@ -7205,7 +7808,7 @@
                     </pic:cNvPicPr>
                   </pic:nvPicPr>
                   <pic:blipFill>
-                    <a:blip r:embed="rId31">
+                    <a:blip r:embed="rId34">
                       <a:extLst>
                         <a:ext uri="{28A0092B-C50C-407E-A947-70E740481C1C}">
                           <a14:useLocalDpi xmlns:a14="http://schemas.microsoft.com/office/drawing/2010/main" val="0"/>
@@ -7398,7 +8001,7 @@
                     </pic:cNvPicPr>
                   </pic:nvPicPr>
                   <pic:blipFill>
-                    <a:blip r:embed="rId32">
+                    <a:blip r:embed="rId35">
                       <a:extLst>
                         <a:ext uri="{28A0092B-C50C-407E-A947-70E740481C1C}">
                           <a14:useLocalDpi xmlns:a14="http://schemas.microsoft.com/office/drawing/2010/main" val="0"/>
@@ -7626,7 +8229,6 @@
         </w:rPr>
         <w:t xml:space="preserve"> </w:t>
       </w:r>
-      <w:proofErr w:type="gramStart"/>
       <w:r>
         <w:rPr>
           <w:rFonts w:ascii="Tahoma" w:eastAsia="微软雅黑" w:hAnsi="Tahoma"/>
@@ -7635,7 +8237,6 @@
         </w:rPr>
         <w:t>”</w:t>
       </w:r>
-      <w:proofErr w:type="gramEnd"/>
       <w:r>
         <w:rPr>
           <w:rFonts w:ascii="Tahoma" w:eastAsia="微软雅黑" w:hAnsi="Tahoma" w:hint="eastAsia"/>
@@ -7644,7 +8245,6 @@
         </w:rPr>
         <w:t>蓝蓝蓝</w:t>
       </w:r>
-      <w:proofErr w:type="gramStart"/>
       <w:r>
         <w:rPr>
           <w:rFonts w:ascii="Tahoma" w:eastAsia="微软雅黑" w:hAnsi="Tahoma"/>
@@ -7653,7 +8253,6 @@
         </w:rPr>
         <w:t>”</w:t>
       </w:r>
-      <w:proofErr w:type="gramEnd"/>
       <w:r>
         <w:rPr>
           <w:rFonts w:ascii="Tahoma" w:eastAsia="微软雅黑" w:hAnsi="Tahoma" w:hint="eastAsia"/>
@@ -7699,7 +8298,7 @@
         <w:widowControl/>
         <w:jc w:val="left"/>
         <w:rPr>
-          <w:rFonts w:ascii="Tahoma" w:eastAsia="微软雅黑" w:hAnsi="Tahoma"/>
+          <w:rFonts w:ascii="Tahoma" w:eastAsia="微软雅黑" w:hAnsi="Tahoma" w:hint="eastAsia"/>
           <w:kern w:val="0"/>
           <w:sz w:val="22"/>
         </w:rPr>
@@ -7725,7 +8324,7 @@
           <w:rFonts w:hint="eastAsia"/>
         </w:rPr>
         <w:lastRenderedPageBreak/>
-        <w:t>顺序记忆-谜题解法</w:t>
+        <w:t>===顺序记忆 - 注意事项===</w:t>
       </w:r>
     </w:p>
     <w:p>
@@ -7739,766 +8338,117 @@
         <w:rPr>
           <w:rFonts w:hint="eastAsia"/>
         </w:rPr>
-        <w:t>背顺序</w:t>
-      </w:r>
-    </w:p>
-    <w:p>
-      <w:pPr>
-        <w:widowControl/>
-        <w:adjustRightInd w:val="0"/>
-        <w:snapToGrid w:val="0"/>
-        <w:spacing w:after="200"/>
-        <w:jc w:val="left"/>
-        <w:rPr>
-          <w:rFonts w:ascii="Tahoma" w:eastAsia="微软雅黑" w:hAnsi="Tahoma"/>
-          <w:kern w:val="0"/>
-          <w:sz w:val="22"/>
-        </w:rPr>
-      </w:pPr>
-      <w:r>
-        <w:rPr>
-          <w:rFonts w:ascii="Tahoma" w:eastAsia="微软雅黑" w:hAnsi="Tahoma" w:hint="eastAsia"/>
-          <w:kern w:val="0"/>
-          <w:sz w:val="22"/>
-        </w:rPr>
-        <w:t>如果你记忆力不错，重来几次，完全不是问题。</w:t>
-      </w:r>
-    </w:p>
-    <w:p>
-      <w:pPr>
-        <w:widowControl/>
-        <w:adjustRightInd w:val="0"/>
-        <w:snapToGrid w:val="0"/>
-        <w:jc w:val="left"/>
-        <w:rPr>
-          <w:rFonts w:ascii="Tahoma" w:eastAsia="微软雅黑" w:hAnsi="Tahoma"/>
-          <w:kern w:val="0"/>
-          <w:sz w:val="22"/>
-        </w:rPr>
-      </w:pPr>
-      <w:r>
-        <w:rPr>
-          <w:rFonts w:ascii="Tahoma" w:eastAsia="微软雅黑" w:hAnsi="Tahoma" w:hint="eastAsia"/>
-          <w:kern w:val="0"/>
-          <w:sz w:val="22"/>
-        </w:rPr>
-        <w:t>作者我会背顺序，通常会将其转成旋律顺序，比如：</w:t>
-      </w:r>
-      <w:r>
-        <w:rPr>
-          <w:rFonts w:ascii="Tahoma" w:eastAsia="微软雅黑" w:hAnsi="Tahoma" w:hint="eastAsia"/>
-          <w:kern w:val="0"/>
-          <w:sz w:val="22"/>
-        </w:rPr>
-        <w:t xml:space="preserve"> </w:t>
-      </w:r>
-    </w:p>
-    <w:p>
-      <w:pPr>
-        <w:widowControl/>
-        <w:adjustRightInd w:val="0"/>
-        <w:snapToGrid w:val="0"/>
-        <w:jc w:val="left"/>
-        <w:rPr>
-          <w:rFonts w:ascii="Tahoma" w:eastAsia="微软雅黑" w:hAnsi="Tahoma"/>
-          <w:kern w:val="0"/>
-          <w:sz w:val="22"/>
-        </w:rPr>
-      </w:pPr>
-      <w:r>
-        <w:rPr>
-          <w:rFonts w:ascii="Tahoma" w:eastAsia="微软雅黑" w:hAnsi="Tahoma" w:hint="eastAsia"/>
-          <w:kern w:val="0"/>
-          <w:sz w:val="22"/>
-        </w:rPr>
-        <w:t>红红绿蓝红红黄绿，划分为</w:t>
-      </w:r>
-      <w:r>
-        <w:rPr>
-          <w:rFonts w:ascii="Tahoma" w:eastAsia="微软雅黑" w:hAnsi="Tahoma" w:hint="eastAsia"/>
-          <w:kern w:val="0"/>
-          <w:sz w:val="22"/>
-        </w:rPr>
-        <w:t>4</w:t>
-      </w:r>
-      <w:r>
-        <w:rPr>
-          <w:rFonts w:ascii="Tahoma" w:eastAsia="微软雅黑" w:hAnsi="Tahoma" w:hint="eastAsia"/>
-          <w:kern w:val="0"/>
-          <w:sz w:val="22"/>
-        </w:rPr>
-        <w:t>个拍子一组：</w:t>
-      </w:r>
-      <w:r>
-        <w:rPr>
-          <w:rFonts w:ascii="Tahoma" w:eastAsia="微软雅黑" w:hAnsi="Tahoma" w:hint="eastAsia"/>
-          <w:kern w:val="0"/>
-          <w:sz w:val="22"/>
-        </w:rPr>
-        <w:t xml:space="preserve"> </w:t>
-      </w:r>
-      <w:r>
-        <w:rPr>
-          <w:rFonts w:ascii="Tahoma" w:eastAsia="微软雅黑" w:hAnsi="Tahoma" w:hint="eastAsia"/>
-          <w:kern w:val="0"/>
-          <w:sz w:val="22"/>
-        </w:rPr>
-        <w:t>红红绿蓝</w:t>
-      </w:r>
-      <w:r>
-        <w:rPr>
-          <w:rFonts w:ascii="Tahoma" w:eastAsia="微软雅黑" w:hAnsi="Tahoma" w:hint="eastAsia"/>
-          <w:kern w:val="0"/>
-          <w:sz w:val="22"/>
-        </w:rPr>
-        <w:t xml:space="preserve"> </w:t>
-      </w:r>
-      <w:r>
-        <w:rPr>
-          <w:rFonts w:ascii="Tahoma" w:eastAsia="微软雅黑" w:hAnsi="Tahoma" w:hint="eastAsia"/>
-          <w:kern w:val="0"/>
-          <w:sz w:val="22"/>
-        </w:rPr>
-        <w:t>和</w:t>
-      </w:r>
-      <w:r>
-        <w:rPr>
-          <w:rFonts w:ascii="Tahoma" w:eastAsia="微软雅黑" w:hAnsi="Tahoma" w:hint="eastAsia"/>
-          <w:kern w:val="0"/>
-          <w:sz w:val="22"/>
-        </w:rPr>
-        <w:t xml:space="preserve"> </w:t>
-      </w:r>
-      <w:r>
-        <w:rPr>
-          <w:rFonts w:ascii="Tahoma" w:eastAsia="微软雅黑" w:hAnsi="Tahoma" w:hint="eastAsia"/>
-          <w:kern w:val="0"/>
-          <w:sz w:val="22"/>
-        </w:rPr>
-        <w:t>红红黄绿。</w:t>
-      </w:r>
-    </w:p>
-    <w:p>
-      <w:pPr>
-        <w:widowControl/>
-        <w:adjustRightInd w:val="0"/>
-        <w:snapToGrid w:val="0"/>
-        <w:jc w:val="left"/>
-        <w:rPr>
-          <w:rFonts w:ascii="Tahoma" w:eastAsia="微软雅黑" w:hAnsi="Tahoma"/>
-          <w:kern w:val="0"/>
-          <w:sz w:val="22"/>
-        </w:rPr>
-      </w:pPr>
-      <w:r>
-        <w:rPr>
-          <w:rFonts w:ascii="Tahoma" w:eastAsia="微软雅黑" w:hAnsi="Tahoma" w:hint="eastAsia"/>
-          <w:kern w:val="0"/>
-          <w:sz w:val="22"/>
-        </w:rPr>
-        <w:t>红绿蓝红绿红绿蓝绿蓝，划分为</w:t>
-      </w:r>
-      <w:r>
-        <w:rPr>
-          <w:rFonts w:ascii="Tahoma" w:eastAsia="微软雅黑" w:hAnsi="Tahoma" w:hint="eastAsia"/>
-          <w:kern w:val="0"/>
-          <w:sz w:val="22"/>
-        </w:rPr>
-        <w:t>5</w:t>
-      </w:r>
-      <w:r>
-        <w:rPr>
-          <w:rFonts w:ascii="Tahoma" w:eastAsia="微软雅黑" w:hAnsi="Tahoma" w:hint="eastAsia"/>
-          <w:kern w:val="0"/>
-          <w:sz w:val="22"/>
-        </w:rPr>
-        <w:t>个拍子一组：</w:t>
-      </w:r>
-      <w:r>
-        <w:rPr>
-          <w:rFonts w:ascii="Tahoma" w:eastAsia="微软雅黑" w:hAnsi="Tahoma" w:hint="eastAsia"/>
-          <w:kern w:val="0"/>
-          <w:sz w:val="22"/>
-        </w:rPr>
-        <w:t xml:space="preserve"> </w:t>
-      </w:r>
-      <w:r>
-        <w:rPr>
-          <w:rFonts w:ascii="Tahoma" w:eastAsia="微软雅黑" w:hAnsi="Tahoma" w:hint="eastAsia"/>
-          <w:kern w:val="0"/>
-          <w:sz w:val="22"/>
-        </w:rPr>
-        <w:t>红绿蓝红绿</w:t>
-      </w:r>
-      <w:r>
-        <w:rPr>
-          <w:rFonts w:ascii="Tahoma" w:eastAsia="微软雅黑" w:hAnsi="Tahoma" w:hint="eastAsia"/>
-          <w:kern w:val="0"/>
-          <w:sz w:val="22"/>
-        </w:rPr>
-        <w:t xml:space="preserve"> </w:t>
-      </w:r>
-      <w:r>
-        <w:rPr>
-          <w:rFonts w:ascii="Tahoma" w:eastAsia="微软雅黑" w:hAnsi="Tahoma" w:hint="eastAsia"/>
-          <w:kern w:val="0"/>
-          <w:sz w:val="22"/>
-        </w:rPr>
-        <w:t>和</w:t>
-      </w:r>
-      <w:r>
-        <w:rPr>
-          <w:rFonts w:ascii="Tahoma" w:eastAsia="微软雅黑" w:hAnsi="Tahoma" w:hint="eastAsia"/>
-          <w:kern w:val="0"/>
-          <w:sz w:val="22"/>
-        </w:rPr>
-        <w:t xml:space="preserve"> </w:t>
-      </w:r>
-      <w:r>
-        <w:rPr>
-          <w:rFonts w:ascii="Tahoma" w:eastAsia="微软雅黑" w:hAnsi="Tahoma" w:hint="eastAsia"/>
-          <w:kern w:val="0"/>
-          <w:sz w:val="22"/>
-        </w:rPr>
-        <w:t>红绿蓝绿蓝。</w:t>
-      </w:r>
-    </w:p>
-    <w:p>
-      <w:pPr>
-        <w:widowControl/>
-        <w:jc w:val="left"/>
-        <w:rPr>
-          <w:rFonts w:ascii="Tahoma" w:eastAsia="微软雅黑" w:hAnsi="Tahoma"/>
-          <w:kern w:val="0"/>
-          <w:sz w:val="22"/>
-        </w:rPr>
-      </w:pPr>
-      <w:r>
-        <w:rPr>
-          <w:rFonts w:ascii="Tahoma" w:eastAsia="微软雅黑" w:hAnsi="Tahoma" w:hint="eastAsia"/>
-          <w:kern w:val="0"/>
-          <w:sz w:val="22"/>
-        </w:rPr>
-        <w:t>但是，这个方法仅限于容易找节奏的顺序，如果顺序中规律难找，那么就什么都记不了。</w:t>
-      </w:r>
-    </w:p>
-    <w:p>
-      <w:pPr>
-        <w:widowControl/>
-        <w:jc w:val="left"/>
-        <w:rPr>
-          <w:rFonts w:ascii="Tahoma" w:eastAsia="微软雅黑" w:hAnsi="Tahoma"/>
-          <w:kern w:val="0"/>
-          <w:sz w:val="22"/>
-        </w:rPr>
-      </w:pPr>
-    </w:p>
-    <w:p>
-      <w:pPr>
-        <w:widowControl/>
-        <w:jc w:val="left"/>
-        <w:rPr>
-          <w:rFonts w:ascii="Tahoma" w:eastAsia="微软雅黑" w:hAnsi="Tahoma"/>
-          <w:kern w:val="0"/>
-          <w:sz w:val="22"/>
-        </w:rPr>
-      </w:pPr>
-    </w:p>
-    <w:p>
-      <w:pPr>
-        <w:pStyle w:val="3"/>
-        <w:rPr>
-          <w:rFonts w:hint="eastAsia"/>
-        </w:rPr>
-      </w:pPr>
-      <w:r>
-        <w:rPr>
-          <w:rFonts w:hint="eastAsia"/>
-        </w:rPr>
-        <w:t>录视频</w:t>
-      </w:r>
-    </w:p>
-    <w:p>
-      <w:pPr>
-        <w:widowControl/>
-        <w:adjustRightInd w:val="0"/>
-        <w:snapToGrid w:val="0"/>
-        <w:jc w:val="left"/>
-        <w:rPr>
-          <w:rFonts w:ascii="Tahoma" w:eastAsia="微软雅黑" w:hAnsi="Tahoma"/>
-          <w:kern w:val="0"/>
-          <w:sz w:val="22"/>
-        </w:rPr>
-      </w:pPr>
-      <w:r>
-        <w:rPr>
-          <w:rFonts w:ascii="Tahoma" w:eastAsia="微软雅黑" w:hAnsi="Tahoma" w:hint="eastAsia"/>
-          <w:kern w:val="0"/>
-          <w:sz w:val="22"/>
-        </w:rPr>
-        <w:t>这个就不多说了。</w:t>
-      </w:r>
-    </w:p>
-    <w:p>
-      <w:pPr>
-        <w:widowControl/>
-        <w:adjustRightInd w:val="0"/>
-        <w:snapToGrid w:val="0"/>
-        <w:jc w:val="left"/>
-        <w:rPr>
-          <w:rFonts w:ascii="Tahoma" w:eastAsia="微软雅黑" w:hAnsi="Tahoma"/>
-          <w:kern w:val="0"/>
-          <w:sz w:val="22"/>
-        </w:rPr>
-      </w:pPr>
-      <w:r>
-        <w:rPr>
-          <w:rFonts w:ascii="Tahoma" w:eastAsia="微软雅黑" w:hAnsi="Tahoma" w:hint="eastAsia"/>
-          <w:kern w:val="0"/>
-          <w:sz w:val="22"/>
-        </w:rPr>
-        <w:t>由于游戏的要求</w:t>
-      </w:r>
-      <w:proofErr w:type="gramStart"/>
-      <w:r>
-        <w:rPr>
-          <w:rFonts w:ascii="Tahoma" w:eastAsia="微软雅黑" w:hAnsi="Tahoma" w:hint="eastAsia"/>
-          <w:kern w:val="0"/>
-          <w:sz w:val="22"/>
-        </w:rPr>
-        <w:t>给答案</w:t>
-      </w:r>
-      <w:proofErr w:type="gramEnd"/>
-      <w:r>
-        <w:rPr>
-          <w:rFonts w:ascii="Tahoma" w:eastAsia="微软雅黑" w:hAnsi="Tahoma" w:hint="eastAsia"/>
-          <w:kern w:val="0"/>
-          <w:sz w:val="22"/>
-        </w:rPr>
-        <w:t>的时间并没有被限制，所以可以慢慢倒带去看要按的按钮。</w:t>
-      </w:r>
-    </w:p>
-    <w:p>
-      <w:pPr>
-        <w:widowControl/>
-        <w:jc w:val="left"/>
-        <w:rPr>
-          <w:rFonts w:ascii="Tahoma" w:eastAsia="微软雅黑" w:hAnsi="Tahoma"/>
-          <w:kern w:val="0"/>
-          <w:sz w:val="22"/>
-        </w:rPr>
-      </w:pPr>
-    </w:p>
-    <w:p>
-      <w:pPr>
-        <w:widowControl/>
-        <w:jc w:val="left"/>
-        <w:rPr>
-          <w:rFonts w:ascii="Tahoma" w:eastAsia="微软雅黑" w:hAnsi="Tahoma"/>
-          <w:kern w:val="0"/>
-          <w:sz w:val="22"/>
-        </w:rPr>
-      </w:pPr>
-    </w:p>
-    <w:p>
-      <w:pPr>
-        <w:widowControl/>
-        <w:jc w:val="left"/>
-        <w:rPr>
-          <w:rFonts w:ascii="Tahoma" w:eastAsia="微软雅黑" w:hAnsi="Tahoma"/>
-          <w:kern w:val="0"/>
-          <w:sz w:val="22"/>
-        </w:rPr>
-      </w:pPr>
-      <w:r>
-        <w:rPr>
-          <w:rFonts w:ascii="Tahoma" w:eastAsia="微软雅黑" w:hAnsi="Tahoma"/>
-          <w:kern w:val="0"/>
-          <w:sz w:val="22"/>
-        </w:rPr>
-        <w:br w:type="page"/>
-      </w:r>
-    </w:p>
-    <w:p>
-      <w:pPr>
-        <w:pStyle w:val="3"/>
-        <w:rPr>
-          <w:rFonts w:hint="eastAsia"/>
-        </w:rPr>
-      </w:pPr>
-      <w:r>
-        <w:rPr>
-          <w:rFonts w:hint="eastAsia"/>
-        </w:rPr>
-        <w:lastRenderedPageBreak/>
-        <w:t>方位</w:t>
-      </w:r>
-      <w:r>
-        <w:rPr>
-          <w:rFonts w:hint="eastAsia"/>
-        </w:rPr>
-        <w:t>记号</w:t>
-      </w:r>
-      <w:r>
-        <w:rPr>
-          <w:rFonts w:hint="eastAsia"/>
-        </w:rPr>
-        <w:t>法</w:t>
-      </w:r>
-    </w:p>
-    <w:p>
-      <w:pPr>
-        <w:widowControl/>
-        <w:jc w:val="left"/>
-        <w:rPr>
-          <w:rFonts w:ascii="Tahoma" w:eastAsia="微软雅黑" w:hAnsi="Tahoma"/>
-          <w:kern w:val="0"/>
-          <w:sz w:val="22"/>
-        </w:rPr>
-      </w:pPr>
-      <w:r>
-        <w:rPr>
-          <w:rFonts w:ascii="Tahoma" w:eastAsia="微软雅黑" w:hAnsi="Tahoma" w:hint="eastAsia"/>
-          <w:kern w:val="0"/>
-          <w:sz w:val="22"/>
-        </w:rPr>
-        <w:t>在电脑面前准备纸和笔，由于地形是固定的正方形，所以非常适合快速标记。</w:t>
-      </w:r>
-    </w:p>
-    <w:p>
-      <w:pPr>
-        <w:widowControl/>
-        <w:jc w:val="center"/>
-        <w:rPr>
-          <w:rFonts w:ascii="宋体" w:eastAsia="宋体" w:hAnsi="宋体" w:cs="宋体" w:hint="eastAsia"/>
-          <w:kern w:val="0"/>
-          <w:sz w:val="24"/>
-          <w:szCs w:val="24"/>
-        </w:rPr>
-      </w:pPr>
-      <w:r>
-        <w:rPr>
-          <w:rFonts w:ascii="宋体" w:eastAsia="宋体" w:hAnsi="宋体" w:cs="宋体"/>
-          <w:noProof/>
-          <w:kern w:val="0"/>
-          <w:sz w:val="24"/>
-          <w:szCs w:val="24"/>
-        </w:rPr>
-        <w:drawing>
-          <wp:inline distT="0" distB="0" distL="0" distR="0" wp14:anchorId="409F1937" wp14:editId="689089FA">
-            <wp:extent cx="3383280" cy="2133373"/>
-            <wp:effectExtent l="0" t="0" r="7620" b="635"/>
-            <wp:docPr id="8" name="图片 8"/>
-            <wp:cNvGraphicFramePr>
-              <a:graphicFrameLocks xmlns:a="http://schemas.openxmlformats.org/drawingml/2006/main" noChangeAspect="1"/>
-            </wp:cNvGraphicFramePr>
-            <a:graphic xmlns:a="http://schemas.openxmlformats.org/drawingml/2006/main">
-              <a:graphicData uri="http://schemas.openxmlformats.org/drawingml/2006/picture">
-                <pic:pic xmlns:pic="http://schemas.openxmlformats.org/drawingml/2006/picture">
-                  <pic:nvPicPr>
-                    <pic:cNvPr id="0" name="Picture 3"/>
-                    <pic:cNvPicPr>
-                      <a:picLocks noChangeAspect="1" noChangeArrowheads="1"/>
-                    </pic:cNvPicPr>
-                  </pic:nvPicPr>
-                  <pic:blipFill>
-                    <a:blip r:embed="rId7">
-                      <a:extLst>
-                        <a:ext uri="{28A0092B-C50C-407E-A947-70E740481C1C}">
-                          <a14:useLocalDpi xmlns:a14="http://schemas.microsoft.com/office/drawing/2010/main" val="0"/>
-                        </a:ext>
-                      </a:extLst>
-                    </a:blip>
-                    <a:srcRect/>
-                    <a:stretch>
-                      <a:fillRect/>
-                    </a:stretch>
-                  </pic:blipFill>
-                  <pic:spPr bwMode="auto">
-                    <a:xfrm>
-                      <a:off x="0" y="0"/>
-                      <a:ext cx="3389449" cy="2137263"/>
-                    </a:xfrm>
-                    <a:prstGeom prst="rect">
-                      <a:avLst/>
-                    </a:prstGeom>
-                    <a:noFill/>
-                    <a:ln>
-                      <a:noFill/>
-                    </a:ln>
-                  </pic:spPr>
-                </pic:pic>
-              </a:graphicData>
-            </a:graphic>
-          </wp:inline>
-        </w:drawing>
-      </w:r>
-    </w:p>
-    <w:p>
-      <w:pPr>
-        <w:widowControl/>
-        <w:jc w:val="left"/>
-        <w:rPr>
-          <w:rFonts w:ascii="Tahoma" w:eastAsia="微软雅黑" w:hAnsi="Tahoma"/>
-          <w:kern w:val="0"/>
-          <w:sz w:val="22"/>
-        </w:rPr>
-      </w:pPr>
-      <w:r>
-        <w:rPr>
-          <w:rFonts w:ascii="Tahoma" w:eastAsia="微软雅黑" w:hAnsi="Tahoma" w:hint="eastAsia"/>
-          <w:kern w:val="0"/>
-          <w:sz w:val="22"/>
-        </w:rPr>
-        <w:t>先画好方格。</w:t>
-      </w:r>
-    </w:p>
-    <w:p>
-      <w:pPr>
-        <w:widowControl/>
-        <w:jc w:val="center"/>
-        <w:rPr>
-          <w:rFonts w:ascii="Tahoma" w:eastAsia="微软雅黑" w:hAnsi="Tahoma"/>
-          <w:kern w:val="0"/>
-          <w:sz w:val="22"/>
-        </w:rPr>
-      </w:pPr>
-      <w:r>
-        <w:rPr>
-          <w:noProof/>
-        </w:rPr>
-        <w:drawing>
-          <wp:inline distT="0" distB="0" distL="0" distR="0" wp14:anchorId="286695A1" wp14:editId="478AD982">
-            <wp:extent cx="2948940" cy="963821"/>
-            <wp:effectExtent l="0" t="0" r="0" b="0"/>
-            <wp:docPr id="9" name="图片 9"/>
-            <wp:cNvGraphicFramePr>
-              <a:graphicFrameLocks xmlns:a="http://schemas.openxmlformats.org/drawingml/2006/main" noChangeAspect="1"/>
-            </wp:cNvGraphicFramePr>
-            <a:graphic xmlns:a="http://schemas.openxmlformats.org/drawingml/2006/main">
-              <a:graphicData uri="http://schemas.openxmlformats.org/drawingml/2006/picture">
-                <pic:pic xmlns:pic="http://schemas.openxmlformats.org/drawingml/2006/picture">
-                  <pic:nvPicPr>
-                    <pic:cNvPr id="0" name="Picture 5"/>
-                    <pic:cNvPicPr>
-                      <a:picLocks noChangeAspect="1" noChangeArrowheads="1"/>
-                    </pic:cNvPicPr>
-                  </pic:nvPicPr>
-                  <pic:blipFill>
-                    <a:blip r:embed="rId33">
-                      <a:extLst>
-                        <a:ext uri="{28A0092B-C50C-407E-A947-70E740481C1C}">
-                          <a14:useLocalDpi xmlns:a14="http://schemas.microsoft.com/office/drawing/2010/main" val="0"/>
-                        </a:ext>
-                      </a:extLst>
-                    </a:blip>
-                    <a:srcRect/>
-                    <a:stretch>
-                      <a:fillRect/>
-                    </a:stretch>
-                  </pic:blipFill>
-                  <pic:spPr bwMode="auto">
-                    <a:xfrm>
-                      <a:off x="0" y="0"/>
-                      <a:ext cx="2966940" cy="969704"/>
-                    </a:xfrm>
-                    <a:prstGeom prst="rect">
-                      <a:avLst/>
-                    </a:prstGeom>
-                    <a:noFill/>
-                    <a:ln>
-                      <a:noFill/>
-                    </a:ln>
-                  </pic:spPr>
-                </pic:pic>
-              </a:graphicData>
-            </a:graphic>
-          </wp:inline>
-        </w:drawing>
-      </w:r>
-    </w:p>
-    <w:p>
-      <w:pPr>
-        <w:widowControl/>
-        <w:jc w:val="left"/>
-        <w:rPr>
-          <w:rFonts w:ascii="Tahoma" w:eastAsia="微软雅黑" w:hAnsi="Tahoma"/>
-          <w:kern w:val="0"/>
-          <w:sz w:val="22"/>
-        </w:rPr>
-      </w:pPr>
-      <w:r>
-        <w:rPr>
-          <w:rFonts w:ascii="Tahoma" w:eastAsia="微软雅黑" w:hAnsi="Tahoma" w:hint="eastAsia"/>
-          <w:kern w:val="0"/>
-          <w:sz w:val="22"/>
-        </w:rPr>
-        <w:t>如果显示的是红色开关，就画一小竖。</w:t>
-      </w:r>
-    </w:p>
-    <w:p>
-      <w:pPr>
-        <w:widowControl/>
-        <w:jc w:val="center"/>
-        <w:rPr>
-          <w:rFonts w:ascii="Tahoma" w:eastAsia="微软雅黑" w:hAnsi="Tahoma"/>
-          <w:kern w:val="0"/>
-          <w:sz w:val="22"/>
-        </w:rPr>
-      </w:pPr>
-      <w:r>
-        <w:rPr>
-          <w:noProof/>
-        </w:rPr>
-        <w:drawing>
-          <wp:inline distT="0" distB="0" distL="0" distR="0" wp14:anchorId="19BDBF9C" wp14:editId="16B4C91C">
-            <wp:extent cx="2987040" cy="976274"/>
-            <wp:effectExtent l="0" t="0" r="0" b="0"/>
-            <wp:docPr id="10" name="图片 10"/>
-            <wp:cNvGraphicFramePr>
-              <a:graphicFrameLocks xmlns:a="http://schemas.openxmlformats.org/drawingml/2006/main" noChangeAspect="1"/>
-            </wp:cNvGraphicFramePr>
-            <a:graphic xmlns:a="http://schemas.openxmlformats.org/drawingml/2006/main">
-              <a:graphicData uri="http://schemas.openxmlformats.org/drawingml/2006/picture">
-                <pic:pic xmlns:pic="http://schemas.openxmlformats.org/drawingml/2006/picture">
-                  <pic:nvPicPr>
-                    <pic:cNvPr id="0" name="Picture 7"/>
-                    <pic:cNvPicPr>
-                      <a:picLocks noChangeAspect="1" noChangeArrowheads="1"/>
-                    </pic:cNvPicPr>
-                  </pic:nvPicPr>
-                  <pic:blipFill>
-                    <a:blip r:embed="rId34">
-                      <a:extLst>
-                        <a:ext uri="{28A0092B-C50C-407E-A947-70E740481C1C}">
-                          <a14:useLocalDpi xmlns:a14="http://schemas.microsoft.com/office/drawing/2010/main" val="0"/>
-                        </a:ext>
-                      </a:extLst>
-                    </a:blip>
-                    <a:srcRect/>
-                    <a:stretch>
-                      <a:fillRect/>
-                    </a:stretch>
-                  </pic:blipFill>
-                  <pic:spPr bwMode="auto">
-                    <a:xfrm>
-                      <a:off x="0" y="0"/>
-                      <a:ext cx="3000142" cy="980556"/>
-                    </a:xfrm>
-                    <a:prstGeom prst="rect">
-                      <a:avLst/>
-                    </a:prstGeom>
-                    <a:noFill/>
-                    <a:ln>
-                      <a:noFill/>
-                    </a:ln>
-                  </pic:spPr>
-                </pic:pic>
-              </a:graphicData>
-            </a:graphic>
-          </wp:inline>
-        </w:drawing>
-      </w:r>
-    </w:p>
-    <w:p>
-      <w:pPr>
-        <w:widowControl/>
-        <w:rPr>
-          <w:rFonts w:ascii="Tahoma" w:eastAsia="微软雅黑" w:hAnsi="Tahoma"/>
-          <w:kern w:val="0"/>
-          <w:sz w:val="22"/>
-        </w:rPr>
-      </w:pPr>
-      <w:r>
-        <w:rPr>
-          <w:rFonts w:ascii="Tahoma" w:eastAsia="微软雅黑" w:hAnsi="Tahoma" w:hint="eastAsia"/>
-          <w:kern w:val="0"/>
-          <w:sz w:val="22"/>
-        </w:rPr>
-        <w:t>以此类推，看到什么开关，快速反应画上一小竖。</w:t>
-      </w:r>
-    </w:p>
-    <w:p>
-      <w:pPr>
-        <w:widowControl/>
-        <w:jc w:val="center"/>
-        <w:rPr>
-          <w:rFonts w:ascii="Tahoma" w:eastAsia="微软雅黑" w:hAnsi="Tahoma"/>
-          <w:kern w:val="0"/>
-          <w:sz w:val="22"/>
-        </w:rPr>
-      </w:pPr>
-      <w:r>
-        <w:rPr>
-          <w:noProof/>
-        </w:rPr>
-        <w:drawing>
-          <wp:inline distT="0" distB="0" distL="0" distR="0" wp14:anchorId="44A29975" wp14:editId="5D299EB9">
-            <wp:extent cx="3030874" cy="990600"/>
-            <wp:effectExtent l="0" t="0" r="0" b="0"/>
-            <wp:docPr id="11" name="图片 11"/>
-            <wp:cNvGraphicFramePr>
-              <a:graphicFrameLocks xmlns:a="http://schemas.openxmlformats.org/drawingml/2006/main" noChangeAspect="1"/>
-            </wp:cNvGraphicFramePr>
-            <a:graphic xmlns:a="http://schemas.openxmlformats.org/drawingml/2006/main">
-              <a:graphicData uri="http://schemas.openxmlformats.org/drawingml/2006/picture">
-                <pic:pic xmlns:pic="http://schemas.openxmlformats.org/drawingml/2006/picture">
-                  <pic:nvPicPr>
-                    <pic:cNvPr id="0" name="Picture 9"/>
-                    <pic:cNvPicPr>
-                      <a:picLocks noChangeAspect="1" noChangeArrowheads="1"/>
-                    </pic:cNvPicPr>
-                  </pic:nvPicPr>
-                  <pic:blipFill>
-                    <a:blip r:embed="rId35">
-                      <a:extLst>
-                        <a:ext uri="{28A0092B-C50C-407E-A947-70E740481C1C}">
-                          <a14:useLocalDpi xmlns:a14="http://schemas.microsoft.com/office/drawing/2010/main" val="0"/>
-                        </a:ext>
-                      </a:extLst>
-                    </a:blip>
-                    <a:srcRect/>
-                    <a:stretch>
-                      <a:fillRect/>
-                    </a:stretch>
-                  </pic:blipFill>
-                  <pic:spPr bwMode="auto">
-                    <a:xfrm>
-                      <a:off x="0" y="0"/>
-                      <a:ext cx="3054042" cy="998172"/>
-                    </a:xfrm>
-                    <a:prstGeom prst="rect">
-                      <a:avLst/>
-                    </a:prstGeom>
-                    <a:noFill/>
-                    <a:ln>
-                      <a:noFill/>
-                    </a:ln>
-                  </pic:spPr>
-                </pic:pic>
-              </a:graphicData>
-            </a:graphic>
-          </wp:inline>
-        </w:drawing>
-      </w:r>
-    </w:p>
-    <w:p>
-      <w:pPr>
-        <w:widowControl/>
-        <w:rPr>
-          <w:rFonts w:ascii="Tahoma" w:eastAsia="微软雅黑" w:hAnsi="Tahoma"/>
-          <w:kern w:val="0"/>
-          <w:sz w:val="22"/>
-        </w:rPr>
-      </w:pPr>
-      <w:r>
-        <w:rPr>
-          <w:rFonts w:ascii="Tahoma" w:eastAsia="微软雅黑" w:hAnsi="Tahoma" w:hint="eastAsia"/>
-          <w:kern w:val="0"/>
-          <w:sz w:val="22"/>
-        </w:rPr>
-        <w:t>这样能够尽可能在短时间内写出全部顺序。</w:t>
-      </w:r>
+        <w:t>对</w:t>
+      </w:r>
+      <w:r>
+        <w:rPr>
+          <w:rFonts w:hint="eastAsia"/>
+        </w:rPr>
+        <w:t>玩家</w:t>
+      </w:r>
+      <w:r>
+        <w:rPr>
+          <w:rFonts w:hint="eastAsia"/>
+        </w:rPr>
+        <w:t>不</w:t>
+      </w:r>
+      <w:r>
+        <w:rPr>
+          <w:rFonts w:hint="eastAsia"/>
+        </w:rPr>
+        <w:t>友好</w:t>
+      </w:r>
+    </w:p>
+    <w:p>
+      <w:pPr>
+        <w:widowControl/>
+        <w:snapToGrid w:val="0"/>
+        <w:jc w:val="left"/>
+        <w:rPr>
+          <w:rFonts w:ascii="Tahoma" w:eastAsia="微软雅黑" w:hAnsi="Tahoma"/>
+          <w:kern w:val="0"/>
+          <w:sz w:val="22"/>
+        </w:rPr>
+      </w:pPr>
+      <w:r>
+        <w:rPr>
+          <w:rFonts w:ascii="Tahoma" w:eastAsia="微软雅黑" w:hAnsi="Tahoma" w:hint="eastAsia"/>
+          <w:kern w:val="0"/>
+          <w:sz w:val="22"/>
+        </w:rPr>
+        <w:t>示例中，将六个关卡全部合并在一起。</w:t>
+      </w:r>
+    </w:p>
+    <w:p>
+      <w:pPr>
+        <w:widowControl/>
+        <w:snapToGrid w:val="0"/>
+        <w:jc w:val="left"/>
+        <w:rPr>
+          <w:rFonts w:ascii="Tahoma" w:eastAsia="微软雅黑" w:hAnsi="Tahoma" w:hint="eastAsia"/>
+          <w:kern w:val="0"/>
+          <w:sz w:val="22"/>
+        </w:rPr>
+      </w:pPr>
+      <w:r>
+        <w:rPr>
+          <w:rFonts w:ascii="Tahoma" w:eastAsia="微软雅黑" w:hAnsi="Tahoma" w:hint="eastAsia"/>
+          <w:kern w:val="0"/>
+          <w:sz w:val="22"/>
+        </w:rPr>
+        <w:t>如果任意关卡没通过，就会要求玩家重来。</w:t>
+      </w:r>
+    </w:p>
+    <w:p>
+      <w:pPr>
+        <w:widowControl/>
+        <w:snapToGrid w:val="0"/>
+        <w:jc w:val="left"/>
+        <w:rPr>
+          <w:rFonts w:ascii="Tahoma" w:eastAsia="微软雅黑" w:hAnsi="Tahoma"/>
+          <w:kern w:val="0"/>
+          <w:sz w:val="22"/>
+        </w:rPr>
+      </w:pPr>
+      <w:r>
+        <w:rPr>
+          <w:rFonts w:ascii="Tahoma" w:eastAsia="微软雅黑" w:hAnsi="Tahoma" w:hint="eastAsia"/>
+          <w:kern w:val="0"/>
+          <w:sz w:val="22"/>
+        </w:rPr>
+        <w:t>这对玩家不友好。</w:t>
+      </w:r>
+    </w:p>
+    <w:p>
+      <w:pPr>
+        <w:widowControl/>
+        <w:snapToGrid w:val="0"/>
+        <w:jc w:val="left"/>
+        <w:rPr>
+          <w:rFonts w:ascii="Tahoma" w:eastAsia="微软雅黑" w:hAnsi="Tahoma" w:hint="eastAsia"/>
+          <w:kern w:val="0"/>
+          <w:sz w:val="22"/>
+        </w:rPr>
+      </w:pPr>
+      <w:r>
+        <w:rPr>
+          <w:rFonts w:ascii="Tahoma" w:eastAsia="微软雅黑" w:hAnsi="Tahoma" w:hint="eastAsia"/>
+          <w:kern w:val="0"/>
+          <w:sz w:val="22"/>
+        </w:rPr>
+        <w:t>（因为作者我偷懒了，六个关卡平铺的话，又要扩大地图，比较麻烦……）</w:t>
+      </w:r>
+    </w:p>
+    <w:p>
+      <w:pPr>
+        <w:widowControl/>
+        <w:jc w:val="left"/>
+        <w:rPr>
+          <w:rFonts w:ascii="Tahoma" w:eastAsia="微软雅黑" w:hAnsi="Tahoma"/>
+          <w:kern w:val="0"/>
+          <w:sz w:val="22"/>
+        </w:rPr>
+      </w:pPr>
     </w:p>
     <w:sectPr>
       <w:headerReference w:type="default" r:id="rId36"/>
